--- a/Cards.docx
+++ b/Cards.docx
@@ -19,19 +19,8 @@
           <w:sz w:val="32"/>
           <w:szCs w:val="32"/>
         </w:rPr>
-        <w:t>月</w:t>
-      </w:r>
-      <w:proofErr w:type="gramStart"/>
-      <w:r>
-        <w:rPr>
-          <w:b/>
-          <w:bCs/>
-          <w:sz w:val="32"/>
-          <w:szCs w:val="32"/>
-        </w:rPr>
-        <w:t>雪宫子</w:t>
-      </w:r>
-      <w:proofErr w:type="gramEnd"/>
+        <w:t>月雪宫子</w:t>
+      </w:r>
       <w:r>
         <w:rPr>
           <w:rFonts w:ascii="微软雅黑" w:eastAsia="微软雅黑" w:hAnsi="微软雅黑" w:cs="微软雅黑" w:hint="eastAsia"/>
@@ -87,49 +76,7 @@
         <w:rPr>
           <w:szCs w:val="21"/>
         </w:rPr>
-        <w:t>弹夹：冲锋枪类</w:t>
-      </w:r>
-      <w:proofErr w:type="gramStart"/>
-      <w:r>
-        <w:rPr>
-          <w:szCs w:val="21"/>
-        </w:rPr>
-        <w:t>卡牌专属</w:t>
-      </w:r>
-      <w:proofErr w:type="gramEnd"/>
-      <w:r>
-        <w:rPr>
-          <w:szCs w:val="21"/>
-        </w:rPr>
-        <w:t>耗材，无弹夹无法打出；仅</w:t>
-      </w:r>
-      <w:proofErr w:type="gramStart"/>
-      <w:r>
-        <w:rPr>
-          <w:szCs w:val="21"/>
-        </w:rPr>
-        <w:t>通过换弹</w:t>
-      </w:r>
-      <w:proofErr w:type="gramEnd"/>
-      <w:r>
-        <w:rPr>
-          <w:szCs w:val="21"/>
-        </w:rPr>
-        <w:t xml:space="preserve"> / </w:t>
-      </w:r>
-      <w:proofErr w:type="gramStart"/>
-      <w:r>
-        <w:rPr>
-          <w:szCs w:val="21"/>
-        </w:rPr>
-        <w:t>切枪</w:t>
-      </w:r>
-      <w:proofErr w:type="gramEnd"/>
-      <w:r>
-        <w:rPr>
-          <w:szCs w:val="21"/>
-        </w:rPr>
-        <w:t xml:space="preserve"> / 技能 / 能力获取</w:t>
+        <w:t>弹夹：冲锋枪类卡牌专属耗材，无弹夹无法打出；仅通过换弹 / 切枪 / 技能 / 能力获取</w:t>
       </w:r>
     </w:p>
     <w:p>
@@ -163,35 +110,7 @@
         <w:rPr>
           <w:szCs w:val="21"/>
         </w:rPr>
-        <w:t>小队支援：</w:t>
-      </w:r>
-      <w:proofErr w:type="gramStart"/>
-      <w:r>
-        <w:rPr>
-          <w:szCs w:val="21"/>
-        </w:rPr>
-        <w:t>美游</w:t>
-      </w:r>
-      <w:proofErr w:type="gramEnd"/>
-      <w:r>
-        <w:rPr>
-          <w:szCs w:val="21"/>
-        </w:rPr>
-        <w:t xml:space="preserve"> / 咲 / </w:t>
-      </w:r>
-      <w:proofErr w:type="gramStart"/>
-      <w:r>
-        <w:rPr>
-          <w:szCs w:val="21"/>
-        </w:rPr>
-        <w:t>萌绘效果</w:t>
-      </w:r>
-      <w:proofErr w:type="gramEnd"/>
-      <w:r>
-        <w:rPr>
-          <w:szCs w:val="21"/>
-        </w:rPr>
-        <w:t>完全差异化，无重复模板</w:t>
+        <w:t>小队支援：美游 / 咲 / 萌绘效果完全差异化，无重复模板</w:t>
       </w:r>
     </w:p>
     <w:p>
@@ -354,21 +273,7 @@
         <w:rPr>
           <w:szCs w:val="21"/>
         </w:rPr>
-        <w:t xml:space="preserve">战斗开始时，获得1 </w:t>
-      </w:r>
-      <w:proofErr w:type="gramStart"/>
-      <w:r>
-        <w:rPr>
-          <w:szCs w:val="21"/>
-        </w:rPr>
-        <w:t>层老师</w:t>
-      </w:r>
-      <w:proofErr w:type="gramEnd"/>
-      <w:r>
-        <w:rPr>
-          <w:szCs w:val="21"/>
-        </w:rPr>
-        <w:t>羁绊</w:t>
+        <w:t>战斗开始时，获得1 层老师羁绊</w:t>
       </w:r>
     </w:p>
     <w:p>
@@ -385,21 +290,7 @@
         <w:rPr>
           <w:szCs w:val="21"/>
         </w:rPr>
-        <w:t xml:space="preserve">每场战斗初始携带1 </w:t>
-      </w:r>
-      <w:proofErr w:type="gramStart"/>
-      <w:r>
-        <w:rPr>
-          <w:szCs w:val="21"/>
-        </w:rPr>
-        <w:t>个</w:t>
-      </w:r>
-      <w:proofErr w:type="gramEnd"/>
-      <w:r>
-        <w:rPr>
-          <w:szCs w:val="21"/>
-        </w:rPr>
-        <w:t>弹夹</w:t>
+        <w:t>每场战斗初始携带1 个弹夹</w:t>
       </w:r>
     </w:p>
     <w:p>
@@ -638,21 +529,12 @@
           <w:highlight w:val="yellow"/>
         </w:rPr>
       </w:pPr>
-      <w:proofErr w:type="gramStart"/>
-      <w:r>
-        <w:rPr>
-          <w:szCs w:val="21"/>
-          <w:highlight w:val="yellow"/>
-        </w:rPr>
-        <w:t>切枪永远比换弹快</w:t>
-      </w:r>
-      <w:proofErr w:type="gramEnd"/>
-      <w:r>
-        <w:rPr>
-          <w:szCs w:val="21"/>
-          <w:highlight w:val="yellow"/>
-        </w:rPr>
-        <w:t>：1 费，单体 8 伤（升级 10），获得 1 弹夹</w:t>
+      <w:r>
+        <w:rPr>
+          <w:szCs w:val="21"/>
+          <w:highlight w:val="yellow"/>
+        </w:rPr>
+        <w:t>切枪永远比换弹快：1 费，单体 8 伤（升级 10），获得 1 弹夹</w:t>
       </w:r>
     </w:p>
     <w:p>
@@ -1739,21 +1621,7 @@
         <w:rPr>
           <w:szCs w:val="21"/>
         </w:rPr>
-        <w:t>高空突袭：3 费，群体 21 伤（升级 24），</w:t>
-      </w:r>
-      <w:proofErr w:type="gramStart"/>
-      <w:r>
-        <w:rPr>
-          <w:szCs w:val="21"/>
-        </w:rPr>
-        <w:t>击</w:t>
-      </w:r>
-      <w:proofErr w:type="gramEnd"/>
-      <w:r>
-        <w:rPr>
-          <w:szCs w:val="21"/>
-        </w:rPr>
-        <w:t>杀敌人获得 1 弹夹</w:t>
+        <w:t>高空突袭：3 费，群体 21 伤（升级 24），击杀敌人获得 1 弹夹</w:t>
       </w:r>
     </w:p>
     <w:p>
@@ -2269,34 +2137,23 @@
         <w:rPr>
           <w:rFonts w:hint="eastAsia"/>
           <w:szCs w:val="21"/>
-        </w:rPr>
-      </w:pPr>
-      <w:r>
-        <w:rPr>
-          <w:rFonts w:hint="eastAsia"/>
-          <w:szCs w:val="21"/>
+          <w:highlight w:val="yellow"/>
+        </w:rPr>
+      </w:pPr>
+      <w:r>
+        <w:rPr>
+          <w:rFonts w:hint="eastAsia"/>
+          <w:szCs w:val="21"/>
+          <w:highlight w:val="yellow"/>
         </w:rPr>
         <w:t>小队</w:t>
       </w:r>
       <w:r>
         <w:rPr>
           <w:szCs w:val="21"/>
-        </w:rPr>
-        <w:t xml:space="preserve">整备：1 费，获得 1 弹夹 + 1 </w:t>
-      </w:r>
-      <w:proofErr w:type="gramStart"/>
-      <w:r>
-        <w:rPr>
-          <w:szCs w:val="21"/>
-        </w:rPr>
-        <w:t>层老师</w:t>
-      </w:r>
-      <w:proofErr w:type="gramEnd"/>
-      <w:r>
-        <w:rPr>
-          <w:szCs w:val="21"/>
-        </w:rPr>
-        <w:t>羁绊（升级 2 弹夹）</w:t>
+          <w:highlight w:val="yellow"/>
+        </w:rPr>
+        <w:t>整备：1 费，获得 1 弹夹 + 1 层老师羁绊（升级 2 弹夹）</w:t>
       </w:r>
     </w:p>
     <w:p>
@@ -2393,23 +2250,7 @@
           <w:szCs w:val="21"/>
           <w:highlight w:val="yellow"/>
         </w:rPr>
-        <w:t xml:space="preserve">军备箱：1 费，获得 2 </w:t>
-      </w:r>
-      <w:proofErr w:type="gramStart"/>
-      <w:r>
-        <w:rPr>
-          <w:szCs w:val="21"/>
-          <w:highlight w:val="yellow"/>
-        </w:rPr>
-        <w:t>张特殊</w:t>
-      </w:r>
-      <w:proofErr w:type="gramEnd"/>
-      <w:r>
-        <w:rPr>
-          <w:szCs w:val="21"/>
-          <w:highlight w:val="yellow"/>
-        </w:rPr>
-        <w:t>投掷物（升级 3 张升级版），消耗</w:t>
+        <w:t>军备箱：1 费，获得 2 张特殊投掷物（升级 3 张升级版），消耗</w:t>
       </w:r>
     </w:p>
     <w:p>
@@ -2873,14 +2714,48 @@
         <w:rPr>
           <w:szCs w:val="21"/>
         </w:rPr>
-        <w:t xml:space="preserve">小憩：3 费，结束回合，下回合获得 </w:t>
-      </w:r>
-      <w:r>
-        <w:rPr>
-          <w:rFonts w:hint="eastAsia"/>
-          <w:szCs w:val="21"/>
-        </w:rPr>
-        <w:t>3 力量（升级5力量）</w:t>
+        <w:t>小憩：</w:t>
+      </w:r>
+      <w:r>
+        <w:rPr>
+          <w:rFonts w:hint="eastAsia"/>
+          <w:szCs w:val="21"/>
+        </w:rPr>
+        <w:t>2</w:t>
+      </w:r>
+      <w:r>
+        <w:rPr>
+          <w:szCs w:val="21"/>
+        </w:rPr>
+        <w:t xml:space="preserve"> 费，</w:t>
+      </w:r>
+      <w:r>
+        <w:rPr>
+          <w:rFonts w:hint="eastAsia"/>
+          <w:szCs w:val="21"/>
+        </w:rPr>
+        <w:t>获得13格挡，抽一张牌</w:t>
+      </w:r>
+      <w:r>
+        <w:rPr>
+          <w:rFonts w:hint="eastAsia"/>
+          <w:szCs w:val="21"/>
+        </w:rPr>
+        <w:t>（升级</w:t>
+      </w:r>
+      <w:r>
+        <w:rPr>
+          <w:rFonts w:hint="eastAsia"/>
+          <w:szCs w:val="21"/>
+        </w:rPr>
+        <w:t>16</w:t>
+      </w:r>
+      <w:r>
+        <w:rPr>
+          <w:rFonts w:hint="eastAsia"/>
+          <w:szCs w:val="21"/>
+        </w:rPr>
+        <w:t>力量）</w:t>
       </w:r>
     </w:p>
     <w:p>
@@ -3878,21 +3753,7 @@
         <w:rPr>
           <w:szCs w:val="21"/>
         </w:rPr>
-        <w:t xml:space="preserve">特殊防弹护板：1 费，获得 4 </w:t>
-      </w:r>
-      <w:proofErr w:type="gramStart"/>
-      <w:r>
-        <w:rPr>
-          <w:szCs w:val="21"/>
-        </w:rPr>
-        <w:t>层覆甲</w:t>
-      </w:r>
-      <w:proofErr w:type="gramEnd"/>
-      <w:r>
-        <w:rPr>
-          <w:szCs w:val="21"/>
-        </w:rPr>
-        <w:t>（升级 6）</w:t>
+        <w:t>特殊防弹护板：1 费，获得 4 层覆甲（升级 6）</w:t>
       </w:r>
     </w:p>
     <w:p>
@@ -4121,21 +3982,7 @@
         <w:rPr>
           <w:szCs w:val="21"/>
         </w:rPr>
-        <w:t xml:space="preserve">那片星空，名为奇迹：1 费，固有，每打出 1 </w:t>
-      </w:r>
-      <w:proofErr w:type="gramStart"/>
-      <w:r>
-        <w:rPr>
-          <w:szCs w:val="21"/>
-        </w:rPr>
-        <w:t>张能力牌</w:t>
-      </w:r>
-      <w:proofErr w:type="gramEnd"/>
-      <w:r>
-        <w:rPr>
-          <w:szCs w:val="21"/>
-        </w:rPr>
-        <w:t>，获得 1 层</w:t>
+        <w:t>那片星空，名为奇迹：1 费，固有，每打出 1 张能力牌，获得 1 层</w:t>
       </w:r>
       <w:r>
         <w:rPr>
@@ -5139,19 +4986,11 @@
           <w:szCs w:val="21"/>
         </w:rPr>
       </w:pPr>
-      <w:proofErr w:type="gramStart"/>
-      <w:r>
-        <w:rPr>
-          <w:szCs w:val="21"/>
-        </w:rPr>
-        <w:t>阔剑地雷</w:t>
-      </w:r>
-      <w:proofErr w:type="gramEnd"/>
-      <w:r>
-        <w:rPr>
-          <w:szCs w:val="21"/>
-        </w:rPr>
-        <w:t>：0 费，单体 6 伤，</w:t>
+      <w:r>
+        <w:rPr>
+          <w:szCs w:val="21"/>
+        </w:rPr>
+        <w:t>阔剑地雷：0 费，单体 6 伤，</w:t>
       </w:r>
       <w:r>
         <w:rPr>
@@ -5164,21 +5003,7 @@
         <w:rPr>
           <w:szCs w:val="21"/>
         </w:rPr>
-        <w:t>攻击意图</w:t>
-      </w:r>
-      <w:proofErr w:type="gramStart"/>
-      <w:r>
-        <w:rPr>
-          <w:szCs w:val="21"/>
-        </w:rPr>
-        <w:t>敌造成</w:t>
-      </w:r>
-      <w:proofErr w:type="gramEnd"/>
-      <w:r>
-        <w:rPr>
-          <w:szCs w:val="21"/>
-        </w:rPr>
-        <w:t xml:space="preserve"> 12 伤，消耗【军备箱产出】</w:t>
+        <w:t>攻击意图敌造成 12 伤，消耗【军备箱产出】</w:t>
       </w:r>
     </w:p>
     <w:p>
@@ -5446,19 +5271,11 @@
           <w:szCs w:val="21"/>
         </w:rPr>
       </w:pPr>
-      <w:proofErr w:type="gramStart"/>
-      <w:r>
-        <w:rPr>
-          <w:szCs w:val="21"/>
-        </w:rPr>
-        <w:t>空尖弹</w:t>
-      </w:r>
-      <w:proofErr w:type="gramEnd"/>
-      <w:r>
-        <w:rPr>
-          <w:szCs w:val="21"/>
-        </w:rPr>
-        <w:t>：0 费，6 伤（升级 8），易伤目标伤害 ×2，消耗【军备箱产出】</w:t>
+      <w:r>
+        <w:rPr>
+          <w:szCs w:val="21"/>
+        </w:rPr>
+        <w:t>空尖弹：0 费，6 伤（升级 8），易伤目标伤害 ×2，消耗【军备箱产出】</w:t>
       </w:r>
     </w:p>
     <w:p>

--- a/Cards.docx
+++ b/Cards.docx
@@ -1534,15 +1534,19 @@
         <w:rPr>
           <w:rFonts w:hint="eastAsia"/>
           <w:szCs w:val="21"/>
-        </w:rPr>
-      </w:pPr>
-      <w:r>
-        <w:rPr>
-          <w:szCs w:val="21"/>
+          <w:highlight w:val="yellow"/>
+        </w:rPr>
+      </w:pPr>
+      <w:bookmarkStart w:id="0" w:name="OLE_LINK1"/>
+      <w:r>
+        <w:rPr>
+          <w:szCs w:val="21"/>
+          <w:highlight w:val="yellow"/>
         </w:rPr>
         <w:t>闪光无人机出动：3 费，全体 10 伤（升级 12），获得闪光无人机，生成「无人机突袭」</w:t>
       </w:r>
     </w:p>
+    <w:bookmarkEnd w:id="0"/>
     <w:p>
       <w:pPr>
         <w:ind w:left="720"/>
@@ -2153,7 +2157,37 @@
           <w:szCs w:val="21"/>
           <w:highlight w:val="yellow"/>
         </w:rPr>
-        <w:t>整备：1 费，获得 1 弹夹 + 1 层老师羁绊（升级 2 弹夹）</w:t>
+        <w:t xml:space="preserve">整备：1 费，获得 </w:t>
+      </w:r>
+      <w:r>
+        <w:rPr>
+          <w:rFonts w:hint="eastAsia"/>
+          <w:szCs w:val="21"/>
+          <w:highlight w:val="yellow"/>
+        </w:rPr>
+        <w:t>9格挡</w:t>
+      </w:r>
+      <w:r>
+        <w:rPr>
+          <w:szCs w:val="21"/>
+          <w:highlight w:val="yellow"/>
+        </w:rPr>
+        <w:t xml:space="preserve"> + 1 层老师羁绊（升级 </w:t>
+      </w:r>
+      <w:r>
+        <w:rPr>
+          <w:rFonts w:hint="eastAsia"/>
+          <w:szCs w:val="21"/>
+          <w:highlight w:val="yellow"/>
+        </w:rPr>
+        <w:t>13格挡</w:t>
+      </w:r>
+      <w:r>
+        <w:rPr>
+          <w:szCs w:val="21"/>
+          <w:highlight w:val="yellow"/>
+        </w:rPr>
+        <w:t>）</w:t>
       </w:r>
     </w:p>
     <w:p>
@@ -2250,7 +2284,22 @@
           <w:szCs w:val="21"/>
           <w:highlight w:val="yellow"/>
         </w:rPr>
-        <w:t>军备箱：1 费，获得 2 张特殊投掷物（升级 3 张升级版），消耗</w:t>
+        <w:t xml:space="preserve">军备箱：1 费，获得 2 </w:t>
+      </w:r>
+      <w:r>
+        <w:rPr>
+          <w:rFonts w:hint="eastAsia"/>
+          <w:szCs w:val="21"/>
+          <w:highlight w:val="yellow"/>
+        </w:rPr>
+        <w:t>张0费牌</w:t>
+      </w:r>
+      <w:r>
+        <w:rPr>
+          <w:szCs w:val="21"/>
+          <w:highlight w:val="yellow"/>
+        </w:rPr>
+        <w:t>（升级 3 张升级版），消耗</w:t>
       </w:r>
     </w:p>
     <w:p>
@@ -2708,11 +2757,13 @@
         <w:rPr>
           <w:rFonts w:hint="eastAsia"/>
           <w:szCs w:val="21"/>
-        </w:rPr>
-      </w:pPr>
-      <w:r>
-        <w:rPr>
-          <w:szCs w:val="21"/>
+          <w:highlight w:val="yellow"/>
+        </w:rPr>
+      </w:pPr>
+      <w:r>
+        <w:rPr>
+          <w:szCs w:val="21"/>
+          <w:highlight w:val="yellow"/>
         </w:rPr>
         <w:t>小憩：</w:t>
       </w:r>
@@ -2720,12 +2771,14 @@
         <w:rPr>
           <w:rFonts w:hint="eastAsia"/>
           <w:szCs w:val="21"/>
+          <w:highlight w:val="yellow"/>
         </w:rPr>
         <w:t>2</w:t>
       </w:r>
       <w:r>
         <w:rPr>
           <w:szCs w:val="21"/>
+          <w:highlight w:val="yellow"/>
         </w:rPr>
         <w:t xml:space="preserve"> 费，</w:t>
       </w:r>
@@ -2733,13 +2786,23 @@
         <w:rPr>
           <w:rFonts w:hint="eastAsia"/>
           <w:szCs w:val="21"/>
-        </w:rPr>
-        <w:t>获得13格挡，抽一张牌</w:t>
-      </w:r>
-      <w:r>
-        <w:rPr>
-          <w:rFonts w:hint="eastAsia"/>
-          <w:szCs w:val="21"/>
+          <w:highlight w:val="yellow"/>
+        </w:rPr>
+        <w:t>获得13格挡，</w:t>
+      </w:r>
+      <w:r>
+        <w:rPr>
+          <w:rFonts w:hint="eastAsia"/>
+          <w:szCs w:val="21"/>
+          <w:highlight w:val="yellow"/>
+        </w:rPr>
+        <w:t>结束回合，下回合获得2力量</w:t>
+      </w:r>
+      <w:r>
+        <w:rPr>
+          <w:rFonts w:hint="eastAsia"/>
+          <w:szCs w:val="21"/>
+          <w:highlight w:val="yellow"/>
         </w:rPr>
         <w:t>（升级</w:t>
       </w:r>
@@ -2747,15 +2810,33 @@
         <w:rPr>
           <w:rFonts w:hint="eastAsia"/>
           <w:szCs w:val="21"/>
-        </w:rPr>
-        <w:t>16</w:t>
-      </w:r>
-      <w:r>
-        <w:rPr>
-          <w:rFonts w:hint="eastAsia"/>
-          <w:szCs w:val="21"/>
-        </w:rPr>
-        <w:t>力量）</w:t>
+          <w:highlight w:val="yellow"/>
+        </w:rPr>
+        <w:t>1</w:t>
+      </w:r>
+      <w:r>
+        <w:rPr>
+          <w:rFonts w:hint="eastAsia"/>
+          <w:szCs w:val="21"/>
+          <w:highlight w:val="yellow"/>
+        </w:rPr>
+        <w:t>6格挡</w:t>
+      </w:r>
+      <w:r>
+        <w:rPr>
+          <w:rFonts w:hint="eastAsia"/>
+          <w:szCs w:val="21"/>
+          <w:highlight w:val="yellow"/>
+        </w:rPr>
+        <w:t>）</w:t>
+      </w:r>
+      <w:r>
+        <w:rPr>
+          <w:rFonts w:hint="eastAsia"/>
+          <w:szCs w:val="21"/>
+          <w:highlight w:val="yellow"/>
+        </w:rPr>
+        <w:t>，消耗</w:t>
       </w:r>
     </w:p>
     <w:p>
@@ -2843,7 +2924,20 @@
         <w:rPr>
           <w:szCs w:val="21"/>
         </w:rPr>
-        <w:t>：1 费，抽 2 弃 1</w:t>
+        <w:t xml:space="preserve">：1 费，抽 2 </w:t>
+      </w:r>
+      <w:r>
+        <w:rPr>
+          <w:rFonts w:hint="eastAsia"/>
+          <w:szCs w:val="21"/>
+        </w:rPr>
+        <w:t>消耗</w:t>
+      </w:r>
+      <w:r>
+        <w:rPr>
+          <w:szCs w:val="21"/>
+        </w:rPr>
+        <w:t xml:space="preserve"> 1</w:t>
       </w:r>
       <w:r>
         <w:rPr>
@@ -2951,13 +3045,34 @@
           <w:rFonts w:hint="eastAsia"/>
           <w:szCs w:val="21"/>
         </w:rPr>
-        <w:t>获得3层师生羁绊</w:t>
+        <w:t>获得</w:t>
+      </w:r>
+      <w:r>
+        <w:rPr>
+          <w:rFonts w:hint="eastAsia"/>
+          <w:szCs w:val="21"/>
+        </w:rPr>
+        <w:t>2</w:t>
+      </w:r>
+      <w:r>
+        <w:rPr>
+          <w:rFonts w:hint="eastAsia"/>
+          <w:szCs w:val="21"/>
+        </w:rPr>
+        <w:t>层师生羁绊</w:t>
       </w:r>
       <w:r>
         <w:rPr>
           <w:szCs w:val="21"/>
         </w:rPr>
         <w:t>，消耗</w:t>
+      </w:r>
+      <w:r>
+        <w:rPr>
+          <w:rFonts w:hint="eastAsia"/>
+          <w:szCs w:val="21"/>
+        </w:rPr>
+        <w:t>（升级3层）</w:t>
       </w:r>
     </w:p>
     <w:p>
@@ -3604,7 +3719,6 @@
         <w:rPr>
           <w:noProof/>
           <w:szCs w:val="21"/>
-          <w:highlight w:val="yellow"/>
         </w:rPr>
         <w:drawing>
           <wp:inline distT="0" distB="0" distL="0" distR="0" wp14:anchorId="46CE6D49" wp14:editId="784375A3">
@@ -3765,39 +3879,92 @@
         <w:rPr>
           <w:rFonts w:hint="eastAsia"/>
           <w:szCs w:val="21"/>
-        </w:rPr>
-      </w:pPr>
-      <w:r>
-        <w:rPr>
-          <w:szCs w:val="21"/>
+          <w:highlight w:val="yellow"/>
+        </w:rPr>
+      </w:pPr>
+      <w:r>
+        <w:rPr>
+          <w:szCs w:val="21"/>
+          <w:highlight w:val="yellow"/>
         </w:rPr>
         <w:t>省着点用：2 费，每消耗 5 张投掷物，获得 1 张随机投掷物（升级固有）</w:t>
       </w:r>
     </w:p>
     <w:p>
       <w:pPr>
-        <w:numPr>
-          <w:ilvl w:val="0"/>
-          <w:numId w:val="21"/>
-        </w:numPr>
-        <w:rPr>
-          <w:rFonts w:hint="eastAsia"/>
-          <w:szCs w:val="21"/>
-        </w:rPr>
-      </w:pPr>
-    </w:p>
-    <w:p>
-      <w:pPr>
-        <w:rPr>
-          <w:rFonts w:hint="eastAsia"/>
-          <w:szCs w:val="21"/>
-        </w:rPr>
-      </w:pPr>
-      <w:r>
-        <w:rPr>
+        <w:ind w:left="720"/>
+        <w:rPr>
+          <w:rFonts w:hint="eastAsia"/>
+          <w:szCs w:val="21"/>
+        </w:rPr>
+      </w:pPr>
+      <w:r>
+        <w:rPr>
+          <w:noProof/>
           <w:szCs w:val="21"/>
         </w:rPr>
         <w:lastRenderedPageBreak/>
+        <w:drawing>
+          <wp:inline distT="0" distB="0" distL="0" distR="0" wp14:anchorId="1F4066DC" wp14:editId="3CECC428">
+            <wp:extent cx="1593081" cy="1210504"/>
+            <wp:effectExtent l="0" t="0" r="7620" b="8890"/>
+            <wp:docPr id="1198605349" name="图片 1"/>
+            <wp:cNvGraphicFramePr>
+              <a:graphicFrameLocks xmlns:a="http://schemas.openxmlformats.org/drawingml/2006/main" noChangeAspect="1"/>
+            </wp:cNvGraphicFramePr>
+            <a:graphic xmlns:a="http://schemas.openxmlformats.org/drawingml/2006/main">
+              <a:graphicData uri="http://schemas.openxmlformats.org/drawingml/2006/picture">
+                <pic:pic xmlns:pic="http://schemas.openxmlformats.org/drawingml/2006/picture">
+                  <pic:nvPicPr>
+                    <pic:cNvPr id="0" name="Picture 5"/>
+                    <pic:cNvPicPr>
+                      <a:picLocks noChangeAspect="1" noChangeArrowheads="1"/>
+                    </pic:cNvPicPr>
+                  </pic:nvPicPr>
+                  <pic:blipFill>
+                    <a:blip r:embed="rId40" cstate="print">
+                      <a:extLst>
+                        <a:ext uri="{28A0092B-C50C-407E-A947-70E740481C1C}">
+                          <a14:useLocalDpi xmlns:a14="http://schemas.microsoft.com/office/drawing/2010/main" val="0"/>
+                        </a:ext>
+                      </a:extLst>
+                    </a:blip>
+                    <a:srcRect/>
+                    <a:stretch>
+                      <a:fillRect/>
+                    </a:stretch>
+                  </pic:blipFill>
+                  <pic:spPr bwMode="auto">
+                    <a:xfrm>
+                      <a:off x="0" y="0"/>
+                      <a:ext cx="1604785" cy="1219397"/>
+                    </a:xfrm>
+                    <a:prstGeom prst="rect">
+                      <a:avLst/>
+                    </a:prstGeom>
+                    <a:noFill/>
+                    <a:ln>
+                      <a:noFill/>
+                    </a:ln>
+                  </pic:spPr>
+                </pic:pic>
+              </a:graphicData>
+            </a:graphic>
+          </wp:inline>
+        </w:drawing>
+      </w:r>
+    </w:p>
+    <w:p>
+      <w:pPr>
+        <w:rPr>
+          <w:rFonts w:hint="eastAsia"/>
+          <w:szCs w:val="21"/>
+        </w:rPr>
+      </w:pPr>
+      <w:r>
+        <w:rPr>
+          <w:szCs w:val="21"/>
+        </w:rPr>
         <w:t>稀有</w:t>
       </w:r>
     </w:p>
@@ -3852,7 +4019,7 @@
                     </pic:cNvPicPr>
                   </pic:nvPicPr>
                   <pic:blipFill>
-                    <a:blip r:embed="rId40" cstate="print">
+                    <a:blip r:embed="rId41" cstate="print">
                       <a:extLst>
                         <a:ext uri="{28A0092B-C50C-407E-A947-70E740481C1C}">
                           <a14:useLocalDpi xmlns:a14="http://schemas.microsoft.com/office/drawing/2010/main" val="0"/>
@@ -3935,7 +4102,7 @@
                     </pic:cNvPicPr>
                   </pic:nvPicPr>
                   <pic:blipFill>
-                    <a:blip r:embed="rId41" cstate="print">
+                    <a:blip r:embed="rId42" cstate="print">
                       <a:extLst>
                         <a:ext uri="{28A0092B-C50C-407E-A947-70E740481C1C}">
                           <a14:useLocalDpi xmlns:a14="http://schemas.microsoft.com/office/drawing/2010/main" val="0"/>
@@ -4029,7 +4196,7 @@
                     </pic:cNvPicPr>
                   </pic:nvPicPr>
                   <pic:blipFill>
-                    <a:blip r:embed="rId42" cstate="print">
+                    <a:blip r:embed="rId43" cstate="print">
                       <a:extLst>
                         <a:ext uri="{28A0092B-C50C-407E-A947-70E740481C1C}">
                           <a14:useLocalDpi xmlns:a14="http://schemas.microsoft.com/office/drawing/2010/main" val="0"/>
@@ -4117,7 +4284,7 @@
                     </pic:cNvPicPr>
                   </pic:nvPicPr>
                   <pic:blipFill>
-                    <a:blip r:embed="rId43" cstate="print">
+                    <a:blip r:embed="rId44" cstate="print">
                       <a:extLst>
                         <a:ext uri="{28A0092B-C50C-407E-A947-70E740481C1C}">
                           <a14:useLocalDpi xmlns:a14="http://schemas.microsoft.com/office/drawing/2010/main" val="0"/>
@@ -4205,7 +4372,7 @@
                     </pic:cNvPicPr>
                   </pic:nvPicPr>
                   <pic:blipFill>
-                    <a:blip r:embed="rId44" cstate="print">
+                    <a:blip r:embed="rId45" cstate="print">
                       <a:extLst>
                         <a:ext uri="{28A0092B-C50C-407E-A947-70E740481C1C}">
                           <a14:useLocalDpi xmlns:a14="http://schemas.microsoft.com/office/drawing/2010/main" val="0"/>
@@ -4252,6 +4419,7 @@
         <w:rPr>
           <w:szCs w:val="21"/>
         </w:rPr>
+        <w:lastRenderedPageBreak/>
         <w:t>RABBIT-31 式冲锋枪：2 费，固有，每回合首张 SMG 牌伤害 + 50%</w:t>
       </w:r>
       <w:r>
@@ -4275,7 +4443,6 @@
           <w:noProof/>
           <w:szCs w:val="21"/>
         </w:rPr>
-        <w:lastRenderedPageBreak/>
         <w:drawing>
           <wp:inline distT="0" distB="0" distL="0" distR="0" wp14:anchorId="5C471CC2" wp14:editId="43B360B0">
             <wp:extent cx="1731343" cy="1316959"/>
@@ -4294,7 +4461,7 @@
                     </pic:cNvPicPr>
                   </pic:nvPicPr>
                   <pic:blipFill>
-                    <a:blip r:embed="rId45" cstate="print">
+                    <a:blip r:embed="rId46" cstate="print">
                       <a:extLst>
                         <a:ext uri="{28A0092B-C50C-407E-A947-70E740481C1C}">
                           <a14:useLocalDpi xmlns:a14="http://schemas.microsoft.com/office/drawing/2010/main" val="0"/>
@@ -4388,7 +4555,7 @@
                     </pic:cNvPicPr>
                   </pic:nvPicPr>
                   <pic:blipFill>
-                    <a:blip r:embed="rId46" cstate="print">
+                    <a:blip r:embed="rId47" cstate="print">
                       <a:extLst>
                         <a:ext uri="{28A0092B-C50C-407E-A947-70E740481C1C}">
                           <a14:useLocalDpi xmlns:a14="http://schemas.microsoft.com/office/drawing/2010/main" val="0"/>
@@ -4470,7 +4637,7 @@
                     </pic:cNvPicPr>
                   </pic:nvPicPr>
                   <pic:blipFill>
-                    <a:blip r:embed="rId47" cstate="print">
+                    <a:blip r:embed="rId48" cstate="print">
                       <a:extLst>
                         <a:ext uri="{28A0092B-C50C-407E-A947-70E740481C1C}">
                           <a14:useLocalDpi xmlns:a14="http://schemas.microsoft.com/office/drawing/2010/main" val="0"/>
@@ -4597,7 +4764,7 @@
                     </pic:cNvPicPr>
                   </pic:nvPicPr>
                   <pic:blipFill>
-                    <a:blip r:embed="rId48" cstate="print">
+                    <a:blip r:embed="rId49" cstate="print">
                       <a:extLst>
                         <a:ext uri="{28A0092B-C50C-407E-A947-70E740481C1C}">
                           <a14:useLocalDpi xmlns:a14="http://schemas.microsoft.com/office/drawing/2010/main" val="0"/>
@@ -4638,11 +4805,13 @@
         <w:rPr>
           <w:rFonts w:hint="eastAsia"/>
           <w:szCs w:val="21"/>
-        </w:rPr>
-      </w:pPr>
-      <w:r>
-        <w:rPr>
-          <w:szCs w:val="21"/>
+          <w:highlight w:val="yellow"/>
+        </w:rPr>
+      </w:pPr>
+      <w:r>
+        <w:rPr>
+          <w:szCs w:val="21"/>
+          <w:highlight w:val="yellow"/>
         </w:rPr>
         <w:t>无人机突袭：</w:t>
       </w:r>
@@ -4650,12 +4819,14 @@
         <w:rPr>
           <w:rFonts w:hint="eastAsia"/>
           <w:szCs w:val="21"/>
+          <w:highlight w:val="yellow"/>
         </w:rPr>
         <w:t>1</w:t>
       </w:r>
       <w:r>
         <w:rPr>
           <w:szCs w:val="21"/>
+          <w:highlight w:val="yellow"/>
         </w:rPr>
         <w:t xml:space="preserve"> 费，激发闪光无人机，消耗【无人机出动生成】</w:t>
       </w:r>
@@ -4691,7 +4862,7 @@
                     </pic:cNvPicPr>
                   </pic:nvPicPr>
                   <pic:blipFill>
-                    <a:blip r:embed="rId49" cstate="print">
+                    <a:blip r:embed="rId50" cstate="print">
                       <a:extLst>
                         <a:ext uri="{28A0092B-C50C-407E-A947-70E740481C1C}">
                           <a14:useLocalDpi xmlns:a14="http://schemas.microsoft.com/office/drawing/2010/main" val="0"/>
@@ -4776,7 +4947,7 @@
                     </pic:cNvPicPr>
                   </pic:nvPicPr>
                   <pic:blipFill>
-                    <a:blip r:embed="rId50" cstate="print">
+                    <a:blip r:embed="rId51" cstate="print">
                       <a:extLst>
                         <a:ext uri="{28A0092B-C50C-407E-A947-70E740481C1C}">
                           <a14:useLocalDpi xmlns:a14="http://schemas.microsoft.com/office/drawing/2010/main" val="0"/>
@@ -4825,6 +4996,7 @@
           <w:szCs w:val="21"/>
           <w:highlight w:val="yellow"/>
         </w:rPr>
+        <w:lastRenderedPageBreak/>
         <w:t>高爆手雷：0 费，全体 6 伤（升级 + 2），消耗【军备箱产出】</w:t>
       </w:r>
     </w:p>
@@ -4843,7 +5015,6 @@
           <w:szCs w:val="21"/>
           <w:highlight w:val="yellow"/>
         </w:rPr>
-        <w:lastRenderedPageBreak/>
         <w:drawing>
           <wp:inline distT="0" distB="0" distL="0" distR="0" wp14:anchorId="31D2D47B" wp14:editId="6ECF984B">
             <wp:extent cx="1744614" cy="1323644"/>
@@ -4862,7 +5033,7 @@
                     </pic:cNvPicPr>
                   </pic:nvPicPr>
                   <pic:blipFill>
-                    <a:blip r:embed="rId51" cstate="print">
+                    <a:blip r:embed="rId52" cstate="print">
                       <a:extLst>
                         <a:ext uri="{28A0092B-C50C-407E-A947-70E740481C1C}">
                           <a14:useLocalDpi xmlns:a14="http://schemas.microsoft.com/office/drawing/2010/main" val="0"/>
@@ -4943,7 +5114,7 @@
                     </pic:cNvPicPr>
                   </pic:nvPicPr>
                   <pic:blipFill>
-                    <a:blip r:embed="rId52">
+                    <a:blip r:embed="rId53">
                       <a:extLst>
                         <a:ext uri="{28A0092B-C50C-407E-A947-70E740481C1C}">
                           <a14:useLocalDpi xmlns:a14="http://schemas.microsoft.com/office/drawing/2010/main" val="0"/>
@@ -4984,11 +5155,13 @@
         <w:rPr>
           <w:rFonts w:hint="eastAsia"/>
           <w:szCs w:val="21"/>
-        </w:rPr>
-      </w:pPr>
-      <w:r>
-        <w:rPr>
-          <w:szCs w:val="21"/>
+          <w:highlight w:val="yellow"/>
+        </w:rPr>
+      </w:pPr>
+      <w:r>
+        <w:rPr>
+          <w:szCs w:val="21"/>
+          <w:highlight w:val="yellow"/>
         </w:rPr>
         <w:t>阔剑地雷：0 费，单体 6 伤，</w:t>
       </w:r>
@@ -4996,12 +5169,14 @@
         <w:rPr>
           <w:rFonts w:hint="eastAsia"/>
           <w:szCs w:val="21"/>
+          <w:highlight w:val="yellow"/>
         </w:rPr>
         <w:t>对</w:t>
       </w:r>
       <w:r>
         <w:rPr>
           <w:szCs w:val="21"/>
+          <w:highlight w:val="yellow"/>
         </w:rPr>
         <w:t>攻击意图敌造成 12 伤，消耗【军备箱产出】</w:t>
       </w:r>
@@ -5037,7 +5212,7 @@
                     </pic:cNvPicPr>
                   </pic:nvPicPr>
                   <pic:blipFill>
-                    <a:blip r:embed="rId53" cstate="print">
+                    <a:blip r:embed="rId54" cstate="print">
                       <a:extLst>
                         <a:ext uri="{28A0092B-C50C-407E-A947-70E740481C1C}">
                           <a14:useLocalDpi xmlns:a14="http://schemas.microsoft.com/office/drawing/2010/main" val="0"/>
@@ -5145,7 +5320,7 @@
                     </pic:cNvPicPr>
                   </pic:nvPicPr>
                   <pic:blipFill>
-                    <a:blip r:embed="rId54" cstate="print">
+                    <a:blip r:embed="rId55" cstate="print">
                       <a:extLst>
                         <a:ext uri="{28A0092B-C50C-407E-A947-70E740481C1C}">
                           <a14:useLocalDpi xmlns:a14="http://schemas.microsoft.com/office/drawing/2010/main" val="0"/>
@@ -5228,7 +5403,7 @@
                     </pic:cNvPicPr>
                   </pic:nvPicPr>
                   <pic:blipFill>
-                    <a:blip r:embed="rId55">
+                    <a:blip r:embed="rId56">
                       <a:extLst>
                         <a:ext uri="{28A0092B-C50C-407E-A947-70E740481C1C}">
                           <a14:useLocalDpi xmlns:a14="http://schemas.microsoft.com/office/drawing/2010/main" val="0"/>
@@ -5269,11 +5444,13 @@
         <w:rPr>
           <w:rFonts w:hint="eastAsia"/>
           <w:szCs w:val="21"/>
-        </w:rPr>
-      </w:pPr>
-      <w:r>
-        <w:rPr>
-          <w:szCs w:val="21"/>
+          <w:highlight w:val="yellow"/>
+        </w:rPr>
+      </w:pPr>
+      <w:r>
+        <w:rPr>
+          <w:szCs w:val="21"/>
+          <w:highlight w:val="yellow"/>
         </w:rPr>
         <w:t>空尖弹：0 费，6 伤（升级 8），易伤目标伤害 ×2，消耗【军备箱产出】</w:t>
       </w:r>
@@ -5310,7 +5487,7 @@
                     </pic:cNvPicPr>
                   </pic:nvPicPr>
                   <pic:blipFill>
-                    <a:blip r:embed="rId56">
+                    <a:blip r:embed="rId57">
                       <a:extLst>
                         <a:ext uri="{28A0092B-C50C-407E-A947-70E740481C1C}">
                           <a14:useLocalDpi xmlns:a14="http://schemas.microsoft.com/office/drawing/2010/main" val="0"/>
@@ -5395,7 +5572,7 @@
                     </pic:cNvPicPr>
                   </pic:nvPicPr>
                   <pic:blipFill>
-                    <a:blip r:embed="rId57" cstate="print">
+                    <a:blip r:embed="rId58" cstate="print">
                       <a:extLst>
                         <a:ext uri="{28A0092B-C50C-407E-A947-70E740481C1C}">
                           <a14:useLocalDpi xmlns:a14="http://schemas.microsoft.com/office/drawing/2010/main" val="0"/>
@@ -5480,7 +5657,7 @@
                     </pic:cNvPicPr>
                   </pic:nvPicPr>
                   <pic:blipFill>
-                    <a:blip r:embed="rId58" cstate="print">
+                    <a:blip r:embed="rId59" cstate="print">
                       <a:extLst>
                         <a:ext uri="{28A0092B-C50C-407E-A947-70E740481C1C}">
                           <a14:useLocalDpi xmlns:a14="http://schemas.microsoft.com/office/drawing/2010/main" val="0"/>
@@ -5561,7 +5738,7 @@
                     </pic:cNvPicPr>
                   </pic:nvPicPr>
                   <pic:blipFill>
-                    <a:blip r:embed="rId59">
+                    <a:blip r:embed="rId60">
                       <a:extLst>
                         <a:ext uri="{28A0092B-C50C-407E-A947-70E740481C1C}">
                           <a14:useLocalDpi xmlns:a14="http://schemas.microsoft.com/office/drawing/2010/main" val="0"/>
@@ -5640,7 +5817,7 @@
                     </pic:cNvPicPr>
                   </pic:nvPicPr>
                   <pic:blipFill>
-                    <a:blip r:embed="rId60">
+                    <a:blip r:embed="rId61">
                       <a:extLst>
                         <a:ext uri="{28A0092B-C50C-407E-A947-70E740481C1C}">
                           <a14:useLocalDpi xmlns:a14="http://schemas.microsoft.com/office/drawing/2010/main" val="0"/>

--- a/Cards.docx
+++ b/Cards.docx
@@ -19,8 +19,19 @@
           <w:sz w:val="32"/>
           <w:szCs w:val="32"/>
         </w:rPr>
-        <w:t>月雪宫子</w:t>
-      </w:r>
+        <w:t>月</w:t>
+      </w:r>
+      <w:proofErr w:type="gramStart"/>
+      <w:r>
+        <w:rPr>
+          <w:b/>
+          <w:bCs/>
+          <w:sz w:val="32"/>
+          <w:szCs w:val="32"/>
+        </w:rPr>
+        <w:t>雪宫子</w:t>
+      </w:r>
+      <w:proofErr w:type="gramEnd"/>
       <w:r>
         <w:rPr>
           <w:rFonts w:ascii="微软雅黑" w:eastAsia="微软雅黑" w:hAnsi="微软雅黑" w:cs="微软雅黑" w:hint="eastAsia"/>
@@ -76,7 +87,49 @@
         <w:rPr>
           <w:szCs w:val="21"/>
         </w:rPr>
-        <w:t>弹夹：冲锋枪类卡牌专属耗材，无弹夹无法打出；仅通过换弹 / 切枪 / 技能 / 能力获取</w:t>
+        <w:t>弹夹：冲锋枪类</w:t>
+      </w:r>
+      <w:proofErr w:type="gramStart"/>
+      <w:r>
+        <w:rPr>
+          <w:szCs w:val="21"/>
+        </w:rPr>
+        <w:t>卡牌专属</w:t>
+      </w:r>
+      <w:proofErr w:type="gramEnd"/>
+      <w:r>
+        <w:rPr>
+          <w:szCs w:val="21"/>
+        </w:rPr>
+        <w:t>耗材，无弹夹无法打出；仅</w:t>
+      </w:r>
+      <w:proofErr w:type="gramStart"/>
+      <w:r>
+        <w:rPr>
+          <w:szCs w:val="21"/>
+        </w:rPr>
+        <w:t>通过换弹</w:t>
+      </w:r>
+      <w:proofErr w:type="gramEnd"/>
+      <w:r>
+        <w:rPr>
+          <w:szCs w:val="21"/>
+        </w:rPr>
+        <w:t xml:space="preserve"> / </w:t>
+      </w:r>
+      <w:proofErr w:type="gramStart"/>
+      <w:r>
+        <w:rPr>
+          <w:szCs w:val="21"/>
+        </w:rPr>
+        <w:t>切枪</w:t>
+      </w:r>
+      <w:proofErr w:type="gramEnd"/>
+      <w:r>
+        <w:rPr>
+          <w:szCs w:val="21"/>
+        </w:rPr>
+        <w:t xml:space="preserve"> / 技能 / 能力获取</w:t>
       </w:r>
     </w:p>
     <w:p>
@@ -110,7 +163,35 @@
         <w:rPr>
           <w:szCs w:val="21"/>
         </w:rPr>
-        <w:t>小队支援：美游 / 咲 / 萌绘效果完全差异化，无重复模板</w:t>
+        <w:t>小队支援：</w:t>
+      </w:r>
+      <w:proofErr w:type="gramStart"/>
+      <w:r>
+        <w:rPr>
+          <w:szCs w:val="21"/>
+        </w:rPr>
+        <w:t>美游</w:t>
+      </w:r>
+      <w:proofErr w:type="gramEnd"/>
+      <w:r>
+        <w:rPr>
+          <w:szCs w:val="21"/>
+        </w:rPr>
+        <w:t xml:space="preserve"> / 咲 / </w:t>
+      </w:r>
+      <w:proofErr w:type="gramStart"/>
+      <w:r>
+        <w:rPr>
+          <w:szCs w:val="21"/>
+        </w:rPr>
+        <w:t>萌绘效果</w:t>
+      </w:r>
+      <w:proofErr w:type="gramEnd"/>
+      <w:r>
+        <w:rPr>
+          <w:szCs w:val="21"/>
+        </w:rPr>
+        <w:t>完全差异化，无重复模板</w:t>
       </w:r>
     </w:p>
     <w:p>
@@ -273,7 +354,21 @@
         <w:rPr>
           <w:szCs w:val="21"/>
         </w:rPr>
-        <w:t>战斗开始时，获得1 层老师羁绊</w:t>
+        <w:t xml:space="preserve">战斗开始时，获得1 </w:t>
+      </w:r>
+      <w:proofErr w:type="gramStart"/>
+      <w:r>
+        <w:rPr>
+          <w:szCs w:val="21"/>
+        </w:rPr>
+        <w:t>层老师</w:t>
+      </w:r>
+      <w:proofErr w:type="gramEnd"/>
+      <w:r>
+        <w:rPr>
+          <w:szCs w:val="21"/>
+        </w:rPr>
+        <w:t>羁绊</w:t>
       </w:r>
     </w:p>
     <w:p>
@@ -290,7 +385,21 @@
         <w:rPr>
           <w:szCs w:val="21"/>
         </w:rPr>
-        <w:t>每场战斗初始携带1 个弹夹</w:t>
+        <w:t xml:space="preserve">每场战斗初始携带1 </w:t>
+      </w:r>
+      <w:proofErr w:type="gramStart"/>
+      <w:r>
+        <w:rPr>
+          <w:szCs w:val="21"/>
+        </w:rPr>
+        <w:t>个</w:t>
+      </w:r>
+      <w:proofErr w:type="gramEnd"/>
+      <w:r>
+        <w:rPr>
+          <w:szCs w:val="21"/>
+        </w:rPr>
+        <w:t>弹夹</w:t>
       </w:r>
     </w:p>
     <w:p>
@@ -529,12 +638,21 @@
           <w:highlight w:val="yellow"/>
         </w:rPr>
       </w:pPr>
-      <w:r>
-        <w:rPr>
-          <w:szCs w:val="21"/>
-          <w:highlight w:val="yellow"/>
-        </w:rPr>
-        <w:t>切枪永远比换弹快：1 费，单体 8 伤（升级 10），获得 1 弹夹</w:t>
+      <w:proofErr w:type="gramStart"/>
+      <w:r>
+        <w:rPr>
+          <w:szCs w:val="21"/>
+          <w:highlight w:val="yellow"/>
+        </w:rPr>
+        <w:t>切枪永远比换弹快</w:t>
+      </w:r>
+      <w:proofErr w:type="gramEnd"/>
+      <w:r>
+        <w:rPr>
+          <w:szCs w:val="21"/>
+          <w:highlight w:val="yellow"/>
+        </w:rPr>
+        <w:t>：1 费，单体 8 伤（升级 10），获得 1 弹夹</w:t>
       </w:r>
     </w:p>
     <w:p>
@@ -1148,7 +1266,6 @@
         <w:rPr>
           <w:rFonts w:hint="eastAsia"/>
           <w:szCs w:val="21"/>
-          <w:highlight w:val="yellow"/>
         </w:rPr>
       </w:pPr>
       <w:r>
@@ -1156,7 +1273,6 @@
           <w:rFonts w:hint="eastAsia"/>
           <w:noProof/>
           <w:szCs w:val="21"/>
-          <w:highlight w:val="yellow"/>
         </w:rPr>
         <w:lastRenderedPageBreak/>
         <w:drawing>
@@ -1625,7 +1741,28 @@
         <w:rPr>
           <w:szCs w:val="21"/>
         </w:rPr>
-        <w:t>高空突袭：3 费，群体 21 伤（升级 24），击杀敌人获得 1 弹夹</w:t>
+        <w:t>高空突袭：3 费，群体 21 伤（升级 24），</w:t>
+      </w:r>
+      <w:proofErr w:type="gramStart"/>
+      <w:r>
+        <w:rPr>
+          <w:szCs w:val="21"/>
+        </w:rPr>
+        <w:t>击</w:t>
+      </w:r>
+      <w:proofErr w:type="gramEnd"/>
+      <w:r>
+        <w:rPr>
+          <w:szCs w:val="21"/>
+        </w:rPr>
+        <w:t xml:space="preserve">杀敌人获得 </w:t>
+      </w:r>
+      <w:r>
+        <w:rPr>
+          <w:rFonts w:hint="eastAsia"/>
+          <w:szCs w:val="21"/>
+        </w:rPr>
+        <w:t>3 能量</w:t>
       </w:r>
     </w:p>
     <w:p>
@@ -2172,7 +2309,23 @@
           <w:szCs w:val="21"/>
           <w:highlight w:val="yellow"/>
         </w:rPr>
-        <w:t xml:space="preserve"> + 1 层老师羁绊（升级 </w:t>
+        <w:t xml:space="preserve"> + 1 </w:t>
+      </w:r>
+      <w:proofErr w:type="gramStart"/>
+      <w:r>
+        <w:rPr>
+          <w:szCs w:val="21"/>
+          <w:highlight w:val="yellow"/>
+        </w:rPr>
+        <w:t>层老师</w:t>
+      </w:r>
+      <w:proofErr w:type="gramEnd"/>
+      <w:r>
+        <w:rPr>
+          <w:szCs w:val="21"/>
+          <w:highlight w:val="yellow"/>
+        </w:rPr>
+        <w:t xml:space="preserve">羁绊（升级 </w:t>
       </w:r>
       <w:r>
         <w:rPr>
@@ -3147,13 +3300,38 @@
         <w:rPr>
           <w:rFonts w:hint="eastAsia"/>
           <w:szCs w:val="21"/>
-        </w:rPr>
-      </w:pPr>
-      <w:r>
-        <w:rPr>
-          <w:szCs w:val="21"/>
-        </w:rPr>
-        <w:t>无人机校准：1 费，立即触发闪光无人机被动，抽 1 张</w:t>
+          <w:highlight w:val="yellow"/>
+        </w:rPr>
+      </w:pPr>
+      <w:r>
+        <w:rPr>
+          <w:szCs w:val="21"/>
+          <w:highlight w:val="yellow"/>
+        </w:rPr>
+        <w:t>无人机校准：1 费，立即</w:t>
+      </w:r>
+      <w:r>
+        <w:rPr>
+          <w:rFonts w:hint="eastAsia"/>
+          <w:szCs w:val="21"/>
+          <w:highlight w:val="yellow"/>
+        </w:rPr>
+        <w:t>对一名目标</w:t>
+      </w:r>
+      <w:r>
+        <w:rPr>
+          <w:szCs w:val="21"/>
+          <w:highlight w:val="yellow"/>
+        </w:rPr>
+        <w:t>触发闪光无人机被动</w:t>
+      </w:r>
+      <w:r>
+        <w:rPr>
+          <w:rFonts w:hint="eastAsia"/>
+          <w:szCs w:val="21"/>
+          <w:highlight w:val="yellow"/>
+        </w:rPr>
+        <w:t>3次</w:t>
       </w:r>
     </w:p>
     <w:p>
@@ -3326,7 +3504,28 @@
           <w:rFonts w:hint="eastAsia"/>
           <w:szCs w:val="21"/>
         </w:rPr>
-        <w:t>光明正大的偷看：1费，获得2层师生羁绊，抽1张牌</w:t>
+        <w:t>光明正大的偷看：1费，</w:t>
+      </w:r>
+      <w:r>
+        <w:rPr>
+          <w:rFonts w:hint="eastAsia"/>
+          <w:szCs w:val="21"/>
+        </w:rPr>
+        <w:t>消耗1</w:t>
+      </w:r>
+      <w:r>
+        <w:rPr>
+          <w:rFonts w:hint="eastAsia"/>
+          <w:szCs w:val="21"/>
+        </w:rPr>
+        <w:t>层师生羁绊，</w:t>
+      </w:r>
+      <w:r>
+        <w:rPr>
+          <w:rFonts w:hint="eastAsia"/>
+          <w:szCs w:val="21"/>
+        </w:rPr>
+        <w:t>获得4点能量（升级0费）</w:t>
       </w:r>
     </w:p>
     <w:p>
@@ -3867,7 +4066,21 @@
         <w:rPr>
           <w:szCs w:val="21"/>
         </w:rPr>
-        <w:t>特殊防弹护板：1 费，获得 4 层覆甲（升级 6）</w:t>
+        <w:t xml:space="preserve">特殊防弹护板：1 费，获得 4 </w:t>
+      </w:r>
+      <w:proofErr w:type="gramStart"/>
+      <w:r>
+        <w:rPr>
+          <w:szCs w:val="21"/>
+        </w:rPr>
+        <w:t>层覆甲</w:t>
+      </w:r>
+      <w:proofErr w:type="gramEnd"/>
+      <w:r>
+        <w:rPr>
+          <w:szCs w:val="21"/>
+        </w:rPr>
+        <w:t>（升级 6）</w:t>
       </w:r>
     </w:p>
     <w:p>
@@ -4149,7 +4362,21 @@
         <w:rPr>
           <w:szCs w:val="21"/>
         </w:rPr>
-        <w:t>那片星空，名为奇迹：1 费，固有，每打出 1 张能力牌，获得 1 层</w:t>
+        <w:t xml:space="preserve">那片星空，名为奇迹：1 费，固有，每打出 1 </w:t>
+      </w:r>
+      <w:proofErr w:type="gramStart"/>
+      <w:r>
+        <w:rPr>
+          <w:szCs w:val="21"/>
+        </w:rPr>
+        <w:t>张能力牌</w:t>
+      </w:r>
+      <w:proofErr w:type="gramEnd"/>
+      <w:r>
+        <w:rPr>
+          <w:szCs w:val="21"/>
+        </w:rPr>
+        <w:t>，获得 1 层</w:t>
       </w:r>
       <w:r>
         <w:rPr>
@@ -5158,12 +5385,21 @@
           <w:highlight w:val="yellow"/>
         </w:rPr>
       </w:pPr>
-      <w:r>
-        <w:rPr>
-          <w:szCs w:val="21"/>
-          <w:highlight w:val="yellow"/>
-        </w:rPr>
-        <w:t>阔剑地雷：0 费，单体 6 伤，</w:t>
+      <w:proofErr w:type="gramStart"/>
+      <w:r>
+        <w:rPr>
+          <w:szCs w:val="21"/>
+          <w:highlight w:val="yellow"/>
+        </w:rPr>
+        <w:t>阔剑地雷</w:t>
+      </w:r>
+      <w:proofErr w:type="gramEnd"/>
+      <w:r>
+        <w:rPr>
+          <w:szCs w:val="21"/>
+          <w:highlight w:val="yellow"/>
+        </w:rPr>
+        <w:t>：0 费，单体 6 伤，</w:t>
       </w:r>
       <w:r>
         <w:rPr>
@@ -5178,7 +5414,23 @@
           <w:szCs w:val="21"/>
           <w:highlight w:val="yellow"/>
         </w:rPr>
-        <w:t>攻击意图敌造成 12 伤，消耗【军备箱产出】</w:t>
+        <w:t>攻击意图</w:t>
+      </w:r>
+      <w:proofErr w:type="gramStart"/>
+      <w:r>
+        <w:rPr>
+          <w:szCs w:val="21"/>
+          <w:highlight w:val="yellow"/>
+        </w:rPr>
+        <w:t>敌造成</w:t>
+      </w:r>
+      <w:proofErr w:type="gramEnd"/>
+      <w:r>
+        <w:rPr>
+          <w:szCs w:val="21"/>
+          <w:highlight w:val="yellow"/>
+        </w:rPr>
+        <w:t xml:space="preserve"> 12 伤，消耗【军备箱产出】</w:t>
       </w:r>
     </w:p>
     <w:p>
@@ -5447,12 +5699,21 @@
           <w:highlight w:val="yellow"/>
         </w:rPr>
       </w:pPr>
-      <w:r>
-        <w:rPr>
-          <w:szCs w:val="21"/>
-          <w:highlight w:val="yellow"/>
-        </w:rPr>
-        <w:t>空尖弹：0 费，6 伤（升级 8），易伤目标伤害 ×2，消耗【军备箱产出】</w:t>
+      <w:proofErr w:type="gramStart"/>
+      <w:r>
+        <w:rPr>
+          <w:szCs w:val="21"/>
+          <w:highlight w:val="yellow"/>
+        </w:rPr>
+        <w:t>空尖弹</w:t>
+      </w:r>
+      <w:proofErr w:type="gramEnd"/>
+      <w:r>
+        <w:rPr>
+          <w:szCs w:val="21"/>
+          <w:highlight w:val="yellow"/>
+        </w:rPr>
+        <w:t>：0 费，6 伤（升级 8），易伤目标伤害 ×2，消耗【军备箱产出】</w:t>
       </w:r>
     </w:p>
     <w:p>

--- a/Cards.docx
+++ b/Cards.docx
@@ -1735,11 +1735,13 @@
         <w:rPr>
           <w:rFonts w:hint="eastAsia"/>
           <w:szCs w:val="21"/>
-        </w:rPr>
-      </w:pPr>
-      <w:r>
-        <w:rPr>
-          <w:szCs w:val="21"/>
+          <w:highlight w:val="yellow"/>
+        </w:rPr>
+      </w:pPr>
+      <w:r>
+        <w:rPr>
+          <w:szCs w:val="21"/>
+          <w:highlight w:val="yellow"/>
         </w:rPr>
         <w:t>高空突袭：3 费，群体 21 伤（升级 24），</w:t>
       </w:r>
@@ -1747,6 +1749,7 @@
       <w:r>
         <w:rPr>
           <w:szCs w:val="21"/>
+          <w:highlight w:val="yellow"/>
         </w:rPr>
         <w:t>击</w:t>
       </w:r>
@@ -1754,6 +1757,7 @@
       <w:r>
         <w:rPr>
           <w:szCs w:val="21"/>
+          <w:highlight w:val="yellow"/>
         </w:rPr>
         <w:t xml:space="preserve">杀敌人获得 </w:t>
       </w:r>
@@ -1761,6 +1765,7 @@
         <w:rPr>
           <w:rFonts w:hint="eastAsia"/>
           <w:szCs w:val="21"/>
+          <w:highlight w:val="yellow"/>
         </w:rPr>
         <w:t>3 能量</w:t>
       </w:r>

--- a/Cards.docx
+++ b/Cards.docx
@@ -19,19 +19,8 @@
           <w:sz w:val="32"/>
           <w:szCs w:val="32"/>
         </w:rPr>
-        <w:t>月</w:t>
-      </w:r>
-      <w:proofErr w:type="gramStart"/>
-      <w:r>
-        <w:rPr>
-          <w:b/>
-          <w:bCs/>
-          <w:sz w:val="32"/>
-          <w:szCs w:val="32"/>
-        </w:rPr>
-        <w:t>雪宫子</w:t>
-      </w:r>
-      <w:proofErr w:type="gramEnd"/>
+        <w:t>月雪宫子</w:t>
+      </w:r>
       <w:r>
         <w:rPr>
           <w:rFonts w:ascii="微软雅黑" w:eastAsia="微软雅黑" w:hAnsi="微软雅黑" w:cs="微软雅黑" w:hint="eastAsia"/>
@@ -87,49 +76,7 @@
         <w:rPr>
           <w:szCs w:val="21"/>
         </w:rPr>
-        <w:t>弹夹：冲锋枪类</w:t>
-      </w:r>
-      <w:proofErr w:type="gramStart"/>
-      <w:r>
-        <w:rPr>
-          <w:szCs w:val="21"/>
-        </w:rPr>
-        <w:t>卡牌专属</w:t>
-      </w:r>
-      <w:proofErr w:type="gramEnd"/>
-      <w:r>
-        <w:rPr>
-          <w:szCs w:val="21"/>
-        </w:rPr>
-        <w:t>耗材，无弹夹无法打出；仅</w:t>
-      </w:r>
-      <w:proofErr w:type="gramStart"/>
-      <w:r>
-        <w:rPr>
-          <w:szCs w:val="21"/>
-        </w:rPr>
-        <w:t>通过换弹</w:t>
-      </w:r>
-      <w:proofErr w:type="gramEnd"/>
-      <w:r>
-        <w:rPr>
-          <w:szCs w:val="21"/>
-        </w:rPr>
-        <w:t xml:space="preserve"> / </w:t>
-      </w:r>
-      <w:proofErr w:type="gramStart"/>
-      <w:r>
-        <w:rPr>
-          <w:szCs w:val="21"/>
-        </w:rPr>
-        <w:t>切枪</w:t>
-      </w:r>
-      <w:proofErr w:type="gramEnd"/>
-      <w:r>
-        <w:rPr>
-          <w:szCs w:val="21"/>
-        </w:rPr>
-        <w:t xml:space="preserve"> / 技能 / 能力获取</w:t>
+        <w:t>弹夹：冲锋枪类卡牌专属耗材，无弹夹无法打出；仅通过换弹 / 切枪 / 技能 / 能力获取</w:t>
       </w:r>
     </w:p>
     <w:p>
@@ -163,35 +110,7 @@
         <w:rPr>
           <w:szCs w:val="21"/>
         </w:rPr>
-        <w:t>小队支援：</w:t>
-      </w:r>
-      <w:proofErr w:type="gramStart"/>
-      <w:r>
-        <w:rPr>
-          <w:szCs w:val="21"/>
-        </w:rPr>
-        <w:t>美游</w:t>
-      </w:r>
-      <w:proofErr w:type="gramEnd"/>
-      <w:r>
-        <w:rPr>
-          <w:szCs w:val="21"/>
-        </w:rPr>
-        <w:t xml:space="preserve"> / 咲 / </w:t>
-      </w:r>
-      <w:proofErr w:type="gramStart"/>
-      <w:r>
-        <w:rPr>
-          <w:szCs w:val="21"/>
-        </w:rPr>
-        <w:t>萌绘效果</w:t>
-      </w:r>
-      <w:proofErr w:type="gramEnd"/>
-      <w:r>
-        <w:rPr>
-          <w:szCs w:val="21"/>
-        </w:rPr>
-        <w:t>完全差异化，无重复模板</w:t>
+        <w:t>小队支援：美游 / 咲 / 萌绘效果完全差异化，无重复模板</w:t>
       </w:r>
     </w:p>
     <w:p>
@@ -354,21 +273,7 @@
         <w:rPr>
           <w:szCs w:val="21"/>
         </w:rPr>
-        <w:t xml:space="preserve">战斗开始时，获得1 </w:t>
-      </w:r>
-      <w:proofErr w:type="gramStart"/>
-      <w:r>
-        <w:rPr>
-          <w:szCs w:val="21"/>
-        </w:rPr>
-        <w:t>层老师</w:t>
-      </w:r>
-      <w:proofErr w:type="gramEnd"/>
-      <w:r>
-        <w:rPr>
-          <w:szCs w:val="21"/>
-        </w:rPr>
-        <w:t>羁绊</w:t>
+        <w:t>战斗开始时，获得1 层老师羁绊</w:t>
       </w:r>
     </w:p>
     <w:p>
@@ -385,21 +290,7 @@
         <w:rPr>
           <w:szCs w:val="21"/>
         </w:rPr>
-        <w:t xml:space="preserve">每场战斗初始携带1 </w:t>
-      </w:r>
-      <w:proofErr w:type="gramStart"/>
-      <w:r>
-        <w:rPr>
-          <w:szCs w:val="21"/>
-        </w:rPr>
-        <w:t>个</w:t>
-      </w:r>
-      <w:proofErr w:type="gramEnd"/>
-      <w:r>
-        <w:rPr>
-          <w:szCs w:val="21"/>
-        </w:rPr>
-        <w:t>弹夹</w:t>
+        <w:t>每场战斗初始携带1 个弹夹</w:t>
       </w:r>
     </w:p>
     <w:p>
@@ -638,21 +529,12 @@
           <w:highlight w:val="yellow"/>
         </w:rPr>
       </w:pPr>
-      <w:proofErr w:type="gramStart"/>
-      <w:r>
-        <w:rPr>
-          <w:szCs w:val="21"/>
-          <w:highlight w:val="yellow"/>
-        </w:rPr>
-        <w:t>切枪永远比换弹快</w:t>
-      </w:r>
-      <w:proofErr w:type="gramEnd"/>
-      <w:r>
-        <w:rPr>
-          <w:szCs w:val="21"/>
-          <w:highlight w:val="yellow"/>
-        </w:rPr>
-        <w:t>：1 费，单体 8 伤（升级 10），获得 1 弹夹</w:t>
+      <w:r>
+        <w:rPr>
+          <w:szCs w:val="21"/>
+          <w:highlight w:val="yellow"/>
+        </w:rPr>
+        <w:t>切枪永远比换弹快：1 费，单体 8 伤（升级 10），获得 1 弹夹</w:t>
       </w:r>
     </w:p>
     <w:p>
@@ -1743,23 +1625,7 @@
           <w:szCs w:val="21"/>
           <w:highlight w:val="yellow"/>
         </w:rPr>
-        <w:t>高空突袭：3 费，群体 21 伤（升级 24），</w:t>
-      </w:r>
-      <w:proofErr w:type="gramStart"/>
-      <w:r>
-        <w:rPr>
-          <w:szCs w:val="21"/>
-          <w:highlight w:val="yellow"/>
-        </w:rPr>
-        <w:t>击</w:t>
-      </w:r>
-      <w:proofErr w:type="gramEnd"/>
-      <w:r>
-        <w:rPr>
-          <w:szCs w:val="21"/>
-          <w:highlight w:val="yellow"/>
-        </w:rPr>
-        <w:t xml:space="preserve">杀敌人获得 </w:t>
+        <w:t xml:space="preserve">高空突袭：3 费，群体 21 伤（升级 24），击杀敌人获得 </w:t>
       </w:r>
       <w:r>
         <w:rPr>
@@ -2314,23 +2180,7 @@
           <w:szCs w:val="21"/>
           <w:highlight w:val="yellow"/>
         </w:rPr>
-        <w:t xml:space="preserve"> + 1 </w:t>
-      </w:r>
-      <w:proofErr w:type="gramStart"/>
-      <w:r>
-        <w:rPr>
-          <w:szCs w:val="21"/>
-          <w:highlight w:val="yellow"/>
-        </w:rPr>
-        <w:t>层老师</w:t>
-      </w:r>
-      <w:proofErr w:type="gramEnd"/>
-      <w:r>
-        <w:rPr>
-          <w:szCs w:val="21"/>
-          <w:highlight w:val="yellow"/>
-        </w:rPr>
-        <w:t xml:space="preserve">羁绊（升级 </w:t>
+        <w:t xml:space="preserve"> + 1 层老师羁绊（升级 </w:t>
       </w:r>
       <w:r>
         <w:rPr>
@@ -3425,7 +3275,28 @@
           <w:rFonts w:hint="eastAsia"/>
           <w:szCs w:val="21"/>
         </w:rPr>
-        <w:t>：1费，获得8点格挡，1层师生羁绊</w:t>
+        <w:t>：1费，获得8点格挡</w:t>
+      </w:r>
+      <w:r>
+        <w:rPr>
+          <w:rFonts w:hint="eastAsia"/>
+          <w:szCs w:val="21"/>
+        </w:rPr>
+        <w:t>（升级12点）</w:t>
+      </w:r>
+      <w:r>
+        <w:rPr>
+          <w:rFonts w:hint="eastAsia"/>
+          <w:szCs w:val="21"/>
+        </w:rPr>
+        <w:t>，1层师生羁绊</w:t>
+      </w:r>
+      <w:r>
+        <w:rPr>
+          <w:rFonts w:hint="eastAsia"/>
+          <w:szCs w:val="21"/>
+        </w:rPr>
+        <w:t>，下回合获得同等数值的格挡</w:t>
       </w:r>
     </w:p>
     <w:p>
@@ -4071,21 +3942,7 @@
         <w:rPr>
           <w:szCs w:val="21"/>
         </w:rPr>
-        <w:t xml:space="preserve">特殊防弹护板：1 费，获得 4 </w:t>
-      </w:r>
-      <w:proofErr w:type="gramStart"/>
-      <w:r>
-        <w:rPr>
-          <w:szCs w:val="21"/>
-        </w:rPr>
-        <w:t>层覆甲</w:t>
-      </w:r>
-      <w:proofErr w:type="gramEnd"/>
-      <w:r>
-        <w:rPr>
-          <w:szCs w:val="21"/>
-        </w:rPr>
-        <w:t>（升级 6）</w:t>
+        <w:t>特殊防弹护板：1 费，获得 4 层覆甲（升级 6）</w:t>
       </w:r>
     </w:p>
     <w:p>
@@ -4367,21 +4224,7 @@
         <w:rPr>
           <w:szCs w:val="21"/>
         </w:rPr>
-        <w:t xml:space="preserve">那片星空，名为奇迹：1 费，固有，每打出 1 </w:t>
-      </w:r>
-      <w:proofErr w:type="gramStart"/>
-      <w:r>
-        <w:rPr>
-          <w:szCs w:val="21"/>
-        </w:rPr>
-        <w:t>张能力牌</w:t>
-      </w:r>
-      <w:proofErr w:type="gramEnd"/>
-      <w:r>
-        <w:rPr>
-          <w:szCs w:val="21"/>
-        </w:rPr>
-        <w:t>，获得 1 层</w:t>
+        <w:t>那片星空，名为奇迹：1 费，固有，每打出 1 张能力牌，获得 1 层</w:t>
       </w:r>
       <w:r>
         <w:rPr>
@@ -5390,21 +5233,12 @@
           <w:highlight w:val="yellow"/>
         </w:rPr>
       </w:pPr>
-      <w:proofErr w:type="gramStart"/>
-      <w:r>
-        <w:rPr>
-          <w:szCs w:val="21"/>
-          <w:highlight w:val="yellow"/>
-        </w:rPr>
-        <w:t>阔剑地雷</w:t>
-      </w:r>
-      <w:proofErr w:type="gramEnd"/>
-      <w:r>
-        <w:rPr>
-          <w:szCs w:val="21"/>
-          <w:highlight w:val="yellow"/>
-        </w:rPr>
-        <w:t>：0 费，单体 6 伤，</w:t>
+      <w:r>
+        <w:rPr>
+          <w:szCs w:val="21"/>
+          <w:highlight w:val="yellow"/>
+        </w:rPr>
+        <w:t>阔剑地雷：0 费，单体 6 伤，</w:t>
       </w:r>
       <w:r>
         <w:rPr>
@@ -5419,23 +5253,7 @@
           <w:szCs w:val="21"/>
           <w:highlight w:val="yellow"/>
         </w:rPr>
-        <w:t>攻击意图</w:t>
-      </w:r>
-      <w:proofErr w:type="gramStart"/>
-      <w:r>
-        <w:rPr>
-          <w:szCs w:val="21"/>
-          <w:highlight w:val="yellow"/>
-        </w:rPr>
-        <w:t>敌造成</w:t>
-      </w:r>
-      <w:proofErr w:type="gramEnd"/>
-      <w:r>
-        <w:rPr>
-          <w:szCs w:val="21"/>
-          <w:highlight w:val="yellow"/>
-        </w:rPr>
-        <w:t xml:space="preserve"> 12 伤，消耗【军备箱产出】</w:t>
+        <w:t>攻击意图敌造成 12 伤，消耗【军备箱产出】</w:t>
       </w:r>
     </w:p>
     <w:p>
@@ -5704,21 +5522,12 @@
           <w:highlight w:val="yellow"/>
         </w:rPr>
       </w:pPr>
-      <w:proofErr w:type="gramStart"/>
-      <w:r>
-        <w:rPr>
-          <w:szCs w:val="21"/>
-          <w:highlight w:val="yellow"/>
-        </w:rPr>
-        <w:t>空尖弹</w:t>
-      </w:r>
-      <w:proofErr w:type="gramEnd"/>
-      <w:r>
-        <w:rPr>
-          <w:szCs w:val="21"/>
-          <w:highlight w:val="yellow"/>
-        </w:rPr>
-        <w:t>：0 费，6 伤（升级 8），易伤目标伤害 ×2，消耗【军备箱产出】</w:t>
+      <w:r>
+        <w:rPr>
+          <w:szCs w:val="21"/>
+          <w:highlight w:val="yellow"/>
+        </w:rPr>
+        <w:t>空尖弹：0 费，6 伤（升级 8），易伤目标伤害 ×2，消耗【军备箱产出】</w:t>
       </w:r>
     </w:p>
     <w:p>

--- a/Cards.docx
+++ b/Cards.docx
@@ -19,8 +19,19 @@
           <w:sz w:val="32"/>
           <w:szCs w:val="32"/>
         </w:rPr>
-        <w:t>月雪宫子</w:t>
-      </w:r>
+        <w:t>月</w:t>
+      </w:r>
+      <w:proofErr w:type="gramStart"/>
+      <w:r>
+        <w:rPr>
+          <w:b/>
+          <w:bCs/>
+          <w:sz w:val="32"/>
+          <w:szCs w:val="32"/>
+        </w:rPr>
+        <w:t>雪宫子</w:t>
+      </w:r>
+      <w:proofErr w:type="gramEnd"/>
       <w:r>
         <w:rPr>
           <w:rFonts w:ascii="微软雅黑" w:eastAsia="微软雅黑" w:hAnsi="微软雅黑" w:cs="微软雅黑" w:hint="eastAsia"/>
@@ -76,7 +87,49 @@
         <w:rPr>
           <w:szCs w:val="21"/>
         </w:rPr>
-        <w:t>弹夹：冲锋枪类卡牌专属耗材，无弹夹无法打出；仅通过换弹 / 切枪 / 技能 / 能力获取</w:t>
+        <w:t>弹夹：冲锋枪类</w:t>
+      </w:r>
+      <w:proofErr w:type="gramStart"/>
+      <w:r>
+        <w:rPr>
+          <w:szCs w:val="21"/>
+        </w:rPr>
+        <w:t>卡牌专属</w:t>
+      </w:r>
+      <w:proofErr w:type="gramEnd"/>
+      <w:r>
+        <w:rPr>
+          <w:szCs w:val="21"/>
+        </w:rPr>
+        <w:t>耗材，无弹夹无法打出；仅</w:t>
+      </w:r>
+      <w:proofErr w:type="gramStart"/>
+      <w:r>
+        <w:rPr>
+          <w:szCs w:val="21"/>
+        </w:rPr>
+        <w:t>通过换弹</w:t>
+      </w:r>
+      <w:proofErr w:type="gramEnd"/>
+      <w:r>
+        <w:rPr>
+          <w:szCs w:val="21"/>
+        </w:rPr>
+        <w:t xml:space="preserve"> / </w:t>
+      </w:r>
+      <w:proofErr w:type="gramStart"/>
+      <w:r>
+        <w:rPr>
+          <w:szCs w:val="21"/>
+        </w:rPr>
+        <w:t>切枪</w:t>
+      </w:r>
+      <w:proofErr w:type="gramEnd"/>
+      <w:r>
+        <w:rPr>
+          <w:szCs w:val="21"/>
+        </w:rPr>
+        <w:t xml:space="preserve"> / 技能 / 能力获取</w:t>
       </w:r>
     </w:p>
     <w:p>
@@ -110,7 +163,35 @@
         <w:rPr>
           <w:szCs w:val="21"/>
         </w:rPr>
-        <w:t>小队支援：美游 / 咲 / 萌绘效果完全差异化，无重复模板</w:t>
+        <w:t>小队支援：</w:t>
+      </w:r>
+      <w:proofErr w:type="gramStart"/>
+      <w:r>
+        <w:rPr>
+          <w:szCs w:val="21"/>
+        </w:rPr>
+        <w:t>美游</w:t>
+      </w:r>
+      <w:proofErr w:type="gramEnd"/>
+      <w:r>
+        <w:rPr>
+          <w:szCs w:val="21"/>
+        </w:rPr>
+        <w:t xml:space="preserve"> / 咲 / </w:t>
+      </w:r>
+      <w:proofErr w:type="gramStart"/>
+      <w:r>
+        <w:rPr>
+          <w:szCs w:val="21"/>
+        </w:rPr>
+        <w:t>萌绘效果</w:t>
+      </w:r>
+      <w:proofErr w:type="gramEnd"/>
+      <w:r>
+        <w:rPr>
+          <w:szCs w:val="21"/>
+        </w:rPr>
+        <w:t>完全差异化，无重复模板</w:t>
       </w:r>
     </w:p>
     <w:p>
@@ -273,7 +354,21 @@
         <w:rPr>
           <w:szCs w:val="21"/>
         </w:rPr>
-        <w:t>战斗开始时，获得1 层老师羁绊</w:t>
+        <w:t xml:space="preserve">战斗开始时，获得1 </w:t>
+      </w:r>
+      <w:proofErr w:type="gramStart"/>
+      <w:r>
+        <w:rPr>
+          <w:szCs w:val="21"/>
+        </w:rPr>
+        <w:t>层老师</w:t>
+      </w:r>
+      <w:proofErr w:type="gramEnd"/>
+      <w:r>
+        <w:rPr>
+          <w:szCs w:val="21"/>
+        </w:rPr>
+        <w:t>羁绊</w:t>
       </w:r>
     </w:p>
     <w:p>
@@ -290,7 +385,21 @@
         <w:rPr>
           <w:szCs w:val="21"/>
         </w:rPr>
-        <w:t>每场战斗初始携带1 个弹夹</w:t>
+        <w:t xml:space="preserve">每场战斗初始携带1 </w:t>
+      </w:r>
+      <w:proofErr w:type="gramStart"/>
+      <w:r>
+        <w:rPr>
+          <w:szCs w:val="21"/>
+        </w:rPr>
+        <w:t>个</w:t>
+      </w:r>
+      <w:proofErr w:type="gramEnd"/>
+      <w:r>
+        <w:rPr>
+          <w:szCs w:val="21"/>
+        </w:rPr>
+        <w:t>弹夹</w:t>
       </w:r>
     </w:p>
     <w:p>
@@ -529,12 +638,21 @@
           <w:highlight w:val="yellow"/>
         </w:rPr>
       </w:pPr>
-      <w:r>
-        <w:rPr>
-          <w:szCs w:val="21"/>
-          <w:highlight w:val="yellow"/>
-        </w:rPr>
-        <w:t>切枪永远比换弹快：1 费，单体 8 伤（升级 10），获得 1 弹夹</w:t>
+      <w:proofErr w:type="gramStart"/>
+      <w:r>
+        <w:rPr>
+          <w:szCs w:val="21"/>
+          <w:highlight w:val="yellow"/>
+        </w:rPr>
+        <w:t>切枪永远比换弹快</w:t>
+      </w:r>
+      <w:proofErr w:type="gramEnd"/>
+      <w:r>
+        <w:rPr>
+          <w:szCs w:val="21"/>
+          <w:highlight w:val="yellow"/>
+        </w:rPr>
+        <w:t>：1 费，单体 8 伤（升级 10），获得 1 弹夹</w:t>
       </w:r>
     </w:p>
     <w:p>
@@ -1625,7 +1743,23 @@
           <w:szCs w:val="21"/>
           <w:highlight w:val="yellow"/>
         </w:rPr>
-        <w:t xml:space="preserve">高空突袭：3 费，群体 21 伤（升级 24），击杀敌人获得 </w:t>
+        <w:t>高空突袭：3 费，群体 21 伤（升级 24），</w:t>
+      </w:r>
+      <w:proofErr w:type="gramStart"/>
+      <w:r>
+        <w:rPr>
+          <w:szCs w:val="21"/>
+          <w:highlight w:val="yellow"/>
+        </w:rPr>
+        <w:t>击</w:t>
+      </w:r>
+      <w:proofErr w:type="gramEnd"/>
+      <w:r>
+        <w:rPr>
+          <w:szCs w:val="21"/>
+          <w:highlight w:val="yellow"/>
+        </w:rPr>
+        <w:t xml:space="preserve">杀敌人获得 </w:t>
       </w:r>
       <w:r>
         <w:rPr>
@@ -1976,7 +2110,21 @@
           <w:rFonts w:hint="eastAsia"/>
           <w:szCs w:val="21"/>
         </w:rPr>
-        <w:t>消耗所有状态牌，恢复2点生命值</w:t>
+        <w:t>消耗所有状态牌，</w:t>
+      </w:r>
+      <w:r>
+        <w:rPr>
+          <w:rFonts w:hint="eastAsia"/>
+          <w:szCs w:val="21"/>
+        </w:rPr>
+        <w:t>将其转化为绷带。绷带：0费，</w:t>
+      </w:r>
+      <w:r>
+        <w:rPr>
+          <w:rFonts w:hint="eastAsia"/>
+          <w:szCs w:val="21"/>
+        </w:rPr>
+        <w:t>恢复2点生命值</w:t>
       </w:r>
     </w:p>
     <w:p>
@@ -2180,7 +2328,23 @@
           <w:szCs w:val="21"/>
           <w:highlight w:val="yellow"/>
         </w:rPr>
-        <w:t xml:space="preserve"> + 1 层老师羁绊（升级 </w:t>
+        <w:t xml:space="preserve"> + 1 </w:t>
+      </w:r>
+      <w:proofErr w:type="gramStart"/>
+      <w:r>
+        <w:rPr>
+          <w:szCs w:val="21"/>
+          <w:highlight w:val="yellow"/>
+        </w:rPr>
+        <w:t>层老师</w:t>
+      </w:r>
+      <w:proofErr w:type="gramEnd"/>
+      <w:r>
+        <w:rPr>
+          <w:szCs w:val="21"/>
+          <w:highlight w:val="yellow"/>
+        </w:rPr>
+        <w:t xml:space="preserve">羁绊（升级 </w:t>
       </w:r>
       <w:r>
         <w:rPr>
@@ -3942,7 +4106,21 @@
         <w:rPr>
           <w:szCs w:val="21"/>
         </w:rPr>
-        <w:t>特殊防弹护板：1 费，获得 4 层覆甲（升级 6）</w:t>
+        <w:t xml:space="preserve">特殊防弹护板：1 费，获得 4 </w:t>
+      </w:r>
+      <w:proofErr w:type="gramStart"/>
+      <w:r>
+        <w:rPr>
+          <w:szCs w:val="21"/>
+        </w:rPr>
+        <w:t>层覆甲</w:t>
+      </w:r>
+      <w:proofErr w:type="gramEnd"/>
+      <w:r>
+        <w:rPr>
+          <w:szCs w:val="21"/>
+        </w:rPr>
+        <w:t>（升级 6）</w:t>
       </w:r>
     </w:p>
     <w:p>
@@ -4224,7 +4402,21 @@
         <w:rPr>
           <w:szCs w:val="21"/>
         </w:rPr>
-        <w:t>那片星空，名为奇迹：1 费，固有，每打出 1 张能力牌，获得 1 层</w:t>
+        <w:t xml:space="preserve">那片星空，名为奇迹：1 费，固有，每打出 1 </w:t>
+      </w:r>
+      <w:proofErr w:type="gramStart"/>
+      <w:r>
+        <w:rPr>
+          <w:szCs w:val="21"/>
+        </w:rPr>
+        <w:t>张能力牌</w:t>
+      </w:r>
+      <w:proofErr w:type="gramEnd"/>
+      <w:r>
+        <w:rPr>
+          <w:szCs w:val="21"/>
+        </w:rPr>
+        <w:t>，获得 1 层</w:t>
       </w:r>
       <w:r>
         <w:rPr>
@@ -4318,14 +4510,14 @@
         <w:rPr>
           <w:szCs w:val="21"/>
         </w:rPr>
-        <w:t>雨中的坚守：3 费，固有，闪光无人机被动 + 2</w:t>
-      </w:r>
-      <w:r>
-        <w:rPr>
-          <w:rFonts w:hint="eastAsia"/>
-          <w:szCs w:val="21"/>
-        </w:rPr>
-        <w:t>（升级+3）</w:t>
+        <w:t>雨中的坚守：3 费，</w:t>
+      </w:r>
+      <w:r>
+        <w:rPr>
+          <w:rFonts w:hint="eastAsia"/>
+          <w:szCs w:val="21"/>
+        </w:rPr>
+        <w:t>每回合获得1张能力牌（升级2费）</w:t>
       </w:r>
     </w:p>
     <w:p>
@@ -4406,7 +4598,20 @@
         <w:rPr>
           <w:szCs w:val="21"/>
         </w:rPr>
-        <w:t>为了基沃托斯的和平：3 费，固有，永久 + 2 力量</w:t>
+        <w:t>为了基沃托斯的和平：</w:t>
+      </w:r>
+      <w:r>
+        <w:rPr>
+          <w:rFonts w:hint="eastAsia"/>
+          <w:szCs w:val="21"/>
+        </w:rPr>
+        <w:t>1</w:t>
+      </w:r>
+      <w:r>
+        <w:rPr>
+          <w:szCs w:val="21"/>
+        </w:rPr>
+        <w:t xml:space="preserve"> 费，固有，永久 + 2 力量</w:t>
       </w:r>
       <w:r>
         <w:rPr>
@@ -4678,7 +4883,35 @@
           <w:rFonts w:hint="eastAsia"/>
           <w:szCs w:val="21"/>
         </w:rPr>
-        <w:t>与你共赏夜景：2费，每回合获得1点师生羁绊（升级固有）</w:t>
+        <w:t>与你共赏夜景：</w:t>
+      </w:r>
+      <w:r>
+        <w:rPr>
+          <w:rFonts w:hint="eastAsia"/>
+          <w:szCs w:val="21"/>
+        </w:rPr>
+        <w:t>1</w:t>
+      </w:r>
+      <w:r>
+        <w:rPr>
+          <w:rFonts w:hint="eastAsia"/>
+          <w:szCs w:val="21"/>
+        </w:rPr>
+        <w:t>费，获得1点师生羁绊（升级</w:t>
+      </w:r>
+      <w:r>
+        <w:rPr>
+          <w:rFonts w:hint="eastAsia"/>
+          <w:szCs w:val="21"/>
+        </w:rPr>
+        <w:t>2点</w:t>
+      </w:r>
+      <w:r>
+        <w:rPr>
+          <w:rFonts w:hint="eastAsia"/>
+          <w:szCs w:val="21"/>
+        </w:rPr>
+        <w:t>）</w:t>
       </w:r>
     </w:p>
     <w:p>
@@ -5233,12 +5466,21 @@
           <w:highlight w:val="yellow"/>
         </w:rPr>
       </w:pPr>
-      <w:r>
-        <w:rPr>
-          <w:szCs w:val="21"/>
-          <w:highlight w:val="yellow"/>
-        </w:rPr>
-        <w:t>阔剑地雷：0 费，单体 6 伤，</w:t>
+      <w:proofErr w:type="gramStart"/>
+      <w:r>
+        <w:rPr>
+          <w:szCs w:val="21"/>
+          <w:highlight w:val="yellow"/>
+        </w:rPr>
+        <w:t>阔剑地雷</w:t>
+      </w:r>
+      <w:proofErr w:type="gramEnd"/>
+      <w:r>
+        <w:rPr>
+          <w:szCs w:val="21"/>
+          <w:highlight w:val="yellow"/>
+        </w:rPr>
+        <w:t>：0 费，单体 6 伤，</w:t>
       </w:r>
       <w:r>
         <w:rPr>
@@ -5253,7 +5495,23 @@
           <w:szCs w:val="21"/>
           <w:highlight w:val="yellow"/>
         </w:rPr>
-        <w:t>攻击意图敌造成 12 伤，消耗【军备箱产出】</w:t>
+        <w:t>攻击意图</w:t>
+      </w:r>
+      <w:proofErr w:type="gramStart"/>
+      <w:r>
+        <w:rPr>
+          <w:szCs w:val="21"/>
+          <w:highlight w:val="yellow"/>
+        </w:rPr>
+        <w:t>敌造成</w:t>
+      </w:r>
+      <w:proofErr w:type="gramEnd"/>
+      <w:r>
+        <w:rPr>
+          <w:szCs w:val="21"/>
+          <w:highlight w:val="yellow"/>
+        </w:rPr>
+        <w:t xml:space="preserve"> 12 伤，消耗【军备箱产出】</w:t>
       </w:r>
     </w:p>
     <w:p>
@@ -5522,12 +5780,21 @@
           <w:highlight w:val="yellow"/>
         </w:rPr>
       </w:pPr>
-      <w:r>
-        <w:rPr>
-          <w:szCs w:val="21"/>
-          <w:highlight w:val="yellow"/>
-        </w:rPr>
-        <w:t>空尖弹：0 费，6 伤（升级 8），易伤目标伤害 ×2，消耗【军备箱产出】</w:t>
+      <w:proofErr w:type="gramStart"/>
+      <w:r>
+        <w:rPr>
+          <w:szCs w:val="21"/>
+          <w:highlight w:val="yellow"/>
+        </w:rPr>
+        <w:t>空尖弹</w:t>
+      </w:r>
+      <w:proofErr w:type="gramEnd"/>
+      <w:r>
+        <w:rPr>
+          <w:szCs w:val="21"/>
+          <w:highlight w:val="yellow"/>
+        </w:rPr>
+        <w:t>：0 费，6 伤（升级 8），易伤目标伤害 ×2，消耗【军备箱产出】</w:t>
       </w:r>
     </w:p>
     <w:p>

--- a/Cards.docx
+++ b/Cards.docx
@@ -2097,11 +2097,13 @@
         <w:rPr>
           <w:rFonts w:hint="eastAsia"/>
           <w:szCs w:val="21"/>
-        </w:rPr>
-      </w:pPr>
-      <w:r>
-        <w:rPr>
-          <w:szCs w:val="21"/>
+          <w:highlight w:val="yellow"/>
+        </w:rPr>
+      </w:pPr>
+      <w:r>
+        <w:rPr>
+          <w:szCs w:val="21"/>
+          <w:highlight w:val="yellow"/>
         </w:rPr>
         <w:t>战地医疗处理：2 费（升级 1 费），</w:t>
       </w:r>
@@ -2109,6 +2111,7 @@
         <w:rPr>
           <w:rFonts w:hint="eastAsia"/>
           <w:szCs w:val="21"/>
+          <w:highlight w:val="yellow"/>
         </w:rPr>
         <w:t>消耗所有状态牌，</w:t>
       </w:r>
@@ -2116,6 +2119,7 @@
         <w:rPr>
           <w:rFonts w:hint="eastAsia"/>
           <w:szCs w:val="21"/>
+          <w:highlight w:val="yellow"/>
         </w:rPr>
         <w:t>将其转化为绷带。绷带：0费，</w:t>
       </w:r>
@@ -2123,6 +2127,7 @@
         <w:rPr>
           <w:rFonts w:hint="eastAsia"/>
           <w:szCs w:val="21"/>
+          <w:highlight w:val="yellow"/>
         </w:rPr>
         <w:t>恢复2点生命值</w:t>
       </w:r>
@@ -3425,12 +3430,14 @@
         <w:rPr>
           <w:rFonts w:hint="eastAsia"/>
           <w:szCs w:val="21"/>
-        </w:rPr>
-      </w:pPr>
-      <w:r>
-        <w:rPr>
-          <w:rFonts w:hint="eastAsia"/>
-          <w:szCs w:val="21"/>
+          <w:highlight w:val="yellow"/>
+        </w:rPr>
+      </w:pPr>
+      <w:r>
+        <w:rPr>
+          <w:rFonts w:hint="eastAsia"/>
+          <w:szCs w:val="21"/>
+          <w:highlight w:val="yellow"/>
         </w:rPr>
         <w:t>这份触摸，令人安心</w:t>
       </w:r>
@@ -3438,6 +3445,7 @@
         <w:rPr>
           <w:rFonts w:hint="eastAsia"/>
           <w:szCs w:val="21"/>
+          <w:highlight w:val="yellow"/>
         </w:rPr>
         <w:t>：1费，获得8点格挡</w:t>
       </w:r>
@@ -3445,6 +3453,7 @@
         <w:rPr>
           <w:rFonts w:hint="eastAsia"/>
           <w:szCs w:val="21"/>
+          <w:highlight w:val="yellow"/>
         </w:rPr>
         <w:t>（升级12点）</w:t>
       </w:r>
@@ -3452,6 +3461,7 @@
         <w:rPr>
           <w:rFonts w:hint="eastAsia"/>
           <w:szCs w:val="21"/>
+          <w:highlight w:val="yellow"/>
         </w:rPr>
         <w:t>，1层师生羁绊</w:t>
       </w:r>
@@ -3459,6 +3469,7 @@
         <w:rPr>
           <w:rFonts w:hint="eastAsia"/>
           <w:szCs w:val="21"/>
+          <w:highlight w:val="yellow"/>
         </w:rPr>
         <w:t>，下回合获得同等数值的格挡</w:t>
       </w:r>
@@ -3685,7 +3696,23 @@
           <w:szCs w:val="21"/>
           <w:highlight w:val="yellow"/>
         </w:rPr>
-        <w:t>，消耗</w:t>
+        <w:t>，</w:t>
+      </w:r>
+      <w:r>
+        <w:rPr>
+          <w:rFonts w:hint="eastAsia"/>
+          <w:szCs w:val="21"/>
+          <w:highlight w:val="yellow"/>
+        </w:rPr>
+        <w:t>生成一个军备箱，</w:t>
+      </w:r>
+      <w:r>
+        <w:rPr>
+          <w:rFonts w:hint="eastAsia"/>
+          <w:szCs w:val="21"/>
+          <w:highlight w:val="yellow"/>
+        </w:rPr>
+        <w:t>消耗</w:t>
       </w:r>
     </w:p>
     <w:p>
@@ -5045,14 +5072,12 @@
         <w:rPr>
           <w:rFonts w:hint="eastAsia"/>
           <w:szCs w:val="21"/>
-          <w:highlight w:val="yellow"/>
         </w:rPr>
       </w:pPr>
       <w:r>
         <w:rPr>
           <w:noProof/>
           <w:szCs w:val="21"/>
-          <w:highlight w:val="yellow"/>
         </w:rPr>
         <w:drawing>
           <wp:inline distT="0" distB="0" distL="0" distR="0" wp14:anchorId="63CB02C0" wp14:editId="02C1DDFC">

--- a/Cards.docx
+++ b/Cards.docx
@@ -308,7 +308,7 @@
                     </pic:cNvPicPr>
                   </pic:nvPicPr>
                   <pic:blipFill>
-                    <a:blip r:embed="rId5">
+                    <a:blip r:embed="rId7">
                       <a:extLst>
                         <a:ext uri="{28A0092B-C50C-407E-A947-70E740481C1C}">
                           <a14:useLocalDpi xmlns:a14="http://schemas.microsoft.com/office/drawing/2010/main" val="0"/>
@@ -509,7 +509,7 @@
                     </pic:cNvPicPr>
                   </pic:nvPicPr>
                   <pic:blipFill>
-                    <a:blip r:embed="rId6" cstate="print">
+                    <a:blip r:embed="rId8" cstate="print">
                       <a:extLst>
                         <a:ext uri="{28A0092B-C50C-407E-A947-70E740481C1C}">
                           <a14:useLocalDpi xmlns:a14="http://schemas.microsoft.com/office/drawing/2010/main" val="0"/>
@@ -594,7 +594,7 @@
                     </pic:cNvPicPr>
                   </pic:nvPicPr>
                   <pic:blipFill>
-                    <a:blip r:embed="rId7" cstate="print">
+                    <a:blip r:embed="rId9" cstate="print">
                       <a:extLst>
                         <a:ext uri="{28A0092B-C50C-407E-A947-70E740481C1C}">
                           <a14:useLocalDpi xmlns:a14="http://schemas.microsoft.com/office/drawing/2010/main" val="0"/>
@@ -687,7 +687,7 @@
                     </pic:cNvPicPr>
                   </pic:nvPicPr>
                   <pic:blipFill>
-                    <a:blip r:embed="rId8" cstate="print">
+                    <a:blip r:embed="rId10" cstate="print">
                       <a:extLst>
                         <a:ext uri="{28A0092B-C50C-407E-A947-70E740481C1C}">
                           <a14:useLocalDpi xmlns:a14="http://schemas.microsoft.com/office/drawing/2010/main" val="0"/>
@@ -770,7 +770,7 @@
                     </pic:cNvPicPr>
                   </pic:nvPicPr>
                   <pic:blipFill>
-                    <a:blip r:embed="rId9" cstate="print">
+                    <a:blip r:embed="rId11" cstate="print">
                       <a:extLst>
                         <a:ext uri="{28A0092B-C50C-407E-A947-70E740481C1C}">
                           <a14:useLocalDpi xmlns:a14="http://schemas.microsoft.com/office/drawing/2010/main" val="0"/>
@@ -868,7 +868,7 @@
                     </pic:cNvPicPr>
                   </pic:nvPicPr>
                   <pic:blipFill>
-                    <a:blip r:embed="rId10" cstate="print">
+                    <a:blip r:embed="rId12" cstate="print">
                       <a:extLst>
                         <a:ext uri="{28A0092B-C50C-407E-A947-70E740481C1C}">
                           <a14:useLocalDpi xmlns:a14="http://schemas.microsoft.com/office/drawing/2010/main" val="0"/>
@@ -951,7 +951,7 @@
                     </pic:cNvPicPr>
                   </pic:nvPicPr>
                   <pic:blipFill>
-                    <a:blip r:embed="rId11" cstate="print">
+                    <a:blip r:embed="rId13" cstate="print">
                       <a:extLst>
                         <a:ext uri="{28A0092B-C50C-407E-A947-70E740481C1C}">
                           <a14:useLocalDpi xmlns:a14="http://schemas.microsoft.com/office/drawing/2010/main" val="0"/>
@@ -1057,7 +1057,7 @@
                     </pic:cNvPicPr>
                   </pic:nvPicPr>
                   <pic:blipFill>
-                    <a:blip r:embed="rId12" cstate="print">
+                    <a:blip r:embed="rId14" cstate="print">
                       <a:extLst>
                         <a:ext uri="{28A0092B-C50C-407E-A947-70E740481C1C}">
                           <a14:useLocalDpi xmlns:a14="http://schemas.microsoft.com/office/drawing/2010/main" val="0"/>
@@ -1208,7 +1208,7 @@
                     </pic:cNvPicPr>
                   </pic:nvPicPr>
                   <pic:blipFill>
-                    <a:blip r:embed="rId13" cstate="print">
+                    <a:blip r:embed="rId15" cstate="print">
                       <a:extLst>
                         <a:ext uri="{28A0092B-C50C-407E-A947-70E740481C1C}">
                           <a14:useLocalDpi xmlns:a14="http://schemas.microsoft.com/office/drawing/2010/main" val="0"/>
@@ -1293,7 +1293,7 @@
                     </pic:cNvPicPr>
                   </pic:nvPicPr>
                   <pic:blipFill>
-                    <a:blip r:embed="rId14" cstate="print">
+                    <a:blip r:embed="rId16" cstate="print">
                       <a:extLst>
                         <a:ext uri="{28A0092B-C50C-407E-A947-70E740481C1C}">
                           <a14:useLocalDpi xmlns:a14="http://schemas.microsoft.com/office/drawing/2010/main" val="0"/>
@@ -1443,7 +1443,7 @@
                     </pic:cNvPicPr>
                   </pic:nvPicPr>
                   <pic:blipFill>
-                    <a:blip r:embed="rId15" cstate="print">
+                    <a:blip r:embed="rId17" cstate="print">
                       <a:extLst>
                         <a:ext uri="{28A0092B-C50C-407E-A947-70E740481C1C}">
                           <a14:useLocalDpi xmlns:a14="http://schemas.microsoft.com/office/drawing/2010/main" val="0"/>
@@ -1526,7 +1526,7 @@
                     </pic:cNvPicPr>
                   </pic:nvPicPr>
                   <pic:blipFill>
-                    <a:blip r:embed="rId16" cstate="print">
+                    <a:blip r:embed="rId18" cstate="print">
                       <a:extLst>
                         <a:ext uri="{28A0092B-C50C-407E-A947-70E740481C1C}">
                           <a14:useLocalDpi xmlns:a14="http://schemas.microsoft.com/office/drawing/2010/main" val="0"/>
@@ -1609,7 +1609,7 @@
                     </pic:cNvPicPr>
                   </pic:nvPicPr>
                   <pic:blipFill>
-                    <a:blip r:embed="rId17" cstate="print">
+                    <a:blip r:embed="rId19" cstate="print">
                       <a:extLst>
                         <a:ext uri="{28A0092B-C50C-407E-A947-70E740481C1C}">
                           <a14:useLocalDpi xmlns:a14="http://schemas.microsoft.com/office/drawing/2010/main" val="0"/>
@@ -1694,7 +1694,7 @@
                     </pic:cNvPicPr>
                   </pic:nvPicPr>
                   <pic:blipFill>
-                    <a:blip r:embed="rId18" cstate="print">
+                    <a:blip r:embed="rId20" cstate="print">
                       <a:extLst>
                         <a:ext uri="{28A0092B-C50C-407E-A947-70E740481C1C}">
                           <a14:useLocalDpi xmlns:a14="http://schemas.microsoft.com/office/drawing/2010/main" val="0"/>
@@ -1801,7 +1801,7 @@
                     </pic:cNvPicPr>
                   </pic:nvPicPr>
                   <pic:blipFill>
-                    <a:blip r:embed="rId19" cstate="print">
+                    <a:blip r:embed="rId21" cstate="print">
                       <a:extLst>
                         <a:ext uri="{28A0092B-C50C-407E-A947-70E740481C1C}">
                           <a14:useLocalDpi xmlns:a14="http://schemas.microsoft.com/office/drawing/2010/main" val="0"/>
@@ -1943,7 +1943,7 @@
                     </pic:cNvPicPr>
                   </pic:nvPicPr>
                   <pic:blipFill>
-                    <a:blip r:embed="rId20" cstate="print">
+                    <a:blip r:embed="rId22" cstate="print">
                       <a:extLst>
                         <a:ext uri="{28A0092B-C50C-407E-A947-70E740481C1C}">
                           <a14:useLocalDpi xmlns:a14="http://schemas.microsoft.com/office/drawing/2010/main" val="0"/>
@@ -2056,7 +2056,7 @@
                     </pic:cNvPicPr>
                   </pic:nvPicPr>
                   <pic:blipFill>
-                    <a:blip r:embed="rId21" cstate="print">
+                    <a:blip r:embed="rId23" cstate="print">
                       <a:extLst>
                         <a:ext uri="{28A0092B-C50C-407E-A947-70E740481C1C}">
                           <a14:useLocalDpi xmlns:a14="http://schemas.microsoft.com/office/drawing/2010/main" val="0"/>
@@ -2163,7 +2163,7 @@
                     </pic:cNvPicPr>
                   </pic:nvPicPr>
                   <pic:blipFill>
-                    <a:blip r:embed="rId22" cstate="print">
+                    <a:blip r:embed="rId24" cstate="print">
                       <a:extLst>
                         <a:ext uri="{28A0092B-C50C-407E-A947-70E740481C1C}">
                           <a14:useLocalDpi xmlns:a14="http://schemas.microsoft.com/office/drawing/2010/main" val="0"/>
@@ -2261,7 +2261,7 @@
                     </pic:cNvPicPr>
                   </pic:nvPicPr>
                   <pic:blipFill>
-                    <a:blip r:embed="rId23" cstate="print">
+                    <a:blip r:embed="rId25" cstate="print">
                       <a:extLst>
                         <a:ext uri="{28A0092B-C50C-407E-A947-70E740481C1C}">
                           <a14:useLocalDpi xmlns:a14="http://schemas.microsoft.com/office/drawing/2010/main" val="0"/>
@@ -2398,7 +2398,7 @@
                     </pic:cNvPicPr>
                   </pic:nvPicPr>
                   <pic:blipFill>
-                    <a:blip r:embed="rId24" cstate="print">
+                    <a:blip r:embed="rId26" cstate="print">
                       <a:extLst>
                         <a:ext uri="{28A0092B-C50C-407E-A947-70E740481C1C}">
                           <a14:useLocalDpi xmlns:a14="http://schemas.microsoft.com/office/drawing/2010/main" val="0"/>
@@ -2510,7 +2510,7 @@
                     </pic:cNvPicPr>
                   </pic:nvPicPr>
                   <pic:blipFill>
-                    <a:blip r:embed="rId25" cstate="print">
+                    <a:blip r:embed="rId27" cstate="print">
                       <a:extLst>
                         <a:ext uri="{28A0092B-C50C-407E-A947-70E740481C1C}">
                           <a14:useLocalDpi xmlns:a14="http://schemas.microsoft.com/office/drawing/2010/main" val="0"/>
@@ -2593,7 +2593,7 @@
                     </pic:cNvPicPr>
                   </pic:nvPicPr>
                   <pic:blipFill>
-                    <a:blip r:embed="rId26" cstate="print">
+                    <a:blip r:embed="rId28" cstate="print">
                       <a:extLst>
                         <a:ext uri="{28A0092B-C50C-407E-A947-70E740481C1C}">
                           <a14:useLocalDpi xmlns:a14="http://schemas.microsoft.com/office/drawing/2010/main" val="0"/>
@@ -2679,7 +2679,7 @@
                     </pic:cNvPicPr>
                   </pic:nvPicPr>
                   <pic:blipFill>
-                    <a:blip r:embed="rId27" cstate="print">
+                    <a:blip r:embed="rId29" cstate="print">
                       <a:extLst>
                         <a:ext uri="{28A0092B-C50C-407E-A947-70E740481C1C}">
                           <a14:useLocalDpi xmlns:a14="http://schemas.microsoft.com/office/drawing/2010/main" val="0"/>
@@ -2785,7 +2785,7 @@
                     </pic:cNvPicPr>
                   </pic:nvPicPr>
                   <pic:blipFill>
-                    <a:blip r:embed="rId28" cstate="print">
+                    <a:blip r:embed="rId30" cstate="print">
                       <a:extLst>
                         <a:ext uri="{28A0092B-C50C-407E-A947-70E740481C1C}">
                           <a14:useLocalDpi xmlns:a14="http://schemas.microsoft.com/office/drawing/2010/main" val="0"/>
@@ -2893,7 +2893,7 @@
                     </pic:cNvPicPr>
                   </pic:nvPicPr>
                   <pic:blipFill>
-                    <a:blip r:embed="rId29" cstate="print">
+                    <a:blip r:embed="rId31" cstate="print">
                       <a:extLst>
                         <a:ext uri="{28A0092B-C50C-407E-A947-70E740481C1C}">
                           <a14:useLocalDpi xmlns:a14="http://schemas.microsoft.com/office/drawing/2010/main" val="0"/>
@@ -3047,7 +3047,7 @@
                     </pic:cNvPicPr>
                   </pic:nvPicPr>
                   <pic:blipFill>
-                    <a:blip r:embed="rId30" cstate="print">
+                    <a:blip r:embed="rId32" cstate="print">
                       <a:extLst>
                         <a:ext uri="{28A0092B-C50C-407E-A947-70E740481C1C}">
                           <a14:useLocalDpi xmlns:a14="http://schemas.microsoft.com/office/drawing/2010/main" val="0"/>
@@ -3155,7 +3155,7 @@
                     </pic:cNvPicPr>
                   </pic:nvPicPr>
                   <pic:blipFill>
-                    <a:blip r:embed="rId31" cstate="print">
+                    <a:blip r:embed="rId33" cstate="print">
                       <a:extLst>
                         <a:ext uri="{28A0092B-C50C-407E-A947-70E740481C1C}">
                           <a14:useLocalDpi xmlns:a14="http://schemas.microsoft.com/office/drawing/2010/main" val="0"/>
@@ -3283,7 +3283,7 @@
                     </pic:cNvPicPr>
                   </pic:nvPicPr>
                   <pic:blipFill>
-                    <a:blip r:embed="rId32" cstate="print">
+                    <a:blip r:embed="rId34" cstate="print">
                       <a:extLst>
                         <a:ext uri="{28A0092B-C50C-407E-A947-70E740481C1C}">
                           <a14:useLocalDpi xmlns:a14="http://schemas.microsoft.com/office/drawing/2010/main" val="0"/>
@@ -3389,7 +3389,7 @@
                     </pic:cNvPicPr>
                   </pic:nvPicPr>
                   <pic:blipFill>
-                    <a:blip r:embed="rId33" cstate="print">
+                    <a:blip r:embed="rId35" cstate="print">
                       <a:extLst>
                         <a:ext uri="{28A0092B-C50C-407E-A947-70E740481C1C}">
                           <a14:useLocalDpi xmlns:a14="http://schemas.microsoft.com/office/drawing/2010/main" val="0"/>
@@ -3507,7 +3507,7 @@
                     </pic:cNvPicPr>
                   </pic:nvPicPr>
                   <pic:blipFill>
-                    <a:blip r:embed="rId34" cstate="print">
+                    <a:blip r:embed="rId36" cstate="print">
                       <a:extLst>
                         <a:ext uri="{28A0092B-C50C-407E-A947-70E740481C1C}">
                           <a14:useLocalDpi xmlns:a14="http://schemas.microsoft.com/office/drawing/2010/main" val="0"/>
@@ -3610,7 +3610,7 @@
                     </pic:cNvPicPr>
                   </pic:nvPicPr>
                   <pic:blipFill>
-                    <a:blip r:embed="rId35" cstate="print">
+                    <a:blip r:embed="rId37" cstate="print">
                       <a:extLst>
                         <a:ext uri="{28A0092B-C50C-407E-A947-70E740481C1C}">
                           <a14:useLocalDpi xmlns:a14="http://schemas.microsoft.com/office/drawing/2010/main" val="0"/>
@@ -3747,7 +3747,7 @@
                     </pic:cNvPicPr>
                   </pic:nvPicPr>
                   <pic:blipFill>
-                    <a:blip r:embed="rId36" cstate="print">
+                    <a:blip r:embed="rId38" cstate="print">
                       <a:extLst>
                         <a:ext uri="{28A0092B-C50C-407E-A947-70E740481C1C}">
                           <a14:useLocalDpi xmlns:a14="http://schemas.microsoft.com/office/drawing/2010/main" val="0"/>
@@ -3828,7 +3828,7 @@
                     </pic:cNvPicPr>
                   </pic:nvPicPr>
                   <pic:blipFill>
-                    <a:blip r:embed="rId37" cstate="print">
+                    <a:blip r:embed="rId39" cstate="print">
                       <a:extLst>
                         <a:ext uri="{28A0092B-C50C-407E-A947-70E740481C1C}">
                           <a14:useLocalDpi xmlns:a14="http://schemas.microsoft.com/office/drawing/2010/main" val="0"/>
@@ -3922,7 +3922,7 @@
                     </pic:cNvPicPr>
                   </pic:nvPicPr>
                   <pic:blipFill>
-                    <a:blip r:embed="rId38" cstate="print">
+                    <a:blip r:embed="rId40" cstate="print">
                       <a:extLst>
                         <a:ext uri="{28A0092B-C50C-407E-A947-70E740481C1C}">
                           <a14:useLocalDpi xmlns:a14="http://schemas.microsoft.com/office/drawing/2010/main" val="0"/>
@@ -4004,7 +4004,7 @@
                     </pic:cNvPicPr>
                   </pic:nvPicPr>
                   <pic:blipFill>
-                    <a:blip r:embed="rId39" cstate="print">
+                    <a:blip r:embed="rId41" cstate="print">
                       <a:extLst>
                         <a:ext uri="{28A0092B-C50C-407E-A947-70E740481C1C}">
                           <a14:useLocalDpi xmlns:a14="http://schemas.microsoft.com/office/drawing/2010/main" val="0"/>
@@ -4202,7 +4202,7 @@
                     </pic:cNvPicPr>
                   </pic:nvPicPr>
                   <pic:blipFill>
-                    <a:blip r:embed="rId40" cstate="print">
+                    <a:blip r:embed="rId42" cstate="print">
                       <a:extLst>
                         <a:ext uri="{28A0092B-C50C-407E-A947-70E740481C1C}">
                           <a14:useLocalDpi xmlns:a14="http://schemas.microsoft.com/office/drawing/2010/main" val="0"/>
@@ -4299,7 +4299,7 @@
                     </pic:cNvPicPr>
                   </pic:nvPicPr>
                   <pic:blipFill>
-                    <a:blip r:embed="rId41" cstate="print">
+                    <a:blip r:embed="rId43" cstate="print">
                       <a:extLst>
                         <a:ext uri="{28A0092B-C50C-407E-A947-70E740481C1C}">
                           <a14:useLocalDpi xmlns:a14="http://schemas.microsoft.com/office/drawing/2010/main" val="0"/>
@@ -4382,7 +4382,7 @@
                     </pic:cNvPicPr>
                   </pic:nvPicPr>
                   <pic:blipFill>
-                    <a:blip r:embed="rId42" cstate="print">
+                    <a:blip r:embed="rId44" cstate="print">
                       <a:extLst>
                         <a:ext uri="{28A0092B-C50C-407E-A947-70E740481C1C}">
                           <a14:useLocalDpi xmlns:a14="http://schemas.microsoft.com/office/drawing/2010/main" val="0"/>
@@ -4423,11 +4423,13 @@
         <w:rPr>
           <w:rFonts w:hint="eastAsia"/>
           <w:szCs w:val="21"/>
-        </w:rPr>
-      </w:pPr>
-      <w:r>
-        <w:rPr>
-          <w:szCs w:val="21"/>
+          <w:highlight w:val="yellow"/>
+        </w:rPr>
+      </w:pPr>
+      <w:r>
+        <w:rPr>
+          <w:szCs w:val="21"/>
+          <w:highlight w:val="yellow"/>
         </w:rPr>
         <w:t xml:space="preserve">那片星空，名为奇迹：1 费，固有，每打出 1 </w:t>
       </w:r>
@@ -4435,6 +4437,7 @@
       <w:r>
         <w:rPr>
           <w:szCs w:val="21"/>
+          <w:highlight w:val="yellow"/>
         </w:rPr>
         <w:t>张能力牌</w:t>
       </w:r>
@@ -4442,6 +4445,7 @@
       <w:r>
         <w:rPr>
           <w:szCs w:val="21"/>
+          <w:highlight w:val="yellow"/>
         </w:rPr>
         <w:t>，获得 1 层</w:t>
       </w:r>
@@ -4449,12 +4453,14 @@
         <w:rPr>
           <w:rFonts w:hint="eastAsia"/>
           <w:szCs w:val="21"/>
+          <w:highlight w:val="yellow"/>
         </w:rPr>
         <w:t>师生</w:t>
       </w:r>
       <w:r>
         <w:rPr>
           <w:szCs w:val="21"/>
+          <w:highlight w:val="yellow"/>
         </w:rPr>
         <w:t>羁绊</w:t>
       </w:r>
@@ -4490,7 +4496,7 @@
                     </pic:cNvPicPr>
                   </pic:nvPicPr>
                   <pic:blipFill>
-                    <a:blip r:embed="rId43" cstate="print">
+                    <a:blip r:embed="rId45" cstate="print">
                       <a:extLst>
                         <a:ext uri="{28A0092B-C50C-407E-A947-70E740481C1C}">
                           <a14:useLocalDpi xmlns:a14="http://schemas.microsoft.com/office/drawing/2010/main" val="0"/>
@@ -4531,11 +4537,13 @@
         <w:rPr>
           <w:rFonts w:hint="eastAsia"/>
           <w:szCs w:val="21"/>
-        </w:rPr>
-      </w:pPr>
-      <w:r>
-        <w:rPr>
-          <w:szCs w:val="21"/>
+          <w:highlight w:val="red"/>
+        </w:rPr>
+      </w:pPr>
+      <w:r>
+        <w:rPr>
+          <w:szCs w:val="21"/>
+          <w:highlight w:val="red"/>
         </w:rPr>
         <w:t>雨中的坚守：3 费，</w:t>
       </w:r>
@@ -4543,6 +4551,7 @@
         <w:rPr>
           <w:rFonts w:hint="eastAsia"/>
           <w:szCs w:val="21"/>
+          <w:highlight w:val="red"/>
         </w:rPr>
         <w:t>每回合获得1张能力牌（升级2费）</w:t>
       </w:r>
@@ -4578,7 +4587,7 @@
                     </pic:cNvPicPr>
                   </pic:nvPicPr>
                   <pic:blipFill>
-                    <a:blip r:embed="rId44" cstate="print">
+                    <a:blip r:embed="rId46" cstate="print">
                       <a:extLst>
                         <a:ext uri="{28A0092B-C50C-407E-A947-70E740481C1C}">
                           <a14:useLocalDpi xmlns:a14="http://schemas.microsoft.com/office/drawing/2010/main" val="0"/>
@@ -4679,7 +4688,7 @@
                     </pic:cNvPicPr>
                   </pic:nvPicPr>
                   <pic:blipFill>
-                    <a:blip r:embed="rId45" cstate="print">
+                    <a:blip r:embed="rId47" cstate="print">
                       <a:extLst>
                         <a:ext uri="{28A0092B-C50C-407E-A947-70E740481C1C}">
                           <a14:useLocalDpi xmlns:a14="http://schemas.microsoft.com/office/drawing/2010/main" val="0"/>
@@ -4768,7 +4777,7 @@
                     </pic:cNvPicPr>
                   </pic:nvPicPr>
                   <pic:blipFill>
-                    <a:blip r:embed="rId46" cstate="print">
+                    <a:blip r:embed="rId48" cstate="print">
                       <a:extLst>
                         <a:ext uri="{28A0092B-C50C-407E-A947-70E740481C1C}">
                           <a14:useLocalDpi xmlns:a14="http://schemas.microsoft.com/office/drawing/2010/main" val="0"/>
@@ -4862,7 +4871,7 @@
                     </pic:cNvPicPr>
                   </pic:nvPicPr>
                   <pic:blipFill>
-                    <a:blip r:embed="rId47" cstate="print">
+                    <a:blip r:embed="rId49" cstate="print">
                       <a:extLst>
                         <a:ext uri="{28A0092B-C50C-407E-A947-70E740481C1C}">
                           <a14:useLocalDpi xmlns:a14="http://schemas.microsoft.com/office/drawing/2010/main" val="0"/>
@@ -4972,7 +4981,7 @@
                     </pic:cNvPicPr>
                   </pic:nvPicPr>
                   <pic:blipFill>
-                    <a:blip r:embed="rId48" cstate="print">
+                    <a:blip r:embed="rId50" cstate="print">
                       <a:extLst>
                         <a:ext uri="{28A0092B-C50C-407E-A947-70E740481C1C}">
                           <a14:useLocalDpi xmlns:a14="http://schemas.microsoft.com/office/drawing/2010/main" val="0"/>
@@ -5097,7 +5106,7 @@
                     </pic:cNvPicPr>
                   </pic:nvPicPr>
                   <pic:blipFill>
-                    <a:blip r:embed="rId49" cstate="print">
+                    <a:blip r:embed="rId51" cstate="print">
                       <a:extLst>
                         <a:ext uri="{28A0092B-C50C-407E-A947-70E740481C1C}">
                           <a14:useLocalDpi xmlns:a14="http://schemas.microsoft.com/office/drawing/2010/main" val="0"/>
@@ -5195,7 +5204,7 @@
                     </pic:cNvPicPr>
                   </pic:nvPicPr>
                   <pic:blipFill>
-                    <a:blip r:embed="rId50" cstate="print">
+                    <a:blip r:embed="rId52" cstate="print">
                       <a:extLst>
                         <a:ext uri="{28A0092B-C50C-407E-A947-70E740481C1C}">
                           <a14:useLocalDpi xmlns:a14="http://schemas.microsoft.com/office/drawing/2010/main" val="0"/>
@@ -5280,7 +5289,7 @@
                     </pic:cNvPicPr>
                   </pic:nvPicPr>
                   <pic:blipFill>
-                    <a:blip r:embed="rId51" cstate="print">
+                    <a:blip r:embed="rId53" cstate="print">
                       <a:extLst>
                         <a:ext uri="{28A0092B-C50C-407E-A947-70E740481C1C}">
                           <a14:useLocalDpi xmlns:a14="http://schemas.microsoft.com/office/drawing/2010/main" val="0"/>
@@ -5366,7 +5375,7 @@
                     </pic:cNvPicPr>
                   </pic:nvPicPr>
                   <pic:blipFill>
-                    <a:blip r:embed="rId52" cstate="print">
+                    <a:blip r:embed="rId54" cstate="print">
                       <a:extLst>
                         <a:ext uri="{28A0092B-C50C-407E-A947-70E740481C1C}">
                           <a14:useLocalDpi xmlns:a14="http://schemas.microsoft.com/office/drawing/2010/main" val="0"/>
@@ -5447,7 +5456,7 @@
                     </pic:cNvPicPr>
                   </pic:nvPicPr>
                   <pic:blipFill>
-                    <a:blip r:embed="rId53">
+                    <a:blip r:embed="rId55">
                       <a:extLst>
                         <a:ext uri="{28A0092B-C50C-407E-A947-70E740481C1C}">
                           <a14:useLocalDpi xmlns:a14="http://schemas.microsoft.com/office/drawing/2010/main" val="0"/>
@@ -5570,7 +5579,7 @@
                     </pic:cNvPicPr>
                   </pic:nvPicPr>
                   <pic:blipFill>
-                    <a:blip r:embed="rId54" cstate="print">
+                    <a:blip r:embed="rId56" cstate="print">
                       <a:extLst>
                         <a:ext uri="{28A0092B-C50C-407E-A947-70E740481C1C}">
                           <a14:useLocalDpi xmlns:a14="http://schemas.microsoft.com/office/drawing/2010/main" val="0"/>
@@ -5678,7 +5687,7 @@
                     </pic:cNvPicPr>
                   </pic:nvPicPr>
                   <pic:blipFill>
-                    <a:blip r:embed="rId55" cstate="print">
+                    <a:blip r:embed="rId57" cstate="print">
                       <a:extLst>
                         <a:ext uri="{28A0092B-C50C-407E-A947-70E740481C1C}">
                           <a14:useLocalDpi xmlns:a14="http://schemas.microsoft.com/office/drawing/2010/main" val="0"/>
@@ -5761,7 +5770,7 @@
                     </pic:cNvPicPr>
                   </pic:nvPicPr>
                   <pic:blipFill>
-                    <a:blip r:embed="rId56">
+                    <a:blip r:embed="rId58">
                       <a:extLst>
                         <a:ext uri="{28A0092B-C50C-407E-A947-70E740481C1C}">
                           <a14:useLocalDpi xmlns:a14="http://schemas.microsoft.com/office/drawing/2010/main" val="0"/>
@@ -5854,7 +5863,7 @@
                     </pic:cNvPicPr>
                   </pic:nvPicPr>
                   <pic:blipFill>
-                    <a:blip r:embed="rId57">
+                    <a:blip r:embed="rId59">
                       <a:extLst>
                         <a:ext uri="{28A0092B-C50C-407E-A947-70E740481C1C}">
                           <a14:useLocalDpi xmlns:a14="http://schemas.microsoft.com/office/drawing/2010/main" val="0"/>
@@ -5939,7 +5948,7 @@
                     </pic:cNvPicPr>
                   </pic:nvPicPr>
                   <pic:blipFill>
-                    <a:blip r:embed="rId58" cstate="print">
+                    <a:blip r:embed="rId60" cstate="print">
                       <a:extLst>
                         <a:ext uri="{28A0092B-C50C-407E-A947-70E740481C1C}">
                           <a14:useLocalDpi xmlns:a14="http://schemas.microsoft.com/office/drawing/2010/main" val="0"/>
@@ -6024,7 +6033,7 @@
                     </pic:cNvPicPr>
                   </pic:nvPicPr>
                   <pic:blipFill>
-                    <a:blip r:embed="rId59" cstate="print">
+                    <a:blip r:embed="rId61" cstate="print">
                       <a:extLst>
                         <a:ext uri="{28A0092B-C50C-407E-A947-70E740481C1C}">
                           <a14:useLocalDpi xmlns:a14="http://schemas.microsoft.com/office/drawing/2010/main" val="0"/>
@@ -6105,7 +6114,7 @@
                     </pic:cNvPicPr>
                   </pic:nvPicPr>
                   <pic:blipFill>
-                    <a:blip r:embed="rId60">
+                    <a:blip r:embed="rId62">
                       <a:extLst>
                         <a:ext uri="{28A0092B-C50C-407E-A947-70E740481C1C}">
                           <a14:useLocalDpi xmlns:a14="http://schemas.microsoft.com/office/drawing/2010/main" val="0"/>
@@ -6184,7 +6193,7 @@
                     </pic:cNvPicPr>
                   </pic:nvPicPr>
                   <pic:blipFill>
-                    <a:blip r:embed="rId61">
+                    <a:blip r:embed="rId63">
                       <a:extLst>
                         <a:ext uri="{28A0092B-C50C-407E-A947-70E740481C1C}">
                           <a14:useLocalDpi xmlns:a14="http://schemas.microsoft.com/office/drawing/2010/main" val="0"/>
@@ -6224,6 +6233,64 @@
     </w:sectPr>
   </w:body>
 </w:document>
+</file>
+
+<file path=word/endnotes.xml><?xml version="1.0" encoding="utf-8"?>
+<w:endnotes xmlns:wpc="http://schemas.microsoft.com/office/word/2010/wordprocessingCanvas" xmlns:cx="http://schemas.microsoft.com/office/drawing/2014/chartex" xmlns:cx1="http://schemas.microsoft.com/office/drawing/2015/9/8/chartex" xmlns:cx2="http://schemas.microsoft.com/office/drawing/2015/10/21/chartex" xmlns:cx3="http://schemas.microsoft.com/office/drawing/2016/5/9/chartex" xmlns:cx4="http://schemas.microsoft.com/office/drawing/2016/5/10/chartex" xmlns:cx5="http://schemas.microsoft.com/office/drawing/2016/5/11/chartex" xmlns:cx6="http://schemas.microsoft.com/office/drawing/2016/5/12/chartex" xmlns:cx7="http://schemas.microsoft.com/office/drawing/2016/5/13/chartex" xmlns:cx8="http://schemas.microsoft.com/office/drawing/2016/5/14/chartex" xmlns:mc="http://schemas.openxmlformats.org/markup-compatibility/2006" xmlns:aink="http://schemas.microsoft.com/office/drawing/2016/ink" xmlns:am3d="http://schemas.microsoft.com/office/drawing/2017/model3d" xmlns:o="urn:schemas-microsoft-com:office:office" xmlns:oel="http://schemas.microsoft.com/office/2019/extlst" xmlns:r="http://schemas.openxmlformats.org/officeDocument/2006/relationships" xmlns:m="http://schemas.openxmlformats.org/officeDocument/2006/math" xmlns:v="urn:schemas-microsoft-com:vml" xmlns:wp14="http://schemas.microsoft.com/office/word/2010/wordprocessingDrawing" xmlns:wp="http://schemas.openxmlformats.org/drawingml/2006/wordprocessingDrawing" xmlns:w10="urn:schemas-microsoft-com:office:word" xmlns:w="http://schemas.openxmlformats.org/wordprocessingml/2006/main" xmlns:w14="http://schemas.microsoft.com/office/word/2010/wordml" xmlns:w15="http://schemas.microsoft.com/office/word/2012/wordml" xmlns:w16cex="http://schemas.microsoft.com/office/word/2018/wordml/cex" xmlns:w16cid="http://schemas.microsoft.com/office/word/2016/wordml/cid" xmlns:w16="http://schemas.microsoft.com/office/word/2018/wordml" xmlns:w16du="http://schemas.microsoft.com/office/word/2023/wordml/word16du" xmlns:w16sdtdh="http://schemas.microsoft.com/office/word/2020/wordml/sdtdatahash" xmlns:w16sdtfl="http://schemas.microsoft.com/office/word/2024/wordml/sdtformatlock" xmlns:w16se="http://schemas.microsoft.com/office/word/2015/wordml/symex" xmlns:wpg="http://schemas.microsoft.com/office/word/2010/wordprocessingGroup" xmlns:wpi="http://schemas.microsoft.com/office/word/2010/wordprocessingInk" xmlns:wne="http://schemas.microsoft.com/office/word/2006/wordml" xmlns:wps="http://schemas.microsoft.com/office/word/2010/wordprocessingShape" mc:Ignorable="w14 w15 w16se w16cid w16 w16cex w16sdtdh w16sdtfl w16du wp14">
+  <w:endnote w:type="separator" w:id="-1">
+    <w:p>
+      <w:pPr>
+        <w:rPr>
+          <w:rFonts w:hint="eastAsia"/>
+        </w:rPr>
+      </w:pPr>
+      <w:r>
+        <w:separator/>
+      </w:r>
+    </w:p>
+  </w:endnote>
+  <w:endnote w:type="continuationSeparator" w:id="0">
+    <w:p>
+      <w:pPr>
+        <w:rPr>
+          <w:rFonts w:hint="eastAsia"/>
+        </w:rPr>
+      </w:pPr>
+      <w:r>
+        <w:continuationSeparator/>
+      </w:r>
+    </w:p>
+  </w:endnote>
+</w:endnotes>
+</file>
+
+<file path=word/footnotes.xml><?xml version="1.0" encoding="utf-8"?>
+<w:footnotes xmlns:wpc="http://schemas.microsoft.com/office/word/2010/wordprocessingCanvas" xmlns:cx="http://schemas.microsoft.com/office/drawing/2014/chartex" xmlns:cx1="http://schemas.microsoft.com/office/drawing/2015/9/8/chartex" xmlns:cx2="http://schemas.microsoft.com/office/drawing/2015/10/21/chartex" xmlns:cx3="http://schemas.microsoft.com/office/drawing/2016/5/9/chartex" xmlns:cx4="http://schemas.microsoft.com/office/drawing/2016/5/10/chartex" xmlns:cx5="http://schemas.microsoft.com/office/drawing/2016/5/11/chartex" xmlns:cx6="http://schemas.microsoft.com/office/drawing/2016/5/12/chartex" xmlns:cx7="http://schemas.microsoft.com/office/drawing/2016/5/13/chartex" xmlns:cx8="http://schemas.microsoft.com/office/drawing/2016/5/14/chartex" xmlns:mc="http://schemas.openxmlformats.org/markup-compatibility/2006" xmlns:aink="http://schemas.microsoft.com/office/drawing/2016/ink" xmlns:am3d="http://schemas.microsoft.com/office/drawing/2017/model3d" xmlns:o="urn:schemas-microsoft-com:office:office" xmlns:oel="http://schemas.microsoft.com/office/2019/extlst" xmlns:r="http://schemas.openxmlformats.org/officeDocument/2006/relationships" xmlns:m="http://schemas.openxmlformats.org/officeDocument/2006/math" xmlns:v="urn:schemas-microsoft-com:vml" xmlns:wp14="http://schemas.microsoft.com/office/word/2010/wordprocessingDrawing" xmlns:wp="http://schemas.openxmlformats.org/drawingml/2006/wordprocessingDrawing" xmlns:w10="urn:schemas-microsoft-com:office:word" xmlns:w="http://schemas.openxmlformats.org/wordprocessingml/2006/main" xmlns:w14="http://schemas.microsoft.com/office/word/2010/wordml" xmlns:w15="http://schemas.microsoft.com/office/word/2012/wordml" xmlns:w16cex="http://schemas.microsoft.com/office/word/2018/wordml/cex" xmlns:w16cid="http://schemas.microsoft.com/office/word/2016/wordml/cid" xmlns:w16="http://schemas.microsoft.com/office/word/2018/wordml" xmlns:w16du="http://schemas.microsoft.com/office/word/2023/wordml/word16du" xmlns:w16sdtdh="http://schemas.microsoft.com/office/word/2020/wordml/sdtdatahash" xmlns:w16sdtfl="http://schemas.microsoft.com/office/word/2024/wordml/sdtformatlock" xmlns:w16se="http://schemas.microsoft.com/office/word/2015/wordml/symex" xmlns:wpg="http://schemas.microsoft.com/office/word/2010/wordprocessingGroup" xmlns:wpi="http://schemas.microsoft.com/office/word/2010/wordprocessingInk" xmlns:wne="http://schemas.microsoft.com/office/word/2006/wordml" xmlns:wps="http://schemas.microsoft.com/office/word/2010/wordprocessingShape" mc:Ignorable="w14 w15 w16se w16cid w16 w16cex w16sdtdh w16sdtfl w16du wp14">
+  <w:footnote w:type="separator" w:id="-1">
+    <w:p>
+      <w:pPr>
+        <w:rPr>
+          <w:rFonts w:hint="eastAsia"/>
+        </w:rPr>
+      </w:pPr>
+      <w:r>
+        <w:separator/>
+      </w:r>
+    </w:p>
+  </w:footnote>
+  <w:footnote w:type="continuationSeparator" w:id="0">
+    <w:p>
+      <w:pPr>
+        <w:rPr>
+          <w:rFonts w:hint="eastAsia"/>
+        </w:rPr>
+      </w:pPr>
+      <w:r>
+        <w:continuationSeparator/>
+      </w:r>
+    </w:p>
+  </w:footnote>
+</w:footnotes>
 </file>
 
 <file path=word/numbering.xml><?xml version="1.0" encoding="utf-8"?>
@@ -9580,6 +9647,68 @@
       <w:spacing w:val="5"/>
     </w:rPr>
   </w:style>
+  <w:style w:type="paragraph" w:styleId="ae">
+    <w:name w:val="header"/>
+    <w:basedOn w:val="a"/>
+    <w:link w:val="af"/>
+    <w:uiPriority w:val="99"/>
+    <w:unhideWhenUsed/>
+    <w:rsid w:val="00A626E1"/>
+    <w:pPr>
+      <w:tabs>
+        <w:tab w:val="center" w:pos="4153"/>
+        <w:tab w:val="right" w:pos="8306"/>
+      </w:tabs>
+      <w:snapToGrid w:val="0"/>
+      <w:jc w:val="center"/>
+    </w:pPr>
+    <w:rPr>
+      <w:sz w:val="18"/>
+      <w:szCs w:val="18"/>
+    </w:rPr>
+  </w:style>
+  <w:style w:type="character" w:customStyle="1" w:styleId="af">
+    <w:name w:val="页眉 字符"/>
+    <w:basedOn w:val="a0"/>
+    <w:link w:val="ae"/>
+    <w:uiPriority w:val="99"/>
+    <w:rsid w:val="00A626E1"/>
+    <w:rPr>
+      <w:sz w:val="18"/>
+      <w:szCs w:val="18"/>
+    </w:rPr>
+  </w:style>
+  <w:style w:type="paragraph" w:styleId="af0">
+    <w:name w:val="footer"/>
+    <w:basedOn w:val="a"/>
+    <w:link w:val="af1"/>
+    <w:uiPriority w:val="99"/>
+    <w:unhideWhenUsed/>
+    <w:rsid w:val="00A626E1"/>
+    <w:pPr>
+      <w:tabs>
+        <w:tab w:val="center" w:pos="4153"/>
+        <w:tab w:val="right" w:pos="8306"/>
+      </w:tabs>
+      <w:snapToGrid w:val="0"/>
+      <w:jc w:val="left"/>
+    </w:pPr>
+    <w:rPr>
+      <w:sz w:val="18"/>
+      <w:szCs w:val="18"/>
+    </w:rPr>
+  </w:style>
+  <w:style w:type="character" w:customStyle="1" w:styleId="af1">
+    <w:name w:val="页脚 字符"/>
+    <w:basedOn w:val="a0"/>
+    <w:link w:val="af0"/>
+    <w:uiPriority w:val="99"/>
+    <w:rsid w:val="00A626E1"/>
+    <w:rPr>
+      <w:sz w:val="18"/>
+      <w:szCs w:val="18"/>
+    </w:rPr>
+  </w:style>
 </w:styles>
 </file>
 

--- a/Cards.docx
+++ b/Cards.docx
@@ -1379,7 +1379,22 @@
           <w:szCs w:val="21"/>
           <w:highlight w:val="yellow"/>
         </w:rPr>
-        <w:t>5 费，全体 7×</w:t>
+        <w:t xml:space="preserve">5 费，全体 </w:t>
+      </w:r>
+      <w:r>
+        <w:rPr>
+          <w:rFonts w:hint="eastAsia"/>
+          <w:szCs w:val="21"/>
+          <w:highlight w:val="yellow"/>
+        </w:rPr>
+        <w:t>10</w:t>
+      </w:r>
+      <w:r>
+        <w:rPr>
+          <w:szCs w:val="21"/>
+          <w:highlight w:val="yellow"/>
+        </w:rPr>
+        <w:t>×</w:t>
       </w:r>
       <w:r>
         <w:rPr>
@@ -1394,7 +1409,22 @@
           <w:szCs w:val="21"/>
           <w:highlight w:val="yellow"/>
         </w:rPr>
-        <w:t>（升级 10×</w:t>
+        <w:t>（升级 1</w:t>
+      </w:r>
+      <w:r>
+        <w:rPr>
+          <w:rFonts w:hint="eastAsia"/>
+          <w:szCs w:val="21"/>
+          <w:highlight w:val="yellow"/>
+        </w:rPr>
+        <w:t>5</w:t>
+      </w:r>
+      <w:r>
+        <w:rPr>
+          <w:szCs w:val="21"/>
+          <w:highlight w:val="yellow"/>
+        </w:rPr>
+        <w:t>×</w:t>
       </w:r>
       <w:r>
         <w:rPr>
@@ -4537,13 +4567,13 @@
         <w:rPr>
           <w:rFonts w:hint="eastAsia"/>
           <w:szCs w:val="21"/>
-          <w:highlight w:val="red"/>
-        </w:rPr>
-      </w:pPr>
-      <w:r>
-        <w:rPr>
-          <w:szCs w:val="21"/>
-          <w:highlight w:val="red"/>
+          <w:highlight w:val="yellow"/>
+        </w:rPr>
+      </w:pPr>
+      <w:r>
+        <w:rPr>
+          <w:szCs w:val="21"/>
+          <w:highlight w:val="yellow"/>
         </w:rPr>
         <w:t>雨中的坚守：3 费，</w:t>
       </w:r>
@@ -4551,7 +4581,7 @@
         <w:rPr>
           <w:rFonts w:hint="eastAsia"/>
           <w:szCs w:val="21"/>
-          <w:highlight w:val="red"/>
+          <w:highlight w:val="yellow"/>
         </w:rPr>
         <w:t>每回合获得1张能力牌（升级2费）</w:t>
       </w:r>
@@ -4628,11 +4658,13 @@
         <w:rPr>
           <w:rFonts w:hint="eastAsia"/>
           <w:szCs w:val="21"/>
-        </w:rPr>
-      </w:pPr>
-      <w:r>
-        <w:rPr>
-          <w:szCs w:val="21"/>
+          <w:highlight w:val="yellow"/>
+        </w:rPr>
+      </w:pPr>
+      <w:r>
+        <w:rPr>
+          <w:szCs w:val="21"/>
+          <w:highlight w:val="yellow"/>
         </w:rPr>
         <w:t>为了基沃托斯的和平：</w:t>
       </w:r>
@@ -4640,12 +4672,14 @@
         <w:rPr>
           <w:rFonts w:hint="eastAsia"/>
           <w:szCs w:val="21"/>
+          <w:highlight w:val="yellow"/>
         </w:rPr>
         <w:t>1</w:t>
       </w:r>
       <w:r>
         <w:rPr>
           <w:szCs w:val="21"/>
+          <w:highlight w:val="yellow"/>
         </w:rPr>
         <w:t xml:space="preserve"> 费，固有，永久 + 2 力量</w:t>
       </w:r>
@@ -4653,6 +4687,7 @@
         <w:rPr>
           <w:rFonts w:hint="eastAsia"/>
           <w:szCs w:val="21"/>
+          <w:highlight w:val="yellow"/>
         </w:rPr>
         <w:t>（升级+3）</w:t>
       </w:r>

--- a/Cards.docx
+++ b/Cards.docx
@@ -2,6 +2,16 @@
 <file path=word/document.xml><?xml version="1.0" encoding="utf-8"?>
 <w:document xmlns:wpc="http://schemas.microsoft.com/office/word/2010/wordprocessingCanvas" xmlns:cx="http://schemas.microsoft.com/office/drawing/2014/chartex" xmlns:cx1="http://schemas.microsoft.com/office/drawing/2015/9/8/chartex" xmlns:cx2="http://schemas.microsoft.com/office/drawing/2015/10/21/chartex" xmlns:cx3="http://schemas.microsoft.com/office/drawing/2016/5/9/chartex" xmlns:cx4="http://schemas.microsoft.com/office/drawing/2016/5/10/chartex" xmlns:cx5="http://schemas.microsoft.com/office/drawing/2016/5/11/chartex" xmlns:cx6="http://schemas.microsoft.com/office/drawing/2016/5/12/chartex" xmlns:cx7="http://schemas.microsoft.com/office/drawing/2016/5/13/chartex" xmlns:cx8="http://schemas.microsoft.com/office/drawing/2016/5/14/chartex" xmlns:mc="http://schemas.openxmlformats.org/markup-compatibility/2006" xmlns:aink="http://schemas.microsoft.com/office/drawing/2016/ink" xmlns:am3d="http://schemas.microsoft.com/office/drawing/2017/model3d" xmlns:o="urn:schemas-microsoft-com:office:office" xmlns:oel="http://schemas.microsoft.com/office/2019/extlst" xmlns:r="http://schemas.openxmlformats.org/officeDocument/2006/relationships" xmlns:m="http://schemas.openxmlformats.org/officeDocument/2006/math" xmlns:v="urn:schemas-microsoft-com:vml" xmlns:wp14="http://schemas.microsoft.com/office/word/2010/wordprocessingDrawing" xmlns:wp="http://schemas.openxmlformats.org/drawingml/2006/wordprocessingDrawing" xmlns:w10="urn:schemas-microsoft-com:office:word" xmlns:w="http://schemas.openxmlformats.org/wordprocessingml/2006/main" xmlns:w14="http://schemas.microsoft.com/office/word/2010/wordml" xmlns:w15="http://schemas.microsoft.com/office/word/2012/wordml" xmlns:w16cex="http://schemas.microsoft.com/office/word/2018/wordml/cex" xmlns:w16cid="http://schemas.microsoft.com/office/word/2016/wordml/cid" xmlns:w16="http://schemas.microsoft.com/office/word/2018/wordml" xmlns:w16du="http://schemas.microsoft.com/office/word/2023/wordml/word16du" xmlns:w16sdtdh="http://schemas.microsoft.com/office/word/2020/wordml/sdtdatahash" xmlns:w16sdtfl="http://schemas.microsoft.com/office/word/2024/wordml/sdtformatlock" xmlns:w16se="http://schemas.microsoft.com/office/word/2015/wordml/symex" xmlns:wpg="http://schemas.microsoft.com/office/word/2010/wordprocessingGroup" xmlns:wpi="http://schemas.microsoft.com/office/word/2010/wordprocessingInk" xmlns:wne="http://schemas.microsoft.com/office/word/2006/wordml" xmlns:wps="http://schemas.microsoft.com/office/word/2010/wordprocessingShape" mc:Ignorable="w14 w15 w16se w16cid w16 w16cex w16sdtdh w16sdtfl w16du wp14">
   <w:body>
+    <w:p>
+      <w:pPr>
+        <w:rPr>
+          <w:b/>
+          <w:bCs/>
+          <w:sz w:val="32"/>
+          <w:szCs w:val="32"/>
+        </w:rPr>
+      </w:pPr>
+    </w:p>
     <w:p>
       <w:pPr>
         <w:rPr>
@@ -558,7 +568,67 @@
           <w:szCs w:val="21"/>
           <w:highlight w:val="yellow"/>
         </w:rPr>
-        <w:t>冲锋扫射：1 费 1 弹夹，单体 3×4（升级 4×4）【SMG，无弹夹不可打】</w:t>
+        <w:t xml:space="preserve">冲锋扫射：1 费 1 弹夹，单体 </w:t>
+      </w:r>
+      <w:r>
+        <w:rPr>
+          <w:rFonts w:hint="eastAsia"/>
+          <w:szCs w:val="21"/>
+          <w:highlight w:val="yellow"/>
+        </w:rPr>
+        <w:t>2</w:t>
+      </w:r>
+      <w:r>
+        <w:rPr>
+          <w:szCs w:val="21"/>
+          <w:highlight w:val="yellow"/>
+        </w:rPr>
+        <w:t>×</w:t>
+      </w:r>
+      <w:r>
+        <w:rPr>
+          <w:rFonts w:hint="eastAsia"/>
+          <w:szCs w:val="21"/>
+          <w:highlight w:val="yellow"/>
+        </w:rPr>
+        <w:t>4</w:t>
+      </w:r>
+      <w:r>
+        <w:rPr>
+          <w:szCs w:val="21"/>
+          <w:highlight w:val="yellow"/>
+        </w:rPr>
+        <w:t xml:space="preserve">（升级 </w:t>
+      </w:r>
+      <w:r>
+        <w:rPr>
+          <w:rFonts w:hint="eastAsia"/>
+          <w:szCs w:val="21"/>
+          <w:highlight w:val="yellow"/>
+        </w:rPr>
+        <w:t>3</w:t>
+      </w:r>
+      <w:r>
+        <w:rPr>
+          <w:szCs w:val="21"/>
+          <w:highlight w:val="yellow"/>
+        </w:rPr>
+        <w:t>×</w:t>
+      </w:r>
+      <w:r>
+        <w:rPr>
+          <w:rFonts w:hint="eastAsia"/>
+          <w:szCs w:val="21"/>
+          <w:highlight w:val="yellow"/>
+        </w:rPr>
+        <w:t>4</w:t>
+      </w:r>
+      <w:r>
+        <w:rPr>
+          <w:szCs w:val="21"/>
+          <w:highlight w:val="yellow"/>
+        </w:rPr>
+        <w:t>）</w:t>
       </w:r>
     </w:p>
     <w:p>
@@ -745,15 +815,15 @@
         <w:rPr>
           <w:rFonts w:hint="eastAsia"/>
           <w:szCs w:val="21"/>
+          <w:highlight w:val="yellow"/>
         </w:rPr>
       </w:pPr>
       <w:r>
         <w:rPr>
           <w:noProof/>
-          <w:szCs w:val="21"/>
         </w:rPr>
         <w:drawing>
-          <wp:inline distT="0" distB="0" distL="0" distR="0" wp14:anchorId="1A1B62E6" wp14:editId="66429C2E">
+          <wp:inline distT="0" distB="0" distL="0" distR="0" wp14:anchorId="180BAA51" wp14:editId="1291A80A">
             <wp:extent cx="1649420" cy="1251420"/>
             <wp:effectExtent l="0" t="0" r="8255" b="6350"/>
             <wp:docPr id="345671624" name="图片 56"/>
@@ -801,6 +871,43 @@
           </wp:inline>
         </w:drawing>
       </w:r>
+    </w:p>
+    <w:p>
+      <w:pPr>
+        <w:numPr>
+          <w:ilvl w:val="0"/>
+          <w:numId w:val="14"/>
+        </w:numPr>
+        <w:rPr>
+          <w:rFonts w:hint="eastAsia"/>
+          <w:szCs w:val="21"/>
+        </w:rPr>
+      </w:pPr>
+      <w:proofErr w:type="gramStart"/>
+      <w:r>
+        <w:rPr>
+          <w:rFonts w:hint="eastAsia"/>
+          <w:szCs w:val="21"/>
+        </w:rPr>
+        <w:t>换弹隐蔽</w:t>
+      </w:r>
+      <w:proofErr w:type="gramEnd"/>
+      <w:r>
+        <w:rPr>
+          <w:rFonts w:hint="eastAsia"/>
+          <w:szCs w:val="21"/>
+        </w:rPr>
+        <w:t>：1费，获得3格挡，获得1星（升级0费）</w:t>
+      </w:r>
+    </w:p>
+    <w:p>
+      <w:pPr>
+        <w:ind w:left="1080"/>
+        <w:rPr>
+          <w:rFonts w:hint="eastAsia"/>
+          <w:szCs w:val="21"/>
+        </w:rPr>
+      </w:pPr>
     </w:p>
     <w:p>
       <w:pPr>
@@ -917,7 +1024,37 @@
           <w:szCs w:val="21"/>
           <w:highlight w:val="yellow"/>
         </w:rPr>
-        <w:t>CQB 作战：2 费，单体 8 伤（升级 11），9 格挡（升级 12），抽 1 张</w:t>
+        <w:t>CQB 作战：2 费，单体 8 伤（升级 11），</w:t>
+      </w:r>
+      <w:r>
+        <w:rPr>
+          <w:rFonts w:hint="eastAsia"/>
+          <w:szCs w:val="21"/>
+          <w:highlight w:val="yellow"/>
+        </w:rPr>
+        <w:t>8</w:t>
+      </w:r>
+      <w:r>
+        <w:rPr>
+          <w:szCs w:val="21"/>
+          <w:highlight w:val="yellow"/>
+        </w:rPr>
+        <w:t>格挡（升级 1</w:t>
+      </w:r>
+      <w:r>
+        <w:rPr>
+          <w:rFonts w:hint="eastAsia"/>
+          <w:szCs w:val="21"/>
+          <w:highlight w:val="yellow"/>
+        </w:rPr>
+        <w:t>1</w:t>
+      </w:r>
+      <w:r>
+        <w:rPr>
+          <w:szCs w:val="21"/>
+          <w:highlight w:val="yellow"/>
+        </w:rPr>
+        <w:t>），抽 1 张</w:t>
       </w:r>
     </w:p>
     <w:p>
@@ -1126,10 +1263,18 @@
       </w:r>
       <w:r>
         <w:rPr>
-          <w:szCs w:val="21"/>
-          <w:highlight w:val="yellow"/>
-        </w:rPr>
-        <w:t>3 费，全体 5</w:t>
+          <w:rFonts w:hint="eastAsia"/>
+          <w:szCs w:val="21"/>
+          <w:highlight w:val="yellow"/>
+        </w:rPr>
+        <w:t>2</w:t>
+      </w:r>
+      <w:r>
+        <w:rPr>
+          <w:szCs w:val="21"/>
+          <w:highlight w:val="yellow"/>
+        </w:rPr>
+        <w:t xml:space="preserve"> 费，全体 5</w:t>
       </w:r>
       <w:r>
         <w:rPr>
@@ -1167,7 +1312,7 @@
           <w:szCs w:val="21"/>
           <w:highlight w:val="yellow"/>
         </w:rPr>
-        <w:t>4</w:t>
+        <w:t>5</w:t>
       </w:r>
       <w:r>
         <w:rPr>
@@ -1257,7 +1402,37 @@
           <w:szCs w:val="21"/>
           <w:highlight w:val="yellow"/>
         </w:rPr>
-        <w:t>破门而入：2 费，全体 8 伤（升级 10），抽 1 张</w:t>
+        <w:t xml:space="preserve">破门而入：2 费，全体 </w:t>
+      </w:r>
+      <w:r>
+        <w:rPr>
+          <w:rFonts w:hint="eastAsia"/>
+          <w:szCs w:val="21"/>
+          <w:highlight w:val="yellow"/>
+        </w:rPr>
+        <w:t>10</w:t>
+      </w:r>
+      <w:r>
+        <w:rPr>
+          <w:szCs w:val="21"/>
+          <w:highlight w:val="yellow"/>
+        </w:rPr>
+        <w:t xml:space="preserve"> 伤（升级 1</w:t>
+      </w:r>
+      <w:r>
+        <w:rPr>
+          <w:rFonts w:hint="eastAsia"/>
+          <w:szCs w:val="21"/>
+          <w:highlight w:val="yellow"/>
+        </w:rPr>
+        <w:t>3</w:t>
+      </w:r>
+      <w:r>
+        <w:rPr>
+          <w:szCs w:val="21"/>
+          <w:highlight w:val="yellow"/>
+        </w:rPr>
+        <w:t>），抽 1 张</w:t>
       </w:r>
     </w:p>
     <w:p>
@@ -1266,6 +1441,7 @@
         <w:rPr>
           <w:rFonts w:hint="eastAsia"/>
           <w:szCs w:val="21"/>
+          <w:highlight w:val="yellow"/>
         </w:rPr>
       </w:pPr>
       <w:r>
@@ -1276,7 +1452,7 @@
         </w:rPr>
         <w:lastRenderedPageBreak/>
         <w:drawing>
-          <wp:inline distT="0" distB="0" distL="0" distR="0" wp14:anchorId="14DE99A4" wp14:editId="16314DAC">
+          <wp:inline distT="0" distB="0" distL="0" distR="0" wp14:anchorId="06DF2347" wp14:editId="39590B92">
             <wp:extent cx="1341311" cy="1017657"/>
             <wp:effectExtent l="0" t="0" r="0" b="0"/>
             <wp:docPr id="791716867" name="图片 2"/>
@@ -1324,6 +1500,34 @@
           </wp:inline>
         </w:drawing>
       </w:r>
+    </w:p>
+    <w:p>
+      <w:pPr>
+        <w:numPr>
+          <w:ilvl w:val="0"/>
+          <w:numId w:val="15"/>
+        </w:numPr>
+        <w:rPr>
+          <w:rFonts w:hint="eastAsia"/>
+          <w:szCs w:val="21"/>
+        </w:rPr>
+      </w:pPr>
+      <w:r>
+        <w:rPr>
+          <w:rFonts w:hint="eastAsia"/>
+          <w:szCs w:val="21"/>
+        </w:rPr>
+        <w:t>抵近射击：</w:t>
+      </w:r>
+    </w:p>
+    <w:p>
+      <w:pPr>
+        <w:ind w:left="720"/>
+        <w:rPr>
+          <w:rFonts w:hint="eastAsia"/>
+          <w:szCs w:val="21"/>
+        </w:rPr>
+      </w:pPr>
     </w:p>
     <w:p>
       <w:pPr>
@@ -1605,7 +1809,52 @@
           <w:szCs w:val="21"/>
           <w:highlight w:val="yellow"/>
         </w:rPr>
-        <w:t>火力倾泻：1 费 X 弹夹，单体 5×(X×2)（升级 6×(X×2)）【SMG 终极爆发】</w:t>
+        <w:t>火力倾泻：1 费 X 弹夹，</w:t>
+      </w:r>
+      <w:r>
+        <w:rPr>
+          <w:rFonts w:hint="eastAsia"/>
+          <w:szCs w:val="21"/>
+          <w:highlight w:val="yellow"/>
+        </w:rPr>
+        <w:t>弹射</w:t>
+      </w:r>
+      <w:r>
+        <w:rPr>
+          <w:szCs w:val="21"/>
+          <w:highlight w:val="yellow"/>
+        </w:rPr>
+        <w:t xml:space="preserve"> </w:t>
+      </w:r>
+      <w:r>
+        <w:rPr>
+          <w:rFonts w:hint="eastAsia"/>
+          <w:szCs w:val="21"/>
+          <w:highlight w:val="yellow"/>
+        </w:rPr>
+        <w:t>3</w:t>
+      </w:r>
+      <w:r>
+        <w:rPr>
+          <w:szCs w:val="21"/>
+          <w:highlight w:val="yellow"/>
+        </w:rPr>
+        <w:t xml:space="preserve">×(X×2)（升级 </w:t>
+      </w:r>
+      <w:r>
+        <w:rPr>
+          <w:rFonts w:hint="eastAsia"/>
+          <w:szCs w:val="21"/>
+          <w:highlight w:val="yellow"/>
+        </w:rPr>
+        <w:t>4</w:t>
+      </w:r>
+      <w:r>
+        <w:rPr>
+          <w:szCs w:val="21"/>
+          <w:highlight w:val="yellow"/>
+        </w:rPr>
+        <w:t>×(X×2)）【SMG 终极爆发】</w:t>
       </w:r>
     </w:p>
     <w:p>
@@ -1773,7 +2022,22 @@
           <w:szCs w:val="21"/>
           <w:highlight w:val="yellow"/>
         </w:rPr>
-        <w:t>高空突袭：3 费，群体 21 伤（升级 24），</w:t>
+        <w:t>高空突袭：</w:t>
+      </w:r>
+      <w:r>
+        <w:rPr>
+          <w:rFonts w:hint="eastAsia"/>
+          <w:szCs w:val="21"/>
+          <w:highlight w:val="yellow"/>
+        </w:rPr>
+        <w:t>3</w:t>
+      </w:r>
+      <w:r>
+        <w:rPr>
+          <w:szCs w:val="21"/>
+          <w:highlight w:val="yellow"/>
+        </w:rPr>
+        <w:t xml:space="preserve"> 费，群体 21 伤（升级 24），</w:t>
       </w:r>
       <w:proofErr w:type="gramStart"/>
       <w:r>
@@ -1916,6 +2180,7 @@
         <w:rPr>
           <w:szCs w:val="21"/>
         </w:rPr>
+        <w:lastRenderedPageBreak/>
         <w:t>普通</w:t>
       </w:r>
     </w:p>
@@ -1945,16 +2210,13 @@
         <w:rPr>
           <w:rFonts w:hint="eastAsia"/>
           <w:szCs w:val="21"/>
-          <w:highlight w:val="yellow"/>
         </w:rPr>
       </w:pPr>
       <w:r>
         <w:rPr>
           <w:noProof/>
           <w:szCs w:val="21"/>
-          <w:highlight w:val="yellow"/>
-        </w:rPr>
-        <w:lastRenderedPageBreak/>
+        </w:rPr>
         <w:drawing>
           <wp:inline distT="0" distB="0" distL="0" distR="0" wp14:anchorId="29DFC906" wp14:editId="3F50CA3D">
             <wp:extent cx="1616915" cy="1228615"/>
@@ -2127,21 +2389,44 @@
         <w:rPr>
           <w:rFonts w:hint="eastAsia"/>
           <w:szCs w:val="21"/>
-          <w:highlight w:val="yellow"/>
-        </w:rPr>
-      </w:pPr>
-      <w:r>
-        <w:rPr>
-          <w:szCs w:val="21"/>
-          <w:highlight w:val="yellow"/>
-        </w:rPr>
-        <w:t>战地医疗处理：2 费（升级 1 费），</w:t>
-      </w:r>
-      <w:r>
-        <w:rPr>
-          <w:rFonts w:hint="eastAsia"/>
-          <w:szCs w:val="21"/>
-          <w:highlight w:val="yellow"/>
+          <w:highlight w:val="red"/>
+        </w:rPr>
+      </w:pPr>
+      <w:r>
+        <w:rPr>
+          <w:szCs w:val="21"/>
+          <w:highlight w:val="red"/>
+        </w:rPr>
+        <w:t>战地医疗处理：</w:t>
+      </w:r>
+      <w:r>
+        <w:rPr>
+          <w:rFonts w:hint="eastAsia"/>
+          <w:szCs w:val="21"/>
+          <w:highlight w:val="red"/>
+        </w:rPr>
+        <w:t>1</w:t>
+      </w:r>
+      <w:r>
+        <w:rPr>
+          <w:szCs w:val="21"/>
+          <w:highlight w:val="red"/>
+        </w:rPr>
+        <w:t xml:space="preserve"> 费，</w:t>
+      </w:r>
+      <w:r>
+        <w:rPr>
+          <w:rFonts w:hint="eastAsia"/>
+          <w:szCs w:val="21"/>
+          <w:highlight w:val="red"/>
+        </w:rPr>
+        <w:t>（升级保留），</w:t>
+      </w:r>
+      <w:r>
+        <w:rPr>
+          <w:rFonts w:hint="eastAsia"/>
+          <w:szCs w:val="21"/>
+          <w:highlight w:val="red"/>
         </w:rPr>
         <w:t>消耗所有状态牌，</w:t>
       </w:r>
@@ -2149,7 +2434,7 @@
         <w:rPr>
           <w:rFonts w:hint="eastAsia"/>
           <w:szCs w:val="21"/>
-          <w:highlight w:val="yellow"/>
+          <w:highlight w:val="red"/>
         </w:rPr>
         <w:t>将其转化为绷带。绷带：0费，</w:t>
       </w:r>
@@ -2157,9 +2442,33 @@
         <w:rPr>
           <w:rFonts w:hint="eastAsia"/>
           <w:szCs w:val="21"/>
-          <w:highlight w:val="yellow"/>
-        </w:rPr>
-        <w:t>恢复2点生命值</w:t>
+          <w:highlight w:val="red"/>
+        </w:rPr>
+        <w:t>恢复</w:t>
+      </w:r>
+      <w:r>
+        <w:rPr>
+          <w:rFonts w:hint="eastAsia"/>
+          <w:szCs w:val="21"/>
+          <w:highlight w:val="red"/>
+        </w:rPr>
+        <w:t>4</w:t>
+      </w:r>
+      <w:r>
+        <w:rPr>
+          <w:rFonts w:hint="eastAsia"/>
+          <w:szCs w:val="21"/>
+          <w:highlight w:val="red"/>
+        </w:rPr>
+        <w:t>点生命</w:t>
+      </w:r>
+      <w:r>
+        <w:rPr>
+          <w:rFonts w:hint="eastAsia"/>
+          <w:szCs w:val="21"/>
+          <w:highlight w:val="red"/>
+        </w:rPr>
+        <w:t>值，抽一张牌</w:t>
       </w:r>
     </w:p>
     <w:p>
@@ -2242,22 +2551,15 @@
           <w:szCs w:val="21"/>
           <w:highlight w:val="yellow"/>
         </w:rPr>
-        <w:t xml:space="preserve">战略取舍：1 费，抽 3 弃 </w:t>
-      </w:r>
-      <w:r>
-        <w:rPr>
-          <w:rFonts w:hint="eastAsia"/>
-          <w:szCs w:val="21"/>
-          <w:highlight w:val="yellow"/>
-        </w:rPr>
-        <w:t>1</w:t>
-      </w:r>
-      <w:r>
-        <w:rPr>
-          <w:szCs w:val="21"/>
-          <w:highlight w:val="yellow"/>
-        </w:rPr>
-        <w:t>，消耗（升级不消耗）</w:t>
+        <w:t>战略取舍：1 费，抽 3</w:t>
+      </w:r>
+      <w:r>
+        <w:rPr>
+          <w:rFonts w:hint="eastAsia"/>
+          <w:szCs w:val="21"/>
+          <w:highlight w:val="yellow"/>
+        </w:rPr>
+        <w:t>（升级抽4）</w:t>
       </w:r>
     </w:p>
     <w:p>
@@ -2332,21 +2634,21 @@
         <w:rPr>
           <w:rFonts w:hint="eastAsia"/>
           <w:szCs w:val="21"/>
-          <w:highlight w:val="yellow"/>
-        </w:rPr>
-      </w:pPr>
-      <w:r>
-        <w:rPr>
-          <w:rFonts w:hint="eastAsia"/>
-          <w:szCs w:val="21"/>
-          <w:highlight w:val="yellow"/>
+          <w:highlight w:val="red"/>
+        </w:rPr>
+      </w:pPr>
+      <w:r>
+        <w:rPr>
+          <w:rFonts w:hint="eastAsia"/>
+          <w:szCs w:val="21"/>
+          <w:highlight w:val="red"/>
         </w:rPr>
         <w:t>小队</w:t>
       </w:r>
       <w:r>
         <w:rPr>
           <w:szCs w:val="21"/>
-          <w:highlight w:val="yellow"/>
+          <w:highlight w:val="red"/>
         </w:rPr>
         <w:t xml:space="preserve">整备：1 费，获得 </w:t>
       </w:r>
@@ -2354,14 +2656,14 @@
         <w:rPr>
           <w:rFonts w:hint="eastAsia"/>
           <w:szCs w:val="21"/>
-          <w:highlight w:val="yellow"/>
+          <w:highlight w:val="red"/>
         </w:rPr>
         <w:t>9格挡</w:t>
       </w:r>
       <w:r>
         <w:rPr>
           <w:szCs w:val="21"/>
-          <w:highlight w:val="yellow"/>
+          <w:highlight w:val="red"/>
         </w:rPr>
         <w:t xml:space="preserve"> + 1 </w:t>
       </w:r>
@@ -2369,7 +2671,7 @@
       <w:r>
         <w:rPr>
           <w:szCs w:val="21"/>
-          <w:highlight w:val="yellow"/>
+          <w:highlight w:val="red"/>
         </w:rPr>
         <w:t>层老师</w:t>
       </w:r>
@@ -2377,7 +2679,7 @@
       <w:r>
         <w:rPr>
           <w:szCs w:val="21"/>
-          <w:highlight w:val="yellow"/>
+          <w:highlight w:val="red"/>
         </w:rPr>
         <w:t xml:space="preserve">羁绊（升级 </w:t>
       </w:r>
@@ -2385,16 +2687,24 @@
         <w:rPr>
           <w:rFonts w:hint="eastAsia"/>
           <w:szCs w:val="21"/>
-          <w:highlight w:val="yellow"/>
+          <w:highlight w:val="red"/>
         </w:rPr>
         <w:t>13格挡</w:t>
       </w:r>
       <w:r>
         <w:rPr>
           <w:szCs w:val="21"/>
-          <w:highlight w:val="yellow"/>
+          <w:highlight w:val="red"/>
         </w:rPr>
         <w:t>）</w:t>
+      </w:r>
+      <w:r>
+        <w:rPr>
+          <w:rFonts w:hint="eastAsia"/>
+          <w:szCs w:val="21"/>
+          <w:highlight w:val="red"/>
+        </w:rPr>
+        <w:t>改蓝卡</w:t>
       </w:r>
     </w:p>
     <w:p>
@@ -2589,7 +2899,52 @@
           <w:szCs w:val="21"/>
           <w:highlight w:val="yellow"/>
         </w:rPr>
-        <w:t>绳降：1 费，10 格挡（升级 12），抽 2 张（升级 3）</w:t>
+        <w:t>绳降：1 费，</w:t>
+      </w:r>
+      <w:r>
+        <w:rPr>
+          <w:rFonts w:hint="eastAsia"/>
+          <w:szCs w:val="21"/>
+          <w:highlight w:val="yellow"/>
+        </w:rPr>
+        <w:t>8</w:t>
+      </w:r>
+      <w:r>
+        <w:rPr>
+          <w:szCs w:val="21"/>
+          <w:highlight w:val="yellow"/>
+        </w:rPr>
+        <w:t xml:space="preserve"> 格挡（升级 </w:t>
+      </w:r>
+      <w:r>
+        <w:rPr>
+          <w:rFonts w:hint="eastAsia"/>
+          <w:szCs w:val="21"/>
+          <w:highlight w:val="yellow"/>
+        </w:rPr>
+        <w:t>10</w:t>
+      </w:r>
+      <w:r>
+        <w:rPr>
+          <w:szCs w:val="21"/>
+          <w:highlight w:val="yellow"/>
+        </w:rPr>
+        <w:t xml:space="preserve">），抽 </w:t>
+      </w:r>
+      <w:r>
+        <w:rPr>
+          <w:rFonts w:hint="eastAsia"/>
+          <w:szCs w:val="21"/>
+          <w:highlight w:val="yellow"/>
+        </w:rPr>
+        <w:t>1</w:t>
+      </w:r>
+      <w:r>
+        <w:rPr>
+          <w:szCs w:val="21"/>
+          <w:highlight w:val="yellow"/>
+        </w:rPr>
+        <w:t xml:space="preserve"> 张</w:t>
       </w:r>
     </w:p>
     <w:p>
@@ -2605,6 +2960,7 @@
           <w:noProof/>
           <w:szCs w:val="21"/>
         </w:rPr>
+        <w:lastRenderedPageBreak/>
         <w:drawing>
           <wp:inline distT="0" distB="0" distL="0" distR="0" wp14:anchorId="1912F001" wp14:editId="7C47400A">
             <wp:extent cx="1121632" cy="852273"/>
@@ -2690,7 +3046,6 @@
           <w:szCs w:val="21"/>
           <w:highlight w:val="yellow"/>
         </w:rPr>
-        <w:lastRenderedPageBreak/>
         <w:drawing>
           <wp:inline distT="0" distB="0" distL="0" distR="0" wp14:anchorId="7A8ABF5A" wp14:editId="2393596C">
             <wp:extent cx="1159640" cy="880648"/>
@@ -2864,7 +3219,14 @@
           <w:szCs w:val="21"/>
           <w:highlight w:val="yellow"/>
         </w:rPr>
-        <w:t>兼职：1 费，</w:t>
+        <w:t>兼职</w:t>
+      </w:r>
+      <w:r>
+        <w:rPr>
+          <w:szCs w:val="21"/>
+          <w:highlight w:val="yellow"/>
+        </w:rPr>
+        <w:t>：1 费，</w:t>
       </w:r>
       <w:r>
         <w:rPr>
@@ -2896,14 +3258,12 @@
         <w:rPr>
           <w:rFonts w:hint="eastAsia"/>
           <w:szCs w:val="21"/>
-          <w:highlight w:val="yellow"/>
         </w:rPr>
       </w:pPr>
       <w:r>
         <w:rPr>
           <w:noProof/>
           <w:szCs w:val="21"/>
-          <w:highlight w:val="yellow"/>
         </w:rPr>
         <w:drawing>
           <wp:inline distT="0" distB="0" distL="0" distR="0" wp14:anchorId="05DBEE8D" wp14:editId="21668607">
@@ -3401,6 +3761,7 @@
           <w:noProof/>
           <w:szCs w:val="21"/>
         </w:rPr>
+        <w:lastRenderedPageBreak/>
         <w:drawing>
           <wp:inline distT="0" distB="0" distL="0" distR="0" wp14:anchorId="56B07AB2" wp14:editId="62F61533">
             <wp:extent cx="1550703" cy="1179554"/>
@@ -3518,7 +3879,6 @@
           <w:noProof/>
           <w:szCs w:val="21"/>
         </w:rPr>
-        <w:lastRenderedPageBreak/>
         <w:drawing>
           <wp:inline distT="0" distB="0" distL="0" distR="0" wp14:anchorId="2C393D91" wp14:editId="1BBCDFDC">
             <wp:extent cx="1521030" cy="1155756"/>
@@ -3606,7 +3966,21 @@
           <w:rFonts w:hint="eastAsia"/>
           <w:szCs w:val="21"/>
         </w:rPr>
-        <w:t>获得4点能量（升级0费）</w:t>
+        <w:t>获得</w:t>
+      </w:r>
+      <w:r>
+        <w:rPr>
+          <w:rFonts w:hint="eastAsia"/>
+          <w:szCs w:val="21"/>
+        </w:rPr>
+        <w:t>2</w:t>
+      </w:r>
+      <w:r>
+        <w:rPr>
+          <w:rFonts w:hint="eastAsia"/>
+          <w:szCs w:val="21"/>
+        </w:rPr>
+        <w:t>点能量（升级0费）</w:t>
       </w:r>
     </w:p>
     <w:p>
@@ -3703,7 +4077,22 @@
           <w:szCs w:val="21"/>
           <w:highlight w:val="yellow"/>
         </w:rPr>
-        <w:t xml:space="preserve">空投补给：1 费，获得 1 弹夹，2 </w:t>
+        <w:t xml:space="preserve">空投补给：1 费，获得 </w:t>
+      </w:r>
+      <w:r>
+        <w:rPr>
+          <w:rFonts w:hint="eastAsia"/>
+          <w:szCs w:val="21"/>
+          <w:highlight w:val="yellow"/>
+        </w:rPr>
+        <w:t>2</w:t>
+      </w:r>
+      <w:r>
+        <w:rPr>
+          <w:szCs w:val="21"/>
+          <w:highlight w:val="yellow"/>
+        </w:rPr>
+        <w:t xml:space="preserve"> 弹夹，2 </w:t>
       </w:r>
       <w:r>
         <w:rPr>
@@ -3718,7 +4107,14 @@
           <w:szCs w:val="21"/>
           <w:highlight w:val="yellow"/>
         </w:rPr>
-        <w:t>，抽 2 张（升级 3）</w:t>
+        <w:t>（升级 3）</w:t>
+      </w:r>
+      <w:r>
+        <w:rPr>
+          <w:szCs w:val="21"/>
+          <w:highlight w:val="yellow"/>
+        </w:rPr>
+        <w:t>，抽 2 张</w:t>
       </w:r>
       <w:r>
         <w:rPr>
@@ -3905,20 +4301,40 @@
         <w:rPr>
           <w:szCs w:val="21"/>
         </w:rPr>
-        <w:t>老师的嘱托：1 费，消耗 2 层</w:t>
-      </w:r>
-      <w:r>
-        <w:rPr>
-          <w:rFonts w:hint="eastAsia"/>
-          <w:szCs w:val="21"/>
-        </w:rPr>
-        <w:t>师生</w:t>
-      </w:r>
-      <w:r>
-        <w:rPr>
-          <w:szCs w:val="21"/>
-        </w:rPr>
-        <w:t>羁绊，本回合所有 SMG 牌无消耗</w:t>
+        <w:t>老师的嘱托：</w:t>
+      </w:r>
+      <w:r>
+        <w:rPr>
+          <w:rFonts w:hint="eastAsia"/>
+          <w:szCs w:val="21"/>
+        </w:rPr>
+        <w:t>2</w:t>
+      </w:r>
+      <w:r>
+        <w:rPr>
+          <w:szCs w:val="21"/>
+        </w:rPr>
+        <w:t xml:space="preserve"> 费</w:t>
+      </w:r>
+      <w:r>
+        <w:rPr>
+          <w:rFonts w:hint="eastAsia"/>
+          <w:szCs w:val="21"/>
+        </w:rPr>
+        <w:t>（升级1费）</w:t>
+      </w:r>
+      <w:r>
+        <w:rPr>
+          <w:szCs w:val="21"/>
+        </w:rPr>
+        <w:t>，</w:t>
+      </w:r>
+      <w:r>
+        <w:rPr>
+          <w:rFonts w:hint="eastAsia"/>
+          <w:szCs w:val="21"/>
+        </w:rPr>
+        <w:t>获得8点格挡，获得2层师生羁绊</w:t>
       </w:r>
     </w:p>
     <w:p>
@@ -4105,6 +4521,7 @@
           <w:sz w:val="32"/>
           <w:szCs w:val="32"/>
         </w:rPr>
+        <w:lastRenderedPageBreak/>
         <w:t>能力牌</w:t>
       </w:r>
     </w:p>
@@ -4197,7 +4614,37 @@
           <w:szCs w:val="21"/>
           <w:highlight w:val="yellow"/>
         </w:rPr>
-        <w:t>省着点用：2 费，每消耗 5 张投掷物，获得 1 张随机投掷物（升级固有）</w:t>
+        <w:t>省着点用：2 费，</w:t>
+      </w:r>
+      <w:r>
+        <w:rPr>
+          <w:rFonts w:hint="eastAsia"/>
+          <w:szCs w:val="21"/>
+          <w:highlight w:val="yellow"/>
+        </w:rPr>
+        <w:t>每消耗一张牌，抽一张牌</w:t>
+      </w:r>
+      <w:r>
+        <w:rPr>
+          <w:szCs w:val="21"/>
+          <w:highlight w:val="yellow"/>
+        </w:rPr>
+        <w:t>（升级</w:t>
+      </w:r>
+      <w:r>
+        <w:rPr>
+          <w:rFonts w:hint="eastAsia"/>
+          <w:szCs w:val="21"/>
+          <w:highlight w:val="yellow"/>
+        </w:rPr>
+        <w:t>1费</w:t>
+      </w:r>
+      <w:r>
+        <w:rPr>
+          <w:szCs w:val="21"/>
+          <w:highlight w:val="yellow"/>
+        </w:rPr>
+        <w:t>）</w:t>
       </w:r>
     </w:p>
     <w:p>
@@ -4213,7 +4660,6 @@
           <w:noProof/>
           <w:szCs w:val="21"/>
         </w:rPr>
-        <w:lastRenderedPageBreak/>
         <w:drawing>
           <wp:inline distT="0" distB="0" distL="0" distR="0" wp14:anchorId="1F4066DC" wp14:editId="3CECC428">
             <wp:extent cx="1593081" cy="1210504"/>
@@ -4681,7 +5127,7 @@
           <w:szCs w:val="21"/>
           <w:highlight w:val="yellow"/>
         </w:rPr>
-        <w:t xml:space="preserve"> 费，固有，永久 + 2 力量</w:t>
+        <w:t xml:space="preserve"> 费，永久 + 2 力量</w:t>
       </w:r>
       <w:r>
         <w:rPr>
@@ -4705,6 +5151,7 @@
           <w:noProof/>
           <w:szCs w:val="21"/>
         </w:rPr>
+        <w:lastRenderedPageBreak/>
         <w:drawing>
           <wp:inline distT="0" distB="0" distL="0" distR="0" wp14:anchorId="72989BA6" wp14:editId="53911AE6">
             <wp:extent cx="1690092" cy="1284218"/>
@@ -4770,7 +5217,6 @@
         <w:rPr>
           <w:szCs w:val="21"/>
         </w:rPr>
-        <w:lastRenderedPageBreak/>
         <w:t>RABBIT-31 式冲锋枪：2 费，固有，每回合首张 SMG 牌伤害 + 50%</w:t>
       </w:r>
       <w:r>
@@ -5221,6 +5667,7 @@
           <w:noProof/>
           <w:szCs w:val="21"/>
         </w:rPr>
+        <w:lastRenderedPageBreak/>
         <w:drawing>
           <wp:inline distT="0" distB="0" distL="0" distR="0" wp14:anchorId="3886FCDD" wp14:editId="7948A28E">
             <wp:extent cx="1604421" cy="1220415"/>
@@ -5373,7 +5820,6 @@
           <w:szCs w:val="21"/>
           <w:highlight w:val="yellow"/>
         </w:rPr>
-        <w:lastRenderedPageBreak/>
         <w:t>高爆手雷：0 费，全体 6 伤（升级 + 2），消耗【军备箱产出】</w:t>
       </w:r>
     </w:p>
@@ -5787,6 +6233,7 @@
           <w:noProof/>
           <w:szCs w:val="21"/>
         </w:rPr>
+        <w:lastRenderedPageBreak/>
         <w:drawing>
           <wp:inline distT="0" distB="0" distL="0" distR="0" wp14:anchorId="6D4C2602" wp14:editId="41BF2CF5">
             <wp:extent cx="1655362" cy="1431235"/>
@@ -5879,7 +6326,6 @@
           <w:noProof/>
           <w:szCs w:val="21"/>
         </w:rPr>
-        <w:lastRenderedPageBreak/>
         <w:drawing>
           <wp:inline distT="0" distB="0" distL="0" distR="0" wp14:anchorId="0DEE2BDF" wp14:editId="4D4DB888">
             <wp:extent cx="1699593" cy="1447027"/>
@@ -7986,7 +8432,7 @@
         <w:ind w:left="720" w:hanging="360"/>
       </w:pPr>
     </w:lvl>
-    <w:lvl w:ilvl="1" w:tentative="1">
+    <w:lvl w:ilvl="1">
       <w:start w:val="1"/>
       <w:numFmt w:val="decimal"/>
       <w:lvlText w:val="%2."/>

--- a/Cards.docx
+++ b/Cards.docx
@@ -5,6 +5,7 @@
     <w:p>
       <w:pPr>
         <w:rPr>
+          <w:rFonts w:hint="eastAsia"/>
           <w:b/>
           <w:bCs/>
           <w:sz w:val="32"/>
@@ -798,13 +799,13 @@
         <w:rPr>
           <w:rFonts w:hint="eastAsia"/>
           <w:szCs w:val="21"/>
-          <w:highlight w:val="yellow"/>
-        </w:rPr>
-      </w:pPr>
-      <w:r>
-        <w:rPr>
-          <w:szCs w:val="21"/>
-          <w:highlight w:val="yellow"/>
+          <w:highlight w:val="red"/>
+        </w:rPr>
+      </w:pPr>
+      <w:r>
+        <w:rPr>
+          <w:szCs w:val="21"/>
+          <w:highlight w:val="red"/>
         </w:rPr>
         <w:t>疾走奔袭：1 费，单体 12 伤，抽 1 张（升级抽 2）</w:t>
       </w:r>
@@ -897,7 +898,35 @@
           <w:rFonts w:hint="eastAsia"/>
           <w:szCs w:val="21"/>
         </w:rPr>
-        <w:t>：1费，获得3格挡，获得1星（升级0费）</w:t>
+        <w:t>：</w:t>
+      </w:r>
+      <w:r>
+        <w:rPr>
+          <w:rFonts w:hint="eastAsia"/>
+          <w:szCs w:val="21"/>
+        </w:rPr>
+        <w:t>0</w:t>
+      </w:r>
+      <w:r>
+        <w:rPr>
+          <w:rFonts w:hint="eastAsia"/>
+          <w:szCs w:val="21"/>
+        </w:rPr>
+        <w:t>费，获得3格挡，获得1星（升级</w:t>
+      </w:r>
+      <w:r>
+        <w:rPr>
+          <w:rFonts w:hint="eastAsia"/>
+          <w:szCs w:val="21"/>
+        </w:rPr>
+        <w:t>2星</w:t>
+      </w:r>
+      <w:r>
+        <w:rPr>
+          <w:rFonts w:hint="eastAsia"/>
+          <w:szCs w:val="21"/>
+        </w:rPr>
+        <w:t>）</w:t>
       </w:r>
     </w:p>
     <w:p>
@@ -932,15 +961,45 @@
         <w:rPr>
           <w:rFonts w:hint="eastAsia"/>
           <w:szCs w:val="21"/>
-          <w:highlight w:val="yellow"/>
-        </w:rPr>
-      </w:pPr>
-      <w:r>
-        <w:rPr>
-          <w:szCs w:val="21"/>
-          <w:highlight w:val="yellow"/>
-        </w:rPr>
-        <w:t>压制射击：2 费 1 弹夹，全体 4×4（升级 5×4），全体 1 层虚弱（升级 2）【SMG 群攻】</w:t>
+          <w:highlight w:val="red"/>
+        </w:rPr>
+      </w:pPr>
+      <w:r>
+        <w:rPr>
+          <w:szCs w:val="21"/>
+          <w:highlight w:val="red"/>
+        </w:rPr>
+        <w:t>压制射击：2 费 1 弹夹，全体 4×</w:t>
+      </w:r>
+      <w:r>
+        <w:rPr>
+          <w:rFonts w:hint="eastAsia"/>
+          <w:szCs w:val="21"/>
+          <w:highlight w:val="red"/>
+        </w:rPr>
+        <w:t>3</w:t>
+      </w:r>
+      <w:r>
+        <w:rPr>
+          <w:szCs w:val="21"/>
+          <w:highlight w:val="red"/>
+        </w:rPr>
+        <w:t>（升级 5×</w:t>
+      </w:r>
+      <w:r>
+        <w:rPr>
+          <w:rFonts w:hint="eastAsia"/>
+          <w:szCs w:val="21"/>
+          <w:highlight w:val="red"/>
+        </w:rPr>
+        <w:t>3</w:t>
+      </w:r>
+      <w:r>
+        <w:rPr>
+          <w:szCs w:val="21"/>
+          <w:highlight w:val="red"/>
+        </w:rPr>
+        <w:t>），全体 1 层虚弱（升级 2）【SMG 群攻】</w:t>
       </w:r>
     </w:p>
     <w:p>
@@ -1929,16 +1988,54 @@
         <w:rPr>
           <w:rFonts w:hint="eastAsia"/>
           <w:szCs w:val="21"/>
-          <w:highlight w:val="yellow"/>
+          <w:highlight w:val="red"/>
         </w:rPr>
       </w:pPr>
       <w:bookmarkStart w:id="0" w:name="OLE_LINK1"/>
       <w:r>
         <w:rPr>
           <w:szCs w:val="21"/>
-          <w:highlight w:val="yellow"/>
-        </w:rPr>
-        <w:t>闪光无人机出动：3 费，全体 10 伤（升级 12），获得闪光无人机，生成「无人机突袭」</w:t>
+          <w:highlight w:val="red"/>
+        </w:rPr>
+        <w:t>闪光无人机出动：</w:t>
+      </w:r>
+      <w:r>
+        <w:rPr>
+          <w:rFonts w:hint="eastAsia"/>
+          <w:szCs w:val="21"/>
+          <w:highlight w:val="red"/>
+        </w:rPr>
+        <w:t>1</w:t>
+      </w:r>
+      <w:r>
+        <w:rPr>
+          <w:szCs w:val="21"/>
+          <w:highlight w:val="red"/>
+        </w:rPr>
+        <w:t xml:space="preserve"> 费，</w:t>
+      </w:r>
+      <w:r>
+        <w:rPr>
+          <w:rFonts w:hint="eastAsia"/>
+          <w:szCs w:val="21"/>
+          <w:highlight w:val="red"/>
+        </w:rPr>
+        <w:t>（升级固有）</w:t>
+      </w:r>
+      <w:r>
+        <w:rPr>
+          <w:szCs w:val="21"/>
+          <w:highlight w:val="red"/>
+        </w:rPr>
+        <w:t>全体 10 伤，获得闪光无人机，生成「无人机突袭」</w:t>
+      </w:r>
+      <w:r>
+        <w:rPr>
+          <w:rFonts w:hint="eastAsia"/>
+          <w:szCs w:val="21"/>
+          <w:highlight w:val="red"/>
+        </w:rPr>
+        <w:t>和“无人机同频”在手牌中</w:t>
       </w:r>
     </w:p>
     <w:bookmarkEnd w:id="0"/>
@@ -2166,6 +2263,7 @@
           <w:sz w:val="32"/>
           <w:szCs w:val="32"/>
         </w:rPr>
+        <w:lastRenderedPageBreak/>
         <w:t>技能牌</w:t>
       </w:r>
     </w:p>
@@ -2180,7 +2278,6 @@
         <w:rPr>
           <w:szCs w:val="21"/>
         </w:rPr>
-        <w:lastRenderedPageBreak/>
         <w:t>普通</w:t>
       </w:r>
     </w:p>
@@ -2796,6 +2893,7 @@
           <w:highlight w:val="yellow"/>
         </w:rPr>
       </w:pPr>
+      <w:bookmarkStart w:id="1" w:name="OLE_LINK2"/>
       <w:r>
         <w:rPr>
           <w:szCs w:val="21"/>
@@ -2816,9 +2914,10 @@
           <w:szCs w:val="21"/>
           <w:highlight w:val="yellow"/>
         </w:rPr>
-        <w:t>（升级 3 张升级版），消耗</w:t>
-      </w:r>
-    </w:p>
+        <w:t>（升级 3 张升级版）</w:t>
+      </w:r>
+    </w:p>
+    <w:bookmarkEnd w:id="1"/>
     <w:p>
       <w:pPr>
         <w:ind w:left="720"/>
@@ -3113,15 +3212,46 @@
           <w:szCs w:val="21"/>
           <w:highlight w:val="yellow"/>
         </w:rPr>
-        <w:t>备战：1 费，5 格挡</w:t>
-      </w:r>
-      <w:r>
-        <w:rPr>
-          <w:rFonts w:hint="eastAsia"/>
-          <w:szCs w:val="21"/>
-          <w:highlight w:val="yellow"/>
-        </w:rPr>
-        <w:t>（升级8格挡）</w:t>
+        <w:t>备战：1 费，</w:t>
+      </w:r>
+      <w:r>
+        <w:rPr>
+          <w:rFonts w:hint="eastAsia"/>
+          <w:szCs w:val="21"/>
+          <w:highlight w:val="yellow"/>
+        </w:rPr>
+        <w:t>8</w:t>
+      </w:r>
+      <w:r>
+        <w:rPr>
+          <w:szCs w:val="21"/>
+          <w:highlight w:val="yellow"/>
+        </w:rPr>
+        <w:t xml:space="preserve"> 格挡</w:t>
+      </w:r>
+      <w:r>
+        <w:rPr>
+          <w:rFonts w:hint="eastAsia"/>
+          <w:szCs w:val="21"/>
+          <w:highlight w:val="yellow"/>
+        </w:rPr>
+        <w:t>（升级</w:t>
+      </w:r>
+      <w:r>
+        <w:rPr>
+          <w:rFonts w:hint="eastAsia"/>
+          <w:szCs w:val="21"/>
+          <w:highlight w:val="yellow"/>
+        </w:rPr>
+        <w:t>11</w:t>
+      </w:r>
+      <w:r>
+        <w:rPr>
+          <w:rFonts w:hint="eastAsia"/>
+          <w:szCs w:val="21"/>
+          <w:highlight w:val="yellow"/>
+        </w:rPr>
+        <w:t>格挡）</w:t>
       </w:r>
       <w:r>
         <w:rPr>
@@ -3211,45 +3341,84 @@
         <w:rPr>
           <w:rFonts w:hint="eastAsia"/>
           <w:szCs w:val="21"/>
-          <w:highlight w:val="yellow"/>
-        </w:rPr>
-      </w:pPr>
-      <w:r>
-        <w:rPr>
-          <w:szCs w:val="21"/>
-          <w:highlight w:val="yellow"/>
-        </w:rPr>
-        <w:t>兼职</w:t>
-      </w:r>
-      <w:r>
-        <w:rPr>
-          <w:szCs w:val="21"/>
-          <w:highlight w:val="yellow"/>
-        </w:rPr>
-        <w:t>：1 费，</w:t>
-      </w:r>
-      <w:r>
-        <w:rPr>
-          <w:rFonts w:hint="eastAsia"/>
-          <w:szCs w:val="21"/>
-          <w:highlight w:val="yellow"/>
-        </w:rPr>
-        <w:t>获得3能量</w:t>
-      </w:r>
-      <w:r>
-        <w:rPr>
-          <w:szCs w:val="21"/>
-          <w:highlight w:val="yellow"/>
-        </w:rPr>
-        <w:t>（升级 4），</w:t>
-      </w:r>
-      <w:r>
-        <w:rPr>
-          <w:rFonts w:hint="eastAsia"/>
-          <w:szCs w:val="21"/>
-          <w:highlight w:val="yellow"/>
-        </w:rPr>
-        <w:t>消耗</w:t>
+          <w:highlight w:val="red"/>
+        </w:rPr>
+      </w:pPr>
+      <w:r>
+        <w:rPr>
+          <w:szCs w:val="21"/>
+          <w:highlight w:val="red"/>
+        </w:rPr>
+        <w:t>兼职：</w:t>
+      </w:r>
+      <w:r>
+        <w:rPr>
+          <w:rFonts w:hint="eastAsia"/>
+          <w:szCs w:val="21"/>
+          <w:highlight w:val="red"/>
+        </w:rPr>
+        <w:t>0</w:t>
+      </w:r>
+      <w:r>
+        <w:rPr>
+          <w:szCs w:val="21"/>
+          <w:highlight w:val="red"/>
+        </w:rPr>
+        <w:t xml:space="preserve"> 费，</w:t>
+      </w:r>
+      <w:r>
+        <w:rPr>
+          <w:rFonts w:hint="eastAsia"/>
+          <w:szCs w:val="21"/>
+          <w:highlight w:val="red"/>
+        </w:rPr>
+        <w:t>获得</w:t>
+      </w:r>
+      <w:r>
+        <w:rPr>
+          <w:rFonts w:hint="eastAsia"/>
+          <w:szCs w:val="21"/>
+          <w:highlight w:val="red"/>
+        </w:rPr>
+        <w:t>3</w:t>
+      </w:r>
+      <w:r>
+        <w:rPr>
+          <w:rFonts w:hint="eastAsia"/>
+          <w:szCs w:val="21"/>
+          <w:highlight w:val="red"/>
+        </w:rPr>
+        <w:t>能量</w:t>
+      </w:r>
+      <w:r>
+        <w:rPr>
+          <w:szCs w:val="21"/>
+          <w:highlight w:val="red"/>
+        </w:rPr>
+        <w:t xml:space="preserve">（升级 </w:t>
+      </w:r>
+      <w:r>
+        <w:rPr>
+          <w:rFonts w:hint="eastAsia"/>
+          <w:szCs w:val="21"/>
+          <w:highlight w:val="red"/>
+        </w:rPr>
+        <w:t>4</w:t>
+      </w:r>
+      <w:r>
+        <w:rPr>
+          <w:szCs w:val="21"/>
+          <w:highlight w:val="red"/>
+        </w:rPr>
+        <w:t>），</w:t>
+      </w:r>
+      <w:r>
+        <w:rPr>
+          <w:rFonts w:hint="eastAsia"/>
+          <w:szCs w:val="21"/>
+          <w:highlight w:val="red"/>
+        </w:rPr>
+        <w:t>添加一张“劳累”到手牌中</w:t>
       </w:r>
     </w:p>
     <w:p>
@@ -3324,13 +3493,13 @@
         <w:rPr>
           <w:rFonts w:hint="eastAsia"/>
           <w:szCs w:val="21"/>
-          <w:highlight w:val="yellow"/>
-        </w:rPr>
-      </w:pPr>
-      <w:r>
-        <w:rPr>
-          <w:szCs w:val="21"/>
-          <w:highlight w:val="yellow"/>
+          <w:highlight w:val="red"/>
+        </w:rPr>
+      </w:pPr>
+      <w:r>
+        <w:rPr>
+          <w:szCs w:val="21"/>
+          <w:highlight w:val="red"/>
         </w:rPr>
         <w:t>小憩：</w:t>
       </w:r>
@@ -3338,14 +3507,14 @@
         <w:rPr>
           <w:rFonts w:hint="eastAsia"/>
           <w:szCs w:val="21"/>
-          <w:highlight w:val="yellow"/>
+          <w:highlight w:val="red"/>
         </w:rPr>
         <w:t>2</w:t>
       </w:r>
       <w:r>
         <w:rPr>
           <w:szCs w:val="21"/>
-          <w:highlight w:val="yellow"/>
+          <w:highlight w:val="red"/>
         </w:rPr>
         <w:t xml:space="preserve"> 费，</w:t>
       </w:r>
@@ -3353,7 +3522,7 @@
         <w:rPr>
           <w:rFonts w:hint="eastAsia"/>
           <w:szCs w:val="21"/>
-          <w:highlight w:val="yellow"/>
+          <w:highlight w:val="red"/>
         </w:rPr>
         <w:t>获得13格挡，</w:t>
       </w:r>
@@ -3361,7 +3530,7 @@
         <w:rPr>
           <w:rFonts w:hint="eastAsia"/>
           <w:szCs w:val="21"/>
-          <w:highlight w:val="yellow"/>
+          <w:highlight w:val="red"/>
         </w:rPr>
         <w:t>结束回合，下回合获得2力量</w:t>
       </w:r>
@@ -3369,7 +3538,15 @@
         <w:rPr>
           <w:rFonts w:hint="eastAsia"/>
           <w:szCs w:val="21"/>
-          <w:highlight w:val="yellow"/>
+          <w:highlight w:val="red"/>
+        </w:rPr>
+        <w:t>和1点费用</w:t>
+      </w:r>
+      <w:r>
+        <w:rPr>
+          <w:rFonts w:hint="eastAsia"/>
+          <w:szCs w:val="21"/>
+          <w:highlight w:val="red"/>
         </w:rPr>
         <w:t>（升级</w:t>
       </w:r>
@@ -3377,7 +3554,7 @@
         <w:rPr>
           <w:rFonts w:hint="eastAsia"/>
           <w:szCs w:val="21"/>
-          <w:highlight w:val="yellow"/>
+          <w:highlight w:val="red"/>
         </w:rPr>
         <w:t>1</w:t>
       </w:r>
@@ -3385,7 +3562,7 @@
         <w:rPr>
           <w:rFonts w:hint="eastAsia"/>
           <w:szCs w:val="21"/>
-          <w:highlight w:val="yellow"/>
+          <w:highlight w:val="red"/>
         </w:rPr>
         <w:t>6格挡</w:t>
       </w:r>
@@ -3393,17 +3570,9 @@
         <w:rPr>
           <w:rFonts w:hint="eastAsia"/>
           <w:szCs w:val="21"/>
-          <w:highlight w:val="yellow"/>
+          <w:highlight w:val="red"/>
         </w:rPr>
         <w:t>）</w:t>
-      </w:r>
-      <w:r>
-        <w:rPr>
-          <w:rFonts w:hint="eastAsia"/>
-          <w:szCs w:val="21"/>
-          <w:highlight w:val="yellow"/>
-        </w:rPr>
-        <w:t>，消耗</w:t>
       </w:r>
     </w:p>
     <w:p>
@@ -3511,7 +3680,28 @@
           <w:rFonts w:hint="eastAsia"/>
           <w:szCs w:val="21"/>
         </w:rPr>
-        <w:t>（升级抽3），获得1层师生羁绊</w:t>
+        <w:t>（升级抽3</w:t>
+      </w:r>
+      <w:r>
+        <w:rPr>
+          <w:rFonts w:hint="eastAsia"/>
+          <w:szCs w:val="21"/>
+        </w:rPr>
+        <w:t>消耗2</w:t>
+      </w:r>
+      <w:r>
+        <w:rPr>
+          <w:rFonts w:hint="eastAsia"/>
+          <w:szCs w:val="21"/>
+        </w:rPr>
+        <w:t>），获得1层师生羁绊</w:t>
+      </w:r>
+      <w:r>
+        <w:rPr>
+          <w:rFonts w:hint="eastAsia"/>
+          <w:szCs w:val="21"/>
+        </w:rPr>
+        <w:t>（升级2层）</w:t>
       </w:r>
     </w:p>
     <w:p>
@@ -3945,7 +4135,21 @@
           <w:rFonts w:hint="eastAsia"/>
           <w:szCs w:val="21"/>
         </w:rPr>
-        <w:t>光明正大的偷看：1费，</w:t>
+        <w:t>光明正大的偷看：</w:t>
+      </w:r>
+      <w:r>
+        <w:rPr>
+          <w:rFonts w:hint="eastAsia"/>
+          <w:szCs w:val="21"/>
+        </w:rPr>
+        <w:t>0</w:t>
+      </w:r>
+      <w:r>
+        <w:rPr>
+          <w:rFonts w:hint="eastAsia"/>
+          <w:szCs w:val="21"/>
+        </w:rPr>
+        <w:t>费，</w:t>
       </w:r>
       <w:r>
         <w:rPr>
@@ -3980,7 +4184,7 @@
           <w:rFonts w:hint="eastAsia"/>
           <w:szCs w:val="21"/>
         </w:rPr>
-        <w:t>点能量（升级0费）</w:t>
+        <w:t>点能量</w:t>
       </w:r>
     </w:p>
     <w:p>
@@ -5305,20 +5509,27 @@
         <w:rPr>
           <w:szCs w:val="21"/>
         </w:rPr>
-        <w:t>严阵以待：3 费</w:t>
-      </w:r>
-      <w:r>
-        <w:rPr>
-          <w:rFonts w:hint="eastAsia"/>
-          <w:szCs w:val="21"/>
-        </w:rPr>
-        <w:t>（升级2费）</w:t>
-      </w:r>
-      <w:r>
-        <w:rPr>
-          <w:szCs w:val="21"/>
-        </w:rPr>
-        <w:t>，固有，每回合额外获得 1 张技能牌</w:t>
+        <w:t>严阵以待：</w:t>
+      </w:r>
+      <w:r>
+        <w:rPr>
+          <w:rFonts w:hint="eastAsia"/>
+          <w:szCs w:val="21"/>
+        </w:rPr>
+        <w:t>2</w:t>
+      </w:r>
+      <w:r>
+        <w:rPr>
+          <w:szCs w:val="21"/>
+        </w:rPr>
+        <w:t xml:space="preserve"> 费，每回合额外获得 1 张技能牌</w:t>
+      </w:r>
+      <w:r>
+        <w:rPr>
+          <w:rFonts w:hint="eastAsia"/>
+          <w:szCs w:val="21"/>
+        </w:rPr>
+        <w:t>（升级则获得升级后），本回合内免费打出</w:t>
       </w:r>
     </w:p>
     <w:p>
@@ -5391,7 +5602,6 @@
           <w:numId w:val="22"/>
         </w:numPr>
         <w:rPr>
-          <w:rFonts w:hint="eastAsia"/>
           <w:szCs w:val="21"/>
         </w:rPr>
       </w:pPr>
@@ -5435,7 +5645,6 @@
       <w:pPr>
         <w:ind w:left="720"/>
         <w:rPr>
-          <w:rFonts w:hint="eastAsia"/>
           <w:szCs w:val="21"/>
         </w:rPr>
       </w:pPr>
@@ -5445,7 +5654,7 @@
           <w:szCs w:val="21"/>
         </w:rPr>
         <w:drawing>
-          <wp:inline distT="0" distB="0" distL="0" distR="0" wp14:anchorId="37B25631" wp14:editId="0D34D312">
+          <wp:inline distT="0" distB="0" distL="0" distR="0" wp14:anchorId="41D55A90" wp14:editId="31001EA7">
             <wp:extent cx="1667114" cy="1266758"/>
             <wp:effectExtent l="0" t="0" r="0" b="0"/>
             <wp:docPr id="1589708584" name="图片 41"/>
@@ -5496,6 +5705,50 @@
     </w:p>
     <w:p>
       <w:pPr>
+        <w:numPr>
+          <w:ilvl w:val="0"/>
+          <w:numId w:val="22"/>
+        </w:numPr>
+        <w:rPr>
+          <w:szCs w:val="21"/>
+        </w:rPr>
+      </w:pPr>
+      <w:r>
+        <w:rPr>
+          <w:rFonts w:hint="eastAsia"/>
+          <w:szCs w:val="21"/>
+        </w:rPr>
+        <w:t>无人机同频：</w:t>
+      </w:r>
+      <w:r>
+        <w:rPr>
+          <w:rFonts w:hint="eastAsia"/>
+          <w:szCs w:val="21"/>
+        </w:rPr>
+        <w:t>1</w:t>
+      </w:r>
+      <w:r>
+        <w:rPr>
+          <w:rFonts w:hint="eastAsia"/>
+          <w:szCs w:val="21"/>
+        </w:rPr>
+        <w:t>费，每次打出攻击牌会触发一次无人机被动</w:t>
+      </w:r>
+    </w:p>
+    <w:p>
+      <w:pPr>
+        <w:numPr>
+          <w:ilvl w:val="0"/>
+          <w:numId w:val="22"/>
+        </w:numPr>
+        <w:rPr>
+          <w:rFonts w:hint="eastAsia"/>
+          <w:szCs w:val="21"/>
+        </w:rPr>
+      </w:pPr>
+    </w:p>
+    <w:p>
+      <w:pPr>
         <w:rPr>
           <w:rFonts w:hint="eastAsia"/>
           <w:b/>
@@ -5545,15 +5798,30 @@
         <w:rPr>
           <w:rFonts w:hint="eastAsia"/>
           <w:szCs w:val="21"/>
-          <w:highlight w:val="yellow"/>
-        </w:rPr>
-      </w:pPr>
-      <w:r>
-        <w:rPr>
-          <w:szCs w:val="21"/>
-          <w:highlight w:val="yellow"/>
-        </w:rPr>
-        <w:t>引爆：3 费，全体 25 伤（升级 + 5），消耗【C4 生成】</w:t>
+          <w:highlight w:val="red"/>
+        </w:rPr>
+      </w:pPr>
+      <w:r>
+        <w:rPr>
+          <w:szCs w:val="21"/>
+          <w:highlight w:val="red"/>
+        </w:rPr>
+        <w:t>引爆：</w:t>
+      </w:r>
+      <w:r>
+        <w:rPr>
+          <w:rFonts w:hint="eastAsia"/>
+          <w:szCs w:val="21"/>
+          <w:highlight w:val="red"/>
+        </w:rPr>
+        <w:t>2</w:t>
+      </w:r>
+      <w:r>
+        <w:rPr>
+          <w:szCs w:val="21"/>
+          <w:highlight w:val="red"/>
+        </w:rPr>
+        <w:t xml:space="preserve"> 费，全体 25 伤（升级 + 5），消耗【C4 生成】</w:t>
       </w:r>
     </w:p>
     <w:p>
@@ -5628,13 +5896,13 @@
         <w:rPr>
           <w:rFonts w:hint="eastAsia"/>
           <w:szCs w:val="21"/>
-          <w:highlight w:val="yellow"/>
-        </w:rPr>
-      </w:pPr>
-      <w:r>
-        <w:rPr>
-          <w:szCs w:val="21"/>
-          <w:highlight w:val="yellow"/>
+          <w:highlight w:val="red"/>
+        </w:rPr>
+      </w:pPr>
+      <w:r>
+        <w:rPr>
+          <w:szCs w:val="21"/>
+          <w:highlight w:val="red"/>
         </w:rPr>
         <w:t>无人机突袭：</w:t>
       </w:r>
@@ -5642,16 +5910,31 @@
         <w:rPr>
           <w:rFonts w:hint="eastAsia"/>
           <w:szCs w:val="21"/>
-          <w:highlight w:val="yellow"/>
-        </w:rPr>
-        <w:t>1</w:t>
-      </w:r>
-      <w:r>
-        <w:rPr>
-          <w:szCs w:val="21"/>
-          <w:highlight w:val="yellow"/>
-        </w:rPr>
-        <w:t xml:space="preserve"> 费，激发闪光无人机，消耗【无人机出动生成】</w:t>
+          <w:highlight w:val="red"/>
+        </w:rPr>
+        <w:t>0</w:t>
+      </w:r>
+      <w:r>
+        <w:rPr>
+          <w:szCs w:val="21"/>
+          <w:highlight w:val="red"/>
+        </w:rPr>
+        <w:t xml:space="preserve"> 费，激发闪光无人机，消耗</w:t>
+      </w:r>
+      <w:r>
+        <w:rPr>
+          <w:rFonts w:hint="eastAsia"/>
+          <w:szCs w:val="21"/>
+          <w:highlight w:val="red"/>
+        </w:rPr>
+        <w:t xml:space="preserve"> </w:t>
+      </w:r>
+      <w:r>
+        <w:rPr>
+          <w:szCs w:val="21"/>
+          <w:highlight w:val="red"/>
+        </w:rPr>
+        <w:t>【无人机出动生成】</w:t>
       </w:r>
     </w:p>
     <w:p>
@@ -5820,7 +6103,22 @@
           <w:szCs w:val="21"/>
           <w:highlight w:val="yellow"/>
         </w:rPr>
-        <w:t>高爆手雷：0 费，全体 6 伤（升级 + 2），消耗【军备箱产出】</w:t>
+        <w:t>高爆手雷：</w:t>
+      </w:r>
+      <w:r>
+        <w:rPr>
+          <w:rFonts w:hint="eastAsia"/>
+          <w:szCs w:val="21"/>
+          <w:highlight w:val="yellow"/>
+        </w:rPr>
+        <w:t>1</w:t>
+      </w:r>
+      <w:r>
+        <w:rPr>
+          <w:szCs w:val="21"/>
+          <w:highlight w:val="yellow"/>
+        </w:rPr>
+        <w:t xml:space="preserve"> 费，全体 6 伤（升级 + 2），消耗【军备箱产出】</w:t>
       </w:r>
     </w:p>
     <w:p>
@@ -5995,7 +6293,22 @@
           <w:szCs w:val="21"/>
           <w:highlight w:val="yellow"/>
         </w:rPr>
-        <w:t>：0 费，单体 6 伤，</w:t>
+        <w:t>：</w:t>
+      </w:r>
+      <w:r>
+        <w:rPr>
+          <w:rFonts w:hint="eastAsia"/>
+          <w:szCs w:val="21"/>
+          <w:highlight w:val="yellow"/>
+        </w:rPr>
+        <w:t>1</w:t>
+      </w:r>
+      <w:r>
+        <w:rPr>
+          <w:szCs w:val="21"/>
+          <w:highlight w:val="yellow"/>
+        </w:rPr>
+        <w:t xml:space="preserve"> 费，单体 6 伤，</w:t>
       </w:r>
       <w:r>
         <w:rPr>
@@ -6012,21 +6325,20 @@
         </w:rPr>
         <w:t>攻击意图</w:t>
       </w:r>
-      <w:proofErr w:type="gramStart"/>
-      <w:r>
-        <w:rPr>
-          <w:szCs w:val="21"/>
-          <w:highlight w:val="yellow"/>
-        </w:rPr>
-        <w:t>敌造成</w:t>
-      </w:r>
-      <w:proofErr w:type="gramEnd"/>
-      <w:r>
-        <w:rPr>
-          <w:szCs w:val="21"/>
-          <w:highlight w:val="yellow"/>
-        </w:rPr>
-        <w:t xml:space="preserve"> 12 伤，消耗【军备箱产出】</w:t>
+      <w:r>
+        <w:rPr>
+          <w:rFonts w:hint="eastAsia"/>
+          <w:szCs w:val="21"/>
+          <w:highlight w:val="yellow"/>
+        </w:rPr>
+        <w:t>伤害*2</w:t>
+      </w:r>
+      <w:r>
+        <w:rPr>
+          <w:szCs w:val="21"/>
+          <w:highlight w:val="yellow"/>
+        </w:rPr>
+        <w:t>，消耗【军备箱产出】</w:t>
       </w:r>
     </w:p>
     <w:p>
@@ -6109,7 +6421,22 @@
           <w:szCs w:val="21"/>
           <w:highlight w:val="yellow"/>
         </w:rPr>
-        <w:t>震撼弹：0 费，击晕单体，消耗（升级</w:t>
+        <w:t>震撼弹：</w:t>
+      </w:r>
+      <w:r>
+        <w:rPr>
+          <w:rFonts w:hint="eastAsia"/>
+          <w:szCs w:val="21"/>
+          <w:highlight w:val="yellow"/>
+        </w:rPr>
+        <w:t>2</w:t>
+      </w:r>
+      <w:r>
+        <w:rPr>
+          <w:szCs w:val="21"/>
+          <w:highlight w:val="yellow"/>
+        </w:rPr>
+        <w:t xml:space="preserve"> 费，击晕单体，消耗（升级</w:t>
       </w:r>
       <w:r>
         <w:rPr>
@@ -6217,7 +6544,22 @@
           <w:szCs w:val="21"/>
           <w:highlight w:val="yellow"/>
         </w:rPr>
-        <w:t>钨芯穿甲弹：0 费，移除护盾 + 1 层人工制品，单体 3 伤（升级 5），消耗【军备箱产出】</w:t>
+        <w:t>钨芯穿甲弹：</w:t>
+      </w:r>
+      <w:r>
+        <w:rPr>
+          <w:rFonts w:hint="eastAsia"/>
+          <w:szCs w:val="21"/>
+          <w:highlight w:val="yellow"/>
+        </w:rPr>
+        <w:t>0</w:t>
+      </w:r>
+      <w:r>
+        <w:rPr>
+          <w:szCs w:val="21"/>
+          <w:highlight w:val="yellow"/>
+        </w:rPr>
+        <w:t xml:space="preserve"> 费，移除护盾 + 1 层人工制品，单体 3 伤（升级 5），消耗【军备箱产出】</w:t>
       </w:r>
     </w:p>
     <w:p>
@@ -6310,7 +6652,22 @@
           <w:szCs w:val="21"/>
           <w:highlight w:val="yellow"/>
         </w:rPr>
-        <w:t>：0 费，6 伤（升级 8），易伤目标伤害 ×2，消耗【军备箱产出】</w:t>
+        <w:t>：</w:t>
+      </w:r>
+      <w:r>
+        <w:rPr>
+          <w:rFonts w:hint="eastAsia"/>
+          <w:szCs w:val="21"/>
+          <w:highlight w:val="yellow"/>
+        </w:rPr>
+        <w:t>1</w:t>
+      </w:r>
+      <w:r>
+        <w:rPr>
+          <w:szCs w:val="21"/>
+          <w:highlight w:val="yellow"/>
+        </w:rPr>
+        <w:t xml:space="preserve"> 费，6 伤（升级 8），易伤目标伤害 ×2，消耗【军备箱产出】</w:t>
       </w:r>
     </w:p>
     <w:p>
@@ -6393,7 +6750,22 @@
           <w:szCs w:val="21"/>
           <w:highlight w:val="yellow"/>
         </w:rPr>
-        <w:t>闪光弹：0 费，全体 1 层虚弱（升级 2），消耗【军备箱产出】</w:t>
+        <w:t>闪光弹：</w:t>
+      </w:r>
+      <w:r>
+        <w:rPr>
+          <w:rFonts w:hint="eastAsia"/>
+          <w:szCs w:val="21"/>
+          <w:highlight w:val="yellow"/>
+        </w:rPr>
+        <w:t>0</w:t>
+      </w:r>
+      <w:r>
+        <w:rPr>
+          <w:szCs w:val="21"/>
+          <w:highlight w:val="yellow"/>
+        </w:rPr>
+        <w:t xml:space="preserve"> 费，全体 1 层虚弱（升级 2），消耗【军备箱产出】</w:t>
       </w:r>
     </w:p>
     <w:p>
@@ -6478,7 +6850,22 @@
           <w:szCs w:val="21"/>
           <w:highlight w:val="yellow"/>
         </w:rPr>
-        <w:t>催泪瓦斯：0 费，全体 1 层易伤（升级 2），消耗【军备箱产出】</w:t>
+        <w:t>催泪瓦斯：</w:t>
+      </w:r>
+      <w:r>
+        <w:rPr>
+          <w:rFonts w:hint="eastAsia"/>
+          <w:szCs w:val="21"/>
+          <w:highlight w:val="yellow"/>
+        </w:rPr>
+        <w:t>1</w:t>
+      </w:r>
+      <w:r>
+        <w:rPr>
+          <w:szCs w:val="21"/>
+          <w:highlight w:val="yellow"/>
+        </w:rPr>
+        <w:t xml:space="preserve"> 费，全体 1 层易伤（升级 2），消耗【军备箱产出】</w:t>
       </w:r>
     </w:p>
     <w:p>
@@ -6561,7 +6948,33 @@
         <w:rPr>
           <w:szCs w:val="21"/>
         </w:rPr>
-        <w:t>激光镭指：0 费，下一张攻击牌伤害 + 1，消耗【军备箱产出】</w:t>
+        <w:t>激光镭指：</w:t>
+      </w:r>
+      <w:r>
+        <w:rPr>
+          <w:rFonts w:hint="eastAsia"/>
+          <w:szCs w:val="21"/>
+        </w:rPr>
+        <w:t>1</w:t>
+      </w:r>
+      <w:r>
+        <w:rPr>
+          <w:szCs w:val="21"/>
+        </w:rPr>
+        <w:t xml:space="preserve"> 费，下一张攻击牌</w:t>
+      </w:r>
+      <w:r>
+        <w:rPr>
+          <w:rFonts w:hint="eastAsia"/>
+          <w:szCs w:val="21"/>
+        </w:rPr>
+        <w:t>额外打出一次</w:t>
+      </w:r>
+      <w:r>
+        <w:rPr>
+          <w:szCs w:val="21"/>
+        </w:rPr>
+        <w:t>，消耗【军备箱产出】</w:t>
       </w:r>
     </w:p>
     <w:p>
@@ -6633,15 +7046,25 @@
           <w:ilvl w:val="0"/>
           <w:numId w:val="23"/>
         </w:numPr>
-        <w:rPr>
-          <w:rFonts w:hint="eastAsia"/>
-        </w:rPr>
-      </w:pPr>
-      <w:r>
-        <w:rPr>
-          <w:szCs w:val="21"/>
-        </w:rPr>
-        <w:t>双孔制退器：0 费，下一张攻击牌免费，消耗【军备箱产出】</w:t>
+      </w:pPr>
+      <w:r>
+        <w:rPr>
+          <w:szCs w:val="21"/>
+        </w:rPr>
+        <w:t>双孔制退器：</w:t>
+      </w:r>
+      <w:r>
+        <w:rPr>
+          <w:rFonts w:hint="eastAsia"/>
+          <w:szCs w:val="21"/>
+        </w:rPr>
+        <w:t>2</w:t>
+      </w:r>
+      <w:r>
+        <w:rPr>
+          <w:szCs w:val="21"/>
+        </w:rPr>
+        <w:t xml:space="preserve"> 费，下一张攻击牌免费，消耗【军备箱产出】</w:t>
       </w:r>
     </w:p>
     <w:p>
@@ -6657,7 +7080,7 @@
           <w:szCs w:val="21"/>
         </w:rPr>
         <w:drawing>
-          <wp:inline distT="0" distB="0" distL="0" distR="0" wp14:anchorId="708517E9" wp14:editId="01DF4789">
+          <wp:inline distT="0" distB="0" distL="0" distR="0" wp14:anchorId="53B493AE" wp14:editId="51925C4B">
             <wp:extent cx="1413252" cy="1200426"/>
             <wp:effectExtent l="0" t="0" r="0" b="0"/>
             <wp:docPr id="1251952562" name="图片 46"/>
@@ -6705,6 +7128,43 @@
           </wp:inline>
         </w:drawing>
       </w:r>
+    </w:p>
+    <w:p>
+      <w:pPr>
+        <w:numPr>
+          <w:ilvl w:val="0"/>
+          <w:numId w:val="23"/>
+        </w:numPr>
+      </w:pPr>
+      <w:r>
+        <w:rPr>
+          <w:rFonts w:hint="eastAsia"/>
+        </w:rPr>
+        <w:t>劳累（状态）：</w:t>
+      </w:r>
+      <w:r>
+        <w:rPr>
+          <w:rFonts w:hint="eastAsia"/>
+        </w:rPr>
+        <w:t>虚无</w:t>
+      </w:r>
+      <w:r>
+        <w:rPr>
+          <w:rFonts w:hint="eastAsia"/>
+        </w:rPr>
+        <w:t>，不可被打出，若其在手牌中，则不可打出超过8张牌</w:t>
+      </w:r>
+    </w:p>
+    <w:p>
+      <w:pPr>
+        <w:numPr>
+          <w:ilvl w:val="0"/>
+          <w:numId w:val="23"/>
+        </w:numPr>
+        <w:rPr>
+          <w:rFonts w:hint="eastAsia"/>
+        </w:rPr>
+      </w:pPr>
     </w:p>
     <w:sectPr>
       <w:pgSz w:w="11906" w:h="16838"/>

--- a/Cards.docx
+++ b/Cards.docx
@@ -961,13 +961,13 @@
         <w:rPr>
           <w:rFonts w:hint="eastAsia"/>
           <w:szCs w:val="21"/>
-          <w:highlight w:val="red"/>
-        </w:rPr>
-      </w:pPr>
-      <w:r>
-        <w:rPr>
-          <w:szCs w:val="21"/>
-          <w:highlight w:val="red"/>
+          <w:highlight w:val="yellow"/>
+        </w:rPr>
+      </w:pPr>
+      <w:r>
+        <w:rPr>
+          <w:szCs w:val="21"/>
+          <w:highlight w:val="yellow"/>
         </w:rPr>
         <w:t>压制射击：2 费 1 弹夹，全体 4×</w:t>
       </w:r>
@@ -975,14 +975,14 @@
         <w:rPr>
           <w:rFonts w:hint="eastAsia"/>
           <w:szCs w:val="21"/>
-          <w:highlight w:val="red"/>
+          <w:highlight w:val="yellow"/>
         </w:rPr>
         <w:t>3</w:t>
       </w:r>
       <w:r>
         <w:rPr>
           <w:szCs w:val="21"/>
-          <w:highlight w:val="red"/>
+          <w:highlight w:val="yellow"/>
         </w:rPr>
         <w:t>（升级 5×</w:t>
       </w:r>
@@ -990,14 +990,14 @@
         <w:rPr>
           <w:rFonts w:hint="eastAsia"/>
           <w:szCs w:val="21"/>
-          <w:highlight w:val="red"/>
+          <w:highlight w:val="yellow"/>
         </w:rPr>
         <w:t>3</w:t>
       </w:r>
       <w:r>
         <w:rPr>
           <w:szCs w:val="21"/>
-          <w:highlight w:val="red"/>
+          <w:highlight w:val="yellow"/>
         </w:rPr>
         <w:t>），全体 1 层虚弱（升级 2）【SMG 群攻】</w:t>
       </w:r>
@@ -1988,14 +1988,14 @@
         <w:rPr>
           <w:rFonts w:hint="eastAsia"/>
           <w:szCs w:val="21"/>
-          <w:highlight w:val="red"/>
+          <w:highlight w:val="yellow"/>
         </w:rPr>
       </w:pPr>
       <w:bookmarkStart w:id="0" w:name="OLE_LINK1"/>
       <w:r>
         <w:rPr>
           <w:szCs w:val="21"/>
-          <w:highlight w:val="red"/>
+          <w:highlight w:val="yellow"/>
         </w:rPr>
         <w:t>闪光无人机出动：</w:t>
       </w:r>
@@ -2003,14 +2003,14 @@
         <w:rPr>
           <w:rFonts w:hint="eastAsia"/>
           <w:szCs w:val="21"/>
-          <w:highlight w:val="red"/>
+          <w:highlight w:val="yellow"/>
         </w:rPr>
         <w:t>1</w:t>
       </w:r>
       <w:r>
         <w:rPr>
           <w:szCs w:val="21"/>
-          <w:highlight w:val="red"/>
+          <w:highlight w:val="yellow"/>
         </w:rPr>
         <w:t xml:space="preserve"> 费，</w:t>
       </w:r>
@@ -2018,14 +2018,14 @@
         <w:rPr>
           <w:rFonts w:hint="eastAsia"/>
           <w:szCs w:val="21"/>
-          <w:highlight w:val="red"/>
+          <w:highlight w:val="yellow"/>
         </w:rPr>
         <w:t>（升级固有）</w:t>
       </w:r>
       <w:r>
         <w:rPr>
           <w:szCs w:val="21"/>
-          <w:highlight w:val="red"/>
+          <w:highlight w:val="yellow"/>
         </w:rPr>
         <w:t>全体 10 伤，获得闪光无人机，生成「无人机突袭」</w:t>
       </w:r>
@@ -2033,7 +2033,7 @@
         <w:rPr>
           <w:rFonts w:hint="eastAsia"/>
           <w:szCs w:val="21"/>
-          <w:highlight w:val="red"/>
+          <w:highlight w:val="yellow"/>
         </w:rPr>
         <w:t>和“无人机同频”在手牌中</w:t>
       </w:r>
@@ -2486,13 +2486,13 @@
         <w:rPr>
           <w:rFonts w:hint="eastAsia"/>
           <w:szCs w:val="21"/>
-          <w:highlight w:val="red"/>
-        </w:rPr>
-      </w:pPr>
-      <w:r>
-        <w:rPr>
-          <w:szCs w:val="21"/>
-          <w:highlight w:val="red"/>
+          <w:highlight w:val="yellow"/>
+        </w:rPr>
+      </w:pPr>
+      <w:r>
+        <w:rPr>
+          <w:szCs w:val="21"/>
+          <w:highlight w:val="yellow"/>
         </w:rPr>
         <w:t>战地医疗处理：</w:t>
       </w:r>
@@ -2500,14 +2500,14 @@
         <w:rPr>
           <w:rFonts w:hint="eastAsia"/>
           <w:szCs w:val="21"/>
-          <w:highlight w:val="red"/>
+          <w:highlight w:val="yellow"/>
         </w:rPr>
         <w:t>1</w:t>
       </w:r>
       <w:r>
         <w:rPr>
           <w:szCs w:val="21"/>
-          <w:highlight w:val="red"/>
+          <w:highlight w:val="yellow"/>
         </w:rPr>
         <w:t xml:space="preserve"> 费，</w:t>
       </w:r>
@@ -2515,7 +2515,7 @@
         <w:rPr>
           <w:rFonts w:hint="eastAsia"/>
           <w:szCs w:val="21"/>
-          <w:highlight w:val="red"/>
+          <w:highlight w:val="yellow"/>
         </w:rPr>
         <w:t>（升级保留），</w:t>
       </w:r>
@@ -2523,7 +2523,7 @@
         <w:rPr>
           <w:rFonts w:hint="eastAsia"/>
           <w:szCs w:val="21"/>
-          <w:highlight w:val="red"/>
+          <w:highlight w:val="yellow"/>
         </w:rPr>
         <w:t>消耗所有状态牌，</w:t>
       </w:r>
@@ -2531,7 +2531,7 @@
         <w:rPr>
           <w:rFonts w:hint="eastAsia"/>
           <w:szCs w:val="21"/>
-          <w:highlight w:val="red"/>
+          <w:highlight w:val="yellow"/>
         </w:rPr>
         <w:t>将其转化为绷带。绷带：0费，</w:t>
       </w:r>
@@ -2539,7 +2539,7 @@
         <w:rPr>
           <w:rFonts w:hint="eastAsia"/>
           <w:szCs w:val="21"/>
-          <w:highlight w:val="red"/>
+          <w:highlight w:val="yellow"/>
         </w:rPr>
         <w:t>恢复</w:t>
       </w:r>
@@ -2547,7 +2547,7 @@
         <w:rPr>
           <w:rFonts w:hint="eastAsia"/>
           <w:szCs w:val="21"/>
-          <w:highlight w:val="red"/>
+          <w:highlight w:val="yellow"/>
         </w:rPr>
         <w:t>4</w:t>
       </w:r>
@@ -2555,7 +2555,7 @@
         <w:rPr>
           <w:rFonts w:hint="eastAsia"/>
           <w:szCs w:val="21"/>
-          <w:highlight w:val="red"/>
+          <w:highlight w:val="yellow"/>
         </w:rPr>
         <w:t>点生命</w:t>
       </w:r>
@@ -2563,14 +2563,14 @@
         <w:rPr>
           <w:rFonts w:hint="eastAsia"/>
           <w:szCs w:val="21"/>
-          <w:highlight w:val="red"/>
+          <w:highlight w:val="yellow"/>
         </w:rPr>
         <w:t>值，抽一张牌</w:t>
       </w:r>
     </w:p>
     <w:p>
       <w:pPr>
-        <w:ind w:left="720"/>
+        <w:ind w:left="720" w:firstLine="120"/>
         <w:rPr>
           <w:rFonts w:hint="eastAsia"/>
           <w:szCs w:val="21"/>
@@ -2731,21 +2731,1422 @@
         <w:rPr>
           <w:rFonts w:hint="eastAsia"/>
           <w:szCs w:val="21"/>
-          <w:highlight w:val="red"/>
-        </w:rPr>
-      </w:pPr>
-      <w:r>
-        <w:rPr>
-          <w:rFonts w:hint="eastAsia"/>
-          <w:szCs w:val="21"/>
-          <w:highlight w:val="red"/>
+        </w:rPr>
+      </w:pPr>
+    </w:p>
+    <w:p>
+      <w:pPr>
+        <w:ind w:left="720"/>
+        <w:rPr>
+          <w:rFonts w:hint="eastAsia"/>
+          <w:szCs w:val="21"/>
+        </w:rPr>
+      </w:pPr>
+    </w:p>
+    <w:p>
+      <w:pPr>
+        <w:rPr>
+          <w:rFonts w:hint="eastAsia"/>
+          <w:szCs w:val="21"/>
+        </w:rPr>
+      </w:pPr>
+      <w:r>
+        <w:rPr>
+          <w:szCs w:val="21"/>
+        </w:rPr>
+        <w:t>罕见</w:t>
+      </w:r>
+    </w:p>
+    <w:p>
+      <w:pPr>
+        <w:numPr>
+          <w:ilvl w:val="0"/>
+          <w:numId w:val="18"/>
+        </w:numPr>
+        <w:rPr>
+          <w:rFonts w:hint="eastAsia"/>
+          <w:szCs w:val="21"/>
+          <w:highlight w:val="yellow"/>
+        </w:rPr>
+      </w:pPr>
+      <w:bookmarkStart w:id="1" w:name="OLE_LINK2"/>
+      <w:r>
+        <w:rPr>
+          <w:szCs w:val="21"/>
+          <w:highlight w:val="yellow"/>
+        </w:rPr>
+        <w:t xml:space="preserve">军备箱：1 费，获得 2 </w:t>
+      </w:r>
+      <w:r>
+        <w:rPr>
+          <w:rFonts w:hint="eastAsia"/>
+          <w:szCs w:val="21"/>
+          <w:highlight w:val="yellow"/>
+        </w:rPr>
+        <w:t>张0费牌</w:t>
+      </w:r>
+      <w:r>
+        <w:rPr>
+          <w:szCs w:val="21"/>
+          <w:highlight w:val="yellow"/>
+        </w:rPr>
+        <w:t>（升级 3 张升级版）</w:t>
+      </w:r>
+    </w:p>
+    <w:bookmarkEnd w:id="1"/>
+    <w:p>
+      <w:pPr>
+        <w:ind w:left="720"/>
+        <w:rPr>
+          <w:rFonts w:hint="eastAsia"/>
+          <w:szCs w:val="21"/>
+        </w:rPr>
+      </w:pPr>
+      <w:r>
+        <w:rPr>
+          <w:noProof/>
+          <w:szCs w:val="21"/>
+        </w:rPr>
+        <w:drawing>
+          <wp:inline distT="0" distB="0" distL="0" distR="0" wp14:anchorId="7A00FA5B" wp14:editId="6F2C7D15">
+            <wp:extent cx="1119546" cy="851591"/>
+            <wp:effectExtent l="0" t="0" r="4445" b="5715"/>
+            <wp:docPr id="1368984249" name="图片 2"/>
+            <wp:cNvGraphicFramePr>
+              <a:graphicFrameLocks xmlns:a="http://schemas.openxmlformats.org/drawingml/2006/main" noChangeAspect="1"/>
+            </wp:cNvGraphicFramePr>
+            <a:graphic xmlns:a="http://schemas.openxmlformats.org/drawingml/2006/main">
+              <a:graphicData uri="http://schemas.openxmlformats.org/drawingml/2006/picture">
+                <pic:pic xmlns:pic="http://schemas.openxmlformats.org/drawingml/2006/picture">
+                  <pic:nvPicPr>
+                    <pic:cNvPr id="0" name="Picture 53"/>
+                    <pic:cNvPicPr>
+                      <a:picLocks noChangeAspect="1" noChangeArrowheads="1"/>
+                    </pic:cNvPicPr>
+                  </pic:nvPicPr>
+                  <pic:blipFill>
+                    <a:blip r:embed="rId26" cstate="print">
+                      <a:extLst>
+                        <a:ext uri="{28A0092B-C50C-407E-A947-70E740481C1C}">
+                          <a14:useLocalDpi xmlns:a14="http://schemas.microsoft.com/office/drawing/2010/main" val="0"/>
+                        </a:ext>
+                      </a:extLst>
+                    </a:blip>
+                    <a:srcRect/>
+                    <a:stretch>
+                      <a:fillRect/>
+                    </a:stretch>
+                  </pic:blipFill>
+                  <pic:spPr bwMode="auto">
+                    <a:xfrm rot="10800000" flipV="1">
+                      <a:off x="0" y="0"/>
+                      <a:ext cx="1132020" cy="861080"/>
+                    </a:xfrm>
+                    <a:prstGeom prst="rect">
+                      <a:avLst/>
+                    </a:prstGeom>
+                    <a:noFill/>
+                    <a:ln>
+                      <a:noFill/>
+                    </a:ln>
+                  </pic:spPr>
+                </pic:pic>
+              </a:graphicData>
+            </a:graphic>
+          </wp:inline>
+        </w:drawing>
+      </w:r>
+    </w:p>
+    <w:p>
+      <w:pPr>
+        <w:numPr>
+          <w:ilvl w:val="0"/>
+          <w:numId w:val="18"/>
+        </w:numPr>
+        <w:rPr>
+          <w:rFonts w:hint="eastAsia"/>
+          <w:szCs w:val="21"/>
+          <w:highlight w:val="yellow"/>
+        </w:rPr>
+      </w:pPr>
+      <w:r>
+        <w:rPr>
+          <w:szCs w:val="21"/>
+          <w:highlight w:val="yellow"/>
+        </w:rPr>
+        <w:t>绳降：1 费，</w:t>
+      </w:r>
+      <w:r>
+        <w:rPr>
+          <w:rFonts w:hint="eastAsia"/>
+          <w:szCs w:val="21"/>
+          <w:highlight w:val="yellow"/>
+        </w:rPr>
+        <w:t>8</w:t>
+      </w:r>
+      <w:r>
+        <w:rPr>
+          <w:szCs w:val="21"/>
+          <w:highlight w:val="yellow"/>
+        </w:rPr>
+        <w:t xml:space="preserve"> 格挡（升级 </w:t>
+      </w:r>
+      <w:r>
+        <w:rPr>
+          <w:rFonts w:hint="eastAsia"/>
+          <w:szCs w:val="21"/>
+          <w:highlight w:val="yellow"/>
+        </w:rPr>
+        <w:t>10</w:t>
+      </w:r>
+      <w:r>
+        <w:rPr>
+          <w:szCs w:val="21"/>
+          <w:highlight w:val="yellow"/>
+        </w:rPr>
+        <w:t xml:space="preserve">），抽 </w:t>
+      </w:r>
+      <w:r>
+        <w:rPr>
+          <w:rFonts w:hint="eastAsia"/>
+          <w:szCs w:val="21"/>
+          <w:highlight w:val="yellow"/>
+        </w:rPr>
+        <w:t>1</w:t>
+      </w:r>
+      <w:r>
+        <w:rPr>
+          <w:szCs w:val="21"/>
+          <w:highlight w:val="yellow"/>
+        </w:rPr>
+        <w:t xml:space="preserve"> 张</w:t>
+      </w:r>
+    </w:p>
+    <w:p>
+      <w:pPr>
+        <w:ind w:left="720"/>
+        <w:rPr>
+          <w:rFonts w:hint="eastAsia"/>
+          <w:szCs w:val="21"/>
+        </w:rPr>
+      </w:pPr>
+      <w:r>
+        <w:rPr>
+          <w:noProof/>
+          <w:szCs w:val="21"/>
+        </w:rPr>
+        <w:drawing>
+          <wp:inline distT="0" distB="0" distL="0" distR="0" wp14:anchorId="1912F001" wp14:editId="7C47400A">
+            <wp:extent cx="1121632" cy="852273"/>
+            <wp:effectExtent l="0" t="0" r="2540" b="5080"/>
+            <wp:docPr id="2141805319" name="图片 16"/>
+            <wp:cNvGraphicFramePr>
+              <a:graphicFrameLocks xmlns:a="http://schemas.openxmlformats.org/drawingml/2006/main" noChangeAspect="1"/>
+            </wp:cNvGraphicFramePr>
+            <a:graphic xmlns:a="http://schemas.openxmlformats.org/drawingml/2006/main">
+              <a:graphicData uri="http://schemas.openxmlformats.org/drawingml/2006/picture">
+                <pic:pic xmlns:pic="http://schemas.openxmlformats.org/drawingml/2006/picture">
+                  <pic:nvPicPr>
+                    <pic:cNvPr id="0" name="Picture 69"/>
+                    <pic:cNvPicPr>
+                      <a:picLocks noChangeAspect="1" noChangeArrowheads="1"/>
+                    </pic:cNvPicPr>
+                  </pic:nvPicPr>
+                  <pic:blipFill>
+                    <a:blip r:embed="rId27" cstate="print">
+                      <a:extLst>
+                        <a:ext uri="{28A0092B-C50C-407E-A947-70E740481C1C}">
+                          <a14:useLocalDpi xmlns:a14="http://schemas.microsoft.com/office/drawing/2010/main" val="0"/>
+                        </a:ext>
+                      </a:extLst>
+                    </a:blip>
+                    <a:srcRect/>
+                    <a:stretch>
+                      <a:fillRect/>
+                    </a:stretch>
+                  </pic:blipFill>
+                  <pic:spPr bwMode="auto">
+                    <a:xfrm>
+                      <a:off x="0" y="0"/>
+                      <a:ext cx="1152430" cy="875675"/>
+                    </a:xfrm>
+                    <a:prstGeom prst="rect">
+                      <a:avLst/>
+                    </a:prstGeom>
+                    <a:noFill/>
+                    <a:ln>
+                      <a:noFill/>
+                    </a:ln>
+                  </pic:spPr>
+                </pic:pic>
+              </a:graphicData>
+            </a:graphic>
+          </wp:inline>
+        </w:drawing>
+      </w:r>
+    </w:p>
+    <w:p>
+      <w:pPr>
+        <w:numPr>
+          <w:ilvl w:val="0"/>
+          <w:numId w:val="18"/>
+        </w:numPr>
+        <w:rPr>
+          <w:rFonts w:hint="eastAsia"/>
+          <w:szCs w:val="21"/>
+          <w:highlight w:val="yellow"/>
+        </w:rPr>
+      </w:pPr>
+      <w:r>
+        <w:rPr>
+          <w:szCs w:val="21"/>
+          <w:highlight w:val="yellow"/>
+        </w:rPr>
+        <w:t>目标选择：1 费，单体 2 层易伤（升级 3）</w:t>
+      </w:r>
+    </w:p>
+    <w:p>
+      <w:pPr>
+        <w:ind w:left="720"/>
+        <w:rPr>
+          <w:rFonts w:hint="eastAsia"/>
+          <w:szCs w:val="21"/>
+          <w:highlight w:val="yellow"/>
+        </w:rPr>
+      </w:pPr>
+      <w:r>
+        <w:rPr>
+          <w:noProof/>
+          <w:szCs w:val="21"/>
+          <w:highlight w:val="yellow"/>
+        </w:rPr>
+        <w:lastRenderedPageBreak/>
+        <w:drawing>
+          <wp:inline distT="0" distB="0" distL="0" distR="0" wp14:anchorId="7A8ABF5A" wp14:editId="2393596C">
+            <wp:extent cx="1159640" cy="880648"/>
+            <wp:effectExtent l="0" t="0" r="2540" b="0"/>
+            <wp:docPr id="545808780" name="图片 22"/>
+            <wp:cNvGraphicFramePr>
+              <a:graphicFrameLocks xmlns:a="http://schemas.openxmlformats.org/drawingml/2006/main" noChangeAspect="1"/>
+            </wp:cNvGraphicFramePr>
+            <a:graphic xmlns:a="http://schemas.openxmlformats.org/drawingml/2006/main">
+              <a:graphicData uri="http://schemas.openxmlformats.org/drawingml/2006/picture">
+                <pic:pic xmlns:pic="http://schemas.openxmlformats.org/drawingml/2006/picture">
+                  <pic:nvPicPr>
+                    <pic:cNvPr id="0" name="Picture 75"/>
+                    <pic:cNvPicPr>
+                      <a:picLocks noChangeAspect="1" noChangeArrowheads="1"/>
+                    </pic:cNvPicPr>
+                  </pic:nvPicPr>
+                  <pic:blipFill>
+                    <a:blip r:embed="rId28" cstate="print">
+                      <a:extLst>
+                        <a:ext uri="{28A0092B-C50C-407E-A947-70E740481C1C}">
+                          <a14:useLocalDpi xmlns:a14="http://schemas.microsoft.com/office/drawing/2010/main" val="0"/>
+                        </a:ext>
+                      </a:extLst>
+                    </a:blip>
+                    <a:srcRect/>
+                    <a:stretch>
+                      <a:fillRect/>
+                    </a:stretch>
+                  </pic:blipFill>
+                  <pic:spPr bwMode="auto">
+                    <a:xfrm>
+                      <a:off x="0" y="0"/>
+                      <a:ext cx="1176349" cy="893337"/>
+                    </a:xfrm>
+                    <a:prstGeom prst="rect">
+                      <a:avLst/>
+                    </a:prstGeom>
+                    <a:noFill/>
+                    <a:ln>
+                      <a:noFill/>
+                    </a:ln>
+                  </pic:spPr>
+                </pic:pic>
+              </a:graphicData>
+            </a:graphic>
+          </wp:inline>
+        </w:drawing>
+      </w:r>
+    </w:p>
+    <w:p>
+      <w:pPr>
+        <w:numPr>
+          <w:ilvl w:val="0"/>
+          <w:numId w:val="18"/>
+        </w:numPr>
+        <w:rPr>
+          <w:rFonts w:hint="eastAsia"/>
+          <w:szCs w:val="21"/>
+          <w:highlight w:val="yellow"/>
+        </w:rPr>
+      </w:pPr>
+      <w:r>
+        <w:rPr>
+          <w:szCs w:val="21"/>
+          <w:highlight w:val="yellow"/>
+        </w:rPr>
+        <w:t>备战：1 费，</w:t>
+      </w:r>
+      <w:r>
+        <w:rPr>
+          <w:rFonts w:hint="eastAsia"/>
+          <w:szCs w:val="21"/>
+          <w:highlight w:val="yellow"/>
+        </w:rPr>
+        <w:t>8</w:t>
+      </w:r>
+      <w:r>
+        <w:rPr>
+          <w:szCs w:val="21"/>
+          <w:highlight w:val="yellow"/>
+        </w:rPr>
+        <w:t xml:space="preserve"> 格挡</w:t>
+      </w:r>
+      <w:r>
+        <w:rPr>
+          <w:rFonts w:hint="eastAsia"/>
+          <w:szCs w:val="21"/>
+          <w:highlight w:val="yellow"/>
+        </w:rPr>
+        <w:t>（升级</w:t>
+      </w:r>
+      <w:r>
+        <w:rPr>
+          <w:rFonts w:hint="eastAsia"/>
+          <w:szCs w:val="21"/>
+          <w:highlight w:val="yellow"/>
+        </w:rPr>
+        <w:t>11</w:t>
+      </w:r>
+      <w:r>
+        <w:rPr>
+          <w:rFonts w:hint="eastAsia"/>
+          <w:szCs w:val="21"/>
+          <w:highlight w:val="yellow"/>
+        </w:rPr>
+        <w:t>格挡）</w:t>
+      </w:r>
+      <w:r>
+        <w:rPr>
+          <w:szCs w:val="21"/>
+          <w:highlight w:val="yellow"/>
+        </w:rPr>
+        <w:t xml:space="preserve">，下回合获得 1 弹夹，1 </w:t>
+      </w:r>
+      <w:r>
+        <w:rPr>
+          <w:rFonts w:hint="eastAsia"/>
+          <w:szCs w:val="21"/>
+          <w:highlight w:val="yellow"/>
+        </w:rPr>
+        <w:t>能量</w:t>
+      </w:r>
+    </w:p>
+    <w:p>
+      <w:pPr>
+        <w:ind w:left="720"/>
+        <w:rPr>
+          <w:rFonts w:hint="eastAsia"/>
+          <w:szCs w:val="21"/>
+        </w:rPr>
+      </w:pPr>
+      <w:r>
+        <w:rPr>
+          <w:noProof/>
+          <w:szCs w:val="21"/>
+        </w:rPr>
+        <w:drawing>
+          <wp:inline distT="0" distB="0" distL="0" distR="0" wp14:anchorId="1F542EEB" wp14:editId="5560C3E0">
+            <wp:extent cx="1166217" cy="886151"/>
+            <wp:effectExtent l="0" t="0" r="0" b="9525"/>
+            <wp:docPr id="87899324" name="图片 18"/>
+            <wp:cNvGraphicFramePr>
+              <a:graphicFrameLocks xmlns:a="http://schemas.openxmlformats.org/drawingml/2006/main" noChangeAspect="1"/>
+            </wp:cNvGraphicFramePr>
+            <a:graphic xmlns:a="http://schemas.openxmlformats.org/drawingml/2006/main">
+              <a:graphicData uri="http://schemas.openxmlformats.org/drawingml/2006/picture">
+                <pic:pic xmlns:pic="http://schemas.openxmlformats.org/drawingml/2006/picture">
+                  <pic:nvPicPr>
+                    <pic:cNvPr id="0" name="Picture 71"/>
+                    <pic:cNvPicPr>
+                      <a:picLocks noChangeAspect="1" noChangeArrowheads="1"/>
+                    </pic:cNvPicPr>
+                  </pic:nvPicPr>
+                  <pic:blipFill>
+                    <a:blip r:embed="rId29" cstate="print">
+                      <a:extLst>
+                        <a:ext uri="{28A0092B-C50C-407E-A947-70E740481C1C}">
+                          <a14:useLocalDpi xmlns:a14="http://schemas.microsoft.com/office/drawing/2010/main" val="0"/>
+                        </a:ext>
+                      </a:extLst>
+                    </a:blip>
+                    <a:srcRect/>
+                    <a:stretch>
+                      <a:fillRect/>
+                    </a:stretch>
+                  </pic:blipFill>
+                  <pic:spPr bwMode="auto">
+                    <a:xfrm>
+                      <a:off x="0" y="0"/>
+                      <a:ext cx="1175843" cy="893466"/>
+                    </a:xfrm>
+                    <a:prstGeom prst="rect">
+                      <a:avLst/>
+                    </a:prstGeom>
+                    <a:noFill/>
+                    <a:ln>
+                      <a:noFill/>
+                    </a:ln>
+                  </pic:spPr>
+                </pic:pic>
+              </a:graphicData>
+            </a:graphic>
+          </wp:inline>
+        </w:drawing>
+      </w:r>
+    </w:p>
+    <w:p>
+      <w:pPr>
+        <w:numPr>
+          <w:ilvl w:val="0"/>
+          <w:numId w:val="18"/>
+        </w:numPr>
+        <w:rPr>
+          <w:rFonts w:hint="eastAsia"/>
+          <w:szCs w:val="21"/>
+          <w:highlight w:val="yellow"/>
+        </w:rPr>
+      </w:pPr>
+      <w:r>
+        <w:rPr>
+          <w:szCs w:val="21"/>
+          <w:highlight w:val="yellow"/>
+        </w:rPr>
+        <w:t>兼职：</w:t>
+      </w:r>
+      <w:r>
+        <w:rPr>
+          <w:rFonts w:hint="eastAsia"/>
+          <w:szCs w:val="21"/>
+          <w:highlight w:val="yellow"/>
+        </w:rPr>
+        <w:t>0</w:t>
+      </w:r>
+      <w:r>
+        <w:rPr>
+          <w:szCs w:val="21"/>
+          <w:highlight w:val="yellow"/>
+        </w:rPr>
+        <w:t xml:space="preserve"> 费，</w:t>
+      </w:r>
+      <w:r>
+        <w:rPr>
+          <w:rFonts w:hint="eastAsia"/>
+          <w:szCs w:val="21"/>
+          <w:highlight w:val="yellow"/>
+        </w:rPr>
+        <w:t>获得</w:t>
+      </w:r>
+      <w:r>
+        <w:rPr>
+          <w:rFonts w:hint="eastAsia"/>
+          <w:szCs w:val="21"/>
+          <w:highlight w:val="yellow"/>
+        </w:rPr>
+        <w:t>3</w:t>
+      </w:r>
+      <w:r>
+        <w:rPr>
+          <w:rFonts w:hint="eastAsia"/>
+          <w:szCs w:val="21"/>
+          <w:highlight w:val="yellow"/>
+        </w:rPr>
+        <w:t>能量</w:t>
+      </w:r>
+      <w:r>
+        <w:rPr>
+          <w:szCs w:val="21"/>
+          <w:highlight w:val="yellow"/>
+        </w:rPr>
+        <w:t xml:space="preserve">（升级 </w:t>
+      </w:r>
+      <w:r>
+        <w:rPr>
+          <w:rFonts w:hint="eastAsia"/>
+          <w:szCs w:val="21"/>
+          <w:highlight w:val="yellow"/>
+        </w:rPr>
+        <w:t>4</w:t>
+      </w:r>
+      <w:r>
+        <w:rPr>
+          <w:szCs w:val="21"/>
+          <w:highlight w:val="yellow"/>
+        </w:rPr>
+        <w:t>），</w:t>
+      </w:r>
+      <w:r>
+        <w:rPr>
+          <w:rFonts w:hint="eastAsia"/>
+          <w:szCs w:val="21"/>
+          <w:highlight w:val="yellow"/>
+        </w:rPr>
+        <w:t>添加一张“劳累”到手牌中</w:t>
+      </w:r>
+    </w:p>
+    <w:p>
+      <w:pPr>
+        <w:ind w:left="720"/>
+        <w:rPr>
+          <w:rFonts w:hint="eastAsia"/>
+          <w:szCs w:val="21"/>
+        </w:rPr>
+      </w:pPr>
+      <w:r>
+        <w:rPr>
+          <w:noProof/>
+          <w:szCs w:val="21"/>
+        </w:rPr>
+        <w:drawing>
+          <wp:inline distT="0" distB="0" distL="0" distR="0" wp14:anchorId="05DBEE8D" wp14:editId="21668607">
+            <wp:extent cx="1108662" cy="842418"/>
+            <wp:effectExtent l="0" t="0" r="0" b="0"/>
+            <wp:docPr id="1520568191" name="图片 14"/>
+            <wp:cNvGraphicFramePr>
+              <a:graphicFrameLocks xmlns:a="http://schemas.openxmlformats.org/drawingml/2006/main" noChangeAspect="1"/>
+            </wp:cNvGraphicFramePr>
+            <a:graphic xmlns:a="http://schemas.openxmlformats.org/drawingml/2006/main">
+              <a:graphicData uri="http://schemas.openxmlformats.org/drawingml/2006/picture">
+                <pic:pic xmlns:pic="http://schemas.openxmlformats.org/drawingml/2006/picture">
+                  <pic:nvPicPr>
+                    <pic:cNvPr id="0" name="Picture 67"/>
+                    <pic:cNvPicPr>
+                      <a:picLocks noChangeAspect="1" noChangeArrowheads="1"/>
+                    </pic:cNvPicPr>
+                  </pic:nvPicPr>
+                  <pic:blipFill>
+                    <a:blip r:embed="rId30" cstate="print">
+                      <a:extLst>
+                        <a:ext uri="{28A0092B-C50C-407E-A947-70E740481C1C}">
+                          <a14:useLocalDpi xmlns:a14="http://schemas.microsoft.com/office/drawing/2010/main" val="0"/>
+                        </a:ext>
+                      </a:extLst>
+                    </a:blip>
+                    <a:srcRect/>
+                    <a:stretch>
+                      <a:fillRect/>
+                    </a:stretch>
+                  </pic:blipFill>
+                  <pic:spPr bwMode="auto">
+                    <a:xfrm>
+                      <a:off x="0" y="0"/>
+                      <a:ext cx="1124084" cy="854137"/>
+                    </a:xfrm>
+                    <a:prstGeom prst="rect">
+                      <a:avLst/>
+                    </a:prstGeom>
+                    <a:noFill/>
+                    <a:ln>
+                      <a:noFill/>
+                    </a:ln>
+                  </pic:spPr>
+                </pic:pic>
+              </a:graphicData>
+            </a:graphic>
+          </wp:inline>
+        </w:drawing>
+      </w:r>
+    </w:p>
+    <w:p>
+      <w:pPr>
+        <w:numPr>
+          <w:ilvl w:val="0"/>
+          <w:numId w:val="18"/>
+        </w:numPr>
+        <w:rPr>
+          <w:rFonts w:hint="eastAsia"/>
+          <w:szCs w:val="21"/>
+          <w:highlight w:val="yellow"/>
+        </w:rPr>
+      </w:pPr>
+      <w:r>
+        <w:rPr>
+          <w:szCs w:val="21"/>
+          <w:highlight w:val="yellow"/>
+        </w:rPr>
+        <w:t>小憩：</w:t>
+      </w:r>
+      <w:r>
+        <w:rPr>
+          <w:rFonts w:hint="eastAsia"/>
+          <w:szCs w:val="21"/>
+          <w:highlight w:val="yellow"/>
+        </w:rPr>
+        <w:t>2</w:t>
+      </w:r>
+      <w:r>
+        <w:rPr>
+          <w:szCs w:val="21"/>
+          <w:highlight w:val="yellow"/>
+        </w:rPr>
+        <w:t xml:space="preserve"> 费，</w:t>
+      </w:r>
+      <w:r>
+        <w:rPr>
+          <w:rFonts w:hint="eastAsia"/>
+          <w:szCs w:val="21"/>
+          <w:highlight w:val="yellow"/>
+        </w:rPr>
+        <w:t>获得13格挡，</w:t>
+      </w:r>
+      <w:r>
+        <w:rPr>
+          <w:rFonts w:hint="eastAsia"/>
+          <w:szCs w:val="21"/>
+          <w:highlight w:val="yellow"/>
+        </w:rPr>
+        <w:t>结束回合，下回合获得2力量</w:t>
+      </w:r>
+      <w:r>
+        <w:rPr>
+          <w:rFonts w:hint="eastAsia"/>
+          <w:szCs w:val="21"/>
+          <w:highlight w:val="yellow"/>
+        </w:rPr>
+        <w:t>和1点费用</w:t>
+      </w:r>
+      <w:r>
+        <w:rPr>
+          <w:rFonts w:hint="eastAsia"/>
+          <w:szCs w:val="21"/>
+          <w:highlight w:val="yellow"/>
+        </w:rPr>
+        <w:t>（升级</w:t>
+      </w:r>
+      <w:r>
+        <w:rPr>
+          <w:rFonts w:hint="eastAsia"/>
+          <w:szCs w:val="21"/>
+          <w:highlight w:val="yellow"/>
+        </w:rPr>
+        <w:t>1</w:t>
+      </w:r>
+      <w:r>
+        <w:rPr>
+          <w:rFonts w:hint="eastAsia"/>
+          <w:szCs w:val="21"/>
+          <w:highlight w:val="yellow"/>
+        </w:rPr>
+        <w:t>6格挡</w:t>
+      </w:r>
+      <w:r>
+        <w:rPr>
+          <w:rFonts w:hint="eastAsia"/>
+          <w:szCs w:val="21"/>
+          <w:highlight w:val="yellow"/>
+        </w:rPr>
+        <w:t>）</w:t>
+      </w:r>
+    </w:p>
+    <w:p>
+      <w:pPr>
+        <w:ind w:left="720"/>
+        <w:rPr>
+          <w:rFonts w:hint="eastAsia"/>
+          <w:szCs w:val="21"/>
+        </w:rPr>
+      </w:pPr>
+      <w:r>
+        <w:rPr>
+          <w:noProof/>
+          <w:szCs w:val="21"/>
+        </w:rPr>
+        <w:drawing>
+          <wp:inline distT="0" distB="0" distL="0" distR="0" wp14:anchorId="0B7BA068" wp14:editId="55F08511">
+            <wp:extent cx="1301908" cy="989256"/>
+            <wp:effectExtent l="0" t="0" r="0" b="1905"/>
+            <wp:docPr id="1663080081" name="图片 29"/>
+            <wp:cNvGraphicFramePr>
+              <a:graphicFrameLocks xmlns:a="http://schemas.openxmlformats.org/drawingml/2006/main" noChangeAspect="1"/>
+            </wp:cNvGraphicFramePr>
+            <a:graphic xmlns:a="http://schemas.openxmlformats.org/drawingml/2006/main">
+              <a:graphicData uri="http://schemas.openxmlformats.org/drawingml/2006/picture">
+                <pic:pic xmlns:pic="http://schemas.openxmlformats.org/drawingml/2006/picture">
+                  <pic:nvPicPr>
+                    <pic:cNvPr id="0" name="Picture 86"/>
+                    <pic:cNvPicPr>
+                      <a:picLocks noChangeAspect="1" noChangeArrowheads="1"/>
+                    </pic:cNvPicPr>
+                  </pic:nvPicPr>
+                  <pic:blipFill>
+                    <a:blip r:embed="rId31" cstate="print">
+                      <a:extLst>
+                        <a:ext uri="{28A0092B-C50C-407E-A947-70E740481C1C}">
+                          <a14:useLocalDpi xmlns:a14="http://schemas.microsoft.com/office/drawing/2010/main" val="0"/>
+                        </a:ext>
+                      </a:extLst>
+                    </a:blip>
+                    <a:srcRect/>
+                    <a:stretch>
+                      <a:fillRect/>
+                    </a:stretch>
+                  </pic:blipFill>
+                  <pic:spPr bwMode="auto">
+                    <a:xfrm>
+                      <a:off x="0" y="0"/>
+                      <a:ext cx="1317022" cy="1000741"/>
+                    </a:xfrm>
+                    <a:prstGeom prst="rect">
+                      <a:avLst/>
+                    </a:prstGeom>
+                    <a:noFill/>
+                    <a:ln>
+                      <a:noFill/>
+                    </a:ln>
+                  </pic:spPr>
+                </pic:pic>
+              </a:graphicData>
+            </a:graphic>
+          </wp:inline>
+        </w:drawing>
+      </w:r>
+    </w:p>
+    <w:p>
+      <w:pPr>
+        <w:numPr>
+          <w:ilvl w:val="0"/>
+          <w:numId w:val="18"/>
+        </w:numPr>
+        <w:rPr>
+          <w:rFonts w:hint="eastAsia"/>
+          <w:szCs w:val="21"/>
+        </w:rPr>
+      </w:pPr>
+      <w:r>
+        <w:rPr>
+          <w:rFonts w:hint="eastAsia"/>
+          <w:szCs w:val="21"/>
+        </w:rPr>
+        <w:t>偷跑开始</w:t>
+      </w:r>
+      <w:r>
+        <w:rPr>
+          <w:szCs w:val="21"/>
+        </w:rPr>
+        <w:t xml:space="preserve">：1 费，抽 2 </w:t>
+      </w:r>
+      <w:r>
+        <w:rPr>
+          <w:rFonts w:hint="eastAsia"/>
+          <w:szCs w:val="21"/>
+        </w:rPr>
+        <w:t>消耗</w:t>
+      </w:r>
+      <w:r>
+        <w:rPr>
+          <w:szCs w:val="21"/>
+        </w:rPr>
+        <w:t xml:space="preserve"> 1</w:t>
+      </w:r>
+      <w:r>
+        <w:rPr>
+          <w:rFonts w:hint="eastAsia"/>
+          <w:szCs w:val="21"/>
+        </w:rPr>
+        <w:t>（升级抽3</w:t>
+      </w:r>
+      <w:r>
+        <w:rPr>
+          <w:rFonts w:hint="eastAsia"/>
+          <w:szCs w:val="21"/>
+        </w:rPr>
+        <w:t>消耗2</w:t>
+      </w:r>
+      <w:r>
+        <w:rPr>
+          <w:rFonts w:hint="eastAsia"/>
+          <w:szCs w:val="21"/>
+        </w:rPr>
+        <w:t>），获得1层师生羁绊</w:t>
+      </w:r>
+      <w:r>
+        <w:rPr>
+          <w:rFonts w:hint="eastAsia"/>
+          <w:szCs w:val="21"/>
+        </w:rPr>
+        <w:t>（升级2层）</w:t>
+      </w:r>
+    </w:p>
+    <w:p>
+      <w:pPr>
+        <w:ind w:left="720"/>
+        <w:rPr>
+          <w:rFonts w:hint="eastAsia"/>
+          <w:szCs w:val="21"/>
+        </w:rPr>
+      </w:pPr>
+      <w:r>
+        <w:rPr>
+          <w:noProof/>
+          <w:szCs w:val="21"/>
+        </w:rPr>
+        <w:drawing>
+          <wp:inline distT="0" distB="0" distL="0" distR="0" wp14:anchorId="7093FA70" wp14:editId="383149FF">
+            <wp:extent cx="1320283" cy="1003218"/>
+            <wp:effectExtent l="0" t="0" r="0" b="6985"/>
+            <wp:docPr id="1836996637" name="图片 30"/>
+            <wp:cNvGraphicFramePr>
+              <a:graphicFrameLocks xmlns:a="http://schemas.openxmlformats.org/drawingml/2006/main" noChangeAspect="1"/>
+            </wp:cNvGraphicFramePr>
+            <a:graphic xmlns:a="http://schemas.openxmlformats.org/drawingml/2006/main">
+              <a:graphicData uri="http://schemas.openxmlformats.org/drawingml/2006/picture">
+                <pic:pic xmlns:pic="http://schemas.openxmlformats.org/drawingml/2006/picture">
+                  <pic:nvPicPr>
+                    <pic:cNvPr id="0" name="Picture 87"/>
+                    <pic:cNvPicPr>
+                      <a:picLocks noChangeAspect="1" noChangeArrowheads="1"/>
+                    </pic:cNvPicPr>
+                  </pic:nvPicPr>
+                  <pic:blipFill>
+                    <a:blip r:embed="rId32" cstate="print">
+                      <a:extLst>
+                        <a:ext uri="{28A0092B-C50C-407E-A947-70E740481C1C}">
+                          <a14:useLocalDpi xmlns:a14="http://schemas.microsoft.com/office/drawing/2010/main" val="0"/>
+                        </a:ext>
+                      </a:extLst>
+                    </a:blip>
+                    <a:srcRect/>
+                    <a:stretch>
+                      <a:fillRect/>
+                    </a:stretch>
+                  </pic:blipFill>
+                  <pic:spPr bwMode="auto">
+                    <a:xfrm>
+                      <a:off x="0" y="0"/>
+                      <a:ext cx="1334207" cy="1013798"/>
+                    </a:xfrm>
+                    <a:prstGeom prst="rect">
+                      <a:avLst/>
+                    </a:prstGeom>
+                    <a:noFill/>
+                    <a:ln>
+                      <a:noFill/>
+                    </a:ln>
+                  </pic:spPr>
+                </pic:pic>
+              </a:graphicData>
+            </a:graphic>
+          </wp:inline>
+        </w:drawing>
+      </w:r>
+    </w:p>
+    <w:p>
+      <w:pPr>
+        <w:numPr>
+          <w:ilvl w:val="0"/>
+          <w:numId w:val="18"/>
+        </w:numPr>
+        <w:rPr>
+          <w:rFonts w:hint="eastAsia"/>
+          <w:szCs w:val="21"/>
+        </w:rPr>
+      </w:pPr>
+      <w:r>
+        <w:rPr>
+          <w:szCs w:val="21"/>
+        </w:rPr>
+        <w:t>主张所有权：</w:t>
+      </w:r>
+      <w:r>
+        <w:rPr>
+          <w:rFonts w:hint="eastAsia"/>
+          <w:szCs w:val="21"/>
+        </w:rPr>
+        <w:t xml:space="preserve">1 </w:t>
+      </w:r>
+      <w:r>
+        <w:rPr>
+          <w:szCs w:val="21"/>
+        </w:rPr>
+        <w:t>费，</w:t>
+      </w:r>
+      <w:r>
+        <w:rPr>
+          <w:rFonts w:hint="eastAsia"/>
+          <w:szCs w:val="21"/>
+        </w:rPr>
+        <w:t>获得</w:t>
+      </w:r>
+      <w:r>
+        <w:rPr>
+          <w:rFonts w:hint="eastAsia"/>
+          <w:szCs w:val="21"/>
+        </w:rPr>
+        <w:t>2</w:t>
+      </w:r>
+      <w:r>
+        <w:rPr>
+          <w:rFonts w:hint="eastAsia"/>
+          <w:szCs w:val="21"/>
+        </w:rPr>
+        <w:t>层师生羁绊</w:t>
+      </w:r>
+      <w:r>
+        <w:rPr>
+          <w:szCs w:val="21"/>
+        </w:rPr>
+        <w:t>，消耗</w:t>
+      </w:r>
+      <w:r>
+        <w:rPr>
+          <w:rFonts w:hint="eastAsia"/>
+          <w:szCs w:val="21"/>
+        </w:rPr>
+        <w:t>（升级3层）</w:t>
+      </w:r>
+    </w:p>
+    <w:p>
+      <w:pPr>
+        <w:ind w:left="720"/>
+        <w:rPr>
+          <w:rFonts w:hint="eastAsia"/>
+          <w:szCs w:val="21"/>
+        </w:rPr>
+      </w:pPr>
+      <w:r>
+        <w:rPr>
+          <w:noProof/>
+          <w:szCs w:val="21"/>
+        </w:rPr>
+        <w:drawing>
+          <wp:inline distT="0" distB="0" distL="0" distR="0" wp14:anchorId="301B05EA" wp14:editId="4E0B539C">
+            <wp:extent cx="1202340" cy="913599"/>
+            <wp:effectExtent l="0" t="0" r="0" b="1270"/>
+            <wp:docPr id="782723122" name="图片 23"/>
+            <wp:cNvGraphicFramePr>
+              <a:graphicFrameLocks xmlns:a="http://schemas.openxmlformats.org/drawingml/2006/main" noChangeAspect="1"/>
+            </wp:cNvGraphicFramePr>
+            <a:graphic xmlns:a="http://schemas.openxmlformats.org/drawingml/2006/main">
+              <a:graphicData uri="http://schemas.openxmlformats.org/drawingml/2006/picture">
+                <pic:pic xmlns:pic="http://schemas.openxmlformats.org/drawingml/2006/picture">
+                  <pic:nvPicPr>
+                    <pic:cNvPr id="0" name="Picture 76"/>
+                    <pic:cNvPicPr>
+                      <a:picLocks noChangeAspect="1" noChangeArrowheads="1"/>
+                    </pic:cNvPicPr>
+                  </pic:nvPicPr>
+                  <pic:blipFill>
+                    <a:blip r:embed="rId33" cstate="print">
+                      <a:extLst>
+                        <a:ext uri="{28A0092B-C50C-407E-A947-70E740481C1C}">
+                          <a14:useLocalDpi xmlns:a14="http://schemas.microsoft.com/office/drawing/2010/main" val="0"/>
+                        </a:ext>
+                      </a:extLst>
+                    </a:blip>
+                    <a:srcRect/>
+                    <a:stretch>
+                      <a:fillRect/>
+                    </a:stretch>
+                  </pic:blipFill>
+                  <pic:spPr bwMode="auto">
+                    <a:xfrm>
+                      <a:off x="0" y="0"/>
+                      <a:ext cx="1216994" cy="924734"/>
+                    </a:xfrm>
+                    <a:prstGeom prst="rect">
+                      <a:avLst/>
+                    </a:prstGeom>
+                    <a:noFill/>
+                    <a:ln>
+                      <a:noFill/>
+                    </a:ln>
+                  </pic:spPr>
+                </pic:pic>
+              </a:graphicData>
+            </a:graphic>
+          </wp:inline>
+        </w:drawing>
+      </w:r>
+    </w:p>
+    <w:p>
+      <w:pPr>
+        <w:numPr>
+          <w:ilvl w:val="0"/>
+          <w:numId w:val="18"/>
+        </w:numPr>
+        <w:rPr>
+          <w:rFonts w:hint="eastAsia"/>
+          <w:szCs w:val="21"/>
+          <w:highlight w:val="yellow"/>
+        </w:rPr>
+      </w:pPr>
+      <w:r>
+        <w:rPr>
+          <w:szCs w:val="21"/>
+          <w:highlight w:val="yellow"/>
+        </w:rPr>
+        <w:t>无人机校准：1 费，立即</w:t>
+      </w:r>
+      <w:r>
+        <w:rPr>
+          <w:rFonts w:hint="eastAsia"/>
+          <w:szCs w:val="21"/>
+          <w:highlight w:val="yellow"/>
+        </w:rPr>
+        <w:t>对一名目标</w:t>
+      </w:r>
+      <w:r>
+        <w:rPr>
+          <w:szCs w:val="21"/>
+          <w:highlight w:val="yellow"/>
+        </w:rPr>
+        <w:t>触发闪光无人机被动</w:t>
+      </w:r>
+      <w:r>
+        <w:rPr>
+          <w:rFonts w:hint="eastAsia"/>
+          <w:szCs w:val="21"/>
+          <w:highlight w:val="yellow"/>
+        </w:rPr>
+        <w:t>3次</w:t>
+      </w:r>
+    </w:p>
+    <w:p>
+      <w:pPr>
+        <w:ind w:left="720"/>
+        <w:rPr>
+          <w:rFonts w:hint="eastAsia"/>
+          <w:szCs w:val="21"/>
+        </w:rPr>
+      </w:pPr>
+      <w:r>
+        <w:rPr>
+          <w:noProof/>
+          <w:szCs w:val="21"/>
+        </w:rPr>
+        <w:drawing>
+          <wp:inline distT="0" distB="0" distL="0" distR="0" wp14:anchorId="56B07AB2" wp14:editId="62F61533">
+            <wp:extent cx="1550703" cy="1179554"/>
+            <wp:effectExtent l="0" t="0" r="0" b="1905"/>
+            <wp:docPr id="1404260452" name="图片 37"/>
+            <wp:cNvGraphicFramePr>
+              <a:graphicFrameLocks xmlns:a="http://schemas.openxmlformats.org/drawingml/2006/main" noChangeAspect="1"/>
+            </wp:cNvGraphicFramePr>
+            <a:graphic xmlns:a="http://schemas.openxmlformats.org/drawingml/2006/main">
+              <a:graphicData uri="http://schemas.openxmlformats.org/drawingml/2006/picture">
+                <pic:pic xmlns:pic="http://schemas.openxmlformats.org/drawingml/2006/picture">
+                  <pic:nvPicPr>
+                    <pic:cNvPr id="0" name="Picture 94"/>
+                    <pic:cNvPicPr>
+                      <a:picLocks noChangeAspect="1" noChangeArrowheads="1"/>
+                    </pic:cNvPicPr>
+                  </pic:nvPicPr>
+                  <pic:blipFill>
+                    <a:blip r:embed="rId34" cstate="print">
+                      <a:extLst>
+                        <a:ext uri="{28A0092B-C50C-407E-A947-70E740481C1C}">
+                          <a14:useLocalDpi xmlns:a14="http://schemas.microsoft.com/office/drawing/2010/main" val="0"/>
+                        </a:ext>
+                      </a:extLst>
+                    </a:blip>
+                    <a:srcRect/>
+                    <a:stretch>
+                      <a:fillRect/>
+                    </a:stretch>
+                  </pic:blipFill>
+                  <pic:spPr bwMode="auto">
+                    <a:xfrm>
+                      <a:off x="0" y="0"/>
+                      <a:ext cx="1561684" cy="1187907"/>
+                    </a:xfrm>
+                    <a:prstGeom prst="rect">
+                      <a:avLst/>
+                    </a:prstGeom>
+                    <a:noFill/>
+                    <a:ln>
+                      <a:noFill/>
+                    </a:ln>
+                  </pic:spPr>
+                </pic:pic>
+              </a:graphicData>
+            </a:graphic>
+          </wp:inline>
+        </w:drawing>
+      </w:r>
+    </w:p>
+    <w:p>
+      <w:pPr>
+        <w:numPr>
+          <w:ilvl w:val="0"/>
+          <w:numId w:val="18"/>
+        </w:numPr>
+        <w:rPr>
+          <w:rFonts w:hint="eastAsia"/>
+          <w:szCs w:val="21"/>
+          <w:highlight w:val="yellow"/>
+        </w:rPr>
+      </w:pPr>
+      <w:r>
+        <w:rPr>
+          <w:rFonts w:hint="eastAsia"/>
+          <w:szCs w:val="21"/>
+          <w:highlight w:val="yellow"/>
+        </w:rPr>
+        <w:t>这份触摸，令人安心</w:t>
+      </w:r>
+      <w:r>
+        <w:rPr>
+          <w:rFonts w:hint="eastAsia"/>
+          <w:szCs w:val="21"/>
+          <w:highlight w:val="yellow"/>
+        </w:rPr>
+        <w:t>：1费，获得8点格挡</w:t>
+      </w:r>
+      <w:r>
+        <w:rPr>
+          <w:rFonts w:hint="eastAsia"/>
+          <w:szCs w:val="21"/>
+          <w:highlight w:val="yellow"/>
+        </w:rPr>
+        <w:t>（升级12点）</w:t>
+      </w:r>
+      <w:r>
+        <w:rPr>
+          <w:rFonts w:hint="eastAsia"/>
+          <w:szCs w:val="21"/>
+          <w:highlight w:val="yellow"/>
+        </w:rPr>
+        <w:t>，1层师生羁绊</w:t>
+      </w:r>
+      <w:r>
+        <w:rPr>
+          <w:rFonts w:hint="eastAsia"/>
+          <w:szCs w:val="21"/>
+          <w:highlight w:val="yellow"/>
+        </w:rPr>
+        <w:t>，下回合获得同等数值的格挡</w:t>
+      </w:r>
+    </w:p>
+    <w:p>
+      <w:pPr>
+        <w:ind w:left="720"/>
+        <w:rPr>
+          <w:rFonts w:hint="eastAsia"/>
+          <w:szCs w:val="21"/>
+        </w:rPr>
+      </w:pPr>
+      <w:r>
+        <w:rPr>
+          <w:rFonts w:hint="eastAsia"/>
+          <w:noProof/>
+          <w:szCs w:val="21"/>
+        </w:rPr>
+        <w:lastRenderedPageBreak/>
+        <w:drawing>
+          <wp:inline distT="0" distB="0" distL="0" distR="0" wp14:anchorId="2C393D91" wp14:editId="1BBCDFDC">
+            <wp:extent cx="1521030" cy="1155756"/>
+            <wp:effectExtent l="0" t="0" r="3175" b="6350"/>
+            <wp:docPr id="1929494782" name="图片 31"/>
+            <wp:cNvGraphicFramePr>
+              <a:graphicFrameLocks xmlns:a="http://schemas.openxmlformats.org/drawingml/2006/main" noChangeAspect="1"/>
+            </wp:cNvGraphicFramePr>
+            <a:graphic xmlns:a="http://schemas.openxmlformats.org/drawingml/2006/main">
+              <a:graphicData uri="http://schemas.openxmlformats.org/drawingml/2006/picture">
+                <pic:pic xmlns:pic="http://schemas.openxmlformats.org/drawingml/2006/picture">
+                  <pic:nvPicPr>
+                    <pic:cNvPr id="0" name="Picture 88"/>
+                    <pic:cNvPicPr>
+                      <a:picLocks noChangeAspect="1" noChangeArrowheads="1"/>
+                    </pic:cNvPicPr>
+                  </pic:nvPicPr>
+                  <pic:blipFill>
+                    <a:blip r:embed="rId35" cstate="print">
+                      <a:extLst>
+                        <a:ext uri="{28A0092B-C50C-407E-A947-70E740481C1C}">
+                          <a14:useLocalDpi xmlns:a14="http://schemas.microsoft.com/office/drawing/2010/main" val="0"/>
+                        </a:ext>
+                      </a:extLst>
+                    </a:blip>
+                    <a:srcRect/>
+                    <a:stretch>
+                      <a:fillRect/>
+                    </a:stretch>
+                  </pic:blipFill>
+                  <pic:spPr bwMode="auto">
+                    <a:xfrm>
+                      <a:off x="0" y="0"/>
+                      <a:ext cx="1533621" cy="1165323"/>
+                    </a:xfrm>
+                    <a:prstGeom prst="rect">
+                      <a:avLst/>
+                    </a:prstGeom>
+                    <a:noFill/>
+                    <a:ln>
+                      <a:noFill/>
+                    </a:ln>
+                  </pic:spPr>
+                </pic:pic>
+              </a:graphicData>
+            </a:graphic>
+          </wp:inline>
+        </w:drawing>
+      </w:r>
+    </w:p>
+    <w:p>
+      <w:pPr>
+        <w:numPr>
+          <w:ilvl w:val="0"/>
+          <w:numId w:val="18"/>
+        </w:numPr>
+        <w:rPr>
+          <w:szCs w:val="21"/>
+        </w:rPr>
+      </w:pPr>
+      <w:r>
+        <w:rPr>
+          <w:rFonts w:hint="eastAsia"/>
+          <w:szCs w:val="21"/>
+        </w:rPr>
+        <w:t>光明正大的偷看：</w:t>
+      </w:r>
+      <w:r>
+        <w:rPr>
+          <w:rFonts w:hint="eastAsia"/>
+          <w:szCs w:val="21"/>
+        </w:rPr>
+        <w:t>0</w:t>
+      </w:r>
+      <w:r>
+        <w:rPr>
+          <w:rFonts w:hint="eastAsia"/>
+          <w:szCs w:val="21"/>
+        </w:rPr>
+        <w:t>费，</w:t>
+      </w:r>
+      <w:r>
+        <w:rPr>
+          <w:rFonts w:hint="eastAsia"/>
+          <w:szCs w:val="21"/>
+        </w:rPr>
+        <w:t>消耗1</w:t>
+      </w:r>
+      <w:r>
+        <w:rPr>
+          <w:rFonts w:hint="eastAsia"/>
+          <w:szCs w:val="21"/>
+        </w:rPr>
+        <w:t>层师生羁绊，</w:t>
+      </w:r>
+      <w:r>
+        <w:rPr>
+          <w:rFonts w:hint="eastAsia"/>
+          <w:szCs w:val="21"/>
+        </w:rPr>
+        <w:t>获得</w:t>
+      </w:r>
+      <w:r>
+        <w:rPr>
+          <w:rFonts w:hint="eastAsia"/>
+          <w:szCs w:val="21"/>
+        </w:rPr>
+        <w:t>2</w:t>
+      </w:r>
+      <w:r>
+        <w:rPr>
+          <w:rFonts w:hint="eastAsia"/>
+          <w:szCs w:val="21"/>
+        </w:rPr>
+        <w:t>点能量</w:t>
+      </w:r>
+    </w:p>
+    <w:p>
+      <w:pPr>
+        <w:ind w:left="720"/>
+        <w:rPr>
+          <w:szCs w:val="21"/>
+        </w:rPr>
+      </w:pPr>
+      <w:r>
+        <w:rPr>
+          <w:noProof/>
+          <w:szCs w:val="21"/>
+        </w:rPr>
+        <w:drawing>
+          <wp:inline distT="0" distB="0" distL="0" distR="0" wp14:anchorId="73628794" wp14:editId="25F8227E">
+            <wp:extent cx="1383527" cy="1051274"/>
+            <wp:effectExtent l="0" t="0" r="7620" b="0"/>
+            <wp:docPr id="659657506" name="图片 25"/>
+            <wp:cNvGraphicFramePr>
+              <a:graphicFrameLocks xmlns:a="http://schemas.openxmlformats.org/drawingml/2006/main" noChangeAspect="1"/>
+            </wp:cNvGraphicFramePr>
+            <a:graphic xmlns:a="http://schemas.openxmlformats.org/drawingml/2006/main">
+              <a:graphicData uri="http://schemas.openxmlformats.org/drawingml/2006/picture">
+                <pic:pic xmlns:pic="http://schemas.openxmlformats.org/drawingml/2006/picture">
+                  <pic:nvPicPr>
+                    <pic:cNvPr id="0" name="Picture 82"/>
+                    <pic:cNvPicPr>
+                      <a:picLocks noChangeAspect="1" noChangeArrowheads="1"/>
+                    </pic:cNvPicPr>
+                  </pic:nvPicPr>
+                  <pic:blipFill>
+                    <a:blip r:embed="rId36" cstate="print">
+                      <a:extLst>
+                        <a:ext uri="{28A0092B-C50C-407E-A947-70E740481C1C}">
+                          <a14:useLocalDpi xmlns:a14="http://schemas.microsoft.com/office/drawing/2010/main" val="0"/>
+                        </a:ext>
+                      </a:extLst>
+                    </a:blip>
+                    <a:srcRect/>
+                    <a:stretch>
+                      <a:fillRect/>
+                    </a:stretch>
+                  </pic:blipFill>
+                  <pic:spPr bwMode="auto">
+                    <a:xfrm>
+                      <a:off x="0" y="0"/>
+                      <a:ext cx="1411130" cy="1072248"/>
+                    </a:xfrm>
+                    <a:prstGeom prst="rect">
+                      <a:avLst/>
+                    </a:prstGeom>
+                    <a:noFill/>
+                    <a:ln>
+                      <a:noFill/>
+                    </a:ln>
+                  </pic:spPr>
+                </pic:pic>
+              </a:graphicData>
+            </a:graphic>
+          </wp:inline>
+        </w:drawing>
+      </w:r>
+    </w:p>
+    <w:p>
+      <w:pPr>
+        <w:numPr>
+          <w:ilvl w:val="0"/>
+          <w:numId w:val="18"/>
+        </w:numPr>
+        <w:rPr>
+          <w:szCs w:val="21"/>
+          <w:highlight w:val="yellow"/>
+        </w:rPr>
+      </w:pPr>
+      <w:r>
+        <w:rPr>
+          <w:rFonts w:hint="eastAsia"/>
+          <w:szCs w:val="21"/>
+          <w:highlight w:val="yellow"/>
         </w:rPr>
         <w:t>小队</w:t>
       </w:r>
       <w:r>
         <w:rPr>
           <w:szCs w:val="21"/>
-          <w:highlight w:val="red"/>
+          <w:highlight w:val="yellow"/>
         </w:rPr>
         <w:t xml:space="preserve">整备：1 费，获得 </w:t>
       </w:r>
@@ -2753,14 +4154,14 @@
         <w:rPr>
           <w:rFonts w:hint="eastAsia"/>
           <w:szCs w:val="21"/>
-          <w:highlight w:val="red"/>
+          <w:highlight w:val="yellow"/>
         </w:rPr>
         <w:t>9格挡</w:t>
       </w:r>
       <w:r>
         <w:rPr>
           <w:szCs w:val="21"/>
-          <w:highlight w:val="red"/>
+          <w:highlight w:val="yellow"/>
         </w:rPr>
         <w:t xml:space="preserve"> + 1 </w:t>
       </w:r>
@@ -2768,7 +4169,7 @@
       <w:r>
         <w:rPr>
           <w:szCs w:val="21"/>
-          <w:highlight w:val="red"/>
+          <w:highlight w:val="yellow"/>
         </w:rPr>
         <w:t>层老师</w:t>
       </w:r>
@@ -2776,7 +4177,7 @@
       <w:r>
         <w:rPr>
           <w:szCs w:val="21"/>
-          <w:highlight w:val="red"/>
+          <w:highlight w:val="yellow"/>
         </w:rPr>
         <w:t xml:space="preserve">羁绊（升级 </w:t>
       </w:r>
@@ -2784,31 +4185,22 @@
         <w:rPr>
           <w:rFonts w:hint="eastAsia"/>
           <w:szCs w:val="21"/>
-          <w:highlight w:val="red"/>
+          <w:highlight w:val="yellow"/>
         </w:rPr>
         <w:t>13格挡</w:t>
       </w:r>
       <w:r>
         <w:rPr>
           <w:szCs w:val="21"/>
-          <w:highlight w:val="red"/>
+          <w:highlight w:val="yellow"/>
         </w:rPr>
         <w:t>）</w:t>
       </w:r>
-      <w:r>
-        <w:rPr>
-          <w:rFonts w:hint="eastAsia"/>
-          <w:szCs w:val="21"/>
-          <w:highlight w:val="red"/>
-        </w:rPr>
-        <w:t>改蓝卡</w:t>
-      </w:r>
     </w:p>
     <w:p>
       <w:pPr>
         <w:ind w:left="720"/>
         <w:rPr>
-          <w:rFonts w:hint="eastAsia"/>
           <w:szCs w:val="21"/>
         </w:rPr>
       </w:pPr>
@@ -2818,7 +4210,7 @@
           <w:szCs w:val="21"/>
         </w:rPr>
         <w:drawing>
-          <wp:inline distT="0" distB="0" distL="0" distR="0" wp14:anchorId="12E650A8" wp14:editId="110D1B3F">
+          <wp:inline distT="0" distB="0" distL="0" distR="0" wp14:anchorId="25030506" wp14:editId="7FE46FD2">
             <wp:extent cx="1515906" cy="1150123"/>
             <wp:effectExtent l="0" t="0" r="8255" b="0"/>
             <wp:docPr id="1275996653" name="图片 57"/>
@@ -2835,7 +4227,7 @@
                     </pic:cNvPicPr>
                   </pic:nvPicPr>
                   <pic:blipFill>
-                    <a:blip r:embed="rId26" cstate="print">
+                    <a:blip r:embed="rId37" cstate="print">
                       <a:extLst>
                         <a:ext uri="{28A0092B-C50C-407E-A947-70E740481C1C}">
                           <a14:useLocalDpi xmlns:a14="http://schemas.microsoft.com/office/drawing/2010/main" val="0"/>
@@ -2869,20 +4261,6 @@
     </w:p>
     <w:p>
       <w:pPr>
-        <w:rPr>
-          <w:rFonts w:hint="eastAsia"/>
-          <w:szCs w:val="21"/>
-        </w:rPr>
-      </w:pPr>
-      <w:r>
-        <w:rPr>
-          <w:szCs w:val="21"/>
-        </w:rPr>
-        <w:t>罕见</w:t>
-      </w:r>
-    </w:p>
-    <w:p>
-      <w:pPr>
         <w:numPr>
           <w:ilvl w:val="0"/>
           <w:numId w:val="18"/>
@@ -2890,34 +4268,9 @@
         <w:rPr>
           <w:rFonts w:hint="eastAsia"/>
           <w:szCs w:val="21"/>
-          <w:highlight w:val="yellow"/>
-        </w:rPr>
-      </w:pPr>
-      <w:bookmarkStart w:id="1" w:name="OLE_LINK2"/>
-      <w:r>
-        <w:rPr>
-          <w:szCs w:val="21"/>
-          <w:highlight w:val="yellow"/>
-        </w:rPr>
-        <w:t xml:space="preserve">军备箱：1 费，获得 2 </w:t>
-      </w:r>
-      <w:r>
-        <w:rPr>
-          <w:rFonts w:hint="eastAsia"/>
-          <w:szCs w:val="21"/>
-          <w:highlight w:val="yellow"/>
-        </w:rPr>
-        <w:t>张0费牌</w:t>
-      </w:r>
-      <w:r>
-        <w:rPr>
-          <w:szCs w:val="21"/>
-          <w:highlight w:val="yellow"/>
-        </w:rPr>
-        <w:t>（升级 3 张升级版）</w:t>
-      </w:r>
-    </w:p>
-    <w:bookmarkEnd w:id="1"/>
+        </w:rPr>
+      </w:pPr>
+    </w:p>
     <w:p>
       <w:pPr>
         <w:ind w:left="720"/>
@@ -2926,1329 +4279,6 @@
           <w:szCs w:val="21"/>
         </w:rPr>
       </w:pPr>
-      <w:r>
-        <w:rPr>
-          <w:noProof/>
-          <w:szCs w:val="21"/>
-        </w:rPr>
-        <w:drawing>
-          <wp:inline distT="0" distB="0" distL="0" distR="0" wp14:anchorId="7A00FA5B" wp14:editId="6F2C7D15">
-            <wp:extent cx="1119546" cy="851591"/>
-            <wp:effectExtent l="0" t="0" r="4445" b="5715"/>
-            <wp:docPr id="1368984249" name="图片 2"/>
-            <wp:cNvGraphicFramePr>
-              <a:graphicFrameLocks xmlns:a="http://schemas.openxmlformats.org/drawingml/2006/main" noChangeAspect="1"/>
-            </wp:cNvGraphicFramePr>
-            <a:graphic xmlns:a="http://schemas.openxmlformats.org/drawingml/2006/main">
-              <a:graphicData uri="http://schemas.openxmlformats.org/drawingml/2006/picture">
-                <pic:pic xmlns:pic="http://schemas.openxmlformats.org/drawingml/2006/picture">
-                  <pic:nvPicPr>
-                    <pic:cNvPr id="0" name="Picture 53"/>
-                    <pic:cNvPicPr>
-                      <a:picLocks noChangeAspect="1" noChangeArrowheads="1"/>
-                    </pic:cNvPicPr>
-                  </pic:nvPicPr>
-                  <pic:blipFill>
-                    <a:blip r:embed="rId27" cstate="print">
-                      <a:extLst>
-                        <a:ext uri="{28A0092B-C50C-407E-A947-70E740481C1C}">
-                          <a14:useLocalDpi xmlns:a14="http://schemas.microsoft.com/office/drawing/2010/main" val="0"/>
-                        </a:ext>
-                      </a:extLst>
-                    </a:blip>
-                    <a:srcRect/>
-                    <a:stretch>
-                      <a:fillRect/>
-                    </a:stretch>
-                  </pic:blipFill>
-                  <pic:spPr bwMode="auto">
-                    <a:xfrm rot="10800000" flipV="1">
-                      <a:off x="0" y="0"/>
-                      <a:ext cx="1132020" cy="861080"/>
-                    </a:xfrm>
-                    <a:prstGeom prst="rect">
-                      <a:avLst/>
-                    </a:prstGeom>
-                    <a:noFill/>
-                    <a:ln>
-                      <a:noFill/>
-                    </a:ln>
-                  </pic:spPr>
-                </pic:pic>
-              </a:graphicData>
-            </a:graphic>
-          </wp:inline>
-        </w:drawing>
-      </w:r>
-    </w:p>
-    <w:p>
-      <w:pPr>
-        <w:numPr>
-          <w:ilvl w:val="0"/>
-          <w:numId w:val="18"/>
-        </w:numPr>
-        <w:rPr>
-          <w:rFonts w:hint="eastAsia"/>
-          <w:szCs w:val="21"/>
-          <w:highlight w:val="yellow"/>
-        </w:rPr>
-      </w:pPr>
-      <w:r>
-        <w:rPr>
-          <w:szCs w:val="21"/>
-          <w:highlight w:val="yellow"/>
-        </w:rPr>
-        <w:t>绳降：1 费，</w:t>
-      </w:r>
-      <w:r>
-        <w:rPr>
-          <w:rFonts w:hint="eastAsia"/>
-          <w:szCs w:val="21"/>
-          <w:highlight w:val="yellow"/>
-        </w:rPr>
-        <w:t>8</w:t>
-      </w:r>
-      <w:r>
-        <w:rPr>
-          <w:szCs w:val="21"/>
-          <w:highlight w:val="yellow"/>
-        </w:rPr>
-        <w:t xml:space="preserve"> 格挡（升级 </w:t>
-      </w:r>
-      <w:r>
-        <w:rPr>
-          <w:rFonts w:hint="eastAsia"/>
-          <w:szCs w:val="21"/>
-          <w:highlight w:val="yellow"/>
-        </w:rPr>
-        <w:t>10</w:t>
-      </w:r>
-      <w:r>
-        <w:rPr>
-          <w:szCs w:val="21"/>
-          <w:highlight w:val="yellow"/>
-        </w:rPr>
-        <w:t xml:space="preserve">），抽 </w:t>
-      </w:r>
-      <w:r>
-        <w:rPr>
-          <w:rFonts w:hint="eastAsia"/>
-          <w:szCs w:val="21"/>
-          <w:highlight w:val="yellow"/>
-        </w:rPr>
-        <w:t>1</w:t>
-      </w:r>
-      <w:r>
-        <w:rPr>
-          <w:szCs w:val="21"/>
-          <w:highlight w:val="yellow"/>
-        </w:rPr>
-        <w:t xml:space="preserve"> 张</w:t>
-      </w:r>
-    </w:p>
-    <w:p>
-      <w:pPr>
-        <w:ind w:left="720"/>
-        <w:rPr>
-          <w:rFonts w:hint="eastAsia"/>
-          <w:szCs w:val="21"/>
-        </w:rPr>
-      </w:pPr>
-      <w:r>
-        <w:rPr>
-          <w:noProof/>
-          <w:szCs w:val="21"/>
-        </w:rPr>
-        <w:lastRenderedPageBreak/>
-        <w:drawing>
-          <wp:inline distT="0" distB="0" distL="0" distR="0" wp14:anchorId="1912F001" wp14:editId="7C47400A">
-            <wp:extent cx="1121632" cy="852273"/>
-            <wp:effectExtent l="0" t="0" r="2540" b="5080"/>
-            <wp:docPr id="2141805319" name="图片 16"/>
-            <wp:cNvGraphicFramePr>
-              <a:graphicFrameLocks xmlns:a="http://schemas.openxmlformats.org/drawingml/2006/main" noChangeAspect="1"/>
-            </wp:cNvGraphicFramePr>
-            <a:graphic xmlns:a="http://schemas.openxmlformats.org/drawingml/2006/main">
-              <a:graphicData uri="http://schemas.openxmlformats.org/drawingml/2006/picture">
-                <pic:pic xmlns:pic="http://schemas.openxmlformats.org/drawingml/2006/picture">
-                  <pic:nvPicPr>
-                    <pic:cNvPr id="0" name="Picture 69"/>
-                    <pic:cNvPicPr>
-                      <a:picLocks noChangeAspect="1" noChangeArrowheads="1"/>
-                    </pic:cNvPicPr>
-                  </pic:nvPicPr>
-                  <pic:blipFill>
-                    <a:blip r:embed="rId28" cstate="print">
-                      <a:extLst>
-                        <a:ext uri="{28A0092B-C50C-407E-A947-70E740481C1C}">
-                          <a14:useLocalDpi xmlns:a14="http://schemas.microsoft.com/office/drawing/2010/main" val="0"/>
-                        </a:ext>
-                      </a:extLst>
-                    </a:blip>
-                    <a:srcRect/>
-                    <a:stretch>
-                      <a:fillRect/>
-                    </a:stretch>
-                  </pic:blipFill>
-                  <pic:spPr bwMode="auto">
-                    <a:xfrm>
-                      <a:off x="0" y="0"/>
-                      <a:ext cx="1152430" cy="875675"/>
-                    </a:xfrm>
-                    <a:prstGeom prst="rect">
-                      <a:avLst/>
-                    </a:prstGeom>
-                    <a:noFill/>
-                    <a:ln>
-                      <a:noFill/>
-                    </a:ln>
-                  </pic:spPr>
-                </pic:pic>
-              </a:graphicData>
-            </a:graphic>
-          </wp:inline>
-        </w:drawing>
-      </w:r>
-    </w:p>
-    <w:p>
-      <w:pPr>
-        <w:numPr>
-          <w:ilvl w:val="0"/>
-          <w:numId w:val="18"/>
-        </w:numPr>
-        <w:rPr>
-          <w:rFonts w:hint="eastAsia"/>
-          <w:szCs w:val="21"/>
-          <w:highlight w:val="yellow"/>
-        </w:rPr>
-      </w:pPr>
-      <w:r>
-        <w:rPr>
-          <w:szCs w:val="21"/>
-          <w:highlight w:val="yellow"/>
-        </w:rPr>
-        <w:t>目标选择：1 费，单体 2 层易伤（升级 3）</w:t>
-      </w:r>
-    </w:p>
-    <w:p>
-      <w:pPr>
-        <w:ind w:left="720"/>
-        <w:rPr>
-          <w:rFonts w:hint="eastAsia"/>
-          <w:szCs w:val="21"/>
-          <w:highlight w:val="yellow"/>
-        </w:rPr>
-      </w:pPr>
-      <w:r>
-        <w:rPr>
-          <w:noProof/>
-          <w:szCs w:val="21"/>
-          <w:highlight w:val="yellow"/>
-        </w:rPr>
-        <w:drawing>
-          <wp:inline distT="0" distB="0" distL="0" distR="0" wp14:anchorId="7A8ABF5A" wp14:editId="2393596C">
-            <wp:extent cx="1159640" cy="880648"/>
-            <wp:effectExtent l="0" t="0" r="2540" b="0"/>
-            <wp:docPr id="545808780" name="图片 22"/>
-            <wp:cNvGraphicFramePr>
-              <a:graphicFrameLocks xmlns:a="http://schemas.openxmlformats.org/drawingml/2006/main" noChangeAspect="1"/>
-            </wp:cNvGraphicFramePr>
-            <a:graphic xmlns:a="http://schemas.openxmlformats.org/drawingml/2006/main">
-              <a:graphicData uri="http://schemas.openxmlformats.org/drawingml/2006/picture">
-                <pic:pic xmlns:pic="http://schemas.openxmlformats.org/drawingml/2006/picture">
-                  <pic:nvPicPr>
-                    <pic:cNvPr id="0" name="Picture 75"/>
-                    <pic:cNvPicPr>
-                      <a:picLocks noChangeAspect="1" noChangeArrowheads="1"/>
-                    </pic:cNvPicPr>
-                  </pic:nvPicPr>
-                  <pic:blipFill>
-                    <a:blip r:embed="rId29" cstate="print">
-                      <a:extLst>
-                        <a:ext uri="{28A0092B-C50C-407E-A947-70E740481C1C}">
-                          <a14:useLocalDpi xmlns:a14="http://schemas.microsoft.com/office/drawing/2010/main" val="0"/>
-                        </a:ext>
-                      </a:extLst>
-                    </a:blip>
-                    <a:srcRect/>
-                    <a:stretch>
-                      <a:fillRect/>
-                    </a:stretch>
-                  </pic:blipFill>
-                  <pic:spPr bwMode="auto">
-                    <a:xfrm>
-                      <a:off x="0" y="0"/>
-                      <a:ext cx="1176349" cy="893337"/>
-                    </a:xfrm>
-                    <a:prstGeom prst="rect">
-                      <a:avLst/>
-                    </a:prstGeom>
-                    <a:noFill/>
-                    <a:ln>
-                      <a:noFill/>
-                    </a:ln>
-                  </pic:spPr>
-                </pic:pic>
-              </a:graphicData>
-            </a:graphic>
-          </wp:inline>
-        </w:drawing>
-      </w:r>
-    </w:p>
-    <w:p>
-      <w:pPr>
-        <w:numPr>
-          <w:ilvl w:val="0"/>
-          <w:numId w:val="18"/>
-        </w:numPr>
-        <w:rPr>
-          <w:rFonts w:hint="eastAsia"/>
-          <w:szCs w:val="21"/>
-          <w:highlight w:val="yellow"/>
-        </w:rPr>
-      </w:pPr>
-      <w:r>
-        <w:rPr>
-          <w:szCs w:val="21"/>
-          <w:highlight w:val="yellow"/>
-        </w:rPr>
-        <w:t>备战：1 费，</w:t>
-      </w:r>
-      <w:r>
-        <w:rPr>
-          <w:rFonts w:hint="eastAsia"/>
-          <w:szCs w:val="21"/>
-          <w:highlight w:val="yellow"/>
-        </w:rPr>
-        <w:t>8</w:t>
-      </w:r>
-      <w:r>
-        <w:rPr>
-          <w:szCs w:val="21"/>
-          <w:highlight w:val="yellow"/>
-        </w:rPr>
-        <w:t xml:space="preserve"> 格挡</w:t>
-      </w:r>
-      <w:r>
-        <w:rPr>
-          <w:rFonts w:hint="eastAsia"/>
-          <w:szCs w:val="21"/>
-          <w:highlight w:val="yellow"/>
-        </w:rPr>
-        <w:t>（升级</w:t>
-      </w:r>
-      <w:r>
-        <w:rPr>
-          <w:rFonts w:hint="eastAsia"/>
-          <w:szCs w:val="21"/>
-          <w:highlight w:val="yellow"/>
-        </w:rPr>
-        <w:t>11</w:t>
-      </w:r>
-      <w:r>
-        <w:rPr>
-          <w:rFonts w:hint="eastAsia"/>
-          <w:szCs w:val="21"/>
-          <w:highlight w:val="yellow"/>
-        </w:rPr>
-        <w:t>格挡）</w:t>
-      </w:r>
-      <w:r>
-        <w:rPr>
-          <w:szCs w:val="21"/>
-          <w:highlight w:val="yellow"/>
-        </w:rPr>
-        <w:t xml:space="preserve">，下回合获得 1 弹夹，1 </w:t>
-      </w:r>
-      <w:r>
-        <w:rPr>
-          <w:rFonts w:hint="eastAsia"/>
-          <w:szCs w:val="21"/>
-          <w:highlight w:val="yellow"/>
-        </w:rPr>
-        <w:t>能量</w:t>
-      </w:r>
-    </w:p>
-    <w:p>
-      <w:pPr>
-        <w:ind w:left="720"/>
-        <w:rPr>
-          <w:rFonts w:hint="eastAsia"/>
-          <w:szCs w:val="21"/>
-        </w:rPr>
-      </w:pPr>
-      <w:r>
-        <w:rPr>
-          <w:noProof/>
-          <w:szCs w:val="21"/>
-        </w:rPr>
-        <w:drawing>
-          <wp:inline distT="0" distB="0" distL="0" distR="0" wp14:anchorId="1F542EEB" wp14:editId="5560C3E0">
-            <wp:extent cx="1166217" cy="886151"/>
-            <wp:effectExtent l="0" t="0" r="0" b="9525"/>
-            <wp:docPr id="87899324" name="图片 18"/>
-            <wp:cNvGraphicFramePr>
-              <a:graphicFrameLocks xmlns:a="http://schemas.openxmlformats.org/drawingml/2006/main" noChangeAspect="1"/>
-            </wp:cNvGraphicFramePr>
-            <a:graphic xmlns:a="http://schemas.openxmlformats.org/drawingml/2006/main">
-              <a:graphicData uri="http://schemas.openxmlformats.org/drawingml/2006/picture">
-                <pic:pic xmlns:pic="http://schemas.openxmlformats.org/drawingml/2006/picture">
-                  <pic:nvPicPr>
-                    <pic:cNvPr id="0" name="Picture 71"/>
-                    <pic:cNvPicPr>
-                      <a:picLocks noChangeAspect="1" noChangeArrowheads="1"/>
-                    </pic:cNvPicPr>
-                  </pic:nvPicPr>
-                  <pic:blipFill>
-                    <a:blip r:embed="rId30" cstate="print">
-                      <a:extLst>
-                        <a:ext uri="{28A0092B-C50C-407E-A947-70E740481C1C}">
-                          <a14:useLocalDpi xmlns:a14="http://schemas.microsoft.com/office/drawing/2010/main" val="0"/>
-                        </a:ext>
-                      </a:extLst>
-                    </a:blip>
-                    <a:srcRect/>
-                    <a:stretch>
-                      <a:fillRect/>
-                    </a:stretch>
-                  </pic:blipFill>
-                  <pic:spPr bwMode="auto">
-                    <a:xfrm>
-                      <a:off x="0" y="0"/>
-                      <a:ext cx="1175843" cy="893466"/>
-                    </a:xfrm>
-                    <a:prstGeom prst="rect">
-                      <a:avLst/>
-                    </a:prstGeom>
-                    <a:noFill/>
-                    <a:ln>
-                      <a:noFill/>
-                    </a:ln>
-                  </pic:spPr>
-                </pic:pic>
-              </a:graphicData>
-            </a:graphic>
-          </wp:inline>
-        </w:drawing>
-      </w:r>
-    </w:p>
-    <w:p>
-      <w:pPr>
-        <w:numPr>
-          <w:ilvl w:val="0"/>
-          <w:numId w:val="18"/>
-        </w:numPr>
-        <w:rPr>
-          <w:rFonts w:hint="eastAsia"/>
-          <w:szCs w:val="21"/>
-          <w:highlight w:val="red"/>
-        </w:rPr>
-      </w:pPr>
-      <w:r>
-        <w:rPr>
-          <w:szCs w:val="21"/>
-          <w:highlight w:val="red"/>
-        </w:rPr>
-        <w:t>兼职：</w:t>
-      </w:r>
-      <w:r>
-        <w:rPr>
-          <w:rFonts w:hint="eastAsia"/>
-          <w:szCs w:val="21"/>
-          <w:highlight w:val="red"/>
-        </w:rPr>
-        <w:t>0</w:t>
-      </w:r>
-      <w:r>
-        <w:rPr>
-          <w:szCs w:val="21"/>
-          <w:highlight w:val="red"/>
-        </w:rPr>
-        <w:t xml:space="preserve"> 费，</w:t>
-      </w:r>
-      <w:r>
-        <w:rPr>
-          <w:rFonts w:hint="eastAsia"/>
-          <w:szCs w:val="21"/>
-          <w:highlight w:val="red"/>
-        </w:rPr>
-        <w:t>获得</w:t>
-      </w:r>
-      <w:r>
-        <w:rPr>
-          <w:rFonts w:hint="eastAsia"/>
-          <w:szCs w:val="21"/>
-          <w:highlight w:val="red"/>
-        </w:rPr>
-        <w:t>3</w:t>
-      </w:r>
-      <w:r>
-        <w:rPr>
-          <w:rFonts w:hint="eastAsia"/>
-          <w:szCs w:val="21"/>
-          <w:highlight w:val="red"/>
-        </w:rPr>
-        <w:t>能量</w:t>
-      </w:r>
-      <w:r>
-        <w:rPr>
-          <w:szCs w:val="21"/>
-          <w:highlight w:val="red"/>
-        </w:rPr>
-        <w:t xml:space="preserve">（升级 </w:t>
-      </w:r>
-      <w:r>
-        <w:rPr>
-          <w:rFonts w:hint="eastAsia"/>
-          <w:szCs w:val="21"/>
-          <w:highlight w:val="red"/>
-        </w:rPr>
-        <w:t>4</w:t>
-      </w:r>
-      <w:r>
-        <w:rPr>
-          <w:szCs w:val="21"/>
-          <w:highlight w:val="red"/>
-        </w:rPr>
-        <w:t>），</w:t>
-      </w:r>
-      <w:r>
-        <w:rPr>
-          <w:rFonts w:hint="eastAsia"/>
-          <w:szCs w:val="21"/>
-          <w:highlight w:val="red"/>
-        </w:rPr>
-        <w:t>添加一张“劳累”到手牌中</w:t>
-      </w:r>
-    </w:p>
-    <w:p>
-      <w:pPr>
-        <w:ind w:left="720"/>
-        <w:rPr>
-          <w:rFonts w:hint="eastAsia"/>
-          <w:szCs w:val="21"/>
-        </w:rPr>
-      </w:pPr>
-      <w:r>
-        <w:rPr>
-          <w:noProof/>
-          <w:szCs w:val="21"/>
-        </w:rPr>
-        <w:drawing>
-          <wp:inline distT="0" distB="0" distL="0" distR="0" wp14:anchorId="05DBEE8D" wp14:editId="21668607">
-            <wp:extent cx="1108662" cy="842418"/>
-            <wp:effectExtent l="0" t="0" r="0" b="0"/>
-            <wp:docPr id="1520568191" name="图片 14"/>
-            <wp:cNvGraphicFramePr>
-              <a:graphicFrameLocks xmlns:a="http://schemas.openxmlformats.org/drawingml/2006/main" noChangeAspect="1"/>
-            </wp:cNvGraphicFramePr>
-            <a:graphic xmlns:a="http://schemas.openxmlformats.org/drawingml/2006/main">
-              <a:graphicData uri="http://schemas.openxmlformats.org/drawingml/2006/picture">
-                <pic:pic xmlns:pic="http://schemas.openxmlformats.org/drawingml/2006/picture">
-                  <pic:nvPicPr>
-                    <pic:cNvPr id="0" name="Picture 67"/>
-                    <pic:cNvPicPr>
-                      <a:picLocks noChangeAspect="1" noChangeArrowheads="1"/>
-                    </pic:cNvPicPr>
-                  </pic:nvPicPr>
-                  <pic:blipFill>
-                    <a:blip r:embed="rId31" cstate="print">
-                      <a:extLst>
-                        <a:ext uri="{28A0092B-C50C-407E-A947-70E740481C1C}">
-                          <a14:useLocalDpi xmlns:a14="http://schemas.microsoft.com/office/drawing/2010/main" val="0"/>
-                        </a:ext>
-                      </a:extLst>
-                    </a:blip>
-                    <a:srcRect/>
-                    <a:stretch>
-                      <a:fillRect/>
-                    </a:stretch>
-                  </pic:blipFill>
-                  <pic:spPr bwMode="auto">
-                    <a:xfrm>
-                      <a:off x="0" y="0"/>
-                      <a:ext cx="1124084" cy="854137"/>
-                    </a:xfrm>
-                    <a:prstGeom prst="rect">
-                      <a:avLst/>
-                    </a:prstGeom>
-                    <a:noFill/>
-                    <a:ln>
-                      <a:noFill/>
-                    </a:ln>
-                  </pic:spPr>
-                </pic:pic>
-              </a:graphicData>
-            </a:graphic>
-          </wp:inline>
-        </w:drawing>
-      </w:r>
-    </w:p>
-    <w:p>
-      <w:pPr>
-        <w:numPr>
-          <w:ilvl w:val="0"/>
-          <w:numId w:val="18"/>
-        </w:numPr>
-        <w:rPr>
-          <w:rFonts w:hint="eastAsia"/>
-          <w:szCs w:val="21"/>
-          <w:highlight w:val="red"/>
-        </w:rPr>
-      </w:pPr>
-      <w:r>
-        <w:rPr>
-          <w:szCs w:val="21"/>
-          <w:highlight w:val="red"/>
-        </w:rPr>
-        <w:t>小憩：</w:t>
-      </w:r>
-      <w:r>
-        <w:rPr>
-          <w:rFonts w:hint="eastAsia"/>
-          <w:szCs w:val="21"/>
-          <w:highlight w:val="red"/>
-        </w:rPr>
-        <w:t>2</w:t>
-      </w:r>
-      <w:r>
-        <w:rPr>
-          <w:szCs w:val="21"/>
-          <w:highlight w:val="red"/>
-        </w:rPr>
-        <w:t xml:space="preserve"> 费，</w:t>
-      </w:r>
-      <w:r>
-        <w:rPr>
-          <w:rFonts w:hint="eastAsia"/>
-          <w:szCs w:val="21"/>
-          <w:highlight w:val="red"/>
-        </w:rPr>
-        <w:t>获得13格挡，</w:t>
-      </w:r>
-      <w:r>
-        <w:rPr>
-          <w:rFonts w:hint="eastAsia"/>
-          <w:szCs w:val="21"/>
-          <w:highlight w:val="red"/>
-        </w:rPr>
-        <w:t>结束回合，下回合获得2力量</w:t>
-      </w:r>
-      <w:r>
-        <w:rPr>
-          <w:rFonts w:hint="eastAsia"/>
-          <w:szCs w:val="21"/>
-          <w:highlight w:val="red"/>
-        </w:rPr>
-        <w:t>和1点费用</w:t>
-      </w:r>
-      <w:r>
-        <w:rPr>
-          <w:rFonts w:hint="eastAsia"/>
-          <w:szCs w:val="21"/>
-          <w:highlight w:val="red"/>
-        </w:rPr>
-        <w:t>（升级</w:t>
-      </w:r>
-      <w:r>
-        <w:rPr>
-          <w:rFonts w:hint="eastAsia"/>
-          <w:szCs w:val="21"/>
-          <w:highlight w:val="red"/>
-        </w:rPr>
-        <w:t>1</w:t>
-      </w:r>
-      <w:r>
-        <w:rPr>
-          <w:rFonts w:hint="eastAsia"/>
-          <w:szCs w:val="21"/>
-          <w:highlight w:val="red"/>
-        </w:rPr>
-        <w:t>6格挡</w:t>
-      </w:r>
-      <w:r>
-        <w:rPr>
-          <w:rFonts w:hint="eastAsia"/>
-          <w:szCs w:val="21"/>
-          <w:highlight w:val="red"/>
-        </w:rPr>
-        <w:t>）</w:t>
-      </w:r>
-    </w:p>
-    <w:p>
-      <w:pPr>
-        <w:ind w:left="720"/>
-        <w:rPr>
-          <w:rFonts w:hint="eastAsia"/>
-          <w:szCs w:val="21"/>
-        </w:rPr>
-      </w:pPr>
-      <w:r>
-        <w:rPr>
-          <w:noProof/>
-          <w:szCs w:val="21"/>
-        </w:rPr>
-        <w:drawing>
-          <wp:inline distT="0" distB="0" distL="0" distR="0" wp14:anchorId="0B7BA068" wp14:editId="55F08511">
-            <wp:extent cx="1301908" cy="989256"/>
-            <wp:effectExtent l="0" t="0" r="0" b="1905"/>
-            <wp:docPr id="1663080081" name="图片 29"/>
-            <wp:cNvGraphicFramePr>
-              <a:graphicFrameLocks xmlns:a="http://schemas.openxmlformats.org/drawingml/2006/main" noChangeAspect="1"/>
-            </wp:cNvGraphicFramePr>
-            <a:graphic xmlns:a="http://schemas.openxmlformats.org/drawingml/2006/main">
-              <a:graphicData uri="http://schemas.openxmlformats.org/drawingml/2006/picture">
-                <pic:pic xmlns:pic="http://schemas.openxmlformats.org/drawingml/2006/picture">
-                  <pic:nvPicPr>
-                    <pic:cNvPr id="0" name="Picture 86"/>
-                    <pic:cNvPicPr>
-                      <a:picLocks noChangeAspect="1" noChangeArrowheads="1"/>
-                    </pic:cNvPicPr>
-                  </pic:nvPicPr>
-                  <pic:blipFill>
-                    <a:blip r:embed="rId32" cstate="print">
-                      <a:extLst>
-                        <a:ext uri="{28A0092B-C50C-407E-A947-70E740481C1C}">
-                          <a14:useLocalDpi xmlns:a14="http://schemas.microsoft.com/office/drawing/2010/main" val="0"/>
-                        </a:ext>
-                      </a:extLst>
-                    </a:blip>
-                    <a:srcRect/>
-                    <a:stretch>
-                      <a:fillRect/>
-                    </a:stretch>
-                  </pic:blipFill>
-                  <pic:spPr bwMode="auto">
-                    <a:xfrm>
-                      <a:off x="0" y="0"/>
-                      <a:ext cx="1317022" cy="1000741"/>
-                    </a:xfrm>
-                    <a:prstGeom prst="rect">
-                      <a:avLst/>
-                    </a:prstGeom>
-                    <a:noFill/>
-                    <a:ln>
-                      <a:noFill/>
-                    </a:ln>
-                  </pic:spPr>
-                </pic:pic>
-              </a:graphicData>
-            </a:graphic>
-          </wp:inline>
-        </w:drawing>
-      </w:r>
-    </w:p>
-    <w:p>
-      <w:pPr>
-        <w:numPr>
-          <w:ilvl w:val="0"/>
-          <w:numId w:val="18"/>
-        </w:numPr>
-        <w:rPr>
-          <w:rFonts w:hint="eastAsia"/>
-          <w:szCs w:val="21"/>
-        </w:rPr>
-      </w:pPr>
-      <w:r>
-        <w:rPr>
-          <w:rFonts w:hint="eastAsia"/>
-          <w:szCs w:val="21"/>
-        </w:rPr>
-        <w:t>偷跑开始</w:t>
-      </w:r>
-      <w:r>
-        <w:rPr>
-          <w:szCs w:val="21"/>
-        </w:rPr>
-        <w:t xml:space="preserve">：1 费，抽 2 </w:t>
-      </w:r>
-      <w:r>
-        <w:rPr>
-          <w:rFonts w:hint="eastAsia"/>
-          <w:szCs w:val="21"/>
-        </w:rPr>
-        <w:t>消耗</w:t>
-      </w:r>
-      <w:r>
-        <w:rPr>
-          <w:szCs w:val="21"/>
-        </w:rPr>
-        <w:t xml:space="preserve"> 1</w:t>
-      </w:r>
-      <w:r>
-        <w:rPr>
-          <w:rFonts w:hint="eastAsia"/>
-          <w:szCs w:val="21"/>
-        </w:rPr>
-        <w:t>（升级抽3</w:t>
-      </w:r>
-      <w:r>
-        <w:rPr>
-          <w:rFonts w:hint="eastAsia"/>
-          <w:szCs w:val="21"/>
-        </w:rPr>
-        <w:t>消耗2</w:t>
-      </w:r>
-      <w:r>
-        <w:rPr>
-          <w:rFonts w:hint="eastAsia"/>
-          <w:szCs w:val="21"/>
-        </w:rPr>
-        <w:t>），获得1层师生羁绊</w:t>
-      </w:r>
-      <w:r>
-        <w:rPr>
-          <w:rFonts w:hint="eastAsia"/>
-          <w:szCs w:val="21"/>
-        </w:rPr>
-        <w:t>（升级2层）</w:t>
-      </w:r>
-    </w:p>
-    <w:p>
-      <w:pPr>
-        <w:ind w:left="720"/>
-        <w:rPr>
-          <w:rFonts w:hint="eastAsia"/>
-          <w:szCs w:val="21"/>
-        </w:rPr>
-      </w:pPr>
-      <w:r>
-        <w:rPr>
-          <w:noProof/>
-          <w:szCs w:val="21"/>
-        </w:rPr>
-        <w:drawing>
-          <wp:inline distT="0" distB="0" distL="0" distR="0" wp14:anchorId="7093FA70" wp14:editId="383149FF">
-            <wp:extent cx="1320283" cy="1003218"/>
-            <wp:effectExtent l="0" t="0" r="0" b="6985"/>
-            <wp:docPr id="1836996637" name="图片 30"/>
-            <wp:cNvGraphicFramePr>
-              <a:graphicFrameLocks xmlns:a="http://schemas.openxmlformats.org/drawingml/2006/main" noChangeAspect="1"/>
-            </wp:cNvGraphicFramePr>
-            <a:graphic xmlns:a="http://schemas.openxmlformats.org/drawingml/2006/main">
-              <a:graphicData uri="http://schemas.openxmlformats.org/drawingml/2006/picture">
-                <pic:pic xmlns:pic="http://schemas.openxmlformats.org/drawingml/2006/picture">
-                  <pic:nvPicPr>
-                    <pic:cNvPr id="0" name="Picture 87"/>
-                    <pic:cNvPicPr>
-                      <a:picLocks noChangeAspect="1" noChangeArrowheads="1"/>
-                    </pic:cNvPicPr>
-                  </pic:nvPicPr>
-                  <pic:blipFill>
-                    <a:blip r:embed="rId33" cstate="print">
-                      <a:extLst>
-                        <a:ext uri="{28A0092B-C50C-407E-A947-70E740481C1C}">
-                          <a14:useLocalDpi xmlns:a14="http://schemas.microsoft.com/office/drawing/2010/main" val="0"/>
-                        </a:ext>
-                      </a:extLst>
-                    </a:blip>
-                    <a:srcRect/>
-                    <a:stretch>
-                      <a:fillRect/>
-                    </a:stretch>
-                  </pic:blipFill>
-                  <pic:spPr bwMode="auto">
-                    <a:xfrm>
-                      <a:off x="0" y="0"/>
-                      <a:ext cx="1334207" cy="1013798"/>
-                    </a:xfrm>
-                    <a:prstGeom prst="rect">
-                      <a:avLst/>
-                    </a:prstGeom>
-                    <a:noFill/>
-                    <a:ln>
-                      <a:noFill/>
-                    </a:ln>
-                  </pic:spPr>
-                </pic:pic>
-              </a:graphicData>
-            </a:graphic>
-          </wp:inline>
-        </w:drawing>
-      </w:r>
-    </w:p>
-    <w:p>
-      <w:pPr>
-        <w:numPr>
-          <w:ilvl w:val="0"/>
-          <w:numId w:val="18"/>
-        </w:numPr>
-        <w:rPr>
-          <w:rFonts w:hint="eastAsia"/>
-          <w:szCs w:val="21"/>
-        </w:rPr>
-      </w:pPr>
-      <w:r>
-        <w:rPr>
-          <w:szCs w:val="21"/>
-        </w:rPr>
-        <w:t>主张所有权：</w:t>
-      </w:r>
-      <w:r>
-        <w:rPr>
-          <w:rFonts w:hint="eastAsia"/>
-          <w:szCs w:val="21"/>
-        </w:rPr>
-        <w:t xml:space="preserve">1 </w:t>
-      </w:r>
-      <w:r>
-        <w:rPr>
-          <w:szCs w:val="21"/>
-        </w:rPr>
-        <w:t>费，</w:t>
-      </w:r>
-      <w:r>
-        <w:rPr>
-          <w:rFonts w:hint="eastAsia"/>
-          <w:szCs w:val="21"/>
-        </w:rPr>
-        <w:t>获得</w:t>
-      </w:r>
-      <w:r>
-        <w:rPr>
-          <w:rFonts w:hint="eastAsia"/>
-          <w:szCs w:val="21"/>
-        </w:rPr>
-        <w:t>2</w:t>
-      </w:r>
-      <w:r>
-        <w:rPr>
-          <w:rFonts w:hint="eastAsia"/>
-          <w:szCs w:val="21"/>
-        </w:rPr>
-        <w:t>层师生羁绊</w:t>
-      </w:r>
-      <w:r>
-        <w:rPr>
-          <w:szCs w:val="21"/>
-        </w:rPr>
-        <w:t>，消耗</w:t>
-      </w:r>
-      <w:r>
-        <w:rPr>
-          <w:rFonts w:hint="eastAsia"/>
-          <w:szCs w:val="21"/>
-        </w:rPr>
-        <w:t>（升级3层）</w:t>
-      </w:r>
-    </w:p>
-    <w:p>
-      <w:pPr>
-        <w:ind w:left="720"/>
-        <w:rPr>
-          <w:rFonts w:hint="eastAsia"/>
-          <w:szCs w:val="21"/>
-        </w:rPr>
-      </w:pPr>
-      <w:r>
-        <w:rPr>
-          <w:noProof/>
-          <w:szCs w:val="21"/>
-        </w:rPr>
-        <w:drawing>
-          <wp:inline distT="0" distB="0" distL="0" distR="0" wp14:anchorId="301B05EA" wp14:editId="4E0B539C">
-            <wp:extent cx="1202340" cy="913599"/>
-            <wp:effectExtent l="0" t="0" r="0" b="1270"/>
-            <wp:docPr id="782723122" name="图片 23"/>
-            <wp:cNvGraphicFramePr>
-              <a:graphicFrameLocks xmlns:a="http://schemas.openxmlformats.org/drawingml/2006/main" noChangeAspect="1"/>
-            </wp:cNvGraphicFramePr>
-            <a:graphic xmlns:a="http://schemas.openxmlformats.org/drawingml/2006/main">
-              <a:graphicData uri="http://schemas.openxmlformats.org/drawingml/2006/picture">
-                <pic:pic xmlns:pic="http://schemas.openxmlformats.org/drawingml/2006/picture">
-                  <pic:nvPicPr>
-                    <pic:cNvPr id="0" name="Picture 76"/>
-                    <pic:cNvPicPr>
-                      <a:picLocks noChangeAspect="1" noChangeArrowheads="1"/>
-                    </pic:cNvPicPr>
-                  </pic:nvPicPr>
-                  <pic:blipFill>
-                    <a:blip r:embed="rId34" cstate="print">
-                      <a:extLst>
-                        <a:ext uri="{28A0092B-C50C-407E-A947-70E740481C1C}">
-                          <a14:useLocalDpi xmlns:a14="http://schemas.microsoft.com/office/drawing/2010/main" val="0"/>
-                        </a:ext>
-                      </a:extLst>
-                    </a:blip>
-                    <a:srcRect/>
-                    <a:stretch>
-                      <a:fillRect/>
-                    </a:stretch>
-                  </pic:blipFill>
-                  <pic:spPr bwMode="auto">
-                    <a:xfrm>
-                      <a:off x="0" y="0"/>
-                      <a:ext cx="1216994" cy="924734"/>
-                    </a:xfrm>
-                    <a:prstGeom prst="rect">
-                      <a:avLst/>
-                    </a:prstGeom>
-                    <a:noFill/>
-                    <a:ln>
-                      <a:noFill/>
-                    </a:ln>
-                  </pic:spPr>
-                </pic:pic>
-              </a:graphicData>
-            </a:graphic>
-          </wp:inline>
-        </w:drawing>
-      </w:r>
-    </w:p>
-    <w:p>
-      <w:pPr>
-        <w:numPr>
-          <w:ilvl w:val="0"/>
-          <w:numId w:val="18"/>
-        </w:numPr>
-        <w:rPr>
-          <w:rFonts w:hint="eastAsia"/>
-          <w:szCs w:val="21"/>
-          <w:highlight w:val="yellow"/>
-        </w:rPr>
-      </w:pPr>
-      <w:r>
-        <w:rPr>
-          <w:szCs w:val="21"/>
-          <w:highlight w:val="yellow"/>
-        </w:rPr>
-        <w:t>无人机校准：1 费，立即</w:t>
-      </w:r>
-      <w:r>
-        <w:rPr>
-          <w:rFonts w:hint="eastAsia"/>
-          <w:szCs w:val="21"/>
-          <w:highlight w:val="yellow"/>
-        </w:rPr>
-        <w:t>对一名目标</w:t>
-      </w:r>
-      <w:r>
-        <w:rPr>
-          <w:szCs w:val="21"/>
-          <w:highlight w:val="yellow"/>
-        </w:rPr>
-        <w:t>触发闪光无人机被动</w:t>
-      </w:r>
-      <w:r>
-        <w:rPr>
-          <w:rFonts w:hint="eastAsia"/>
-          <w:szCs w:val="21"/>
-          <w:highlight w:val="yellow"/>
-        </w:rPr>
-        <w:t>3次</w:t>
-      </w:r>
-    </w:p>
-    <w:p>
-      <w:pPr>
-        <w:ind w:left="720"/>
-        <w:rPr>
-          <w:rFonts w:hint="eastAsia"/>
-          <w:szCs w:val="21"/>
-        </w:rPr>
-      </w:pPr>
-      <w:r>
-        <w:rPr>
-          <w:noProof/>
-          <w:szCs w:val="21"/>
-        </w:rPr>
-        <w:lastRenderedPageBreak/>
-        <w:drawing>
-          <wp:inline distT="0" distB="0" distL="0" distR="0" wp14:anchorId="56B07AB2" wp14:editId="62F61533">
-            <wp:extent cx="1550703" cy="1179554"/>
-            <wp:effectExtent l="0" t="0" r="0" b="1905"/>
-            <wp:docPr id="1404260452" name="图片 37"/>
-            <wp:cNvGraphicFramePr>
-              <a:graphicFrameLocks xmlns:a="http://schemas.openxmlformats.org/drawingml/2006/main" noChangeAspect="1"/>
-            </wp:cNvGraphicFramePr>
-            <a:graphic xmlns:a="http://schemas.openxmlformats.org/drawingml/2006/main">
-              <a:graphicData uri="http://schemas.openxmlformats.org/drawingml/2006/picture">
-                <pic:pic xmlns:pic="http://schemas.openxmlformats.org/drawingml/2006/picture">
-                  <pic:nvPicPr>
-                    <pic:cNvPr id="0" name="Picture 94"/>
-                    <pic:cNvPicPr>
-                      <a:picLocks noChangeAspect="1" noChangeArrowheads="1"/>
-                    </pic:cNvPicPr>
-                  </pic:nvPicPr>
-                  <pic:blipFill>
-                    <a:blip r:embed="rId35" cstate="print">
-                      <a:extLst>
-                        <a:ext uri="{28A0092B-C50C-407E-A947-70E740481C1C}">
-                          <a14:useLocalDpi xmlns:a14="http://schemas.microsoft.com/office/drawing/2010/main" val="0"/>
-                        </a:ext>
-                      </a:extLst>
-                    </a:blip>
-                    <a:srcRect/>
-                    <a:stretch>
-                      <a:fillRect/>
-                    </a:stretch>
-                  </pic:blipFill>
-                  <pic:spPr bwMode="auto">
-                    <a:xfrm>
-                      <a:off x="0" y="0"/>
-                      <a:ext cx="1561684" cy="1187907"/>
-                    </a:xfrm>
-                    <a:prstGeom prst="rect">
-                      <a:avLst/>
-                    </a:prstGeom>
-                    <a:noFill/>
-                    <a:ln>
-                      <a:noFill/>
-                    </a:ln>
-                  </pic:spPr>
-                </pic:pic>
-              </a:graphicData>
-            </a:graphic>
-          </wp:inline>
-        </w:drawing>
-      </w:r>
-    </w:p>
-    <w:p>
-      <w:pPr>
-        <w:numPr>
-          <w:ilvl w:val="0"/>
-          <w:numId w:val="18"/>
-        </w:numPr>
-        <w:rPr>
-          <w:rFonts w:hint="eastAsia"/>
-          <w:szCs w:val="21"/>
-          <w:highlight w:val="yellow"/>
-        </w:rPr>
-      </w:pPr>
-      <w:r>
-        <w:rPr>
-          <w:rFonts w:hint="eastAsia"/>
-          <w:szCs w:val="21"/>
-          <w:highlight w:val="yellow"/>
-        </w:rPr>
-        <w:t>这份触摸，令人安心</w:t>
-      </w:r>
-      <w:r>
-        <w:rPr>
-          <w:rFonts w:hint="eastAsia"/>
-          <w:szCs w:val="21"/>
-          <w:highlight w:val="yellow"/>
-        </w:rPr>
-        <w:t>：1费，获得8点格挡</w:t>
-      </w:r>
-      <w:r>
-        <w:rPr>
-          <w:rFonts w:hint="eastAsia"/>
-          <w:szCs w:val="21"/>
-          <w:highlight w:val="yellow"/>
-        </w:rPr>
-        <w:t>（升级12点）</w:t>
-      </w:r>
-      <w:r>
-        <w:rPr>
-          <w:rFonts w:hint="eastAsia"/>
-          <w:szCs w:val="21"/>
-          <w:highlight w:val="yellow"/>
-        </w:rPr>
-        <w:t>，1层师生羁绊</w:t>
-      </w:r>
-      <w:r>
-        <w:rPr>
-          <w:rFonts w:hint="eastAsia"/>
-          <w:szCs w:val="21"/>
-          <w:highlight w:val="yellow"/>
-        </w:rPr>
-        <w:t>，下回合获得同等数值的格挡</w:t>
-      </w:r>
-    </w:p>
-    <w:p>
-      <w:pPr>
-        <w:ind w:left="720"/>
-        <w:rPr>
-          <w:rFonts w:hint="eastAsia"/>
-          <w:szCs w:val="21"/>
-        </w:rPr>
-      </w:pPr>
-      <w:r>
-        <w:rPr>
-          <w:rFonts w:hint="eastAsia"/>
-          <w:noProof/>
-          <w:szCs w:val="21"/>
-        </w:rPr>
-        <w:drawing>
-          <wp:inline distT="0" distB="0" distL="0" distR="0" wp14:anchorId="2C393D91" wp14:editId="1BBCDFDC">
-            <wp:extent cx="1521030" cy="1155756"/>
-            <wp:effectExtent l="0" t="0" r="3175" b="6350"/>
-            <wp:docPr id="1929494782" name="图片 31"/>
-            <wp:cNvGraphicFramePr>
-              <a:graphicFrameLocks xmlns:a="http://schemas.openxmlformats.org/drawingml/2006/main" noChangeAspect="1"/>
-            </wp:cNvGraphicFramePr>
-            <a:graphic xmlns:a="http://schemas.openxmlformats.org/drawingml/2006/main">
-              <a:graphicData uri="http://schemas.openxmlformats.org/drawingml/2006/picture">
-                <pic:pic xmlns:pic="http://schemas.openxmlformats.org/drawingml/2006/picture">
-                  <pic:nvPicPr>
-                    <pic:cNvPr id="0" name="Picture 88"/>
-                    <pic:cNvPicPr>
-                      <a:picLocks noChangeAspect="1" noChangeArrowheads="1"/>
-                    </pic:cNvPicPr>
-                  </pic:nvPicPr>
-                  <pic:blipFill>
-                    <a:blip r:embed="rId36" cstate="print">
-                      <a:extLst>
-                        <a:ext uri="{28A0092B-C50C-407E-A947-70E740481C1C}">
-                          <a14:useLocalDpi xmlns:a14="http://schemas.microsoft.com/office/drawing/2010/main" val="0"/>
-                        </a:ext>
-                      </a:extLst>
-                    </a:blip>
-                    <a:srcRect/>
-                    <a:stretch>
-                      <a:fillRect/>
-                    </a:stretch>
-                  </pic:blipFill>
-                  <pic:spPr bwMode="auto">
-                    <a:xfrm>
-                      <a:off x="0" y="0"/>
-                      <a:ext cx="1533621" cy="1165323"/>
-                    </a:xfrm>
-                    <a:prstGeom prst="rect">
-                      <a:avLst/>
-                    </a:prstGeom>
-                    <a:noFill/>
-                    <a:ln>
-                      <a:noFill/>
-                    </a:ln>
-                  </pic:spPr>
-                </pic:pic>
-              </a:graphicData>
-            </a:graphic>
-          </wp:inline>
-        </w:drawing>
-      </w:r>
-    </w:p>
-    <w:p>
-      <w:pPr>
-        <w:numPr>
-          <w:ilvl w:val="0"/>
-          <w:numId w:val="18"/>
-        </w:numPr>
-        <w:rPr>
-          <w:rFonts w:hint="eastAsia"/>
-          <w:szCs w:val="21"/>
-        </w:rPr>
-      </w:pPr>
-      <w:r>
-        <w:rPr>
-          <w:rFonts w:hint="eastAsia"/>
-          <w:szCs w:val="21"/>
-        </w:rPr>
-        <w:t>光明正大的偷看：</w:t>
-      </w:r>
-      <w:r>
-        <w:rPr>
-          <w:rFonts w:hint="eastAsia"/>
-          <w:szCs w:val="21"/>
-        </w:rPr>
-        <w:t>0</w:t>
-      </w:r>
-      <w:r>
-        <w:rPr>
-          <w:rFonts w:hint="eastAsia"/>
-          <w:szCs w:val="21"/>
-        </w:rPr>
-        <w:t>费，</w:t>
-      </w:r>
-      <w:r>
-        <w:rPr>
-          <w:rFonts w:hint="eastAsia"/>
-          <w:szCs w:val="21"/>
-        </w:rPr>
-        <w:t>消耗1</w:t>
-      </w:r>
-      <w:r>
-        <w:rPr>
-          <w:rFonts w:hint="eastAsia"/>
-          <w:szCs w:val="21"/>
-        </w:rPr>
-        <w:t>层师生羁绊，</w:t>
-      </w:r>
-      <w:r>
-        <w:rPr>
-          <w:rFonts w:hint="eastAsia"/>
-          <w:szCs w:val="21"/>
-        </w:rPr>
-        <w:t>获得</w:t>
-      </w:r>
-      <w:r>
-        <w:rPr>
-          <w:rFonts w:hint="eastAsia"/>
-          <w:szCs w:val="21"/>
-        </w:rPr>
-        <w:t>2</w:t>
-      </w:r>
-      <w:r>
-        <w:rPr>
-          <w:rFonts w:hint="eastAsia"/>
-          <w:szCs w:val="21"/>
-        </w:rPr>
-        <w:t>点能量</w:t>
-      </w:r>
-    </w:p>
-    <w:p>
-      <w:pPr>
-        <w:ind w:left="720"/>
-        <w:rPr>
-          <w:rFonts w:hint="eastAsia"/>
-          <w:szCs w:val="21"/>
-        </w:rPr>
-      </w:pPr>
-      <w:r>
-        <w:rPr>
-          <w:noProof/>
-          <w:szCs w:val="21"/>
-        </w:rPr>
-        <w:drawing>
-          <wp:inline distT="0" distB="0" distL="0" distR="0" wp14:anchorId="2D3C796E" wp14:editId="47D45798">
-            <wp:extent cx="1383527" cy="1051274"/>
-            <wp:effectExtent l="0" t="0" r="7620" b="0"/>
-            <wp:docPr id="659657506" name="图片 25"/>
-            <wp:cNvGraphicFramePr>
-              <a:graphicFrameLocks xmlns:a="http://schemas.openxmlformats.org/drawingml/2006/main" noChangeAspect="1"/>
-            </wp:cNvGraphicFramePr>
-            <a:graphic xmlns:a="http://schemas.openxmlformats.org/drawingml/2006/main">
-              <a:graphicData uri="http://schemas.openxmlformats.org/drawingml/2006/picture">
-                <pic:pic xmlns:pic="http://schemas.openxmlformats.org/drawingml/2006/picture">
-                  <pic:nvPicPr>
-                    <pic:cNvPr id="0" name="Picture 82"/>
-                    <pic:cNvPicPr>
-                      <a:picLocks noChangeAspect="1" noChangeArrowheads="1"/>
-                    </pic:cNvPicPr>
-                  </pic:nvPicPr>
-                  <pic:blipFill>
-                    <a:blip r:embed="rId37" cstate="print">
-                      <a:extLst>
-                        <a:ext uri="{28A0092B-C50C-407E-A947-70E740481C1C}">
-                          <a14:useLocalDpi xmlns:a14="http://schemas.microsoft.com/office/drawing/2010/main" val="0"/>
-                        </a:ext>
-                      </a:extLst>
-                    </a:blip>
-                    <a:srcRect/>
-                    <a:stretch>
-                      <a:fillRect/>
-                    </a:stretch>
-                  </pic:blipFill>
-                  <pic:spPr bwMode="auto">
-                    <a:xfrm>
-                      <a:off x="0" y="0"/>
-                      <a:ext cx="1411130" cy="1072248"/>
-                    </a:xfrm>
-                    <a:prstGeom prst="rect">
-                      <a:avLst/>
-                    </a:prstGeom>
-                    <a:noFill/>
-                    <a:ln>
-                      <a:noFill/>
-                    </a:ln>
-                  </pic:spPr>
-                </pic:pic>
-              </a:graphicData>
-            </a:graphic>
-          </wp:inline>
-        </w:drawing>
-      </w:r>
     </w:p>
     <w:p>
       <w:pPr>
@@ -4703,6 +4733,7 @@
           <w:sz w:val="32"/>
           <w:szCs w:val="32"/>
         </w:rPr>
+        <w:lastRenderedPageBreak/>
         <w:pict w14:anchorId="3331B698">
           <v:rect id="_x0000_i1027" style="width:0;height:1.5pt" o:hrstd="t" o:hrnoshade="t" o:hr="t" fillcolor="#ebebeb" stroked="f"/>
         </w:pict>
@@ -4725,7 +4756,6 @@
           <w:sz w:val="32"/>
           <w:szCs w:val="32"/>
         </w:rPr>
-        <w:lastRenderedPageBreak/>
         <w:t>能力牌</w:t>
       </w:r>
     </w:p>
@@ -5316,6 +5346,7 @@
           <w:szCs w:val="21"/>
           <w:highlight w:val="yellow"/>
         </w:rPr>
+        <w:lastRenderedPageBreak/>
         <w:t>为了基沃托斯的和平：</w:t>
       </w:r>
       <w:r>
@@ -5355,7 +5386,6 @@
           <w:noProof/>
           <w:szCs w:val="21"/>
         </w:rPr>
-        <w:lastRenderedPageBreak/>
         <w:drawing>
           <wp:inline distT="0" distB="0" distL="0" distR="0" wp14:anchorId="72989BA6" wp14:editId="53911AE6">
             <wp:extent cx="1690092" cy="1284218"/>
@@ -5602,6 +5632,7 @@
           <w:numId w:val="22"/>
         </w:numPr>
         <w:rPr>
+          <w:rFonts w:hint="eastAsia"/>
           <w:szCs w:val="21"/>
         </w:rPr>
       </w:pPr>
@@ -5645,6 +5676,7 @@
       <w:pPr>
         <w:ind w:left="720"/>
         <w:rPr>
+          <w:rFonts w:hint="eastAsia"/>
           <w:szCs w:val="21"/>
         </w:rPr>
       </w:pPr>
@@ -5734,6 +5766,35 @@
         </w:rPr>
         <w:t>费，每次打出攻击牌会触发一次无人机被动</w:t>
       </w:r>
+    </w:p>
+    <w:p>
+      <w:pPr>
+        <w:ind w:left="720"/>
+        <w:rPr>
+          <w:rFonts w:hint="eastAsia"/>
+          <w:szCs w:val="21"/>
+        </w:rPr>
+      </w:pPr>
+    </w:p>
+    <w:p>
+      <w:pPr>
+        <w:numPr>
+          <w:ilvl w:val="0"/>
+          <w:numId w:val="22"/>
+        </w:numPr>
+        <w:rPr>
+          <w:szCs w:val="21"/>
+        </w:rPr>
+      </w:pPr>
+    </w:p>
+    <w:p>
+      <w:pPr>
+        <w:pStyle w:val="a9"/>
+        <w:rPr>
+          <w:rFonts w:hint="eastAsia"/>
+          <w:szCs w:val="21"/>
+        </w:rPr>
+      </w:pPr>
     </w:p>
     <w:p>
       <w:pPr>
@@ -7046,6 +7107,9 @@
           <w:ilvl w:val="0"/>
           <w:numId w:val="23"/>
         </w:numPr>
+        <w:rPr>
+          <w:rFonts w:hint="eastAsia"/>
+        </w:rPr>
       </w:pPr>
       <w:r>
         <w:rPr>
@@ -7135,25 +7199,48 @@
           <w:ilvl w:val="0"/>
           <w:numId w:val="23"/>
         </w:numPr>
-      </w:pPr>
-      <w:r>
-        <w:rPr>
-          <w:rFonts w:hint="eastAsia"/>
-        </w:rPr>
-        <w:t>劳累（状态）：</w:t>
-      </w:r>
-      <w:r>
-        <w:rPr>
-          <w:rFonts w:hint="eastAsia"/>
-        </w:rPr>
-        <w:t>虚无</w:t>
-      </w:r>
-      <w:r>
-        <w:rPr>
-          <w:rFonts w:hint="eastAsia"/>
-        </w:rPr>
-        <w:t>，不可被打出，若其在手牌中，则不可打出超过8张牌</w:t>
-      </w:r>
+        <w:rPr>
+          <w:highlight w:val="yellow"/>
+        </w:rPr>
+      </w:pPr>
+      <w:r>
+        <w:rPr>
+          <w:rFonts w:hint="eastAsia"/>
+          <w:highlight w:val="yellow"/>
+        </w:rPr>
+        <w:t>劳累（状态）：虚无，不可被打出，若其在手牌中，则不可打出超过8张牌</w:t>
+      </w:r>
+    </w:p>
+    <w:p>
+      <w:pPr>
+        <w:ind w:left="720"/>
+        <w:rPr>
+          <w:rFonts w:hint="eastAsia"/>
+          <w:highlight w:val="yellow"/>
+        </w:rPr>
+      </w:pPr>
+    </w:p>
+    <w:p>
+      <w:pPr>
+        <w:numPr>
+          <w:ilvl w:val="0"/>
+          <w:numId w:val="23"/>
+        </w:numPr>
+      </w:pPr>
+      <w:r>
+        <w:rPr>
+          <w:rFonts w:hint="eastAsia"/>
+        </w:rPr>
+        <w:t>1</w:t>
+      </w:r>
+    </w:p>
+    <w:p>
+      <w:pPr>
+        <w:pStyle w:val="a9"/>
+        <w:rPr>
+          <w:rFonts w:hint="eastAsia"/>
+        </w:rPr>
+      </w:pPr>
     </w:p>
     <w:p>
       <w:pPr>

--- a/Cards.docx
+++ b/Cards.docx
@@ -240,9 +240,10 @@
       </w:r>
       <w:r>
         <w:rPr>
-          <w:szCs w:val="21"/>
-        </w:rPr>
-        <w:t>7</w:t>
+          <w:rFonts w:hint="eastAsia"/>
+          <w:szCs w:val="21"/>
+        </w:rPr>
+        <w:t>3</w:t>
       </w:r>
       <w:r>
         <w:rPr>
@@ -252,15 +253,39 @@
       </w:r>
       <w:r>
         <w:rPr>
-          <w:szCs w:val="21"/>
-        </w:rPr>
-        <w:t>5</w:t>
-      </w:r>
-      <w:r>
-        <w:rPr>
-          <w:szCs w:val="21"/>
-        </w:rPr>
-        <w:t>格挡；激发为全屏爆发，专属联动</w:t>
+          <w:rFonts w:hint="eastAsia"/>
+          <w:szCs w:val="21"/>
+        </w:rPr>
+        <w:t>2</w:t>
+      </w:r>
+      <w:r>
+        <w:rPr>
+          <w:szCs w:val="21"/>
+        </w:rPr>
+        <w:t>格挡；激发</w:t>
+      </w:r>
+      <w:r>
+        <w:rPr>
+          <w:rFonts w:hint="eastAsia"/>
+          <w:szCs w:val="21"/>
+        </w:rPr>
+        <w:t>对生命值最低的敌方造成</w:t>
+      </w:r>
+      <w:proofErr w:type="gramStart"/>
+      <w:r>
+        <w:rPr>
+          <w:rFonts w:hint="eastAsia"/>
+          <w:szCs w:val="21"/>
+        </w:rPr>
+        <w:t>可成长</w:t>
+      </w:r>
+      <w:proofErr w:type="gramEnd"/>
+      <w:r>
+        <w:rPr>
+          <w:rFonts w:hint="eastAsia"/>
+          <w:szCs w:val="21"/>
+        </w:rPr>
+        <w:t>伤害</w:t>
       </w:r>
     </w:p>
     <w:p>
@@ -799,13 +824,13 @@
         <w:rPr>
           <w:rFonts w:hint="eastAsia"/>
           <w:szCs w:val="21"/>
-          <w:highlight w:val="red"/>
-        </w:rPr>
-      </w:pPr>
-      <w:r>
-        <w:rPr>
-          <w:szCs w:val="21"/>
-          <w:highlight w:val="red"/>
+          <w:highlight w:val="yellow"/>
+        </w:rPr>
+      </w:pPr>
+      <w:r>
+        <w:rPr>
+          <w:szCs w:val="21"/>
+          <w:highlight w:val="yellow"/>
         </w:rPr>
         <w:t>疾走奔袭：1 费，单体 12 伤，抽 1 张（升级抽 2）</w:t>
       </w:r>
@@ -880,54 +905,61 @@
           <w:numId w:val="14"/>
         </w:numPr>
         <w:rPr>
-          <w:rFonts w:hint="eastAsia"/>
-          <w:szCs w:val="21"/>
-        </w:rPr>
-      </w:pPr>
-      <w:proofErr w:type="gramStart"/>
-      <w:r>
-        <w:rPr>
-          <w:rFonts w:hint="eastAsia"/>
-          <w:szCs w:val="21"/>
-        </w:rPr>
-        <w:t>换弹隐蔽</w:t>
-      </w:r>
-      <w:proofErr w:type="gramEnd"/>
-      <w:r>
-        <w:rPr>
-          <w:rFonts w:hint="eastAsia"/>
-          <w:szCs w:val="21"/>
-        </w:rPr>
-        <w:t>：</w:t>
-      </w:r>
-      <w:r>
-        <w:rPr>
-          <w:rFonts w:hint="eastAsia"/>
-          <w:szCs w:val="21"/>
-        </w:rPr>
-        <w:t>0</w:t>
-      </w:r>
-      <w:r>
-        <w:rPr>
-          <w:rFonts w:hint="eastAsia"/>
-          <w:szCs w:val="21"/>
-        </w:rPr>
-        <w:t>费，获得3格挡，获得1星（升级</w:t>
-      </w:r>
-      <w:r>
-        <w:rPr>
-          <w:rFonts w:hint="eastAsia"/>
-          <w:szCs w:val="21"/>
-        </w:rPr>
-        <w:t>2星</w:t>
-      </w:r>
-      <w:r>
-        <w:rPr>
-          <w:rFonts w:hint="eastAsia"/>
-          <w:szCs w:val="21"/>
-        </w:rPr>
-        <w:t>）</w:t>
-      </w:r>
+          <w:szCs w:val="21"/>
+          <w:highlight w:val="yellow"/>
+        </w:rPr>
+      </w:pPr>
+      <w:bookmarkStart w:id="0" w:name="OLE_LINK7"/>
+      <w:r>
+        <w:rPr>
+          <w:rFonts w:hint="eastAsia"/>
+          <w:szCs w:val="21"/>
+          <w:highlight w:val="yellow"/>
+        </w:rPr>
+        <w:t>短点射：0费1星，单体2*3（升级3*3）</w:t>
+      </w:r>
+    </w:p>
+    <w:bookmarkEnd w:id="0"/>
+    <w:p>
+      <w:pPr>
+        <w:ind w:left="720"/>
+        <w:rPr>
+          <w:rFonts w:hint="eastAsia"/>
+          <w:szCs w:val="21"/>
+        </w:rPr>
+      </w:pPr>
+    </w:p>
+    <w:p>
+      <w:pPr>
+        <w:numPr>
+          <w:ilvl w:val="0"/>
+          <w:numId w:val="14"/>
+        </w:numPr>
+        <w:rPr>
+          <w:szCs w:val="21"/>
+        </w:rPr>
+      </w:pPr>
+    </w:p>
+    <w:p>
+      <w:pPr>
+        <w:pStyle w:val="a9"/>
+        <w:rPr>
+          <w:rFonts w:hint="eastAsia"/>
+          <w:szCs w:val="21"/>
+        </w:rPr>
+      </w:pPr>
+    </w:p>
+    <w:p>
+      <w:pPr>
+        <w:numPr>
+          <w:ilvl w:val="0"/>
+          <w:numId w:val="14"/>
+        </w:numPr>
+        <w:rPr>
+          <w:rFonts w:hint="eastAsia"/>
+          <w:szCs w:val="21"/>
+        </w:rPr>
+      </w:pPr>
     </w:p>
     <w:p>
       <w:pPr>
@@ -1216,10 +1248,18 @@
       </w:r>
       <w:r>
         <w:rPr>
-          <w:szCs w:val="21"/>
-          <w:highlight w:val="yellow"/>
-        </w:rPr>
-        <w:t>2 费，无视护盾单体 12 伤（升级 15），获得 1 弹夹</w:t>
+          <w:rFonts w:hint="eastAsia"/>
+          <w:szCs w:val="21"/>
+          <w:highlight w:val="yellow"/>
+        </w:rPr>
+        <w:t>1</w:t>
+      </w:r>
+      <w:r>
+        <w:rPr>
+          <w:szCs w:val="21"/>
+          <w:highlight w:val="yellow"/>
+        </w:rPr>
+        <w:t xml:space="preserve"> 费，无视护盾单体 12 伤（升级 15）</w:t>
       </w:r>
     </w:p>
     <w:p>
@@ -1394,6 +1434,7 @@
           <w:noProof/>
           <w:szCs w:val="21"/>
         </w:rPr>
+        <w:lastRenderedPageBreak/>
         <w:drawing>
           <wp:inline distT="0" distB="0" distL="0" distR="0" wp14:anchorId="293C4640" wp14:editId="6719E048">
             <wp:extent cx="1509505" cy="1146341"/>
@@ -1509,7 +1550,6 @@
           <w:noProof/>
           <w:szCs w:val="21"/>
         </w:rPr>
-        <w:lastRenderedPageBreak/>
         <w:drawing>
           <wp:inline distT="0" distB="0" distL="0" distR="0" wp14:anchorId="06DF2347" wp14:editId="39590B92">
             <wp:extent cx="1341311" cy="1017657"/>
@@ -1569,14 +1609,24 @@
         <w:rPr>
           <w:rFonts w:hint="eastAsia"/>
           <w:szCs w:val="21"/>
-        </w:rPr>
-      </w:pPr>
-      <w:r>
-        <w:rPr>
-          <w:rFonts w:hint="eastAsia"/>
-          <w:szCs w:val="21"/>
+          <w:highlight w:val="yellow"/>
+        </w:rPr>
+      </w:pPr>
+      <w:r>
+        <w:rPr>
+          <w:rFonts w:hint="eastAsia"/>
+          <w:szCs w:val="21"/>
+          <w:highlight w:val="yellow"/>
         </w:rPr>
         <w:t>抵近射击：</w:t>
+      </w:r>
+      <w:r>
+        <w:rPr>
+          <w:rFonts w:hint="eastAsia"/>
+          <w:szCs w:val="21"/>
+          <w:highlight w:val="yellow"/>
+        </w:rPr>
+        <w:t>1费2星，单体3*6伤（升级4*6），给予1层易伤</w:t>
       </w:r>
     </w:p>
     <w:p>
@@ -1991,7 +2041,7 @@
           <w:highlight w:val="yellow"/>
         </w:rPr>
       </w:pPr>
-      <w:bookmarkStart w:id="0" w:name="OLE_LINK1"/>
+      <w:bookmarkStart w:id="1" w:name="OLE_LINK1"/>
       <w:r>
         <w:rPr>
           <w:szCs w:val="21"/>
@@ -2038,7 +2088,7 @@
         <w:t>和“无人机同频”在手牌中</w:t>
       </w:r>
     </w:p>
-    <w:bookmarkEnd w:id="0"/>
+    <w:bookmarkEnd w:id="1"/>
     <w:p>
       <w:pPr>
         <w:ind w:left="720"/>
@@ -2174,6 +2224,7 @@
           <w:noProof/>
           <w:szCs w:val="21"/>
         </w:rPr>
+        <w:lastRenderedPageBreak/>
         <w:drawing>
           <wp:inline distT="0" distB="0" distL="0" distR="0" wp14:anchorId="55483087" wp14:editId="072DB751">
             <wp:extent cx="1526388" cy="1158075"/>
@@ -2263,7 +2314,6 @@
           <w:sz w:val="32"/>
           <w:szCs w:val="32"/>
         </w:rPr>
-        <w:lastRenderedPageBreak/>
         <w:t>技能牌</w:t>
       </w:r>
     </w:p>
@@ -2729,10 +2779,192 @@
           <w:numId w:val="17"/>
         </w:numPr>
         <w:rPr>
-          <w:rFonts w:hint="eastAsia"/>
-          <w:szCs w:val="21"/>
-        </w:rPr>
-      </w:pPr>
+          <w:szCs w:val="21"/>
+          <w:highlight w:val="yellow"/>
+        </w:rPr>
+      </w:pPr>
+      <w:r>
+        <w:rPr>
+          <w:szCs w:val="21"/>
+          <w:highlight w:val="yellow"/>
+        </w:rPr>
+        <w:t>备战：1 费，</w:t>
+      </w:r>
+      <w:r>
+        <w:rPr>
+          <w:rFonts w:hint="eastAsia"/>
+          <w:szCs w:val="21"/>
+          <w:highlight w:val="yellow"/>
+        </w:rPr>
+        <w:t>8</w:t>
+      </w:r>
+      <w:r>
+        <w:rPr>
+          <w:szCs w:val="21"/>
+          <w:highlight w:val="yellow"/>
+        </w:rPr>
+        <w:t xml:space="preserve"> 格挡</w:t>
+      </w:r>
+      <w:r>
+        <w:rPr>
+          <w:rFonts w:hint="eastAsia"/>
+          <w:szCs w:val="21"/>
+          <w:highlight w:val="yellow"/>
+        </w:rPr>
+        <w:t>（升级11格挡）</w:t>
+      </w:r>
+      <w:r>
+        <w:rPr>
+          <w:szCs w:val="21"/>
+          <w:highlight w:val="yellow"/>
+        </w:rPr>
+        <w:t xml:space="preserve">，下回合获得 1 弹夹，1 </w:t>
+      </w:r>
+      <w:r>
+        <w:rPr>
+          <w:rFonts w:hint="eastAsia"/>
+          <w:szCs w:val="21"/>
+          <w:highlight w:val="yellow"/>
+        </w:rPr>
+        <w:t>能</w:t>
+      </w:r>
+      <w:r>
+        <w:rPr>
+          <w:rFonts w:hint="eastAsia"/>
+          <w:szCs w:val="21"/>
+          <w:highlight w:val="yellow"/>
+        </w:rPr>
+        <w:t>量</w:t>
+      </w:r>
+    </w:p>
+    <w:p>
+      <w:pPr>
+        <w:ind w:left="720"/>
+        <w:rPr>
+          <w:rFonts w:hint="eastAsia"/>
+          <w:szCs w:val="21"/>
+        </w:rPr>
+      </w:pPr>
+      <w:r>
+        <w:rPr>
+          <w:noProof/>
+          <w:szCs w:val="21"/>
+        </w:rPr>
+        <w:drawing>
+          <wp:inline distT="0" distB="0" distL="0" distR="0" wp14:anchorId="53E30104" wp14:editId="46AAE2CD">
+            <wp:extent cx="1166217" cy="886151"/>
+            <wp:effectExtent l="0" t="0" r="0" b="9525"/>
+            <wp:docPr id="87899324" name="图片 18"/>
+            <wp:cNvGraphicFramePr>
+              <a:graphicFrameLocks xmlns:a="http://schemas.openxmlformats.org/drawingml/2006/main" noChangeAspect="1"/>
+            </wp:cNvGraphicFramePr>
+            <a:graphic xmlns:a="http://schemas.openxmlformats.org/drawingml/2006/main">
+              <a:graphicData uri="http://schemas.openxmlformats.org/drawingml/2006/picture">
+                <pic:pic xmlns:pic="http://schemas.openxmlformats.org/drawingml/2006/picture">
+                  <pic:nvPicPr>
+                    <pic:cNvPr id="0" name="Picture 71"/>
+                    <pic:cNvPicPr>
+                      <a:picLocks noChangeAspect="1" noChangeArrowheads="1"/>
+                    </pic:cNvPicPr>
+                  </pic:nvPicPr>
+                  <pic:blipFill>
+                    <a:blip r:embed="rId26" cstate="print">
+                      <a:extLst>
+                        <a:ext uri="{28A0092B-C50C-407E-A947-70E740481C1C}">
+                          <a14:useLocalDpi xmlns:a14="http://schemas.microsoft.com/office/drawing/2010/main" val="0"/>
+                        </a:ext>
+                      </a:extLst>
+                    </a:blip>
+                    <a:srcRect/>
+                    <a:stretch>
+                      <a:fillRect/>
+                    </a:stretch>
+                  </pic:blipFill>
+                  <pic:spPr bwMode="auto">
+                    <a:xfrm>
+                      <a:off x="0" y="0"/>
+                      <a:ext cx="1175843" cy="893466"/>
+                    </a:xfrm>
+                    <a:prstGeom prst="rect">
+                      <a:avLst/>
+                    </a:prstGeom>
+                    <a:noFill/>
+                    <a:ln>
+                      <a:noFill/>
+                    </a:ln>
+                  </pic:spPr>
+                </pic:pic>
+              </a:graphicData>
+            </a:graphic>
+          </wp:inline>
+        </w:drawing>
+      </w:r>
+    </w:p>
+    <w:p>
+      <w:pPr>
+        <w:numPr>
+          <w:ilvl w:val="0"/>
+          <w:numId w:val="17"/>
+        </w:numPr>
+        <w:rPr>
+          <w:szCs w:val="21"/>
+          <w:highlight w:val="yellow"/>
+        </w:rPr>
+      </w:pPr>
+      <w:proofErr w:type="gramStart"/>
+      <w:r>
+        <w:rPr>
+          <w:rFonts w:hint="eastAsia"/>
+          <w:szCs w:val="21"/>
+          <w:highlight w:val="yellow"/>
+        </w:rPr>
+        <w:t>换弹隐蔽</w:t>
+      </w:r>
+      <w:proofErr w:type="gramEnd"/>
+      <w:r>
+        <w:rPr>
+          <w:rFonts w:hint="eastAsia"/>
+          <w:szCs w:val="21"/>
+          <w:highlight w:val="yellow"/>
+        </w:rPr>
+        <w:t>：0费，获得3格挡，获得1星（升级2星</w:t>
+      </w:r>
+      <w:r>
+        <w:rPr>
+          <w:szCs w:val="21"/>
+          <w:highlight w:val="yellow"/>
+        </w:rPr>
+        <w:t>）</w:t>
+      </w:r>
+    </w:p>
+    <w:p>
+      <w:pPr>
+        <w:ind w:left="720"/>
+        <w:rPr>
+          <w:szCs w:val="21"/>
+        </w:rPr>
+      </w:pPr>
+    </w:p>
+    <w:p>
+      <w:pPr>
+        <w:numPr>
+          <w:ilvl w:val="0"/>
+          <w:numId w:val="17"/>
+        </w:numPr>
+        <w:rPr>
+          <w:rFonts w:hint="eastAsia"/>
+          <w:szCs w:val="21"/>
+          <w:highlight w:val="yellow"/>
+        </w:rPr>
+      </w:pPr>
+      <w:r>
+        <w:rPr>
+          <w:rFonts w:hint="eastAsia"/>
+          <w:szCs w:val="21"/>
+          <w:highlight w:val="yellow"/>
+        </w:rPr>
+        <w:t>Rabbit31大弹鼓：2费，获得5星，配备，消耗</w:t>
+      </w:r>
     </w:p>
     <w:p>
       <w:pPr>
@@ -2769,7 +3001,7 @@
           <w:highlight w:val="yellow"/>
         </w:rPr>
       </w:pPr>
-      <w:bookmarkStart w:id="1" w:name="OLE_LINK2"/>
+      <w:bookmarkStart w:id="2" w:name="OLE_LINK2"/>
       <w:r>
         <w:rPr>
           <w:szCs w:val="21"/>
@@ -2793,7 +3025,7 @@
         <w:t>（升级 3 张升级版）</w:t>
       </w:r>
     </w:p>
-    <w:bookmarkEnd w:id="1"/>
+    <w:bookmarkEnd w:id="2"/>
     <w:p>
       <w:pPr>
         <w:ind w:left="720"/>
@@ -2825,7 +3057,7 @@
                     </pic:cNvPicPr>
                   </pic:nvPicPr>
                   <pic:blipFill>
-                    <a:blip r:embed="rId26" cstate="print">
+                    <a:blip r:embed="rId27" cstate="print">
                       <a:extLst>
                         <a:ext uri="{28A0092B-C50C-407E-A947-70E740481C1C}">
                           <a14:useLocalDpi xmlns:a14="http://schemas.microsoft.com/office/drawing/2010/main" val="0"/>
@@ -2953,7 +3185,7 @@
                     </pic:cNvPicPr>
                   </pic:nvPicPr>
                   <pic:blipFill>
-                    <a:blip r:embed="rId27" cstate="print">
+                    <a:blip r:embed="rId28" cstate="print">
                       <a:extLst>
                         <a:ext uri="{28A0092B-C50C-407E-A947-70E740481C1C}">
                           <a14:useLocalDpi xmlns:a14="http://schemas.microsoft.com/office/drawing/2010/main" val="0"/>
@@ -3020,7 +3252,6 @@
           <w:szCs w:val="21"/>
           <w:highlight w:val="yellow"/>
         </w:rPr>
-        <w:lastRenderedPageBreak/>
         <w:drawing>
           <wp:inline distT="0" distB="0" distL="0" distR="0" wp14:anchorId="7A8ABF5A" wp14:editId="2393596C">
             <wp:extent cx="1159640" cy="880648"/>
@@ -3034,143 +3265,6 @@
                 <pic:pic xmlns:pic="http://schemas.openxmlformats.org/drawingml/2006/picture">
                   <pic:nvPicPr>
                     <pic:cNvPr id="0" name="Picture 75"/>
-                    <pic:cNvPicPr>
-                      <a:picLocks noChangeAspect="1" noChangeArrowheads="1"/>
-                    </pic:cNvPicPr>
-                  </pic:nvPicPr>
-                  <pic:blipFill>
-                    <a:blip r:embed="rId28" cstate="print">
-                      <a:extLst>
-                        <a:ext uri="{28A0092B-C50C-407E-A947-70E740481C1C}">
-                          <a14:useLocalDpi xmlns:a14="http://schemas.microsoft.com/office/drawing/2010/main" val="0"/>
-                        </a:ext>
-                      </a:extLst>
-                    </a:blip>
-                    <a:srcRect/>
-                    <a:stretch>
-                      <a:fillRect/>
-                    </a:stretch>
-                  </pic:blipFill>
-                  <pic:spPr bwMode="auto">
-                    <a:xfrm>
-                      <a:off x="0" y="0"/>
-                      <a:ext cx="1176349" cy="893337"/>
-                    </a:xfrm>
-                    <a:prstGeom prst="rect">
-                      <a:avLst/>
-                    </a:prstGeom>
-                    <a:noFill/>
-                    <a:ln>
-                      <a:noFill/>
-                    </a:ln>
-                  </pic:spPr>
-                </pic:pic>
-              </a:graphicData>
-            </a:graphic>
-          </wp:inline>
-        </w:drawing>
-      </w:r>
-    </w:p>
-    <w:p>
-      <w:pPr>
-        <w:numPr>
-          <w:ilvl w:val="0"/>
-          <w:numId w:val="18"/>
-        </w:numPr>
-        <w:rPr>
-          <w:rFonts w:hint="eastAsia"/>
-          <w:szCs w:val="21"/>
-          <w:highlight w:val="yellow"/>
-        </w:rPr>
-      </w:pPr>
-      <w:r>
-        <w:rPr>
-          <w:szCs w:val="21"/>
-          <w:highlight w:val="yellow"/>
-        </w:rPr>
-        <w:t>备战：1 费，</w:t>
-      </w:r>
-      <w:r>
-        <w:rPr>
-          <w:rFonts w:hint="eastAsia"/>
-          <w:szCs w:val="21"/>
-          <w:highlight w:val="yellow"/>
-        </w:rPr>
-        <w:t>8</w:t>
-      </w:r>
-      <w:r>
-        <w:rPr>
-          <w:szCs w:val="21"/>
-          <w:highlight w:val="yellow"/>
-        </w:rPr>
-        <w:t xml:space="preserve"> 格挡</w:t>
-      </w:r>
-      <w:r>
-        <w:rPr>
-          <w:rFonts w:hint="eastAsia"/>
-          <w:szCs w:val="21"/>
-          <w:highlight w:val="yellow"/>
-        </w:rPr>
-        <w:t>（升级</w:t>
-      </w:r>
-      <w:r>
-        <w:rPr>
-          <w:rFonts w:hint="eastAsia"/>
-          <w:szCs w:val="21"/>
-          <w:highlight w:val="yellow"/>
-        </w:rPr>
-        <w:t>11</w:t>
-      </w:r>
-      <w:r>
-        <w:rPr>
-          <w:rFonts w:hint="eastAsia"/>
-          <w:szCs w:val="21"/>
-          <w:highlight w:val="yellow"/>
-        </w:rPr>
-        <w:t>格挡）</w:t>
-      </w:r>
-      <w:r>
-        <w:rPr>
-          <w:szCs w:val="21"/>
-          <w:highlight w:val="yellow"/>
-        </w:rPr>
-        <w:t xml:space="preserve">，下回合获得 1 弹夹，1 </w:t>
-      </w:r>
-      <w:r>
-        <w:rPr>
-          <w:rFonts w:hint="eastAsia"/>
-          <w:szCs w:val="21"/>
-          <w:highlight w:val="yellow"/>
-        </w:rPr>
-        <w:t>能量</w:t>
-      </w:r>
-    </w:p>
-    <w:p>
-      <w:pPr>
-        <w:ind w:left="720"/>
-        <w:rPr>
-          <w:rFonts w:hint="eastAsia"/>
-          <w:szCs w:val="21"/>
-        </w:rPr>
-      </w:pPr>
-      <w:r>
-        <w:rPr>
-          <w:noProof/>
-          <w:szCs w:val="21"/>
-        </w:rPr>
-        <w:drawing>
-          <wp:inline distT="0" distB="0" distL="0" distR="0" wp14:anchorId="1F542EEB" wp14:editId="5560C3E0">
-            <wp:extent cx="1166217" cy="886151"/>
-            <wp:effectExtent l="0" t="0" r="0" b="9525"/>
-            <wp:docPr id="87899324" name="图片 18"/>
-            <wp:cNvGraphicFramePr>
-              <a:graphicFrameLocks xmlns:a="http://schemas.openxmlformats.org/drawingml/2006/main" noChangeAspect="1"/>
-            </wp:cNvGraphicFramePr>
-            <a:graphic xmlns:a="http://schemas.openxmlformats.org/drawingml/2006/main">
-              <a:graphicData uri="http://schemas.openxmlformats.org/drawingml/2006/picture">
-                <pic:pic xmlns:pic="http://schemas.openxmlformats.org/drawingml/2006/picture">
-                  <pic:nvPicPr>
-                    <pic:cNvPr id="0" name="Picture 71"/>
                     <pic:cNvPicPr>
                       <a:picLocks noChangeAspect="1" noChangeArrowheads="1"/>
                     </pic:cNvPicPr>
@@ -3191,7 +3285,7 @@
                   <pic:spPr bwMode="auto">
                     <a:xfrm>
                       <a:off x="0" y="0"/>
-                      <a:ext cx="1175843" cy="893466"/>
+                      <a:ext cx="1176349" cy="893337"/>
                     </a:xfrm>
                     <a:prstGeom prst="rect">
                       <a:avLst/>
@@ -3523,18 +3617,21 @@
         <w:rPr>
           <w:rFonts w:hint="eastAsia"/>
           <w:szCs w:val="21"/>
-        </w:rPr>
-      </w:pPr>
-      <w:r>
-        <w:rPr>
-          <w:rFonts w:hint="eastAsia"/>
-          <w:szCs w:val="21"/>
+          <w:highlight w:val="yellow"/>
+        </w:rPr>
+      </w:pPr>
+      <w:r>
+        <w:rPr>
+          <w:rFonts w:hint="eastAsia"/>
+          <w:szCs w:val="21"/>
+          <w:highlight w:val="yellow"/>
         </w:rPr>
         <w:t>偷跑开始</w:t>
       </w:r>
       <w:r>
         <w:rPr>
           <w:szCs w:val="21"/>
+          <w:highlight w:val="yellow"/>
         </w:rPr>
         <w:t xml:space="preserve">：1 费，抽 2 </w:t>
       </w:r>
@@ -3542,12 +3639,14 @@
         <w:rPr>
           <w:rFonts w:hint="eastAsia"/>
           <w:szCs w:val="21"/>
+          <w:highlight w:val="yellow"/>
         </w:rPr>
         <w:t>消耗</w:t>
       </w:r>
       <w:r>
         <w:rPr>
           <w:szCs w:val="21"/>
+          <w:highlight w:val="yellow"/>
         </w:rPr>
         <w:t xml:space="preserve"> 1</w:t>
       </w:r>
@@ -3555,6 +3654,7 @@
         <w:rPr>
           <w:rFonts w:hint="eastAsia"/>
           <w:szCs w:val="21"/>
+          <w:highlight w:val="yellow"/>
         </w:rPr>
         <w:t>（升级抽3</w:t>
       </w:r>
@@ -3562,13 +3662,23 @@
         <w:rPr>
           <w:rFonts w:hint="eastAsia"/>
           <w:szCs w:val="21"/>
-        </w:rPr>
-        <w:t>消耗2</w:t>
-      </w:r>
-      <w:r>
-        <w:rPr>
-          <w:rFonts w:hint="eastAsia"/>
-          <w:szCs w:val="21"/>
+          <w:highlight w:val="yellow"/>
+        </w:rPr>
+        <w:t>消耗</w:t>
+      </w:r>
+      <w:r>
+        <w:rPr>
+          <w:rFonts w:hint="eastAsia"/>
+          <w:szCs w:val="21"/>
+          <w:highlight w:val="yellow"/>
+        </w:rPr>
+        <w:t>1</w:t>
+      </w:r>
+      <w:r>
+        <w:rPr>
+          <w:rFonts w:hint="eastAsia"/>
+          <w:szCs w:val="21"/>
+          <w:highlight w:val="yellow"/>
         </w:rPr>
         <w:t>），获得1层师生羁绊</w:t>
       </w:r>
@@ -3576,6 +3686,7 @@
         <w:rPr>
           <w:rFonts w:hint="eastAsia"/>
           <w:szCs w:val="21"/>
+          <w:highlight w:val="yellow"/>
         </w:rPr>
         <w:t>（升级2层）</w:t>
       </w:r>
@@ -3652,11 +3763,13 @@
         <w:rPr>
           <w:rFonts w:hint="eastAsia"/>
           <w:szCs w:val="21"/>
-        </w:rPr>
-      </w:pPr>
-      <w:r>
-        <w:rPr>
-          <w:szCs w:val="21"/>
+          <w:highlight w:val="yellow"/>
+        </w:rPr>
+      </w:pPr>
+      <w:r>
+        <w:rPr>
+          <w:szCs w:val="21"/>
+          <w:highlight w:val="yellow"/>
         </w:rPr>
         <w:t>主张所有权：</w:t>
       </w:r>
@@ -3664,12 +3777,14 @@
         <w:rPr>
           <w:rFonts w:hint="eastAsia"/>
           <w:szCs w:val="21"/>
+          <w:highlight w:val="yellow"/>
         </w:rPr>
         <w:t xml:space="preserve">1 </w:t>
       </w:r>
       <w:r>
         <w:rPr>
           <w:szCs w:val="21"/>
+          <w:highlight w:val="yellow"/>
         </w:rPr>
         <w:t>费，</w:t>
       </w:r>
@@ -3677,6 +3792,7 @@
         <w:rPr>
           <w:rFonts w:hint="eastAsia"/>
           <w:szCs w:val="21"/>
+          <w:highlight w:val="yellow"/>
         </w:rPr>
         <w:t>获得</w:t>
       </w:r>
@@ -3684,6 +3800,7 @@
         <w:rPr>
           <w:rFonts w:hint="eastAsia"/>
           <w:szCs w:val="21"/>
+          <w:highlight w:val="yellow"/>
         </w:rPr>
         <w:t>2</w:t>
       </w:r>
@@ -3691,12 +3808,14 @@
         <w:rPr>
           <w:rFonts w:hint="eastAsia"/>
           <w:szCs w:val="21"/>
+          <w:highlight w:val="yellow"/>
         </w:rPr>
         <w:t>层师生羁绊</w:t>
       </w:r>
       <w:r>
         <w:rPr>
           <w:szCs w:val="21"/>
+          <w:highlight w:val="yellow"/>
         </w:rPr>
         <w:t>，消耗</w:t>
       </w:r>
@@ -3704,6 +3823,7 @@
         <w:rPr>
           <w:rFonts w:hint="eastAsia"/>
           <w:szCs w:val="21"/>
+          <w:highlight w:val="yellow"/>
         </w:rPr>
         <w:t>（升级3层）</w:t>
       </w:r>
@@ -3827,6 +3947,7 @@
           <w:noProof/>
           <w:szCs w:val="21"/>
         </w:rPr>
+        <w:lastRenderedPageBreak/>
         <w:drawing>
           <wp:inline distT="0" distB="0" distL="0" distR="0" wp14:anchorId="56B07AB2" wp14:editId="62F61533">
             <wp:extent cx="1550703" cy="1179554"/>
@@ -3886,14 +4007,14 @@
         <w:rPr>
           <w:rFonts w:hint="eastAsia"/>
           <w:szCs w:val="21"/>
-          <w:highlight w:val="yellow"/>
-        </w:rPr>
-      </w:pPr>
-      <w:r>
-        <w:rPr>
-          <w:rFonts w:hint="eastAsia"/>
-          <w:szCs w:val="21"/>
-          <w:highlight w:val="yellow"/>
+          <w:highlight w:val="red"/>
+        </w:rPr>
+      </w:pPr>
+      <w:r>
+        <w:rPr>
+          <w:rFonts w:hint="eastAsia"/>
+          <w:szCs w:val="21"/>
+          <w:highlight w:val="red"/>
         </w:rPr>
         <w:t>这份触摸，令人安心</w:t>
       </w:r>
@@ -3901,7 +4022,7 @@
         <w:rPr>
           <w:rFonts w:hint="eastAsia"/>
           <w:szCs w:val="21"/>
-          <w:highlight w:val="yellow"/>
+          <w:highlight w:val="red"/>
         </w:rPr>
         <w:t>：1费，获得8点格挡</w:t>
       </w:r>
@@ -3909,7 +4030,7 @@
         <w:rPr>
           <w:rFonts w:hint="eastAsia"/>
           <w:szCs w:val="21"/>
-          <w:highlight w:val="yellow"/>
+          <w:highlight w:val="red"/>
         </w:rPr>
         <w:t>（升级12点）</w:t>
       </w:r>
@@ -3917,7 +4038,7 @@
         <w:rPr>
           <w:rFonts w:hint="eastAsia"/>
           <w:szCs w:val="21"/>
-          <w:highlight w:val="yellow"/>
+          <w:highlight w:val="red"/>
         </w:rPr>
         <w:t>，1层师生羁绊</w:t>
       </w:r>
@@ -3925,7 +4046,7 @@
         <w:rPr>
           <w:rFonts w:hint="eastAsia"/>
           <w:szCs w:val="21"/>
-          <w:highlight w:val="yellow"/>
+          <w:highlight w:val="red"/>
         </w:rPr>
         <w:t>，下回合获得同等数值的格挡</w:t>
       </w:r>
@@ -3944,7 +4065,6 @@
           <w:noProof/>
           <w:szCs w:val="21"/>
         </w:rPr>
-        <w:lastRenderedPageBreak/>
         <w:drawing>
           <wp:inline distT="0" distB="0" distL="0" distR="0" wp14:anchorId="2C393D91" wp14:editId="1BBCDFDC">
             <wp:extent cx="1521030" cy="1155756"/>
@@ -4002,13 +4122,17 @@
           <w:numId w:val="18"/>
         </w:numPr>
         <w:rPr>
-          <w:szCs w:val="21"/>
-        </w:rPr>
-      </w:pPr>
-      <w:r>
-        <w:rPr>
-          <w:rFonts w:hint="eastAsia"/>
-          <w:szCs w:val="21"/>
+          <w:rFonts w:hint="eastAsia"/>
+          <w:szCs w:val="21"/>
+          <w:highlight w:val="yellow"/>
+        </w:rPr>
+      </w:pPr>
+      <w:bookmarkStart w:id="3" w:name="OLE_LINK6"/>
+      <w:r>
+        <w:rPr>
+          <w:rFonts w:hint="eastAsia"/>
+          <w:szCs w:val="21"/>
+          <w:highlight w:val="yellow"/>
         </w:rPr>
         <w:t>光明正大的偷看：</w:t>
       </w:r>
@@ -4016,6 +4140,7 @@
         <w:rPr>
           <w:rFonts w:hint="eastAsia"/>
           <w:szCs w:val="21"/>
+          <w:highlight w:val="yellow"/>
         </w:rPr>
         <w:t>0</w:t>
       </w:r>
@@ -4023,6 +4148,7 @@
         <w:rPr>
           <w:rFonts w:hint="eastAsia"/>
           <w:szCs w:val="21"/>
+          <w:highlight w:val="yellow"/>
         </w:rPr>
         <w:t>费，</w:t>
       </w:r>
@@ -4030,6 +4156,7 @@
         <w:rPr>
           <w:rFonts w:hint="eastAsia"/>
           <w:szCs w:val="21"/>
+          <w:highlight w:val="yellow"/>
         </w:rPr>
         <w:t>消耗1</w:t>
       </w:r>
@@ -4037,6 +4164,7 @@
         <w:rPr>
           <w:rFonts w:hint="eastAsia"/>
           <w:szCs w:val="21"/>
+          <w:highlight w:val="yellow"/>
         </w:rPr>
         <w:t>层师生羁绊，</w:t>
       </w:r>
@@ -4044,6 +4172,7 @@
         <w:rPr>
           <w:rFonts w:hint="eastAsia"/>
           <w:szCs w:val="21"/>
+          <w:highlight w:val="yellow"/>
         </w:rPr>
         <w:t>获得</w:t>
       </w:r>
@@ -4051,6 +4180,7 @@
         <w:rPr>
           <w:rFonts w:hint="eastAsia"/>
           <w:szCs w:val="21"/>
+          <w:highlight w:val="yellow"/>
         </w:rPr>
         <w:t>2</w:t>
       </w:r>
@@ -4058,14 +4188,17 @@
         <w:rPr>
           <w:rFonts w:hint="eastAsia"/>
           <w:szCs w:val="21"/>
+          <w:highlight w:val="yellow"/>
         </w:rPr>
         <w:t>点能量</w:t>
       </w:r>
+      <w:bookmarkEnd w:id="3"/>
     </w:p>
     <w:p>
       <w:pPr>
         <w:ind w:left="720"/>
         <w:rPr>
+          <w:rFonts w:hint="eastAsia"/>
           <w:szCs w:val="21"/>
         </w:rPr>
       </w:pPr>
@@ -4131,6 +4264,7 @@
           <w:numId w:val="18"/>
         </w:numPr>
         <w:rPr>
+          <w:rFonts w:hint="eastAsia"/>
           <w:szCs w:val="21"/>
           <w:highlight w:val="yellow"/>
         </w:rPr>
@@ -4201,6 +4335,7 @@
       <w:pPr>
         <w:ind w:left="720"/>
         <w:rPr>
+          <w:rFonts w:hint="eastAsia"/>
           <w:szCs w:val="21"/>
         </w:rPr>
       </w:pPr>
@@ -4266,6 +4401,33 @@
           <w:numId w:val="18"/>
         </w:numPr>
         <w:rPr>
+          <w:szCs w:val="21"/>
+        </w:rPr>
+      </w:pPr>
+      <w:r>
+        <w:rPr>
+          <w:rFonts w:hint="eastAsia"/>
+          <w:szCs w:val="21"/>
+        </w:rPr>
+        <w:t>轻装上阵：0费2星，获得1点能量（升级2点）</w:t>
+      </w:r>
+    </w:p>
+    <w:p>
+      <w:pPr>
+        <w:ind w:left="720"/>
+        <w:rPr>
+          <w:rFonts w:hint="eastAsia"/>
+          <w:szCs w:val="21"/>
+        </w:rPr>
+      </w:pPr>
+    </w:p>
+    <w:p>
+      <w:pPr>
+        <w:numPr>
+          <w:ilvl w:val="0"/>
+          <w:numId w:val="18"/>
+        </w:numPr>
+        <w:rPr>
           <w:rFonts w:hint="eastAsia"/>
           <w:szCs w:val="21"/>
         </w:rPr>
@@ -4584,6 +4746,7 @@
           <w:noProof/>
           <w:szCs w:val="21"/>
         </w:rPr>
+        <w:lastRenderedPageBreak/>
         <w:drawing>
           <wp:inline distT="0" distB="0" distL="0" distR="0" wp14:anchorId="4DCFF8BA" wp14:editId="60538ABF">
             <wp:extent cx="1303894" cy="990765"/>
@@ -4649,8 +4812,33 @@
         <w:rPr>
           <w:rFonts w:hint="eastAsia"/>
           <w:szCs w:val="21"/>
-        </w:rPr>
-        <w:t>RABBIT小队，集结！：2费，将一张“小队支援”牌添加到手牌中免费打出（升级则添加升级后的）</w:t>
+          <w:highlight w:val="red"/>
+        </w:rPr>
+        <w:t>RABBIT小队，集结！：</w:t>
+      </w:r>
+      <w:r>
+        <w:rPr>
+          <w:rFonts w:hint="eastAsia"/>
+          <w:szCs w:val="21"/>
+          <w:highlight w:val="red"/>
+        </w:rPr>
+        <w:t>1</w:t>
+      </w:r>
+      <w:r>
+        <w:rPr>
+          <w:rFonts w:hint="eastAsia"/>
+          <w:szCs w:val="21"/>
+          <w:highlight w:val="red"/>
+        </w:rPr>
+        <w:t>费，将一张“小队支援”牌添加到手牌中免费打出（升级则添加升级后的）</w:t>
+      </w:r>
+      <w:r>
+        <w:rPr>
+          <w:rFonts w:hint="eastAsia"/>
+          <w:szCs w:val="21"/>
+          <w:highlight w:val="red"/>
+        </w:rPr>
+        <w:t>，消耗</w:t>
       </w:r>
     </w:p>
     <w:p>
@@ -4733,7 +4921,6 @@
           <w:sz w:val="32"/>
           <w:szCs w:val="32"/>
         </w:rPr>
-        <w:lastRenderedPageBreak/>
         <w:pict w14:anchorId="3331B698">
           <v:rect id="_x0000_i1027" style="width:0;height:1.5pt" o:hrstd="t" o:hrnoshade="t" o:hr="t" fillcolor="#ebebeb" stroked="f"/>
         </w:pict>
@@ -5188,6 +5375,7 @@
           <w:noProof/>
           <w:szCs w:val="21"/>
         </w:rPr>
+        <w:lastRenderedPageBreak/>
         <w:drawing>
           <wp:inline distT="0" distB="0" distL="0" distR="0" wp14:anchorId="207B3756" wp14:editId="04F88B79">
             <wp:extent cx="1602259" cy="1215639"/>
@@ -5346,7 +5534,6 @@
           <w:szCs w:val="21"/>
           <w:highlight w:val="yellow"/>
         </w:rPr>
-        <w:lastRenderedPageBreak/>
         <w:t>为了基沃托斯的和平：</w:t>
       </w:r>
       <w:r>
@@ -5742,6 +5929,7 @@
           <w:numId w:val="22"/>
         </w:numPr>
         <w:rPr>
+          <w:rFonts w:hint="eastAsia"/>
           <w:szCs w:val="21"/>
         </w:rPr>
       </w:pPr>
@@ -5783,6 +5971,7 @@
           <w:numId w:val="22"/>
         </w:numPr>
         <w:rPr>
+          <w:rFonts w:hint="eastAsia"/>
           <w:szCs w:val="21"/>
         </w:rPr>
       </w:pPr>
@@ -6011,7 +6200,6 @@
           <w:noProof/>
           <w:szCs w:val="21"/>
         </w:rPr>
-        <w:lastRenderedPageBreak/>
         <w:drawing>
           <wp:inline distT="0" distB="0" distL="0" distR="0" wp14:anchorId="3886FCDD" wp14:editId="7948A28E">
             <wp:extent cx="1604421" cy="1220415"/>
@@ -6415,6 +6603,7 @@
           <w:noProof/>
           <w:szCs w:val="21"/>
         </w:rPr>
+        <w:lastRenderedPageBreak/>
         <w:drawing>
           <wp:inline distT="0" distB="0" distL="0" distR="0" wp14:anchorId="3B43BC3E" wp14:editId="17EF8B80">
             <wp:extent cx="1673750" cy="1269880"/>
@@ -6636,7 +6825,6 @@
           <w:noProof/>
           <w:szCs w:val="21"/>
         </w:rPr>
-        <w:lastRenderedPageBreak/>
         <w:drawing>
           <wp:inline distT="0" distB="0" distL="0" distR="0" wp14:anchorId="6D4C2602" wp14:editId="41BF2CF5">
             <wp:extent cx="1655362" cy="1431235"/>
@@ -7051,6 +7239,7 @@
           <w:noProof/>
           <w:szCs w:val="21"/>
         </w:rPr>
+        <w:lastRenderedPageBreak/>
         <w:drawing>
           <wp:inline distT="0" distB="0" distL="0" distR="0" wp14:anchorId="3BD23379" wp14:editId="56B5707F">
             <wp:extent cx="1436656" cy="1220305"/>
@@ -7200,6 +7389,7 @@
           <w:numId w:val="23"/>
         </w:numPr>
         <w:rPr>
+          <w:rFonts w:hint="eastAsia"/>
           <w:highlight w:val="yellow"/>
         </w:rPr>
       </w:pPr>
@@ -7226,6 +7416,9 @@
           <w:ilvl w:val="0"/>
           <w:numId w:val="23"/>
         </w:numPr>
+        <w:rPr>
+          <w:rFonts w:hint="eastAsia"/>
+        </w:rPr>
       </w:pPr>
       <w:r>
         <w:rPr>

--- a/Cards.docx
+++ b/Cards.docx
@@ -905,6 +905,7 @@
           <w:numId w:val="14"/>
         </w:numPr>
         <w:rPr>
+          <w:rFonts w:hint="eastAsia"/>
           <w:szCs w:val="21"/>
           <w:highlight w:val="yellow"/>
         </w:rPr>
@@ -936,6 +937,7 @@
           <w:numId w:val="14"/>
         </w:numPr>
         <w:rPr>
+          <w:rFonts w:hint="eastAsia"/>
           <w:szCs w:val="21"/>
         </w:rPr>
       </w:pPr>
@@ -1700,7 +1702,7 @@
           <w:szCs w:val="21"/>
           <w:highlight w:val="yellow"/>
         </w:rPr>
-        <w:t>10</w:t>
+        <w:t>7</w:t>
       </w:r>
       <w:r>
         <w:rPr>
@@ -1730,7 +1732,7 @@
           <w:szCs w:val="21"/>
           <w:highlight w:val="yellow"/>
         </w:rPr>
-        <w:t>5</w:t>
+        <w:t>0</w:t>
       </w:r>
       <w:r>
         <w:rPr>
@@ -2779,6 +2781,7 @@
           <w:numId w:val="17"/>
         </w:numPr>
         <w:rPr>
+          <w:rFonts w:hint="eastAsia"/>
           <w:szCs w:val="21"/>
           <w:highlight w:val="yellow"/>
         </w:rPr>
@@ -2826,15 +2829,7 @@
           <w:szCs w:val="21"/>
           <w:highlight w:val="yellow"/>
         </w:rPr>
-        <w:t>能</w:t>
-      </w:r>
-      <w:r>
-        <w:rPr>
-          <w:rFonts w:hint="eastAsia"/>
-          <w:szCs w:val="21"/>
-          <w:highlight w:val="yellow"/>
-        </w:rPr>
-        <w:t>量</w:t>
+        <w:t>能量</w:t>
       </w:r>
     </w:p>
     <w:p>
@@ -2907,6 +2902,7 @@
           <w:numId w:val="17"/>
         </w:numPr>
         <w:rPr>
+          <w:rFonts w:hint="eastAsia"/>
           <w:szCs w:val="21"/>
           <w:highlight w:val="yellow"/>
         </w:rPr>
@@ -2941,6 +2937,7 @@
       <w:pPr>
         <w:ind w:left="720"/>
         <w:rPr>
+          <w:rFonts w:hint="eastAsia"/>
           <w:szCs w:val="21"/>
         </w:rPr>
       </w:pPr>
@@ -4007,14 +4004,14 @@
         <w:rPr>
           <w:rFonts w:hint="eastAsia"/>
           <w:szCs w:val="21"/>
-          <w:highlight w:val="red"/>
-        </w:rPr>
-      </w:pPr>
-      <w:r>
-        <w:rPr>
-          <w:rFonts w:hint="eastAsia"/>
-          <w:szCs w:val="21"/>
-          <w:highlight w:val="red"/>
+          <w:highlight w:val="yellow"/>
+        </w:rPr>
+      </w:pPr>
+      <w:r>
+        <w:rPr>
+          <w:rFonts w:hint="eastAsia"/>
+          <w:szCs w:val="21"/>
+          <w:highlight w:val="yellow"/>
         </w:rPr>
         <w:t>这份触摸，令人安心</w:t>
       </w:r>
@@ -4022,15 +4019,31 @@
         <w:rPr>
           <w:rFonts w:hint="eastAsia"/>
           <w:szCs w:val="21"/>
-          <w:highlight w:val="red"/>
-        </w:rPr>
-        <w:t>：1费，获得8点格挡</w:t>
-      </w:r>
-      <w:r>
-        <w:rPr>
-          <w:rFonts w:hint="eastAsia"/>
-          <w:szCs w:val="21"/>
-          <w:highlight w:val="red"/>
+          <w:highlight w:val="yellow"/>
+        </w:rPr>
+        <w:t>：</w:t>
+      </w:r>
+      <w:r>
+        <w:rPr>
+          <w:rFonts w:hint="eastAsia"/>
+          <w:szCs w:val="21"/>
+          <w:highlight w:val="yellow"/>
+        </w:rPr>
+        <w:t>2</w:t>
+      </w:r>
+      <w:r>
+        <w:rPr>
+          <w:rFonts w:hint="eastAsia"/>
+          <w:szCs w:val="21"/>
+          <w:highlight w:val="yellow"/>
+        </w:rPr>
+        <w:t>费，获得8点格挡</w:t>
+      </w:r>
+      <w:r>
+        <w:rPr>
+          <w:rFonts w:hint="eastAsia"/>
+          <w:szCs w:val="21"/>
+          <w:highlight w:val="yellow"/>
         </w:rPr>
         <w:t>（升级12点）</w:t>
       </w:r>
@@ -4038,7 +4051,7 @@
         <w:rPr>
           <w:rFonts w:hint="eastAsia"/>
           <w:szCs w:val="21"/>
-          <w:highlight w:val="red"/>
+          <w:highlight w:val="yellow"/>
         </w:rPr>
         <w:t>，1层师生羁绊</w:t>
       </w:r>
@@ -4046,7 +4059,7 @@
         <w:rPr>
           <w:rFonts w:hint="eastAsia"/>
           <w:szCs w:val="21"/>
-          <w:highlight w:val="red"/>
+          <w:highlight w:val="yellow"/>
         </w:rPr>
         <w:t>，下回合获得同等数值的格挡</w:t>
       </w:r>
@@ -4401,6 +4414,7 @@
           <w:numId w:val="18"/>
         </w:numPr>
         <w:rPr>
+          <w:rFonts w:hint="eastAsia"/>
           <w:szCs w:val="21"/>
         </w:rPr>
       </w:pPr>
@@ -4806,13 +4820,14 @@
         <w:rPr>
           <w:rFonts w:hint="eastAsia"/>
           <w:szCs w:val="21"/>
-        </w:rPr>
-      </w:pPr>
-      <w:r>
-        <w:rPr>
-          <w:rFonts w:hint="eastAsia"/>
-          <w:szCs w:val="21"/>
-          <w:highlight w:val="red"/>
+          <w:highlight w:val="yellow"/>
+        </w:rPr>
+      </w:pPr>
+      <w:r>
+        <w:rPr>
+          <w:rFonts w:hint="eastAsia"/>
+          <w:szCs w:val="21"/>
+          <w:highlight w:val="yellow"/>
         </w:rPr>
         <w:t>RABBIT小队，集结！：</w:t>
       </w:r>
@@ -4820,7 +4835,7 @@
         <w:rPr>
           <w:rFonts w:hint="eastAsia"/>
           <w:szCs w:val="21"/>
-          <w:highlight w:val="red"/>
+          <w:highlight w:val="yellow"/>
         </w:rPr>
         <w:t>1</w:t>
       </w:r>
@@ -4828,7 +4843,7 @@
         <w:rPr>
           <w:rFonts w:hint="eastAsia"/>
           <w:szCs w:val="21"/>
-          <w:highlight w:val="red"/>
+          <w:highlight w:val="yellow"/>
         </w:rPr>
         <w:t>费，将一张“小队支援”牌添加到手牌中免费打出（升级则添加升级后的）</w:t>
       </w:r>
@@ -4836,7 +4851,7 @@
         <w:rPr>
           <w:rFonts w:hint="eastAsia"/>
           <w:szCs w:val="21"/>
-          <w:highlight w:val="red"/>
+          <w:highlight w:val="yellow"/>
         </w:rPr>
         <w:t>，消耗</w:t>
       </w:r>
@@ -6048,13 +6063,13 @@
         <w:rPr>
           <w:rFonts w:hint="eastAsia"/>
           <w:szCs w:val="21"/>
-          <w:highlight w:val="red"/>
-        </w:rPr>
-      </w:pPr>
-      <w:r>
-        <w:rPr>
-          <w:szCs w:val="21"/>
-          <w:highlight w:val="red"/>
+          <w:highlight w:val="yellow"/>
+        </w:rPr>
+      </w:pPr>
+      <w:r>
+        <w:rPr>
+          <w:szCs w:val="21"/>
+          <w:highlight w:val="yellow"/>
         </w:rPr>
         <w:t>引爆：</w:t>
       </w:r>
@@ -6062,14 +6077,14 @@
         <w:rPr>
           <w:rFonts w:hint="eastAsia"/>
           <w:szCs w:val="21"/>
-          <w:highlight w:val="red"/>
+          <w:highlight w:val="yellow"/>
         </w:rPr>
         <w:t>2</w:t>
       </w:r>
       <w:r>
         <w:rPr>
           <w:szCs w:val="21"/>
-          <w:highlight w:val="red"/>
+          <w:highlight w:val="yellow"/>
         </w:rPr>
         <w:t xml:space="preserve"> 费，全体 25 伤（升级 + 5），消耗【C4 生成】</w:t>
       </w:r>
@@ -6146,13 +6161,13 @@
         <w:rPr>
           <w:rFonts w:hint="eastAsia"/>
           <w:szCs w:val="21"/>
-          <w:highlight w:val="red"/>
-        </w:rPr>
-      </w:pPr>
-      <w:r>
-        <w:rPr>
-          <w:szCs w:val="21"/>
-          <w:highlight w:val="red"/>
+          <w:highlight w:val="yellow"/>
+        </w:rPr>
+      </w:pPr>
+      <w:r>
+        <w:rPr>
+          <w:szCs w:val="21"/>
+          <w:highlight w:val="yellow"/>
         </w:rPr>
         <w:t>无人机突袭：</w:t>
       </w:r>
@@ -6160,14 +6175,14 @@
         <w:rPr>
           <w:rFonts w:hint="eastAsia"/>
           <w:szCs w:val="21"/>
-          <w:highlight w:val="red"/>
+          <w:highlight w:val="yellow"/>
         </w:rPr>
         <w:t>0</w:t>
       </w:r>
       <w:r>
         <w:rPr>
           <w:szCs w:val="21"/>
-          <w:highlight w:val="red"/>
+          <w:highlight w:val="yellow"/>
         </w:rPr>
         <w:t xml:space="preserve"> 费，激发闪光无人机，消耗</w:t>
       </w:r>
@@ -6175,14 +6190,14 @@
         <w:rPr>
           <w:rFonts w:hint="eastAsia"/>
           <w:szCs w:val="21"/>
-          <w:highlight w:val="red"/>
+          <w:highlight w:val="yellow"/>
         </w:rPr>
         <w:t xml:space="preserve"> </w:t>
       </w:r>
       <w:r>
         <w:rPr>
           <w:szCs w:val="21"/>
-          <w:highlight w:val="red"/>
+          <w:highlight w:val="yellow"/>
         </w:rPr>
         <w:t>【无人机出动生成】</w:t>
       </w:r>
@@ -6679,7 +6694,7 @@
           <w:szCs w:val="21"/>
           <w:highlight w:val="yellow"/>
         </w:rPr>
-        <w:t>2</w:t>
+        <w:t>3</w:t>
       </w:r>
       <w:r>
         <w:rPr>

--- a/Cards.docx
+++ b/Cards.docx
@@ -929,6 +929,61 @@
           <w:szCs w:val="21"/>
         </w:rPr>
       </w:pPr>
+      <w:r>
+        <w:rPr>
+          <w:rFonts w:hint="eastAsia"/>
+          <w:noProof/>
+          <w:szCs w:val="21"/>
+        </w:rPr>
+        <w:drawing>
+          <wp:inline distT="0" distB="0" distL="0" distR="0" wp14:anchorId="407C76C6" wp14:editId="7AB8D725">
+            <wp:extent cx="1453110" cy="1104491"/>
+            <wp:effectExtent l="0" t="0" r="0" b="635"/>
+            <wp:docPr id="2111974357" name="图片 7"/>
+            <wp:cNvGraphicFramePr>
+              <a:graphicFrameLocks xmlns:a="http://schemas.openxmlformats.org/drawingml/2006/main" noChangeAspect="1"/>
+            </wp:cNvGraphicFramePr>
+            <a:graphic xmlns:a="http://schemas.openxmlformats.org/drawingml/2006/main">
+              <a:graphicData uri="http://schemas.openxmlformats.org/drawingml/2006/picture">
+                <pic:pic xmlns:pic="http://schemas.openxmlformats.org/drawingml/2006/picture">
+                  <pic:nvPicPr>
+                    <pic:cNvPr id="0" name="Picture 11"/>
+                    <pic:cNvPicPr>
+                      <a:picLocks noChangeAspect="1" noChangeArrowheads="1"/>
+                    </pic:cNvPicPr>
+                  </pic:nvPicPr>
+                  <pic:blipFill>
+                    <a:blip r:embed="rId12" cstate="print">
+                      <a:extLst>
+                        <a:ext uri="{28A0092B-C50C-407E-A947-70E740481C1C}">
+                          <a14:useLocalDpi xmlns:a14="http://schemas.microsoft.com/office/drawing/2010/main" val="0"/>
+                        </a:ext>
+                      </a:extLst>
+                    </a:blip>
+                    <a:srcRect/>
+                    <a:stretch>
+                      <a:fillRect/>
+                    </a:stretch>
+                  </pic:blipFill>
+                  <pic:spPr bwMode="auto">
+                    <a:xfrm>
+                      <a:off x="0" y="0"/>
+                      <a:ext cx="1467064" cy="1115097"/>
+                    </a:xfrm>
+                    <a:prstGeom prst="rect">
+                      <a:avLst/>
+                    </a:prstGeom>
+                    <a:noFill/>
+                    <a:ln>
+                      <a:noFill/>
+                    </a:ln>
+                  </pic:spPr>
+                </pic:pic>
+              </a:graphicData>
+            </a:graphic>
+          </wp:inline>
+        </w:drawing>
+      </w:r>
     </w:p>
     <w:p>
       <w:pPr>
@@ -1068,7 +1123,7 @@
                     </pic:cNvPicPr>
                   </pic:nvPicPr>
                   <pic:blipFill>
-                    <a:blip r:embed="rId12" cstate="print">
+                    <a:blip r:embed="rId13" cstate="print">
                       <a:extLst>
                         <a:ext uri="{28A0092B-C50C-407E-A947-70E740481C1C}">
                           <a14:useLocalDpi xmlns:a14="http://schemas.microsoft.com/office/drawing/2010/main" val="0"/>
@@ -1181,7 +1236,7 @@
                     </pic:cNvPicPr>
                   </pic:nvPicPr>
                   <pic:blipFill>
-                    <a:blip r:embed="rId13" cstate="print">
+                    <a:blip r:embed="rId14" cstate="print">
                       <a:extLst>
                         <a:ext uri="{28A0092B-C50C-407E-A947-70E740481C1C}">
                           <a14:useLocalDpi xmlns:a14="http://schemas.microsoft.com/office/drawing/2010/main" val="0"/>
@@ -1295,7 +1350,7 @@
                     </pic:cNvPicPr>
                   </pic:nvPicPr>
                   <pic:blipFill>
-                    <a:blip r:embed="rId14" cstate="print">
+                    <a:blip r:embed="rId15" cstate="print">
                       <a:extLst>
                         <a:ext uri="{28A0092B-C50C-407E-A947-70E740481C1C}">
                           <a14:useLocalDpi xmlns:a14="http://schemas.microsoft.com/office/drawing/2010/main" val="0"/>
@@ -1344,6 +1399,7 @@
           <w:szCs w:val="21"/>
           <w:highlight w:val="yellow"/>
         </w:rPr>
+        <w:lastRenderedPageBreak/>
         <w:t>小队支援</w:t>
       </w:r>
       <w:r>
@@ -1436,7 +1492,6 @@
           <w:noProof/>
           <w:szCs w:val="21"/>
         </w:rPr>
-        <w:lastRenderedPageBreak/>
         <w:drawing>
           <wp:inline distT="0" distB="0" distL="0" distR="0" wp14:anchorId="293C4640" wp14:editId="6719E048">
             <wp:extent cx="1509505" cy="1146341"/>
@@ -1455,7 +1510,7 @@
                     </pic:cNvPicPr>
                   </pic:nvPicPr>
                   <pic:blipFill>
-                    <a:blip r:embed="rId15" cstate="print">
+                    <a:blip r:embed="rId16" cstate="print">
                       <a:extLst>
                         <a:ext uri="{28A0092B-C50C-407E-A947-70E740481C1C}">
                           <a14:useLocalDpi xmlns:a14="http://schemas.microsoft.com/office/drawing/2010/main" val="0"/>
@@ -1570,7 +1625,7 @@
                     </pic:cNvPicPr>
                   </pic:nvPicPr>
                   <pic:blipFill>
-                    <a:blip r:embed="rId16" cstate="print">
+                    <a:blip r:embed="rId17" cstate="print">
                       <a:extLst>
                         <a:ext uri="{28A0092B-C50C-407E-A947-70E740481C1C}">
                           <a14:useLocalDpi xmlns:a14="http://schemas.microsoft.com/office/drawing/2010/main" val="0"/>
@@ -1639,6 +1694,61 @@
           <w:szCs w:val="21"/>
         </w:rPr>
       </w:pPr>
+      <w:r>
+        <w:rPr>
+          <w:rFonts w:hint="eastAsia"/>
+          <w:noProof/>
+          <w:szCs w:val="21"/>
+        </w:rPr>
+        <w:drawing>
+          <wp:inline distT="0" distB="0" distL="0" distR="0" wp14:anchorId="668BA212" wp14:editId="5008BFF4">
+            <wp:extent cx="1777543" cy="1348539"/>
+            <wp:effectExtent l="0" t="0" r="0" b="4445"/>
+            <wp:docPr id="2139245405" name="图片 6"/>
+            <wp:cNvGraphicFramePr>
+              <a:graphicFrameLocks xmlns:a="http://schemas.openxmlformats.org/drawingml/2006/main" noChangeAspect="1"/>
+            </wp:cNvGraphicFramePr>
+            <a:graphic xmlns:a="http://schemas.openxmlformats.org/drawingml/2006/main">
+              <a:graphicData uri="http://schemas.openxmlformats.org/drawingml/2006/picture">
+                <pic:pic xmlns:pic="http://schemas.openxmlformats.org/drawingml/2006/picture">
+                  <pic:nvPicPr>
+                    <pic:cNvPr id="0" name="Picture 10"/>
+                    <pic:cNvPicPr>
+                      <a:picLocks noChangeAspect="1" noChangeArrowheads="1"/>
+                    </pic:cNvPicPr>
+                  </pic:nvPicPr>
+                  <pic:blipFill>
+                    <a:blip r:embed="rId18" cstate="print">
+                      <a:extLst>
+                        <a:ext uri="{28A0092B-C50C-407E-A947-70E740481C1C}">
+                          <a14:useLocalDpi xmlns:a14="http://schemas.microsoft.com/office/drawing/2010/main" val="0"/>
+                        </a:ext>
+                      </a:extLst>
+                    </a:blip>
+                    <a:srcRect/>
+                    <a:stretch>
+                      <a:fillRect/>
+                    </a:stretch>
+                  </pic:blipFill>
+                  <pic:spPr bwMode="auto">
+                    <a:xfrm>
+                      <a:off x="0" y="0"/>
+                      <a:ext cx="1796349" cy="1362807"/>
+                    </a:xfrm>
+                    <a:prstGeom prst="rect">
+                      <a:avLst/>
+                    </a:prstGeom>
+                    <a:noFill/>
+                    <a:ln>
+                      <a:noFill/>
+                    </a:ln>
+                  </pic:spPr>
+                </pic:pic>
+              </a:graphicData>
+            </a:graphic>
+          </wp:inline>
+        </w:drawing>
+      </w:r>
     </w:p>
     <w:p>
       <w:pPr>
@@ -1788,7 +1898,7 @@
                     </pic:cNvPicPr>
                   </pic:nvPicPr>
                   <pic:blipFill>
-                    <a:blip r:embed="rId17" cstate="print">
+                    <a:blip r:embed="rId19" cstate="print">
                       <a:extLst>
                         <a:ext uri="{28A0092B-C50C-407E-A947-70E740481C1C}">
                           <a14:useLocalDpi xmlns:a14="http://schemas.microsoft.com/office/drawing/2010/main" val="0"/>
@@ -1871,7 +1981,7 @@
                     </pic:cNvPicPr>
                   </pic:nvPicPr>
                   <pic:blipFill>
-                    <a:blip r:embed="rId18" cstate="print">
+                    <a:blip r:embed="rId20" cstate="print">
                       <a:extLst>
                         <a:ext uri="{28A0092B-C50C-407E-A947-70E740481C1C}">
                           <a14:useLocalDpi xmlns:a14="http://schemas.microsoft.com/office/drawing/2010/main" val="0"/>
@@ -1999,7 +2109,7 @@
                     </pic:cNvPicPr>
                   </pic:nvPicPr>
                   <pic:blipFill>
-                    <a:blip r:embed="rId19" cstate="print">
+                    <a:blip r:embed="rId21" cstate="print">
                       <a:extLst>
                         <a:ext uri="{28A0092B-C50C-407E-A947-70E740481C1C}">
                           <a14:useLocalDpi xmlns:a14="http://schemas.microsoft.com/office/drawing/2010/main" val="0"/>
@@ -2104,6 +2214,7 @@
           <w:noProof/>
           <w:szCs w:val="21"/>
         </w:rPr>
+        <w:lastRenderedPageBreak/>
         <w:drawing>
           <wp:inline distT="0" distB="0" distL="0" distR="0" wp14:anchorId="71895AF3" wp14:editId="15981DFC">
             <wp:extent cx="1540214" cy="1170333"/>
@@ -2122,7 +2233,7 @@
                     </pic:cNvPicPr>
                   </pic:nvPicPr>
                   <pic:blipFill>
-                    <a:blip r:embed="rId20" cstate="print">
+                    <a:blip r:embed="rId22" cstate="print">
                       <a:extLst>
                         <a:ext uri="{28A0092B-C50C-407E-A947-70E740481C1C}">
                           <a14:useLocalDpi xmlns:a14="http://schemas.microsoft.com/office/drawing/2010/main" val="0"/>
@@ -2226,7 +2337,6 @@
           <w:noProof/>
           <w:szCs w:val="21"/>
         </w:rPr>
-        <w:lastRenderedPageBreak/>
         <w:drawing>
           <wp:inline distT="0" distB="0" distL="0" distR="0" wp14:anchorId="55483087" wp14:editId="072DB751">
             <wp:extent cx="1526388" cy="1158075"/>
@@ -2245,7 +2355,7 @@
                     </pic:cNvPicPr>
                   </pic:nvPicPr>
                   <pic:blipFill>
-                    <a:blip r:embed="rId21" cstate="print">
+                    <a:blip r:embed="rId23" cstate="print">
                       <a:extLst>
                         <a:ext uri="{28A0092B-C50C-407E-A947-70E740481C1C}">
                           <a14:useLocalDpi xmlns:a14="http://schemas.microsoft.com/office/drawing/2010/main" val="0"/>
@@ -2384,7 +2494,7 @@
                     </pic:cNvPicPr>
                   </pic:nvPicPr>
                   <pic:blipFill>
-                    <a:blip r:embed="rId22" cstate="print">
+                    <a:blip r:embed="rId24" cstate="print">
                       <a:extLst>
                         <a:ext uri="{28A0092B-C50C-407E-A947-70E740481C1C}">
                           <a14:useLocalDpi xmlns:a14="http://schemas.microsoft.com/office/drawing/2010/main" val="0"/>
@@ -2497,7 +2607,7 @@
                     </pic:cNvPicPr>
                   </pic:nvPicPr>
                   <pic:blipFill>
-                    <a:blip r:embed="rId23" cstate="print">
+                    <a:blip r:embed="rId25" cstate="print">
                       <a:extLst>
                         <a:ext uri="{28A0092B-C50C-407E-A947-70E740481C1C}">
                           <a14:useLocalDpi xmlns:a14="http://schemas.microsoft.com/office/drawing/2010/main" val="0"/>
@@ -2651,7 +2761,7 @@
                     </pic:cNvPicPr>
                   </pic:nvPicPr>
                   <pic:blipFill>
-                    <a:blip r:embed="rId24" cstate="print">
+                    <a:blip r:embed="rId26" cstate="print">
                       <a:extLst>
                         <a:ext uri="{28A0092B-C50C-407E-A947-70E740481C1C}">
                           <a14:useLocalDpi xmlns:a14="http://schemas.microsoft.com/office/drawing/2010/main" val="0"/>
@@ -2742,7 +2852,7 @@
                     </pic:cNvPicPr>
                   </pic:nvPicPr>
                   <pic:blipFill>
-                    <a:blip r:embed="rId25" cstate="print">
+                    <a:blip r:embed="rId27" cstate="print">
                       <a:extLst>
                         <a:ext uri="{28A0092B-C50C-407E-A947-70E740481C1C}">
                           <a14:useLocalDpi xmlns:a14="http://schemas.microsoft.com/office/drawing/2010/main" val="0"/>
@@ -2845,6 +2955,7 @@
           <w:noProof/>
           <w:szCs w:val="21"/>
         </w:rPr>
+        <w:lastRenderedPageBreak/>
         <w:drawing>
           <wp:inline distT="0" distB="0" distL="0" distR="0" wp14:anchorId="53E30104" wp14:editId="46AAE2CD">
             <wp:extent cx="1166217" cy="886151"/>
@@ -2863,7 +2974,7 @@
                     </pic:cNvPicPr>
                   </pic:nvPicPr>
                   <pic:blipFill>
-                    <a:blip r:embed="rId26" cstate="print">
+                    <a:blip r:embed="rId28" cstate="print">
                       <a:extLst>
                         <a:ext uri="{28A0092B-C50C-407E-A947-70E740481C1C}">
                           <a14:useLocalDpi xmlns:a14="http://schemas.microsoft.com/office/drawing/2010/main" val="0"/>
@@ -2941,6 +3052,61 @@
           <w:szCs w:val="21"/>
         </w:rPr>
       </w:pPr>
+      <w:r>
+        <w:rPr>
+          <w:rFonts w:hint="eastAsia"/>
+          <w:noProof/>
+          <w:szCs w:val="21"/>
+        </w:rPr>
+        <w:drawing>
+          <wp:inline distT="0" distB="0" distL="0" distR="0" wp14:anchorId="0DF7FBAB" wp14:editId="023540EF">
+            <wp:extent cx="1208638" cy="916938"/>
+            <wp:effectExtent l="0" t="0" r="0" b="0"/>
+            <wp:docPr id="1847566900" name="图片 4"/>
+            <wp:cNvGraphicFramePr>
+              <a:graphicFrameLocks xmlns:a="http://schemas.openxmlformats.org/drawingml/2006/main" noChangeAspect="1"/>
+            </wp:cNvGraphicFramePr>
+            <a:graphic xmlns:a="http://schemas.openxmlformats.org/drawingml/2006/main">
+              <a:graphicData uri="http://schemas.openxmlformats.org/drawingml/2006/picture">
+                <pic:pic xmlns:pic="http://schemas.openxmlformats.org/drawingml/2006/picture">
+                  <pic:nvPicPr>
+                    <pic:cNvPr id="0" name="Picture 8"/>
+                    <pic:cNvPicPr>
+                      <a:picLocks noChangeAspect="1" noChangeArrowheads="1"/>
+                    </pic:cNvPicPr>
+                  </pic:nvPicPr>
+                  <pic:blipFill>
+                    <a:blip r:embed="rId29" cstate="print">
+                      <a:extLst>
+                        <a:ext uri="{28A0092B-C50C-407E-A947-70E740481C1C}">
+                          <a14:useLocalDpi xmlns:a14="http://schemas.microsoft.com/office/drawing/2010/main" val="0"/>
+                        </a:ext>
+                      </a:extLst>
+                    </a:blip>
+                    <a:srcRect/>
+                    <a:stretch>
+                      <a:fillRect/>
+                    </a:stretch>
+                  </pic:blipFill>
+                  <pic:spPr bwMode="auto">
+                    <a:xfrm>
+                      <a:off x="0" y="0"/>
+                      <a:ext cx="1226999" cy="930868"/>
+                    </a:xfrm>
+                    <a:prstGeom prst="rect">
+                      <a:avLst/>
+                    </a:prstGeom>
+                    <a:noFill/>
+                    <a:ln>
+                      <a:noFill/>
+                    </a:ln>
+                  </pic:spPr>
+                </pic:pic>
+              </a:graphicData>
+            </a:graphic>
+          </wp:inline>
+        </w:drawing>
+      </w:r>
     </w:p>
     <w:p>
       <w:pPr>
@@ -2971,6 +3137,61 @@
           <w:szCs w:val="21"/>
         </w:rPr>
       </w:pPr>
+      <w:r>
+        <w:rPr>
+          <w:rFonts w:hint="eastAsia"/>
+          <w:noProof/>
+          <w:szCs w:val="21"/>
+        </w:rPr>
+        <w:drawing>
+          <wp:inline distT="0" distB="0" distL="0" distR="0" wp14:anchorId="43BE68D9" wp14:editId="2C3B839F">
+            <wp:extent cx="1235828" cy="939536"/>
+            <wp:effectExtent l="0" t="0" r="2540" b="0"/>
+            <wp:docPr id="3711602" name="图片 5"/>
+            <wp:cNvGraphicFramePr>
+              <a:graphicFrameLocks xmlns:a="http://schemas.openxmlformats.org/drawingml/2006/main" noChangeAspect="1"/>
+            </wp:cNvGraphicFramePr>
+            <a:graphic xmlns:a="http://schemas.openxmlformats.org/drawingml/2006/main">
+              <a:graphicData uri="http://schemas.openxmlformats.org/drawingml/2006/picture">
+                <pic:pic xmlns:pic="http://schemas.openxmlformats.org/drawingml/2006/picture">
+                  <pic:nvPicPr>
+                    <pic:cNvPr id="0" name="Picture 9"/>
+                    <pic:cNvPicPr>
+                      <a:picLocks noChangeAspect="1" noChangeArrowheads="1"/>
+                    </pic:cNvPicPr>
+                  </pic:nvPicPr>
+                  <pic:blipFill>
+                    <a:blip r:embed="rId30" cstate="print">
+                      <a:extLst>
+                        <a:ext uri="{28A0092B-C50C-407E-A947-70E740481C1C}">
+                          <a14:useLocalDpi xmlns:a14="http://schemas.microsoft.com/office/drawing/2010/main" val="0"/>
+                        </a:ext>
+                      </a:extLst>
+                    </a:blip>
+                    <a:srcRect/>
+                    <a:stretch>
+                      <a:fillRect/>
+                    </a:stretch>
+                  </pic:blipFill>
+                  <pic:spPr bwMode="auto">
+                    <a:xfrm>
+                      <a:off x="0" y="0"/>
+                      <a:ext cx="1250142" cy="950418"/>
+                    </a:xfrm>
+                    <a:prstGeom prst="rect">
+                      <a:avLst/>
+                    </a:prstGeom>
+                    <a:noFill/>
+                    <a:ln>
+                      <a:noFill/>
+                    </a:ln>
+                  </pic:spPr>
+                </pic:pic>
+              </a:graphicData>
+            </a:graphic>
+          </wp:inline>
+        </w:drawing>
+      </w:r>
     </w:p>
     <w:p>
       <w:pPr>
@@ -3054,7 +3275,7 @@
                     </pic:cNvPicPr>
                   </pic:nvPicPr>
                   <pic:blipFill>
-                    <a:blip r:embed="rId27" cstate="print">
+                    <a:blip r:embed="rId31" cstate="print">
                       <a:extLst>
                         <a:ext uri="{28A0092B-C50C-407E-A947-70E740481C1C}">
                           <a14:useLocalDpi xmlns:a14="http://schemas.microsoft.com/office/drawing/2010/main" val="0"/>
@@ -3182,7 +3403,7 @@
                     </pic:cNvPicPr>
                   </pic:nvPicPr>
                   <pic:blipFill>
-                    <a:blip r:embed="rId28" cstate="print">
+                    <a:blip r:embed="rId32" cstate="print">
                       <a:extLst>
                         <a:ext uri="{28A0092B-C50C-407E-A947-70E740481C1C}">
                           <a14:useLocalDpi xmlns:a14="http://schemas.microsoft.com/office/drawing/2010/main" val="0"/>
@@ -3267,7 +3488,7 @@
                     </pic:cNvPicPr>
                   </pic:nvPicPr>
                   <pic:blipFill>
-                    <a:blip r:embed="rId29" cstate="print">
+                    <a:blip r:embed="rId33" cstate="print">
                       <a:extLst>
                         <a:ext uri="{28A0092B-C50C-407E-A947-70E740481C1C}">
                           <a14:useLocalDpi xmlns:a14="http://schemas.microsoft.com/office/drawing/2010/main" val="0"/>
@@ -3419,7 +3640,7 @@
                     </pic:cNvPicPr>
                   </pic:nvPicPr>
                   <pic:blipFill>
-                    <a:blip r:embed="rId30" cstate="print">
+                    <a:blip r:embed="rId34" cstate="print">
                       <a:extLst>
                         <a:ext uri="{28A0092B-C50C-407E-A947-70E740481C1C}">
                           <a14:useLocalDpi xmlns:a14="http://schemas.microsoft.com/office/drawing/2010/main" val="0"/>
@@ -3573,7 +3794,7 @@
                     </pic:cNvPicPr>
                   </pic:nvPicPr>
                   <pic:blipFill>
-                    <a:blip r:embed="rId31" cstate="print">
+                    <a:blip r:embed="rId35" cstate="print">
                       <a:extLst>
                         <a:ext uri="{28A0092B-C50C-407E-A947-70E740481C1C}">
                           <a14:useLocalDpi xmlns:a14="http://schemas.microsoft.com/office/drawing/2010/main" val="0"/>
@@ -3623,6 +3844,7 @@
           <w:szCs w:val="21"/>
           <w:highlight w:val="yellow"/>
         </w:rPr>
+        <w:lastRenderedPageBreak/>
         <w:t>偷跑开始</w:t>
       </w:r>
       <w:r>
@@ -3719,7 +3941,7 @@
                     </pic:cNvPicPr>
                   </pic:nvPicPr>
                   <pic:blipFill>
-                    <a:blip r:embed="rId32" cstate="print">
+                    <a:blip r:embed="rId36" cstate="print">
                       <a:extLst>
                         <a:ext uri="{28A0092B-C50C-407E-A947-70E740481C1C}">
                           <a14:useLocalDpi xmlns:a14="http://schemas.microsoft.com/office/drawing/2010/main" val="0"/>
@@ -3856,7 +4078,7 @@
                     </pic:cNvPicPr>
                   </pic:nvPicPr>
                   <pic:blipFill>
-                    <a:blip r:embed="rId33" cstate="print">
+                    <a:blip r:embed="rId37" cstate="print">
                       <a:extLst>
                         <a:ext uri="{28A0092B-C50C-407E-A947-70E740481C1C}">
                           <a14:useLocalDpi xmlns:a14="http://schemas.microsoft.com/office/drawing/2010/main" val="0"/>
@@ -3944,7 +4166,6 @@
           <w:noProof/>
           <w:szCs w:val="21"/>
         </w:rPr>
-        <w:lastRenderedPageBreak/>
         <w:drawing>
           <wp:inline distT="0" distB="0" distL="0" distR="0" wp14:anchorId="56B07AB2" wp14:editId="62F61533">
             <wp:extent cx="1550703" cy="1179554"/>
@@ -3963,7 +4184,7 @@
                     </pic:cNvPicPr>
                   </pic:nvPicPr>
                   <pic:blipFill>
-                    <a:blip r:embed="rId34" cstate="print">
+                    <a:blip r:embed="rId38" cstate="print">
                       <a:extLst>
                         <a:ext uri="{28A0092B-C50C-407E-A947-70E740481C1C}">
                           <a14:useLocalDpi xmlns:a14="http://schemas.microsoft.com/office/drawing/2010/main" val="0"/>
@@ -4096,7 +4317,7 @@
                     </pic:cNvPicPr>
                   </pic:nvPicPr>
                   <pic:blipFill>
-                    <a:blip r:embed="rId35" cstate="print">
+                    <a:blip r:embed="rId39" cstate="print">
                       <a:extLst>
                         <a:ext uri="{28A0092B-C50C-407E-A947-70E740481C1C}">
                           <a14:useLocalDpi xmlns:a14="http://schemas.microsoft.com/office/drawing/2010/main" val="0"/>
@@ -4238,7 +4459,7 @@
                     </pic:cNvPicPr>
                   </pic:nvPicPr>
                   <pic:blipFill>
-                    <a:blip r:embed="rId36" cstate="print">
+                    <a:blip r:embed="rId40" cstate="print">
                       <a:extLst>
                         <a:ext uri="{28A0092B-C50C-407E-A947-70E740481C1C}">
                           <a14:useLocalDpi xmlns:a14="http://schemas.microsoft.com/office/drawing/2010/main" val="0"/>
@@ -4375,7 +4596,7 @@
                     </pic:cNvPicPr>
                   </pic:nvPicPr>
                   <pic:blipFill>
-                    <a:blip r:embed="rId37" cstate="print">
+                    <a:blip r:embed="rId41" cstate="print">
                       <a:extLst>
                         <a:ext uri="{28A0092B-C50C-407E-A947-70E740481C1C}">
                           <a14:useLocalDpi xmlns:a14="http://schemas.microsoft.com/office/drawing/2010/main" val="0"/>
@@ -4416,12 +4637,14 @@
         <w:rPr>
           <w:rFonts w:hint="eastAsia"/>
           <w:szCs w:val="21"/>
-        </w:rPr>
-      </w:pPr>
-      <w:r>
-        <w:rPr>
-          <w:rFonts w:hint="eastAsia"/>
-          <w:szCs w:val="21"/>
+          <w:highlight w:val="yellow"/>
+        </w:rPr>
+      </w:pPr>
+      <w:r>
+        <w:rPr>
+          <w:rFonts w:hint="eastAsia"/>
+          <w:szCs w:val="21"/>
+          <w:highlight w:val="yellow"/>
         </w:rPr>
         <w:t>轻装上阵：0费2星，获得1点能量（升级2点）</w:t>
       </w:r>
@@ -4434,6 +4657,61 @@
           <w:szCs w:val="21"/>
         </w:rPr>
       </w:pPr>
+      <w:r>
+        <w:rPr>
+          <w:rFonts w:hint="eastAsia"/>
+          <w:noProof/>
+          <w:szCs w:val="21"/>
+        </w:rPr>
+        <w:drawing>
+          <wp:inline distT="0" distB="0" distL="0" distR="0" wp14:anchorId="5A707A8C" wp14:editId="08D69C6C">
+            <wp:extent cx="1517515" cy="1153688"/>
+            <wp:effectExtent l="0" t="0" r="6985" b="8890"/>
+            <wp:docPr id="1945145772" name="图片 3"/>
+            <wp:cNvGraphicFramePr>
+              <a:graphicFrameLocks xmlns:a="http://schemas.openxmlformats.org/drawingml/2006/main" noChangeAspect="1"/>
+            </wp:cNvGraphicFramePr>
+            <a:graphic xmlns:a="http://schemas.openxmlformats.org/drawingml/2006/main">
+              <a:graphicData uri="http://schemas.openxmlformats.org/drawingml/2006/picture">
+                <pic:pic xmlns:pic="http://schemas.openxmlformats.org/drawingml/2006/picture">
+                  <pic:nvPicPr>
+                    <pic:cNvPr id="0" name="Picture 7"/>
+                    <pic:cNvPicPr>
+                      <a:picLocks noChangeAspect="1" noChangeArrowheads="1"/>
+                    </pic:cNvPicPr>
+                  </pic:nvPicPr>
+                  <pic:blipFill>
+                    <a:blip r:embed="rId42" cstate="print">
+                      <a:extLst>
+                        <a:ext uri="{28A0092B-C50C-407E-A947-70E740481C1C}">
+                          <a14:useLocalDpi xmlns:a14="http://schemas.microsoft.com/office/drawing/2010/main" val="0"/>
+                        </a:ext>
+                      </a:extLst>
+                    </a:blip>
+                    <a:srcRect/>
+                    <a:stretch>
+                      <a:fillRect/>
+                    </a:stretch>
+                  </pic:blipFill>
+                  <pic:spPr bwMode="auto">
+                    <a:xfrm>
+                      <a:off x="0" y="0"/>
+                      <a:ext cx="1529371" cy="1162701"/>
+                    </a:xfrm>
+                    <a:prstGeom prst="rect">
+                      <a:avLst/>
+                    </a:prstGeom>
+                    <a:noFill/>
+                    <a:ln>
+                      <a:noFill/>
+                    </a:ln>
+                  </pic:spPr>
+                </pic:pic>
+              </a:graphicData>
+            </a:graphic>
+          </wp:inline>
+        </w:drawing>
+      </w:r>
     </w:p>
     <w:p>
       <w:pPr>
@@ -4583,7 +4861,7 @@
                     </pic:cNvPicPr>
                   </pic:nvPicPr>
                   <pic:blipFill>
-                    <a:blip r:embed="rId38" cstate="print">
+                    <a:blip r:embed="rId43" cstate="print">
                       <a:extLst>
                         <a:ext uri="{28A0092B-C50C-407E-A947-70E740481C1C}">
                           <a14:useLocalDpi xmlns:a14="http://schemas.microsoft.com/office/drawing/2010/main" val="0"/>
@@ -4624,13 +4902,45 @@
         <w:rPr>
           <w:rFonts w:hint="eastAsia"/>
           <w:szCs w:val="21"/>
-        </w:rPr>
-      </w:pPr>
-      <w:r>
-        <w:rPr>
-          <w:szCs w:val="21"/>
-        </w:rPr>
-        <w:t>请再多陪我一会吧：1 费，下一张技能牌额外触发 1 次（升级 2 次）</w:t>
+          <w:highlight w:val="yellow"/>
+        </w:rPr>
+      </w:pPr>
+      <w:r>
+        <w:rPr>
+          <w:szCs w:val="21"/>
+          <w:highlight w:val="yellow"/>
+        </w:rPr>
+        <w:t>请再多陪我一会吧：1 费，</w:t>
+      </w:r>
+      <w:r>
+        <w:rPr>
+          <w:rFonts w:hint="eastAsia"/>
+          <w:szCs w:val="21"/>
+          <w:highlight w:val="yellow"/>
+        </w:rPr>
+        <w:t>在这个回合，</w:t>
+      </w:r>
+      <w:r>
+        <w:rPr>
+          <w:szCs w:val="21"/>
+          <w:highlight w:val="yellow"/>
+        </w:rPr>
+        <w:t>下一张技能牌额外触发 1 次（升级</w:t>
+      </w:r>
+      <w:r>
+        <w:rPr>
+          <w:rFonts w:hint="eastAsia"/>
+          <w:szCs w:val="21"/>
+          <w:highlight w:val="yellow"/>
+        </w:rPr>
+        <w:t>下两张</w:t>
+      </w:r>
+      <w:r>
+        <w:rPr>
+          <w:szCs w:val="21"/>
+          <w:highlight w:val="yellow"/>
+        </w:rPr>
+        <w:t>）</w:t>
       </w:r>
     </w:p>
     <w:p>
@@ -4664,7 +4974,7 @@
                     </pic:cNvPicPr>
                   </pic:nvPicPr>
                   <pic:blipFill>
-                    <a:blip r:embed="rId39" cstate="print">
+                    <a:blip r:embed="rId44" cstate="print">
                       <a:extLst>
                         <a:ext uri="{28A0092B-C50C-407E-A947-70E740481C1C}">
                           <a14:useLocalDpi xmlns:a14="http://schemas.microsoft.com/office/drawing/2010/main" val="0"/>
@@ -4705,46 +5015,75 @@
         <w:rPr>
           <w:rFonts w:hint="eastAsia"/>
           <w:szCs w:val="21"/>
-        </w:rPr>
-      </w:pPr>
-      <w:r>
-        <w:rPr>
-          <w:szCs w:val="21"/>
+          <w:highlight w:val="yellow"/>
+        </w:rPr>
+      </w:pPr>
+      <w:r>
+        <w:rPr>
+          <w:szCs w:val="21"/>
+          <w:highlight w:val="yellow"/>
         </w:rPr>
         <w:t>老师的嘱托：</w:t>
       </w:r>
       <w:r>
         <w:rPr>
-          <w:rFonts w:hint="eastAsia"/>
-          <w:szCs w:val="21"/>
+          <w:szCs w:val="21"/>
+          <w:highlight w:val="yellow"/>
+        </w:rPr>
+        <w:t>1</w:t>
+      </w:r>
+      <w:r>
+        <w:rPr>
+          <w:szCs w:val="21"/>
+          <w:highlight w:val="yellow"/>
+        </w:rPr>
+        <w:t xml:space="preserve"> 费，</w:t>
+      </w:r>
+      <w:r>
+        <w:rPr>
+          <w:rFonts w:hint="eastAsia"/>
+          <w:szCs w:val="21"/>
+          <w:highlight w:val="yellow"/>
+        </w:rPr>
+        <w:t>获得</w:t>
+      </w:r>
+      <w:r>
+        <w:rPr>
+          <w:szCs w:val="21"/>
+          <w:highlight w:val="yellow"/>
+        </w:rPr>
+        <w:t>1</w:t>
+      </w:r>
+      <w:r>
+        <w:rPr>
+          <w:rFonts w:hint="eastAsia"/>
+          <w:szCs w:val="21"/>
+          <w:highlight w:val="yellow"/>
+        </w:rPr>
+        <w:t>层师生羁绊</w:t>
+      </w:r>
+      <w:r>
+        <w:rPr>
+          <w:rFonts w:hint="eastAsia"/>
+          <w:szCs w:val="21"/>
+          <w:highlight w:val="yellow"/>
+        </w:rPr>
+        <w:t>（升级2层），抽</w:t>
+      </w:r>
+      <w:r>
+        <w:rPr>
+          <w:szCs w:val="21"/>
+          <w:highlight w:val="yellow"/>
         </w:rPr>
         <w:t>2</w:t>
       </w:r>
       <w:r>
         <w:rPr>
-          <w:szCs w:val="21"/>
-        </w:rPr>
-        <w:t xml:space="preserve"> 费</w:t>
-      </w:r>
-      <w:r>
-        <w:rPr>
-          <w:rFonts w:hint="eastAsia"/>
-          <w:szCs w:val="21"/>
-        </w:rPr>
-        <w:t>（升级1费）</w:t>
-      </w:r>
-      <w:r>
-        <w:rPr>
-          <w:szCs w:val="21"/>
-        </w:rPr>
-        <w:t>，</w:t>
-      </w:r>
-      <w:r>
-        <w:rPr>
-          <w:rFonts w:hint="eastAsia"/>
-          <w:szCs w:val="21"/>
-        </w:rPr>
-        <w:t>获得8点格挡，获得2层师生羁绊</w:t>
+          <w:rFonts w:hint="eastAsia"/>
+          <w:szCs w:val="21"/>
+          <w:highlight w:val="yellow"/>
+        </w:rPr>
+        <w:t>张牌，消耗</w:t>
       </w:r>
     </w:p>
     <w:p>
@@ -4760,7 +5099,6 @@
           <w:noProof/>
           <w:szCs w:val="21"/>
         </w:rPr>
-        <w:lastRenderedPageBreak/>
         <w:drawing>
           <wp:inline distT="0" distB="0" distL="0" distR="0" wp14:anchorId="4DCFF8BA" wp14:editId="60538ABF">
             <wp:extent cx="1303894" cy="990765"/>
@@ -4779,7 +5117,7 @@
                     </pic:cNvPicPr>
                   </pic:nvPicPr>
                   <pic:blipFill>
-                    <a:blip r:embed="rId40" cstate="print">
+                    <a:blip r:embed="rId45" cstate="print">
                       <a:extLst>
                         <a:ext uri="{28A0092B-C50C-407E-A947-70E740481C1C}">
                           <a14:useLocalDpi xmlns:a14="http://schemas.microsoft.com/office/drawing/2010/main" val="0"/>
@@ -4887,7 +5225,7 @@
                     </pic:cNvPicPr>
                   </pic:nvPicPr>
                   <pic:blipFill>
-                    <a:blip r:embed="rId41" cstate="print">
+                    <a:blip r:embed="rId46" cstate="print">
                       <a:extLst>
                         <a:ext uri="{28A0092B-C50C-407E-A947-70E740481C1C}">
                           <a14:useLocalDpi xmlns:a14="http://schemas.microsoft.com/office/drawing/2010/main" val="0"/>
@@ -5114,7 +5452,7 @@
                     </pic:cNvPicPr>
                   </pic:nvPicPr>
                   <pic:blipFill>
-                    <a:blip r:embed="rId42" cstate="print">
+                    <a:blip r:embed="rId47" cstate="print">
                       <a:extLst>
                         <a:ext uri="{28A0092B-C50C-407E-A947-70E740481C1C}">
                           <a14:useLocalDpi xmlns:a14="http://schemas.microsoft.com/office/drawing/2010/main" val="0"/>
@@ -5193,6 +5531,7 @@
           <w:noProof/>
           <w:szCs w:val="21"/>
         </w:rPr>
+        <w:lastRenderedPageBreak/>
         <w:drawing>
           <wp:inline distT="0" distB="0" distL="0" distR="0" wp14:anchorId="212A5E43" wp14:editId="3B9ED4C8">
             <wp:extent cx="1590261" cy="1206536"/>
@@ -5211,7 +5550,7 @@
                     </pic:cNvPicPr>
                   </pic:nvPicPr>
                   <pic:blipFill>
-                    <a:blip r:embed="rId43" cstate="print">
+                    <a:blip r:embed="rId48" cstate="print">
                       <a:extLst>
                         <a:ext uri="{28A0092B-C50C-407E-A947-70E740481C1C}">
                           <a14:useLocalDpi xmlns:a14="http://schemas.microsoft.com/office/drawing/2010/main" val="0"/>
@@ -5294,7 +5633,7 @@
                     </pic:cNvPicPr>
                   </pic:nvPicPr>
                   <pic:blipFill>
-                    <a:blip r:embed="rId44" cstate="print">
+                    <a:blip r:embed="rId49" cstate="print">
                       <a:extLst>
                         <a:ext uri="{28A0092B-C50C-407E-A947-70E740481C1C}">
                           <a14:useLocalDpi xmlns:a14="http://schemas.microsoft.com/office/drawing/2010/main" val="0"/>
@@ -5390,7 +5729,6 @@
           <w:noProof/>
           <w:szCs w:val="21"/>
         </w:rPr>
-        <w:lastRenderedPageBreak/>
         <w:drawing>
           <wp:inline distT="0" distB="0" distL="0" distR="0" wp14:anchorId="207B3756" wp14:editId="04F88B79">
             <wp:extent cx="1602259" cy="1215639"/>
@@ -5409,7 +5747,7 @@
                     </pic:cNvPicPr>
                   </pic:nvPicPr>
                   <pic:blipFill>
-                    <a:blip r:embed="rId45" cstate="print">
+                    <a:blip r:embed="rId50" cstate="print">
                       <a:extLst>
                         <a:ext uri="{28A0092B-C50C-407E-A947-70E740481C1C}">
                           <a14:useLocalDpi xmlns:a14="http://schemas.microsoft.com/office/drawing/2010/main" val="0"/>
@@ -5500,7 +5838,7 @@
                     </pic:cNvPicPr>
                   </pic:nvPicPr>
                   <pic:blipFill>
-                    <a:blip r:embed="rId46" cstate="print">
+                    <a:blip r:embed="rId51" cstate="print">
                       <a:extLst>
                         <a:ext uri="{28A0092B-C50C-407E-A947-70E740481C1C}">
                           <a14:useLocalDpi xmlns:a14="http://schemas.microsoft.com/office/drawing/2010/main" val="0"/>
@@ -5606,7 +5944,7 @@
                     </pic:cNvPicPr>
                   </pic:nvPicPr>
                   <pic:blipFill>
-                    <a:blip r:embed="rId47" cstate="print">
+                    <a:blip r:embed="rId52" cstate="print">
                       <a:extLst>
                         <a:ext uri="{28A0092B-C50C-407E-A947-70E740481C1C}">
                           <a14:useLocalDpi xmlns:a14="http://schemas.microsoft.com/office/drawing/2010/main" val="0"/>
@@ -5694,7 +6032,7 @@
                     </pic:cNvPicPr>
                   </pic:nvPicPr>
                   <pic:blipFill>
-                    <a:blip r:embed="rId48" cstate="print">
+                    <a:blip r:embed="rId53" cstate="print">
                       <a:extLst>
                         <a:ext uri="{28A0092B-C50C-407E-A947-70E740481C1C}">
                           <a14:useLocalDpi xmlns:a14="http://schemas.microsoft.com/office/drawing/2010/main" val="0"/>
@@ -5777,6 +6115,7 @@
           <w:noProof/>
           <w:szCs w:val="21"/>
         </w:rPr>
+        <w:lastRenderedPageBreak/>
         <w:drawing>
           <wp:inline distT="0" distB="0" distL="0" distR="0" wp14:anchorId="28003E78" wp14:editId="11D2166F">
             <wp:extent cx="1637299" cy="1244103"/>
@@ -5795,7 +6134,7 @@
                     </pic:cNvPicPr>
                   </pic:nvPicPr>
                   <pic:blipFill>
-                    <a:blip r:embed="rId49" cstate="print">
+                    <a:blip r:embed="rId54" cstate="print">
                       <a:extLst>
                         <a:ext uri="{28A0092B-C50C-407E-A947-70E740481C1C}">
                           <a14:useLocalDpi xmlns:a14="http://schemas.microsoft.com/office/drawing/2010/main" val="0"/>
@@ -5905,7 +6244,7 @@
                     </pic:cNvPicPr>
                   </pic:nvPicPr>
                   <pic:blipFill>
-                    <a:blip r:embed="rId50" cstate="print">
+                    <a:blip r:embed="rId55" cstate="print">
                       <a:extLst>
                         <a:ext uri="{28A0092B-C50C-407E-A947-70E740481C1C}">
                           <a14:useLocalDpi xmlns:a14="http://schemas.microsoft.com/office/drawing/2010/main" val="0"/>
@@ -5946,12 +6285,14 @@
         <w:rPr>
           <w:rFonts w:hint="eastAsia"/>
           <w:szCs w:val="21"/>
-        </w:rPr>
-      </w:pPr>
-      <w:r>
-        <w:rPr>
-          <w:rFonts w:hint="eastAsia"/>
-          <w:szCs w:val="21"/>
+          <w:highlight w:val="yellow"/>
+        </w:rPr>
+      </w:pPr>
+      <w:r>
+        <w:rPr>
+          <w:rFonts w:hint="eastAsia"/>
+          <w:szCs w:val="21"/>
+          <w:highlight w:val="yellow"/>
         </w:rPr>
         <w:t>无人机同频：</w:t>
       </w:r>
@@ -5959,6 +6300,7 @@
         <w:rPr>
           <w:rFonts w:hint="eastAsia"/>
           <w:szCs w:val="21"/>
+          <w:highlight w:val="yellow"/>
         </w:rPr>
         <w:t>1</w:t>
       </w:r>
@@ -5966,6 +6308,7 @@
         <w:rPr>
           <w:rFonts w:hint="eastAsia"/>
           <w:szCs w:val="21"/>
+          <w:highlight w:val="yellow"/>
         </w:rPr>
         <w:t>费，每次打出攻击牌会触发一次无人机被动</w:t>
       </w:r>
@@ -5978,6 +6321,61 @@
           <w:szCs w:val="21"/>
         </w:rPr>
       </w:pPr>
+      <w:r>
+        <w:rPr>
+          <w:rFonts w:hint="eastAsia"/>
+          <w:noProof/>
+          <w:szCs w:val="21"/>
+        </w:rPr>
+        <w:drawing>
+          <wp:inline distT="0" distB="0" distL="0" distR="0" wp14:anchorId="3D65D3B3" wp14:editId="63C1473B">
+            <wp:extent cx="1525039" cy="1159164"/>
+            <wp:effectExtent l="0" t="0" r="0" b="3175"/>
+            <wp:docPr id="2121938376" name="图片 1"/>
+            <wp:cNvGraphicFramePr>
+              <a:graphicFrameLocks xmlns:a="http://schemas.openxmlformats.org/drawingml/2006/main" noChangeAspect="1"/>
+            </wp:cNvGraphicFramePr>
+            <a:graphic xmlns:a="http://schemas.openxmlformats.org/drawingml/2006/main">
+              <a:graphicData uri="http://schemas.openxmlformats.org/drawingml/2006/picture">
+                <pic:pic xmlns:pic="http://schemas.openxmlformats.org/drawingml/2006/picture">
+                  <pic:nvPicPr>
+                    <pic:cNvPr id="0" name="Picture 5"/>
+                    <pic:cNvPicPr>
+                      <a:picLocks noChangeAspect="1" noChangeArrowheads="1"/>
+                    </pic:cNvPicPr>
+                  </pic:nvPicPr>
+                  <pic:blipFill>
+                    <a:blip r:embed="rId56" cstate="print">
+                      <a:extLst>
+                        <a:ext uri="{28A0092B-C50C-407E-A947-70E740481C1C}">
+                          <a14:useLocalDpi xmlns:a14="http://schemas.microsoft.com/office/drawing/2010/main" val="0"/>
+                        </a:ext>
+                      </a:extLst>
+                    </a:blip>
+                    <a:srcRect/>
+                    <a:stretch>
+                      <a:fillRect/>
+                    </a:stretch>
+                  </pic:blipFill>
+                  <pic:spPr bwMode="auto">
+                    <a:xfrm>
+                      <a:off x="0" y="0"/>
+                      <a:ext cx="1535717" cy="1167280"/>
+                    </a:xfrm>
+                    <a:prstGeom prst="rect">
+                      <a:avLst/>
+                    </a:prstGeom>
+                    <a:noFill/>
+                    <a:ln>
+                      <a:noFill/>
+                    </a:ln>
+                  </pic:spPr>
+                </pic:pic>
+              </a:graphicData>
+            </a:graphic>
+          </wp:inline>
+        </w:drawing>
+      </w:r>
     </w:p>
     <w:p>
       <w:pPr>
@@ -6120,7 +6518,7 @@
                     </pic:cNvPicPr>
                   </pic:nvPicPr>
                   <pic:blipFill>
-                    <a:blip r:embed="rId51" cstate="print">
+                    <a:blip r:embed="rId57" cstate="print">
                       <a:extLst>
                         <a:ext uri="{28A0092B-C50C-407E-A947-70E740481C1C}">
                           <a14:useLocalDpi xmlns:a14="http://schemas.microsoft.com/office/drawing/2010/main" val="0"/>
@@ -6233,7 +6631,7 @@
                     </pic:cNvPicPr>
                   </pic:nvPicPr>
                   <pic:blipFill>
-                    <a:blip r:embed="rId52" cstate="print">
+                    <a:blip r:embed="rId58" cstate="print">
                       <a:extLst>
                         <a:ext uri="{28A0092B-C50C-407E-A947-70E740481C1C}">
                           <a14:useLocalDpi xmlns:a14="http://schemas.microsoft.com/office/drawing/2010/main" val="0"/>
@@ -6300,6 +6698,7 @@
           <w:szCs w:val="21"/>
           <w:highlight w:val="yellow"/>
         </w:rPr>
+        <w:lastRenderedPageBreak/>
         <w:drawing>
           <wp:inline distT="0" distB="0" distL="0" distR="0" wp14:anchorId="1711DAE9" wp14:editId="7A84EC2B">
             <wp:extent cx="1099682" cy="834332"/>
@@ -6318,7 +6717,7 @@
                     </pic:cNvPicPr>
                   </pic:nvPicPr>
                   <pic:blipFill>
-                    <a:blip r:embed="rId53" cstate="print">
+                    <a:blip r:embed="rId59" cstate="print">
                       <a:extLst>
                         <a:ext uri="{28A0092B-C50C-407E-A947-70E740481C1C}">
                           <a14:useLocalDpi xmlns:a14="http://schemas.microsoft.com/office/drawing/2010/main" val="0"/>
@@ -6418,7 +6817,7 @@
                     </pic:cNvPicPr>
                   </pic:nvPicPr>
                   <pic:blipFill>
-                    <a:blip r:embed="rId54" cstate="print">
+                    <a:blip r:embed="rId60" cstate="print">
                       <a:extLst>
                         <a:ext uri="{28A0092B-C50C-407E-A947-70E740481C1C}">
                           <a14:useLocalDpi xmlns:a14="http://schemas.microsoft.com/office/drawing/2010/main" val="0"/>
@@ -6465,7 +6864,43 @@
         <w:rPr>
           <w:szCs w:val="21"/>
         </w:rPr>
-        <w:t>易碎弹：0 费，单体 4 伤（升级 6），1 层易伤（升级 2），消耗【军备箱产出】</w:t>
+        <w:t>易碎弹：</w:t>
+      </w:r>
+      <w:r>
+        <w:rPr>
+          <w:szCs w:val="21"/>
+        </w:rPr>
+        <w:t>1</w:t>
+      </w:r>
+      <w:r>
+        <w:rPr>
+          <w:szCs w:val="21"/>
+        </w:rPr>
+        <w:t xml:space="preserve"> 费，单体 4 伤（升级 6），</w:t>
+      </w:r>
+      <w:r>
+        <w:rPr>
+          <w:szCs w:val="21"/>
+        </w:rPr>
+        <w:t>2</w:t>
+      </w:r>
+      <w:r>
+        <w:rPr>
+          <w:szCs w:val="21"/>
+        </w:rPr>
+        <w:t xml:space="preserve"> 层易伤（升级 </w:t>
+      </w:r>
+      <w:r>
+        <w:rPr>
+          <w:szCs w:val="21"/>
+        </w:rPr>
+        <w:t>3</w:t>
+      </w:r>
+      <w:r>
+        <w:rPr>
+          <w:szCs w:val="21"/>
+        </w:rPr>
+        <w:t>），消耗【军备箱产出】</w:t>
       </w:r>
     </w:p>
     <w:p>
@@ -6499,7 +6934,7 @@
                     </pic:cNvPicPr>
                   </pic:nvPicPr>
                   <pic:blipFill>
-                    <a:blip r:embed="rId55">
+                    <a:blip r:embed="rId61">
                       <a:extLst>
                         <a:ext uri="{28A0092B-C50C-407E-A947-70E740481C1C}">
                           <a14:useLocalDpi xmlns:a14="http://schemas.microsoft.com/office/drawing/2010/main" val="0"/>
@@ -6618,7 +7053,6 @@
           <w:noProof/>
           <w:szCs w:val="21"/>
         </w:rPr>
-        <w:lastRenderedPageBreak/>
         <w:drawing>
           <wp:inline distT="0" distB="0" distL="0" distR="0" wp14:anchorId="3B43BC3E" wp14:editId="17EF8B80">
             <wp:extent cx="1673750" cy="1269880"/>
@@ -6637,7 +7071,7 @@
                     </pic:cNvPicPr>
                   </pic:nvPicPr>
                   <pic:blipFill>
-                    <a:blip r:embed="rId56" cstate="print">
+                    <a:blip r:embed="rId62" cstate="print">
                       <a:extLst>
                         <a:ext uri="{28A0092B-C50C-407E-A947-70E740481C1C}">
                           <a14:useLocalDpi xmlns:a14="http://schemas.microsoft.com/office/drawing/2010/main" val="0"/>
@@ -6760,7 +7194,7 @@
                     </pic:cNvPicPr>
                   </pic:nvPicPr>
                   <pic:blipFill>
-                    <a:blip r:embed="rId57" cstate="print">
+                    <a:blip r:embed="rId63" cstate="print">
                       <a:extLst>
                         <a:ext uri="{28A0092B-C50C-407E-A947-70E740481C1C}">
                           <a14:useLocalDpi xmlns:a14="http://schemas.microsoft.com/office/drawing/2010/main" val="0"/>
@@ -6858,7 +7292,7 @@
                     </pic:cNvPicPr>
                   </pic:nvPicPr>
                   <pic:blipFill>
-                    <a:blip r:embed="rId58">
+                    <a:blip r:embed="rId64">
                       <a:extLst>
                         <a:ext uri="{28A0092B-C50C-407E-A947-70E740481C1C}">
                           <a14:useLocalDpi xmlns:a14="http://schemas.microsoft.com/office/drawing/2010/main" val="0"/>
@@ -6947,6 +7381,7 @@
           <w:noProof/>
           <w:szCs w:val="21"/>
         </w:rPr>
+        <w:lastRenderedPageBreak/>
         <w:drawing>
           <wp:inline distT="0" distB="0" distL="0" distR="0" wp14:anchorId="0DEE2BDF" wp14:editId="4D4DB888">
             <wp:extent cx="1699593" cy="1447027"/>
@@ -6965,7 +7400,7 @@
                     </pic:cNvPicPr>
                   </pic:nvPicPr>
                   <pic:blipFill>
-                    <a:blip r:embed="rId59">
+                    <a:blip r:embed="rId65">
                       <a:extLst>
                         <a:ext uri="{28A0092B-C50C-407E-A947-70E740481C1C}">
                           <a14:useLocalDpi xmlns:a14="http://schemas.microsoft.com/office/drawing/2010/main" val="0"/>
@@ -7065,7 +7500,7 @@
                     </pic:cNvPicPr>
                   </pic:nvPicPr>
                   <pic:blipFill>
-                    <a:blip r:embed="rId60" cstate="print">
+                    <a:blip r:embed="rId66" cstate="print">
                       <a:extLst>
                         <a:ext uri="{28A0092B-C50C-407E-A947-70E740481C1C}">
                           <a14:useLocalDpi xmlns:a14="http://schemas.microsoft.com/office/drawing/2010/main" val="0"/>
@@ -7165,7 +7600,7 @@
                     </pic:cNvPicPr>
                   </pic:nvPicPr>
                   <pic:blipFill>
-                    <a:blip r:embed="rId61" cstate="print">
+                    <a:blip r:embed="rId67" cstate="print">
                       <a:extLst>
                         <a:ext uri="{28A0092B-C50C-407E-A947-70E740481C1C}">
                           <a14:useLocalDpi xmlns:a14="http://schemas.microsoft.com/office/drawing/2010/main" val="0"/>
@@ -7254,7 +7689,6 @@
           <w:noProof/>
           <w:szCs w:val="21"/>
         </w:rPr>
-        <w:lastRenderedPageBreak/>
         <w:drawing>
           <wp:inline distT="0" distB="0" distL="0" distR="0" wp14:anchorId="3BD23379" wp14:editId="56B5707F">
             <wp:extent cx="1436656" cy="1220305"/>
@@ -7273,7 +7707,7 @@
                     </pic:cNvPicPr>
                   </pic:nvPicPr>
                   <pic:blipFill>
-                    <a:blip r:embed="rId62">
+                    <a:blip r:embed="rId68">
                       <a:extLst>
                         <a:ext uri="{28A0092B-C50C-407E-A947-70E740481C1C}">
                           <a14:useLocalDpi xmlns:a14="http://schemas.microsoft.com/office/drawing/2010/main" val="0"/>
@@ -7365,7 +7799,7 @@
                     </pic:cNvPicPr>
                   </pic:nvPicPr>
                   <pic:blipFill>
-                    <a:blip r:embed="rId63">
+                    <a:blip r:embed="rId69">
                       <a:extLst>
                         <a:ext uri="{28A0092B-C50C-407E-A947-70E740481C1C}">
                           <a14:useLocalDpi xmlns:a14="http://schemas.microsoft.com/office/drawing/2010/main" val="0"/>

--- a/Cards.docx
+++ b/Cards.docx
@@ -5985,20 +5985,41 @@
         <w:rPr>
           <w:rFonts w:hint="eastAsia"/>
           <w:szCs w:val="21"/>
-        </w:rPr>
-      </w:pPr>
-      <w:r>
-        <w:rPr>
-          <w:szCs w:val="21"/>
-        </w:rPr>
-        <w:t>RABBIT-31 式冲锋枪：2 费，固有，每回合首张 SMG 牌伤害 + 50%</w:t>
-      </w:r>
-      <w:r>
-        <w:rPr>
-          <w:rFonts w:hint="eastAsia"/>
-          <w:szCs w:val="21"/>
-        </w:rPr>
-        <w:t>（升级75%）</w:t>
+          <w:highlight w:val="yellow"/>
+        </w:rPr>
+      </w:pPr>
+      <w:r>
+        <w:rPr>
+          <w:szCs w:val="21"/>
+          <w:highlight w:val="yellow"/>
+        </w:rPr>
+        <w:t>RABBIT-31 式冲锋枪：2 费，</w:t>
+      </w:r>
+      <w:r>
+        <w:rPr>
+          <w:rFonts w:hint="eastAsia"/>
+          <w:szCs w:val="21"/>
+          <w:highlight w:val="yellow"/>
+        </w:rPr>
+        <w:t>所有</w:t>
+      </w:r>
+      <w:proofErr w:type="spellStart"/>
+      <w:r>
+        <w:rPr>
+          <w:rFonts w:hint="eastAsia"/>
+          <w:szCs w:val="21"/>
+          <w:highlight w:val="yellow"/>
+        </w:rPr>
+        <w:t>smg</w:t>
+      </w:r>
+      <w:proofErr w:type="spellEnd"/>
+      <w:r>
+        <w:rPr>
+          <w:rFonts w:hint="eastAsia"/>
+          <w:szCs w:val="21"/>
+          <w:highlight w:val="yellow"/>
+        </w:rPr>
+        <w:t>牌伤害+1（升级固有）</w:t>
       </w:r>
     </w:p>
     <w:p>
@@ -6196,14 +6217,35 @@
           <w:rFonts w:hint="eastAsia"/>
           <w:szCs w:val="21"/>
         </w:rPr>
-        <w:t>费，获得1点师生羁绊（升级</w:t>
-      </w:r>
-      <w:r>
-        <w:rPr>
-          <w:rFonts w:hint="eastAsia"/>
-          <w:szCs w:val="21"/>
-        </w:rPr>
-        <w:t>2点</w:t>
+        <w:t>费，</w:t>
+      </w:r>
+      <w:r>
+        <w:rPr>
+          <w:rFonts w:hint="eastAsia"/>
+          <w:szCs w:val="21"/>
+        </w:rPr>
+        <w:t>每次获得师生羁绊时，抽一张牌</w:t>
+      </w:r>
+      <w:r>
+        <w:rPr>
+          <w:rFonts w:hint="eastAsia"/>
+          <w:szCs w:val="21"/>
+        </w:rPr>
+        <w:t>（升级</w:t>
+      </w:r>
+      <w:r>
+        <w:rPr>
+          <w:rFonts w:hint="eastAsia"/>
+          <w:szCs w:val="21"/>
+        </w:rPr>
+        <w:t>2</w:t>
+      </w:r>
+      <w:r>
+        <w:rPr>
+          <w:rFonts w:hint="eastAsia"/>
+          <w:szCs w:val="21"/>
+        </w:rPr>
+        <w:t>张</w:t>
       </w:r>
       <w:r>
         <w:rPr>

--- a/Cards.docx
+++ b/Cards.docx
@@ -5895,7 +5895,7 @@
           <w:szCs w:val="21"/>
           <w:highlight w:val="yellow"/>
         </w:rPr>
-        <w:t>1</w:t>
+        <w:t>2</w:t>
       </w:r>
       <w:r>
         <w:rPr>
@@ -6094,11 +6094,14 @@
         <w:rPr>
           <w:rFonts w:hint="eastAsia"/>
           <w:szCs w:val="21"/>
-        </w:rPr>
-      </w:pPr>
-      <w:r>
-        <w:rPr>
-          <w:szCs w:val="21"/>
+          <w:highlight w:val="yellow"/>
+        </w:rPr>
+      </w:pPr>
+      <w:bookmarkStart w:id="4" w:name="OLE_LINK9"/>
+      <w:r>
+        <w:rPr>
+          <w:szCs w:val="21"/>
+          <w:highlight w:val="yellow"/>
         </w:rPr>
         <w:t>严阵以待：</w:t>
       </w:r>
@@ -6106,23 +6109,35 @@
         <w:rPr>
           <w:rFonts w:hint="eastAsia"/>
           <w:szCs w:val="21"/>
+          <w:highlight w:val="yellow"/>
         </w:rPr>
         <w:t>2</w:t>
       </w:r>
       <w:r>
         <w:rPr>
           <w:szCs w:val="21"/>
-        </w:rPr>
-        <w:t xml:space="preserve"> 费，每回合额外获得 1 张技能牌</w:t>
-      </w:r>
-      <w:r>
-        <w:rPr>
-          <w:rFonts w:hint="eastAsia"/>
-          <w:szCs w:val="21"/>
+          <w:highlight w:val="yellow"/>
+        </w:rPr>
+        <w:t xml:space="preserve"> 费，每回合</w:t>
+      </w:r>
+      <w:r>
+        <w:rPr>
+          <w:rFonts w:hint="eastAsia"/>
+          <w:szCs w:val="21"/>
+          <w:highlight w:val="yellow"/>
+        </w:rPr>
+        <w:t>将一张技能牌添加到手牌中</w:t>
+      </w:r>
+      <w:r>
+        <w:rPr>
+          <w:rFonts w:hint="eastAsia"/>
+          <w:szCs w:val="21"/>
+          <w:highlight w:val="yellow"/>
         </w:rPr>
         <w:t>（升级则获得升级后），本回合内免费打出</w:t>
       </w:r>
     </w:p>
+    <w:bookmarkEnd w:id="4"/>
     <w:p>
       <w:pPr>
         <w:ind w:left="720"/>

--- a/Cards.docx
+++ b/Cards.docx
@@ -6126,7 +6126,23 @@
           <w:szCs w:val="21"/>
           <w:highlight w:val="yellow"/>
         </w:rPr>
-        <w:t>将一张技能牌添加到手牌中</w:t>
+        <w:t>将一张</w:t>
+      </w:r>
+      <w:r>
+        <w:rPr>
+          <w:rFonts w:hint="eastAsia"/>
+          <w:szCs w:val="21"/>
+          <w:highlight w:val="yellow"/>
+        </w:rPr>
+        <w:t>“配备”</w:t>
+      </w:r>
+      <w:r>
+        <w:rPr>
+          <w:rFonts w:hint="eastAsia"/>
+          <w:szCs w:val="21"/>
+          <w:highlight w:val="yellow"/>
+        </w:rPr>
+        <w:t>添加到手牌中</w:t>
       </w:r>
       <w:r>
         <w:rPr>
@@ -6211,12 +6227,14 @@
         <w:rPr>
           <w:rFonts w:hint="eastAsia"/>
           <w:szCs w:val="21"/>
-        </w:rPr>
-      </w:pPr>
-      <w:r>
-        <w:rPr>
-          <w:rFonts w:hint="eastAsia"/>
-          <w:szCs w:val="21"/>
+          <w:highlight w:val="yellow"/>
+        </w:rPr>
+      </w:pPr>
+      <w:r>
+        <w:rPr>
+          <w:rFonts w:hint="eastAsia"/>
+          <w:szCs w:val="21"/>
+          <w:highlight w:val="yellow"/>
         </w:rPr>
         <w:t>与你共赏夜景：</w:t>
       </w:r>
@@ -6224,6 +6242,7 @@
         <w:rPr>
           <w:rFonts w:hint="eastAsia"/>
           <w:szCs w:val="21"/>
+          <w:highlight w:val="yellow"/>
         </w:rPr>
         <w:t>1</w:t>
       </w:r>
@@ -6231,6 +6250,7 @@
         <w:rPr>
           <w:rFonts w:hint="eastAsia"/>
           <w:szCs w:val="21"/>
+          <w:highlight w:val="yellow"/>
         </w:rPr>
         <w:t>费，</w:t>
       </w:r>
@@ -6238,6 +6258,7 @@
         <w:rPr>
           <w:rFonts w:hint="eastAsia"/>
           <w:szCs w:val="21"/>
+          <w:highlight w:val="yellow"/>
         </w:rPr>
         <w:t>每次获得师生羁绊时，抽一张牌</w:t>
       </w:r>
@@ -6245,6 +6266,7 @@
         <w:rPr>
           <w:rFonts w:hint="eastAsia"/>
           <w:szCs w:val="21"/>
+          <w:highlight w:val="yellow"/>
         </w:rPr>
         <w:t>（升级</w:t>
       </w:r>
@@ -6252,6 +6274,7 @@
         <w:rPr>
           <w:rFonts w:hint="eastAsia"/>
           <w:szCs w:val="21"/>
+          <w:highlight w:val="yellow"/>
         </w:rPr>
         <w:t>2</w:t>
       </w:r>
@@ -6259,6 +6282,7 @@
         <w:rPr>
           <w:rFonts w:hint="eastAsia"/>
           <w:szCs w:val="21"/>
+          <w:highlight w:val="yellow"/>
         </w:rPr>
         <w:t>张</w:t>
       </w:r>
@@ -6266,6 +6290,7 @@
         <w:rPr>
           <w:rFonts w:hint="eastAsia"/>
           <w:szCs w:val="21"/>
+          <w:highlight w:val="yellow"/>
         </w:rPr>
         <w:t>）</w:t>
       </w:r>
@@ -6284,7 +6309,7 @@
           <w:szCs w:val="21"/>
         </w:rPr>
         <w:drawing>
-          <wp:inline distT="0" distB="0" distL="0" distR="0" wp14:anchorId="41D55A90" wp14:editId="31001EA7">
+          <wp:inline distT="0" distB="0" distL="0" distR="0" wp14:anchorId="41D55A90" wp14:editId="216888FC">
             <wp:extent cx="1667114" cy="1266758"/>
             <wp:effectExtent l="0" t="0" r="0" b="0"/>
             <wp:docPr id="1589708584" name="图片 41"/>
@@ -6316,7 +6341,7 @@
                   <pic:spPr bwMode="auto">
                     <a:xfrm>
                       <a:off x="0" y="0"/>
-                      <a:ext cx="1682147" cy="1278181"/>
+                      <a:ext cx="1667114" cy="1266758"/>
                     </a:xfrm>
                     <a:prstGeom prst="rect">
                       <a:avLst/>
@@ -6746,20 +6771,18 @@
         <w:rPr>
           <w:rFonts w:hint="eastAsia"/>
           <w:szCs w:val="21"/>
-          <w:highlight w:val="yellow"/>
         </w:rPr>
       </w:pPr>
       <w:r>
         <w:rPr>
           <w:noProof/>
           <w:szCs w:val="21"/>
-          <w:highlight w:val="yellow"/>
         </w:rPr>
         <w:lastRenderedPageBreak/>
         <w:drawing>
-          <wp:inline distT="0" distB="0" distL="0" distR="0" wp14:anchorId="1711DAE9" wp14:editId="7A84EC2B">
-            <wp:extent cx="1099682" cy="834332"/>
-            <wp:effectExtent l="0" t="0" r="5715" b="4445"/>
+          <wp:inline distT="0" distB="0" distL="0" distR="0" wp14:anchorId="1711DAE9" wp14:editId="0EA792DC">
+            <wp:extent cx="1765426" cy="1339433"/>
+            <wp:effectExtent l="0" t="0" r="6350" b="0"/>
             <wp:docPr id="1256857399" name="图片 4"/>
             <wp:cNvGraphicFramePr>
               <a:graphicFrameLocks xmlns:a="http://schemas.openxmlformats.org/drawingml/2006/main" noChangeAspect="1"/>
@@ -6789,7 +6812,7 @@
                   <pic:spPr bwMode="auto">
                     <a:xfrm>
                       <a:off x="0" y="0"/>
-                      <a:ext cx="1111640" cy="843404"/>
+                      <a:ext cx="1789352" cy="1357586"/>
                     </a:xfrm>
                     <a:prstGeom prst="rect">
                       <a:avLst/>
@@ -7399,6 +7422,7 @@
           <w:szCs w:val="21"/>
           <w:highlight w:val="yellow"/>
         </w:rPr>
+        <w:lastRenderedPageBreak/>
         <w:t>空尖弹</w:t>
       </w:r>
       <w:proofErr w:type="gramEnd"/>
@@ -7437,8 +7461,8 @@
         <w:rPr>
           <w:noProof/>
           <w:szCs w:val="21"/>
-        </w:rPr>
-        <w:lastRenderedPageBreak/>
+          <w:highlight w:val="yellow"/>
+        </w:rPr>
         <w:drawing>
           <wp:inline distT="0" distB="0" distL="0" distR="0" wp14:anchorId="0DEE2BDF" wp14:editId="4D4DB888">
             <wp:extent cx="1699593" cy="1447027"/>
@@ -7698,11 +7722,13 @@
         <w:rPr>
           <w:rFonts w:hint="eastAsia"/>
           <w:szCs w:val="21"/>
-        </w:rPr>
-      </w:pPr>
-      <w:r>
-        <w:rPr>
-          <w:szCs w:val="21"/>
+          <w:highlight w:val="yellow"/>
+        </w:rPr>
+      </w:pPr>
+      <w:r>
+        <w:rPr>
+          <w:szCs w:val="21"/>
+          <w:highlight w:val="yellow"/>
         </w:rPr>
         <w:t>激光镭指：</w:t>
       </w:r>
@@ -7710,12 +7736,14 @@
         <w:rPr>
           <w:rFonts w:hint="eastAsia"/>
           <w:szCs w:val="21"/>
+          <w:highlight w:val="yellow"/>
         </w:rPr>
         <w:t>1</w:t>
       </w:r>
       <w:r>
         <w:rPr>
           <w:szCs w:val="21"/>
+          <w:highlight w:val="yellow"/>
         </w:rPr>
         <w:t xml:space="preserve"> 费，下一张攻击牌</w:t>
       </w:r>
@@ -7723,12 +7751,14 @@
         <w:rPr>
           <w:rFonts w:hint="eastAsia"/>
           <w:szCs w:val="21"/>
+          <w:highlight w:val="yellow"/>
         </w:rPr>
         <w:t>额外打出一次</w:t>
       </w:r>
       <w:r>
         <w:rPr>
           <w:szCs w:val="21"/>
+          <w:highlight w:val="yellow"/>
         </w:rPr>
         <w:t>，消耗【军备箱产出】</w:t>
       </w:r>

--- a/Cards.docx
+++ b/Cards.docx
@@ -112,35 +112,103 @@
         <w:rPr>
           <w:szCs w:val="21"/>
         </w:rPr>
-        <w:t>耗材，无弹夹无法打出；仅</w:t>
+        <w:t>耗材，无弹夹无法打出</w:t>
+      </w:r>
+      <w:r>
+        <w:rPr>
+          <w:rFonts w:hint="eastAsia"/>
+          <w:szCs w:val="21"/>
+        </w:rPr>
+        <w:t>，可被专武增幅</w:t>
+      </w:r>
+      <w:r>
+        <w:rPr>
+          <w:szCs w:val="21"/>
+        </w:rPr>
+        <w:t>；</w:t>
+      </w:r>
+      <w:r>
+        <w:rPr>
+          <w:rFonts w:hint="eastAsia"/>
+          <w:szCs w:val="21"/>
+        </w:rPr>
+        <w:t xml:space="preserve"> </w:t>
+      </w:r>
+    </w:p>
+    <w:p>
+      <w:pPr>
+        <w:tabs>
+          <w:tab w:val="num" w:pos="720"/>
+        </w:tabs>
+        <w:rPr>
+          <w:rFonts w:hint="eastAsia"/>
+          <w:szCs w:val="21"/>
+        </w:rPr>
+      </w:pPr>
+      <w:r>
+        <w:rPr>
+          <w:rFonts w:hint="eastAsia"/>
+          <w:szCs w:val="21"/>
+        </w:rPr>
+        <w:t>配备</w:t>
+      </w:r>
+      <w:r>
+        <w:rPr>
+          <w:szCs w:val="21"/>
+        </w:rPr>
+        <w:t>：使用后消耗，由军备箱生成</w:t>
+      </w:r>
+      <w:r>
+        <w:rPr>
+          <w:rFonts w:hint="eastAsia"/>
+          <w:szCs w:val="21"/>
+        </w:rPr>
+        <w:t>可免费打出</w:t>
+      </w:r>
+    </w:p>
+    <w:p>
+      <w:pPr>
+        <w:tabs>
+          <w:tab w:val="num" w:pos="720"/>
+        </w:tabs>
+        <w:rPr>
+          <w:rFonts w:hint="eastAsia"/>
+          <w:szCs w:val="21"/>
+        </w:rPr>
+      </w:pPr>
+      <w:r>
+        <w:rPr>
+          <w:szCs w:val="21"/>
+        </w:rPr>
+        <w:t>小队支援：</w:t>
       </w:r>
       <w:proofErr w:type="gramStart"/>
       <w:r>
         <w:rPr>
           <w:szCs w:val="21"/>
         </w:rPr>
-        <w:t>通过换弹</w:t>
+        <w:t>美游</w:t>
       </w:r>
       <w:proofErr w:type="gramEnd"/>
       <w:r>
         <w:rPr>
           <w:szCs w:val="21"/>
         </w:rPr>
-        <w:t xml:space="preserve"> / </w:t>
+        <w:t xml:space="preserve"> / 咲 / </w:t>
       </w:r>
       <w:proofErr w:type="gramStart"/>
       <w:r>
         <w:rPr>
           <w:szCs w:val="21"/>
         </w:rPr>
-        <w:t>切枪</w:t>
+        <w:t>萌绘效果</w:t>
       </w:r>
       <w:proofErr w:type="gramEnd"/>
       <w:r>
         <w:rPr>
           <w:szCs w:val="21"/>
         </w:rPr>
-        <w:t xml:space="preserve"> / 技能 / 能力获取</w:t>
+        <w:t>完全差异化</w:t>
       </w:r>
     </w:p>
     <w:p>
@@ -157,69 +225,27 @@
         <w:rPr>
           <w:szCs w:val="21"/>
         </w:rPr>
-        <w:t>投掷物：0 费、使用后消耗，无法直接抓取，仅由军备箱生成</w:t>
-      </w:r>
-    </w:p>
-    <w:p>
-      <w:pPr>
-        <w:tabs>
-          <w:tab w:val="num" w:pos="720"/>
-        </w:tabs>
-        <w:rPr>
-          <w:rFonts w:hint="eastAsia"/>
-          <w:szCs w:val="21"/>
-        </w:rPr>
-      </w:pPr>
-      <w:r>
-        <w:rPr>
-          <w:szCs w:val="21"/>
-        </w:rPr>
-        <w:t>小队支援：</w:t>
-      </w:r>
-      <w:proofErr w:type="gramStart"/>
-      <w:r>
-        <w:rPr>
-          <w:szCs w:val="21"/>
-        </w:rPr>
-        <w:t>美游</w:t>
-      </w:r>
-      <w:proofErr w:type="gramEnd"/>
-      <w:r>
-        <w:rPr>
-          <w:szCs w:val="21"/>
-        </w:rPr>
-        <w:t xml:space="preserve"> / 咲 / </w:t>
-      </w:r>
-      <w:proofErr w:type="gramStart"/>
-      <w:r>
-        <w:rPr>
-          <w:szCs w:val="21"/>
-        </w:rPr>
-        <w:t>萌绘效果</w:t>
-      </w:r>
-      <w:proofErr w:type="gramEnd"/>
-      <w:r>
-        <w:rPr>
-          <w:szCs w:val="21"/>
-        </w:rPr>
-        <w:t>完全差异化，无重复模板</w:t>
-      </w:r>
-    </w:p>
-    <w:p>
-      <w:pPr>
-        <w:tabs>
-          <w:tab w:val="num" w:pos="720"/>
-        </w:tabs>
-        <w:rPr>
-          <w:rFonts w:hint="eastAsia"/>
-          <w:szCs w:val="21"/>
-        </w:rPr>
-      </w:pPr>
-      <w:r>
-        <w:rPr>
-          <w:szCs w:val="21"/>
-        </w:rPr>
-        <w:t>老师羁绊：专属特殊资源，用于强化守护、无人机、弹夹补给</w:t>
+        <w:t>老师羁绊：专属特殊资源，用于</w:t>
+      </w:r>
+      <w:r>
+        <w:rPr>
+          <w:rFonts w:hint="eastAsia"/>
+          <w:szCs w:val="21"/>
+        </w:rPr>
+        <w:t>增幅格挡</w:t>
+      </w:r>
+      <w:r>
+        <w:rPr>
+          <w:szCs w:val="21"/>
+        </w:rPr>
+        <w:t>、无人机</w:t>
+      </w:r>
+      <w:r>
+        <w:rPr>
+          <w:rFonts w:hint="eastAsia"/>
+          <w:szCs w:val="21"/>
+        </w:rPr>
+        <w:t>被动</w:t>
       </w:r>
     </w:p>
     <w:p>
@@ -594,7 +620,32 @@
           <w:szCs w:val="21"/>
           <w:highlight w:val="yellow"/>
         </w:rPr>
-        <w:t xml:space="preserve">冲锋扫射：1 费 1 弹夹，单体 </w:t>
+        <w:t>冲锋扫射：1 费 1 弹夹，</w:t>
+      </w:r>
+      <w:proofErr w:type="spellStart"/>
+      <w:r>
+        <w:rPr>
+          <w:rFonts w:hint="eastAsia"/>
+          <w:szCs w:val="21"/>
+          <w:highlight w:val="yellow"/>
+        </w:rPr>
+        <w:t>smg</w:t>
+      </w:r>
+      <w:proofErr w:type="spellEnd"/>
+      <w:r>
+        <w:rPr>
+          <w:rFonts w:hint="eastAsia"/>
+          <w:szCs w:val="21"/>
+          <w:highlight w:val="yellow"/>
+        </w:rPr>
+        <w:t>、</w:t>
+      </w:r>
+      <w:r>
+        <w:rPr>
+          <w:szCs w:val="21"/>
+          <w:highlight w:val="yellow"/>
+        </w:rPr>
+        <w:t xml:space="preserve">单体 </w:t>
       </w:r>
       <w:r>
         <w:rPr>
@@ -917,7 +968,33 @@
           <w:szCs w:val="21"/>
           <w:highlight w:val="yellow"/>
         </w:rPr>
-        <w:t>短点射：0费1星，单体2*3（升级3*3）</w:t>
+        <w:t>短点射：0费1星，</w:t>
+      </w:r>
+      <w:proofErr w:type="spellStart"/>
+      <w:r>
+        <w:rPr>
+          <w:rFonts w:hint="eastAsia"/>
+          <w:szCs w:val="21"/>
+          <w:highlight w:val="yellow"/>
+        </w:rPr>
+        <w:t>smg</w:t>
+      </w:r>
+      <w:proofErr w:type="spellEnd"/>
+      <w:r>
+        <w:rPr>
+          <w:rFonts w:hint="eastAsia"/>
+          <w:szCs w:val="21"/>
+          <w:highlight w:val="yellow"/>
+        </w:rPr>
+        <w:t>、</w:t>
+      </w:r>
+      <w:r>
+        <w:rPr>
+          <w:rFonts w:hint="eastAsia"/>
+          <w:szCs w:val="21"/>
+          <w:highlight w:val="yellow"/>
+        </w:rPr>
+        <w:t>单体2*3（升级3*3）</w:t>
       </w:r>
     </w:p>
     <w:bookmarkEnd w:id="0"/>
@@ -1058,7 +1135,31 @@
           <w:szCs w:val="21"/>
           <w:highlight w:val="yellow"/>
         </w:rPr>
-        <w:t>压制射击：2 费 1 弹夹，全体 4×</w:t>
+        <w:t>压制射击：2 费 1 弹夹，</w:t>
+      </w:r>
+      <w:proofErr w:type="spellStart"/>
+      <w:r>
+        <w:rPr>
+          <w:szCs w:val="21"/>
+          <w:highlight w:val="yellow"/>
+        </w:rPr>
+        <w:t>smg</w:t>
+      </w:r>
+      <w:proofErr w:type="spellEnd"/>
+      <w:r>
+        <w:rPr>
+          <w:rFonts w:hint="eastAsia"/>
+          <w:szCs w:val="21"/>
+          <w:highlight w:val="yellow"/>
+        </w:rPr>
+        <w:t>、</w:t>
+      </w:r>
+      <w:r>
+        <w:rPr>
+          <w:szCs w:val="21"/>
+          <w:highlight w:val="yellow"/>
+        </w:rPr>
+        <w:t>全体 4×</w:t>
       </w:r>
       <w:r>
         <w:rPr>
@@ -1683,7 +1784,33 @@
           <w:szCs w:val="21"/>
           <w:highlight w:val="yellow"/>
         </w:rPr>
-        <w:t>1费2星，单体3*6伤（升级4*6），给予1层易伤</w:t>
+        <w:t>1费2星，</w:t>
+      </w:r>
+      <w:proofErr w:type="spellStart"/>
+      <w:r>
+        <w:rPr>
+          <w:rFonts w:hint="eastAsia"/>
+          <w:szCs w:val="21"/>
+          <w:highlight w:val="yellow"/>
+        </w:rPr>
+        <w:t>smg</w:t>
+      </w:r>
+      <w:proofErr w:type="spellEnd"/>
+      <w:r>
+        <w:rPr>
+          <w:rFonts w:hint="eastAsia"/>
+          <w:szCs w:val="21"/>
+          <w:highlight w:val="yellow"/>
+        </w:rPr>
+        <w:t>、</w:t>
+      </w:r>
+      <w:r>
+        <w:rPr>
+          <w:rFonts w:hint="eastAsia"/>
+          <w:szCs w:val="21"/>
+          <w:highlight w:val="yellow"/>
+        </w:rPr>
+        <w:t>单体3*6伤（升级4*6），给予1层易伤</w:t>
       </w:r>
     </w:p>
     <w:p>
@@ -2031,6 +2158,24 @@
           <w:highlight w:val="yellow"/>
         </w:rPr>
         <w:t>火力倾泻：1 费 X 弹夹，</w:t>
+      </w:r>
+      <w:proofErr w:type="spellStart"/>
+      <w:r>
+        <w:rPr>
+          <w:rFonts w:hint="eastAsia"/>
+          <w:szCs w:val="21"/>
+          <w:highlight w:val="yellow"/>
+        </w:rPr>
+        <w:t>smg</w:t>
+      </w:r>
+      <w:proofErr w:type="spellEnd"/>
+      <w:r>
+        <w:rPr>
+          <w:rFonts w:hint="eastAsia"/>
+          <w:szCs w:val="21"/>
+          <w:highlight w:val="yellow"/>
+        </w:rPr>
+        <w:t>、</w:t>
       </w:r>
       <w:r>
         <w:rPr>
@@ -3233,7 +3378,23 @@
           <w:szCs w:val="21"/>
           <w:highlight w:val="yellow"/>
         </w:rPr>
-        <w:t>张0费牌</w:t>
+        <w:t>张</w:t>
+      </w:r>
+      <w:r>
+        <w:rPr>
+          <w:rFonts w:hint="eastAsia"/>
+          <w:szCs w:val="21"/>
+          <w:highlight w:val="yellow"/>
+        </w:rPr>
+        <w:t>“配备”</w:t>
+      </w:r>
+      <w:r>
+        <w:rPr>
+          <w:rFonts w:hint="eastAsia"/>
+          <w:szCs w:val="21"/>
+          <w:highlight w:val="yellow"/>
+        </w:rPr>
+        <w:t>牌</w:t>
       </w:r>
       <w:r>
         <w:rPr>
@@ -5796,15 +5957,30 @@
           <w:szCs w:val="21"/>
           <w:highlight w:val="yellow"/>
         </w:rPr>
-        <w:t>雨中的坚守：3 费，</w:t>
-      </w:r>
-      <w:r>
-        <w:rPr>
-          <w:rFonts w:hint="eastAsia"/>
-          <w:szCs w:val="21"/>
-          <w:highlight w:val="yellow"/>
-        </w:rPr>
-        <w:t>每回合获得1张能力牌（升级2费）</w:t>
+        <w:t>雨中的坚守：</w:t>
+      </w:r>
+      <w:r>
+        <w:rPr>
+          <w:rFonts w:hint="eastAsia"/>
+          <w:szCs w:val="21"/>
+          <w:highlight w:val="yellow"/>
+        </w:rPr>
+        <w:t>1</w:t>
+      </w:r>
+      <w:r>
+        <w:rPr>
+          <w:szCs w:val="21"/>
+          <w:highlight w:val="yellow"/>
+        </w:rPr>
+        <w:t xml:space="preserve"> 费，</w:t>
+      </w:r>
+      <w:r>
+        <w:rPr>
+          <w:rFonts w:hint="eastAsia"/>
+          <w:szCs w:val="21"/>
+          <w:highlight w:val="yellow"/>
+        </w:rPr>
+        <w:t>每当抽上状态牌时，获得5格挡（升级7）</w:t>
       </w:r>
     </w:p>
     <w:p>
@@ -6938,47 +7114,55 @@
         <w:rPr>
           <w:rFonts w:hint="eastAsia"/>
           <w:szCs w:val="21"/>
-        </w:rPr>
-      </w:pPr>
-      <w:r>
-        <w:rPr>
-          <w:szCs w:val="21"/>
+          <w:highlight w:val="yellow"/>
+        </w:rPr>
+      </w:pPr>
+      <w:r>
+        <w:rPr>
+          <w:szCs w:val="21"/>
+          <w:highlight w:val="yellow"/>
         </w:rPr>
         <w:t>易碎弹：</w:t>
       </w:r>
       <w:r>
         <w:rPr>
           <w:szCs w:val="21"/>
+          <w:highlight w:val="yellow"/>
         </w:rPr>
         <w:t>1</w:t>
       </w:r>
       <w:r>
         <w:rPr>
           <w:szCs w:val="21"/>
+          <w:highlight w:val="yellow"/>
         </w:rPr>
         <w:t xml:space="preserve"> 费，单体 4 伤（升级 6），</w:t>
       </w:r>
       <w:r>
         <w:rPr>
           <w:szCs w:val="21"/>
+          <w:highlight w:val="yellow"/>
         </w:rPr>
         <w:t>2</w:t>
       </w:r>
       <w:r>
         <w:rPr>
           <w:szCs w:val="21"/>
+          <w:highlight w:val="yellow"/>
         </w:rPr>
         <w:t xml:space="preserve"> 层易伤（升级 </w:t>
       </w:r>
       <w:r>
         <w:rPr>
           <w:szCs w:val="21"/>
+          <w:highlight w:val="yellow"/>
         </w:rPr>
         <w:t>3</w:t>
       </w:r>
       <w:r>
         <w:rPr>
           <w:szCs w:val="21"/>
+          <w:highlight w:val="yellow"/>
         </w:rPr>
         <w:t>），消耗【军备箱产出】</w:t>
       </w:r>

--- a/Cards.docx
+++ b/Cards.docx
@@ -30,19 +30,8 @@
           <w:sz w:val="32"/>
           <w:szCs w:val="32"/>
         </w:rPr>
-        <w:t>月</w:t>
-      </w:r>
-      <w:proofErr w:type="gramStart"/>
-      <w:r>
-        <w:rPr>
-          <w:b/>
-          <w:bCs/>
-          <w:sz w:val="32"/>
-          <w:szCs w:val="32"/>
-        </w:rPr>
-        <w:t>雪宫子</w:t>
-      </w:r>
-      <w:proofErr w:type="gramEnd"/>
+        <w:t>月雪宫子</w:t>
+      </w:r>
       <w:r>
         <w:rPr>
           <w:rFonts w:ascii="微软雅黑" w:eastAsia="微软雅黑" w:hAnsi="微软雅黑" w:cs="微软雅黑" w:hint="eastAsia"/>
@@ -98,21 +87,7 @@
         <w:rPr>
           <w:szCs w:val="21"/>
         </w:rPr>
-        <w:t>弹夹：冲锋枪类</w:t>
-      </w:r>
-      <w:proofErr w:type="gramStart"/>
-      <w:r>
-        <w:rPr>
-          <w:szCs w:val="21"/>
-        </w:rPr>
-        <w:t>卡牌专属</w:t>
-      </w:r>
-      <w:proofErr w:type="gramEnd"/>
-      <w:r>
-        <w:rPr>
-          <w:szCs w:val="21"/>
-        </w:rPr>
-        <w:t>耗材，无弹夹无法打出</w:t>
+        <w:t>弹夹：冲锋枪类卡牌专属耗材，无弹夹无法打出</w:t>
       </w:r>
       <w:r>
         <w:rPr>
@@ -180,35 +155,7 @@
         <w:rPr>
           <w:szCs w:val="21"/>
         </w:rPr>
-        <w:t>小队支援：</w:t>
-      </w:r>
-      <w:proofErr w:type="gramStart"/>
-      <w:r>
-        <w:rPr>
-          <w:szCs w:val="21"/>
-        </w:rPr>
-        <w:t>美游</w:t>
-      </w:r>
-      <w:proofErr w:type="gramEnd"/>
-      <w:r>
-        <w:rPr>
-          <w:szCs w:val="21"/>
-        </w:rPr>
-        <w:t xml:space="preserve"> / 咲 / </w:t>
-      </w:r>
-      <w:proofErr w:type="gramStart"/>
-      <w:r>
-        <w:rPr>
-          <w:szCs w:val="21"/>
-        </w:rPr>
-        <w:t>萌绘效果</w:t>
-      </w:r>
-      <w:proofErr w:type="gramEnd"/>
-      <w:r>
-        <w:rPr>
-          <w:szCs w:val="21"/>
-        </w:rPr>
-        <w:t>完全差异化</w:t>
+        <w:t>小队支援：美游 / 咲 / 萌绘效果完全差异化</w:t>
       </w:r>
     </w:p>
     <w:p>
@@ -295,23 +242,7 @@
           <w:rFonts w:hint="eastAsia"/>
           <w:szCs w:val="21"/>
         </w:rPr>
-        <w:t>对生命值最低的敌方造成</w:t>
-      </w:r>
-      <w:proofErr w:type="gramStart"/>
-      <w:r>
-        <w:rPr>
-          <w:rFonts w:hint="eastAsia"/>
-          <w:szCs w:val="21"/>
-        </w:rPr>
-        <w:t>可成长</w:t>
-      </w:r>
-      <w:proofErr w:type="gramEnd"/>
-      <w:r>
-        <w:rPr>
-          <w:rFonts w:hint="eastAsia"/>
-          <w:szCs w:val="21"/>
-        </w:rPr>
-        <w:t>伤害</w:t>
+        <w:t>对生命值最低的敌方造成可成长伤害</w:t>
       </w:r>
     </w:p>
     <w:p>
@@ -416,21 +347,7 @@
         <w:rPr>
           <w:szCs w:val="21"/>
         </w:rPr>
-        <w:t xml:space="preserve">战斗开始时，获得1 </w:t>
-      </w:r>
-      <w:proofErr w:type="gramStart"/>
-      <w:r>
-        <w:rPr>
-          <w:szCs w:val="21"/>
-        </w:rPr>
-        <w:t>层老师</w:t>
-      </w:r>
-      <w:proofErr w:type="gramEnd"/>
-      <w:r>
-        <w:rPr>
-          <w:szCs w:val="21"/>
-        </w:rPr>
-        <w:t>羁绊</w:t>
+        <w:t>战斗开始时，获得1 层老师羁绊</w:t>
       </w:r>
     </w:p>
     <w:p>
@@ -447,21 +364,7 @@
         <w:rPr>
           <w:szCs w:val="21"/>
         </w:rPr>
-        <w:t xml:space="preserve">每场战斗初始携带1 </w:t>
-      </w:r>
-      <w:proofErr w:type="gramStart"/>
-      <w:r>
-        <w:rPr>
-          <w:szCs w:val="21"/>
-        </w:rPr>
-        <w:t>个</w:t>
-      </w:r>
-      <w:proofErr w:type="gramEnd"/>
-      <w:r>
-        <w:rPr>
-          <w:szCs w:val="21"/>
-        </w:rPr>
-        <w:t>弹夹</w:t>
+        <w:t>每场战斗初始携带1 个弹夹</w:t>
       </w:r>
     </w:p>
     <w:p>
@@ -785,21 +688,12 @@
           <w:highlight w:val="yellow"/>
         </w:rPr>
       </w:pPr>
-      <w:proofErr w:type="gramStart"/>
-      <w:r>
-        <w:rPr>
-          <w:szCs w:val="21"/>
-          <w:highlight w:val="yellow"/>
-        </w:rPr>
-        <w:t>切枪永远比换弹快</w:t>
-      </w:r>
-      <w:proofErr w:type="gramEnd"/>
-      <w:r>
-        <w:rPr>
-          <w:szCs w:val="21"/>
-          <w:highlight w:val="yellow"/>
-        </w:rPr>
-        <w:t>：1 费，单体 8 伤（升级 10），获得 1 弹夹</w:t>
+      <w:r>
+        <w:rPr>
+          <w:szCs w:val="21"/>
+          <w:highlight w:val="yellow"/>
+        </w:rPr>
+        <w:t>切枪永远比换弹快：1 费，单体 8 伤（升级 10），获得 1 弹夹</w:t>
       </w:r>
     </w:p>
     <w:p>
@@ -1073,6 +967,29 @@
           <w:szCs w:val="21"/>
         </w:rPr>
       </w:pPr>
+      <w:r>
+        <w:rPr>
+          <w:rFonts w:hint="eastAsia"/>
+          <w:szCs w:val="21"/>
+        </w:rPr>
+        <w:t>狂野射击：0费1星，</w:t>
+      </w:r>
+      <w:proofErr w:type="spellStart"/>
+      <w:r>
+        <w:rPr>
+          <w:rFonts w:hint="eastAsia"/>
+          <w:szCs w:val="21"/>
+        </w:rPr>
+        <w:t>smg</w:t>
+      </w:r>
+      <w:proofErr w:type="spellEnd"/>
+      <w:r>
+        <w:rPr>
+          <w:rFonts w:hint="eastAsia"/>
+          <w:szCs w:val="21"/>
+        </w:rPr>
+        <w:t>、造成3*5点伤害，将一张“伤口”添加到弃牌堆</w:t>
+      </w:r>
     </w:p>
     <w:p>
       <w:pPr>
@@ -1082,6 +999,61 @@
           <w:szCs w:val="21"/>
         </w:rPr>
       </w:pPr>
+      <w:r>
+        <w:rPr>
+          <w:rFonts w:hint="eastAsia"/>
+          <w:noProof/>
+          <w:szCs w:val="21"/>
+        </w:rPr>
+        <w:drawing>
+          <wp:inline distT="0" distB="0" distL="0" distR="0" wp14:anchorId="76B889B2" wp14:editId="59B6B574">
+            <wp:extent cx="1505402" cy="1144238"/>
+            <wp:effectExtent l="0" t="0" r="0" b="0"/>
+            <wp:docPr id="487889287" name="图片 21"/>
+            <wp:cNvGraphicFramePr>
+              <a:graphicFrameLocks xmlns:a="http://schemas.openxmlformats.org/drawingml/2006/main" noChangeAspect="1"/>
+            </wp:cNvGraphicFramePr>
+            <a:graphic xmlns:a="http://schemas.openxmlformats.org/drawingml/2006/main">
+              <a:graphicData uri="http://schemas.openxmlformats.org/drawingml/2006/picture">
+                <pic:pic xmlns:pic="http://schemas.openxmlformats.org/drawingml/2006/picture">
+                  <pic:nvPicPr>
+                    <pic:cNvPr id="0" name="Picture 25"/>
+                    <pic:cNvPicPr>
+                      <a:picLocks noChangeAspect="1" noChangeArrowheads="1"/>
+                    </pic:cNvPicPr>
+                  </pic:nvPicPr>
+                  <pic:blipFill>
+                    <a:blip r:embed="rId13" cstate="print">
+                      <a:extLst>
+                        <a:ext uri="{28A0092B-C50C-407E-A947-70E740481C1C}">
+                          <a14:useLocalDpi xmlns:a14="http://schemas.microsoft.com/office/drawing/2010/main" val="0"/>
+                        </a:ext>
+                      </a:extLst>
+                    </a:blip>
+                    <a:srcRect/>
+                    <a:stretch>
+                      <a:fillRect/>
+                    </a:stretch>
+                  </pic:blipFill>
+                  <pic:spPr bwMode="auto">
+                    <a:xfrm>
+                      <a:off x="0" y="0"/>
+                      <a:ext cx="1521606" cy="1156554"/>
+                    </a:xfrm>
+                    <a:prstGeom prst="rect">
+                      <a:avLst/>
+                    </a:prstGeom>
+                    <a:noFill/>
+                    <a:ln>
+                      <a:noFill/>
+                    </a:ln>
+                  </pic:spPr>
+                </pic:pic>
+              </a:graphicData>
+            </a:graphic>
+          </wp:inline>
+        </w:drawing>
+      </w:r>
     </w:p>
     <w:p>
       <w:pPr>
@@ -1224,7 +1196,7 @@
                     </pic:cNvPicPr>
                   </pic:nvPicPr>
                   <pic:blipFill>
-                    <a:blip r:embed="rId13" cstate="print">
+                    <a:blip r:embed="rId14" cstate="print">
                       <a:extLst>
                         <a:ext uri="{28A0092B-C50C-407E-A947-70E740481C1C}">
                           <a14:useLocalDpi xmlns:a14="http://schemas.microsoft.com/office/drawing/2010/main" val="0"/>
@@ -1337,7 +1309,7 @@
                     </pic:cNvPicPr>
                   </pic:nvPicPr>
                   <pic:blipFill>
-                    <a:blip r:embed="rId14" cstate="print">
+                    <a:blip r:embed="rId15" cstate="print">
                       <a:extLst>
                         <a:ext uri="{28A0092B-C50C-407E-A947-70E740481C1C}">
                           <a14:useLocalDpi xmlns:a14="http://schemas.microsoft.com/office/drawing/2010/main" val="0"/>
@@ -1419,6 +1391,14 @@
         </w:rPr>
         <w:t xml:space="preserve"> 费，无视护盾单体 12 伤（升级 15）</w:t>
       </w:r>
+      <w:r>
+        <w:rPr>
+          <w:rFonts w:hint="eastAsia"/>
+          <w:szCs w:val="21"/>
+          <w:highlight w:val="yellow"/>
+        </w:rPr>
+        <w:t>，1层易伤</w:t>
+      </w:r>
     </w:p>
     <w:p>
       <w:pPr>
@@ -1433,6 +1413,7 @@
           <w:noProof/>
           <w:szCs w:val="21"/>
         </w:rPr>
+        <w:lastRenderedPageBreak/>
         <w:drawing>
           <wp:inline distT="0" distB="0" distL="0" distR="0" wp14:anchorId="2FAD5AF3" wp14:editId="66BE16BA">
             <wp:extent cx="1521765" cy="1154568"/>
@@ -1451,7 +1432,7 @@
                     </pic:cNvPicPr>
                   </pic:nvPicPr>
                   <pic:blipFill>
-                    <a:blip r:embed="rId15" cstate="print">
+                    <a:blip r:embed="rId16" cstate="print">
                       <a:extLst>
                         <a:ext uri="{28A0092B-C50C-407E-A947-70E740481C1C}">
                           <a14:useLocalDpi xmlns:a14="http://schemas.microsoft.com/office/drawing/2010/main" val="0"/>
@@ -1500,7 +1481,6 @@
           <w:szCs w:val="21"/>
           <w:highlight w:val="yellow"/>
         </w:rPr>
-        <w:lastRenderedPageBreak/>
         <w:t>小队支援</w:t>
       </w:r>
       <w:r>
@@ -1611,7 +1591,7 @@
                     </pic:cNvPicPr>
                   </pic:nvPicPr>
                   <pic:blipFill>
-                    <a:blip r:embed="rId16" cstate="print">
+                    <a:blip r:embed="rId17" cstate="print">
                       <a:extLst>
                         <a:ext uri="{28A0092B-C50C-407E-A947-70E740481C1C}">
                           <a14:useLocalDpi xmlns:a14="http://schemas.microsoft.com/office/drawing/2010/main" val="0"/>
@@ -1726,7 +1706,7 @@
                     </pic:cNvPicPr>
                   </pic:nvPicPr>
                   <pic:blipFill>
-                    <a:blip r:embed="rId17" cstate="print">
+                    <a:blip r:embed="rId18" cstate="print">
                       <a:extLst>
                         <a:ext uri="{28A0092B-C50C-407E-A947-70E740481C1C}">
                           <a14:useLocalDpi xmlns:a14="http://schemas.microsoft.com/office/drawing/2010/main" val="0"/>
@@ -1845,7 +1825,7 @@
                     </pic:cNvPicPr>
                   </pic:nvPicPr>
                   <pic:blipFill>
-                    <a:blip r:embed="rId18" cstate="print">
+                    <a:blip r:embed="rId19" cstate="print">
                       <a:extLst>
                         <a:ext uri="{28A0092B-C50C-407E-A947-70E740481C1C}">
                           <a14:useLocalDpi xmlns:a14="http://schemas.microsoft.com/office/drawing/2010/main" val="0"/>
@@ -2025,7 +2005,7 @@
                     </pic:cNvPicPr>
                   </pic:nvPicPr>
                   <pic:blipFill>
-                    <a:blip r:embed="rId19" cstate="print">
+                    <a:blip r:embed="rId20" cstate="print">
                       <a:extLst>
                         <a:ext uri="{28A0092B-C50C-407E-A947-70E740481C1C}">
                           <a14:useLocalDpi xmlns:a14="http://schemas.microsoft.com/office/drawing/2010/main" val="0"/>
@@ -2108,7 +2088,7 @@
                     </pic:cNvPicPr>
                   </pic:nvPicPr>
                   <pic:blipFill>
-                    <a:blip r:embed="rId20" cstate="print">
+                    <a:blip r:embed="rId21" cstate="print">
                       <a:extLst>
                         <a:ext uri="{28A0092B-C50C-407E-A947-70E740481C1C}">
                           <a14:useLocalDpi xmlns:a14="http://schemas.microsoft.com/office/drawing/2010/main" val="0"/>
@@ -2236,6 +2216,7 @@
           <w:noProof/>
           <w:szCs w:val="21"/>
         </w:rPr>
+        <w:lastRenderedPageBreak/>
         <w:drawing>
           <wp:inline distT="0" distB="0" distL="0" distR="0" wp14:anchorId="58CC5B0E" wp14:editId="32CDFBDB">
             <wp:extent cx="1563901" cy="1098440"/>
@@ -2254,7 +2235,7 @@
                     </pic:cNvPicPr>
                   </pic:nvPicPr>
                   <pic:blipFill>
-                    <a:blip r:embed="rId21" cstate="print">
+                    <a:blip r:embed="rId22" cstate="print">
                       <a:extLst>
                         <a:ext uri="{28A0092B-C50C-407E-A947-70E740481C1C}">
                           <a14:useLocalDpi xmlns:a14="http://schemas.microsoft.com/office/drawing/2010/main" val="0"/>
@@ -2359,7 +2340,6 @@
           <w:noProof/>
           <w:szCs w:val="21"/>
         </w:rPr>
-        <w:lastRenderedPageBreak/>
         <w:drawing>
           <wp:inline distT="0" distB="0" distL="0" distR="0" wp14:anchorId="71895AF3" wp14:editId="15981DFC">
             <wp:extent cx="1540214" cy="1170333"/>
@@ -2378,7 +2358,7 @@
                     </pic:cNvPicPr>
                   </pic:nvPicPr>
                   <pic:blipFill>
-                    <a:blip r:embed="rId22" cstate="print">
+                    <a:blip r:embed="rId23" cstate="print">
                       <a:extLst>
                         <a:ext uri="{28A0092B-C50C-407E-A947-70E740481C1C}">
                           <a14:useLocalDpi xmlns:a14="http://schemas.microsoft.com/office/drawing/2010/main" val="0"/>
@@ -2442,23 +2422,7 @@
           <w:szCs w:val="21"/>
           <w:highlight w:val="yellow"/>
         </w:rPr>
-        <w:t xml:space="preserve"> 费，群体 21 伤（升级 24），</w:t>
-      </w:r>
-      <w:proofErr w:type="gramStart"/>
-      <w:r>
-        <w:rPr>
-          <w:szCs w:val="21"/>
-          <w:highlight w:val="yellow"/>
-        </w:rPr>
-        <w:t>击</w:t>
-      </w:r>
-      <w:proofErr w:type="gramEnd"/>
-      <w:r>
-        <w:rPr>
-          <w:szCs w:val="21"/>
-          <w:highlight w:val="yellow"/>
-        </w:rPr>
-        <w:t xml:space="preserve">杀敌人获得 </w:t>
+        <w:t xml:space="preserve"> 费，群体 21 伤（升级 24），击杀敌人获得 </w:t>
       </w:r>
       <w:r>
         <w:rPr>
@@ -2500,7 +2464,7 @@
                     </pic:cNvPicPr>
                   </pic:nvPicPr>
                   <pic:blipFill>
-                    <a:blip r:embed="rId23" cstate="print">
+                    <a:blip r:embed="rId24" cstate="print">
                       <a:extLst>
                         <a:ext uri="{28A0092B-C50C-407E-A947-70E740481C1C}">
                           <a14:useLocalDpi xmlns:a14="http://schemas.microsoft.com/office/drawing/2010/main" val="0"/>
@@ -2557,7 +2521,6 @@
     <w:p>
       <w:pPr>
         <w:rPr>
-          <w:rFonts w:hint="eastAsia"/>
           <w:b/>
           <w:bCs/>
           <w:sz w:val="32"/>
@@ -2573,6 +2536,17 @@
         </w:rPr>
         <w:t>技能牌</w:t>
       </w:r>
+    </w:p>
+    <w:p>
+      <w:pPr>
+        <w:rPr>
+          <w:rFonts w:hint="eastAsia"/>
+          <w:b/>
+          <w:bCs/>
+          <w:sz w:val="32"/>
+          <w:szCs w:val="32"/>
+        </w:rPr>
+      </w:pPr>
     </w:p>
     <w:p>
       <w:pPr>
@@ -2639,7 +2613,7 @@
                     </pic:cNvPicPr>
                   </pic:nvPicPr>
                   <pic:blipFill>
-                    <a:blip r:embed="rId24" cstate="print">
+                    <a:blip r:embed="rId25" cstate="print">
                       <a:extLst>
                         <a:ext uri="{28A0092B-C50C-407E-A947-70E740481C1C}">
                           <a14:useLocalDpi xmlns:a14="http://schemas.microsoft.com/office/drawing/2010/main" val="0"/>
@@ -2752,7 +2726,7 @@
                     </pic:cNvPicPr>
                   </pic:nvPicPr>
                   <pic:blipFill>
-                    <a:blip r:embed="rId25" cstate="print">
+                    <a:blip r:embed="rId26" cstate="print">
                       <a:extLst>
                         <a:ext uri="{28A0092B-C50C-407E-A947-70E740481C1C}">
                           <a14:useLocalDpi xmlns:a14="http://schemas.microsoft.com/office/drawing/2010/main" val="0"/>
@@ -2889,9 +2863,9 @@
           <w:szCs w:val="21"/>
         </w:rPr>
         <w:drawing>
-          <wp:inline distT="0" distB="0" distL="0" distR="0" wp14:anchorId="2D20EFAC" wp14:editId="37E4C254">
-            <wp:extent cx="1360330" cy="1033055"/>
-            <wp:effectExtent l="0" t="0" r="0" b="0"/>
+          <wp:inline distT="0" distB="0" distL="0" distR="0" wp14:anchorId="2D20EFAC" wp14:editId="5B8E0FFF">
+            <wp:extent cx="1221968" cy="927981"/>
+            <wp:effectExtent l="0" t="0" r="0" b="5715"/>
             <wp:docPr id="175977039" name="图片 32"/>
             <wp:cNvGraphicFramePr>
               <a:graphicFrameLocks xmlns:a="http://schemas.openxmlformats.org/drawingml/2006/main" noChangeAspect="1"/>
@@ -2906,7 +2880,7 @@
                     </pic:cNvPicPr>
                   </pic:nvPicPr>
                   <pic:blipFill>
-                    <a:blip r:embed="rId26" cstate="print">
+                    <a:blip r:embed="rId27" cstate="print">
                       <a:extLst>
                         <a:ext uri="{28A0092B-C50C-407E-A947-70E740481C1C}">
                           <a14:useLocalDpi xmlns:a14="http://schemas.microsoft.com/office/drawing/2010/main" val="0"/>
@@ -2921,7 +2895,7 @@
                   <pic:spPr bwMode="auto">
                     <a:xfrm>
                       <a:off x="0" y="0"/>
-                      <a:ext cx="1379472" cy="1047592"/>
+                      <a:ext cx="1243480" cy="944317"/>
                     </a:xfrm>
                     <a:prstGeom prst="rect">
                       <a:avLst/>
@@ -2955,6 +2929,7 @@
           <w:szCs w:val="21"/>
           <w:highlight w:val="yellow"/>
         </w:rPr>
+        <w:lastRenderedPageBreak/>
         <w:t>战略取舍：1 费，抽 3</w:t>
       </w:r>
       <w:r>
@@ -2997,7 +2972,7 @@
                     </pic:cNvPicPr>
                   </pic:nvPicPr>
                   <pic:blipFill>
-                    <a:blip r:embed="rId27" cstate="print">
+                    <a:blip r:embed="rId28" cstate="print">
                       <a:extLst>
                         <a:ext uri="{28A0092B-C50C-407E-A947-70E740481C1C}">
                           <a14:useLocalDpi xmlns:a14="http://schemas.microsoft.com/office/drawing/2010/main" val="0"/>
@@ -3100,7 +3075,6 @@
           <w:noProof/>
           <w:szCs w:val="21"/>
         </w:rPr>
-        <w:lastRenderedPageBreak/>
         <w:drawing>
           <wp:inline distT="0" distB="0" distL="0" distR="0" wp14:anchorId="53E30104" wp14:editId="46AAE2CD">
             <wp:extent cx="1166217" cy="886151"/>
@@ -3119,7 +3093,7 @@
                     </pic:cNvPicPr>
                   </pic:nvPicPr>
                   <pic:blipFill>
-                    <a:blip r:embed="rId28" cstate="print">
+                    <a:blip r:embed="rId29" cstate="print">
                       <a:extLst>
                         <a:ext uri="{28A0092B-C50C-407E-A947-70E740481C1C}">
                           <a14:useLocalDpi xmlns:a14="http://schemas.microsoft.com/office/drawing/2010/main" val="0"/>
@@ -3163,23 +3137,13 @@
           <w:highlight w:val="yellow"/>
         </w:rPr>
       </w:pPr>
-      <w:proofErr w:type="gramStart"/>
-      <w:r>
-        <w:rPr>
-          <w:rFonts w:hint="eastAsia"/>
-          <w:szCs w:val="21"/>
-          <w:highlight w:val="yellow"/>
-        </w:rPr>
-        <w:t>换弹隐蔽</w:t>
-      </w:r>
-      <w:proofErr w:type="gramEnd"/>
-      <w:r>
-        <w:rPr>
-          <w:rFonts w:hint="eastAsia"/>
-          <w:szCs w:val="21"/>
-          <w:highlight w:val="yellow"/>
-        </w:rPr>
-        <w:t>：0费，获得3格挡，获得1星（升级2星</w:t>
+      <w:r>
+        <w:rPr>
+          <w:rFonts w:hint="eastAsia"/>
+          <w:szCs w:val="21"/>
+          <w:highlight w:val="yellow"/>
+        </w:rPr>
+        <w:t>换弹隐蔽：0费，获得3格挡，获得1星（升级2星</w:t>
       </w:r>
       <w:r>
         <w:rPr>
@@ -3221,7 +3185,7 @@
                     </pic:cNvPicPr>
                   </pic:nvPicPr>
                   <pic:blipFill>
-                    <a:blip r:embed="rId29" cstate="print">
+                    <a:blip r:embed="rId30" cstate="print">
                       <a:extLst>
                         <a:ext uri="{28A0092B-C50C-407E-A947-70E740481C1C}">
                           <a14:useLocalDpi xmlns:a14="http://schemas.microsoft.com/office/drawing/2010/main" val="0"/>
@@ -3260,7 +3224,6 @@
           <w:numId w:val="17"/>
         </w:numPr>
         <w:rPr>
-          <w:rFonts w:hint="eastAsia"/>
           <w:szCs w:val="21"/>
           <w:highlight w:val="yellow"/>
         </w:rPr>
@@ -3273,15 +3236,13 @@
         </w:rPr>
         <w:t>Rabbit31大弹鼓：2费，获得5星，配备，消耗</w:t>
       </w:r>
-    </w:p>
-    <w:p>
-      <w:pPr>
-        <w:ind w:left="720"/>
-        <w:rPr>
-          <w:rFonts w:hint="eastAsia"/>
-          <w:szCs w:val="21"/>
-        </w:rPr>
-      </w:pPr>
+      <w:r>
+        <w:rPr>
+          <w:szCs w:val="21"/>
+          <w:highlight w:val="yellow"/>
+        </w:rPr>
+        <w:br/>
+      </w:r>
       <w:r>
         <w:rPr>
           <w:rFonts w:hint="eastAsia"/>
@@ -3289,7 +3250,7 @@
           <w:szCs w:val="21"/>
         </w:rPr>
         <w:drawing>
-          <wp:inline distT="0" distB="0" distL="0" distR="0" wp14:anchorId="43BE68D9" wp14:editId="2C3B839F">
+          <wp:inline distT="0" distB="0" distL="0" distR="0" wp14:anchorId="5B5231CF" wp14:editId="7B4DBF4B">
             <wp:extent cx="1235828" cy="939536"/>
             <wp:effectExtent l="0" t="0" r="2540" b="0"/>
             <wp:docPr id="3711602" name="图片 5"/>
@@ -3306,7 +3267,7 @@
                     </pic:cNvPicPr>
                   </pic:nvPicPr>
                   <pic:blipFill>
-                    <a:blip r:embed="rId30" cstate="print">
+                    <a:blip r:embed="rId31" cstate="print">
                       <a:extLst>
                         <a:ext uri="{28A0092B-C50C-407E-A947-70E740481C1C}">
                           <a14:useLocalDpi xmlns:a14="http://schemas.microsoft.com/office/drawing/2010/main" val="0"/>
@@ -3340,6 +3301,89 @@
     </w:p>
     <w:p>
       <w:pPr>
+        <w:numPr>
+          <w:ilvl w:val="0"/>
+          <w:numId w:val="17"/>
+        </w:numPr>
+        <w:rPr>
+          <w:rFonts w:hint="eastAsia"/>
+          <w:szCs w:val="21"/>
+        </w:rPr>
+      </w:pPr>
+      <w:r>
+        <w:rPr>
+          <w:rFonts w:hint="eastAsia"/>
+          <w:szCs w:val="21"/>
+        </w:rPr>
+        <w:t>无法拒绝的条件：0费，抽2张牌，将一张“动摇”添加到弃牌堆</w:t>
+      </w:r>
+    </w:p>
+    <w:p>
+      <w:pPr>
+        <w:ind w:left="720"/>
+        <w:rPr>
+          <w:rFonts w:hint="eastAsia"/>
+          <w:szCs w:val="21"/>
+        </w:rPr>
+      </w:pPr>
+      <w:r>
+        <w:rPr>
+          <w:rFonts w:hint="eastAsia"/>
+          <w:noProof/>
+          <w:szCs w:val="21"/>
+        </w:rPr>
+        <w:drawing>
+          <wp:inline distT="0" distB="0" distL="0" distR="0" wp14:anchorId="06D0C2DA" wp14:editId="4EDB9E21">
+            <wp:extent cx="1167057" cy="887066"/>
+            <wp:effectExtent l="0" t="0" r="0" b="8890"/>
+            <wp:docPr id="436097891" name="图片 23"/>
+            <wp:cNvGraphicFramePr>
+              <a:graphicFrameLocks xmlns:a="http://schemas.openxmlformats.org/drawingml/2006/main" noChangeAspect="1"/>
+            </wp:cNvGraphicFramePr>
+            <a:graphic xmlns:a="http://schemas.openxmlformats.org/drawingml/2006/main">
+              <a:graphicData uri="http://schemas.openxmlformats.org/drawingml/2006/picture">
+                <pic:pic xmlns:pic="http://schemas.openxmlformats.org/drawingml/2006/picture">
+                  <pic:nvPicPr>
+                    <pic:cNvPr id="0" name="Picture 27"/>
+                    <pic:cNvPicPr>
+                      <a:picLocks noChangeAspect="1" noChangeArrowheads="1"/>
+                    </pic:cNvPicPr>
+                  </pic:nvPicPr>
+                  <pic:blipFill>
+                    <a:blip r:embed="rId32" cstate="print">
+                      <a:extLst>
+                        <a:ext uri="{28A0092B-C50C-407E-A947-70E740481C1C}">
+                          <a14:useLocalDpi xmlns:a14="http://schemas.microsoft.com/office/drawing/2010/main" val="0"/>
+                        </a:ext>
+                      </a:extLst>
+                    </a:blip>
+                    <a:srcRect/>
+                    <a:stretch>
+                      <a:fillRect/>
+                    </a:stretch>
+                  </pic:blipFill>
+                  <pic:spPr bwMode="auto">
+                    <a:xfrm>
+                      <a:off x="0" y="0"/>
+                      <a:ext cx="1188226" cy="903156"/>
+                    </a:xfrm>
+                    <a:prstGeom prst="rect">
+                      <a:avLst/>
+                    </a:prstGeom>
+                    <a:noFill/>
+                    <a:ln>
+                      <a:noFill/>
+                    </a:ln>
+                  </pic:spPr>
+                </pic:pic>
+              </a:graphicData>
+            </a:graphic>
+          </wp:inline>
+        </w:drawing>
+      </w:r>
+    </w:p>
+    <w:p>
+      <w:pPr>
         <w:rPr>
           <w:rFonts w:hint="eastAsia"/>
           <w:szCs w:val="21"/>
@@ -3436,7 +3480,7 @@
                     </pic:cNvPicPr>
                   </pic:nvPicPr>
                   <pic:blipFill>
-                    <a:blip r:embed="rId31" cstate="print">
+                    <a:blip r:embed="rId33" cstate="print">
                       <a:extLst>
                         <a:ext uri="{28A0092B-C50C-407E-A947-70E740481C1C}">
                           <a14:useLocalDpi xmlns:a14="http://schemas.microsoft.com/office/drawing/2010/main" val="0"/>
@@ -3564,7 +3608,7 @@
                     </pic:cNvPicPr>
                   </pic:nvPicPr>
                   <pic:blipFill>
-                    <a:blip r:embed="rId32" cstate="print">
+                    <a:blip r:embed="rId34" cstate="print">
                       <a:extLst>
                         <a:ext uri="{28A0092B-C50C-407E-A947-70E740481C1C}">
                           <a14:useLocalDpi xmlns:a14="http://schemas.microsoft.com/office/drawing/2010/main" val="0"/>
@@ -3631,6 +3675,7 @@
           <w:szCs w:val="21"/>
           <w:highlight w:val="yellow"/>
         </w:rPr>
+        <w:lastRenderedPageBreak/>
         <w:drawing>
           <wp:inline distT="0" distB="0" distL="0" distR="0" wp14:anchorId="7A8ABF5A" wp14:editId="2393596C">
             <wp:extent cx="1159640" cy="880648"/>
@@ -3649,7 +3694,7 @@
                     </pic:cNvPicPr>
                   </pic:nvPicPr>
                   <pic:blipFill>
-                    <a:blip r:embed="rId33" cstate="print">
+                    <a:blip r:embed="rId35" cstate="print">
                       <a:extLst>
                         <a:ext uri="{28A0092B-C50C-407E-A947-70E740481C1C}">
                           <a14:useLocalDpi xmlns:a14="http://schemas.microsoft.com/office/drawing/2010/main" val="0"/>
@@ -3801,7 +3846,7 @@
                     </pic:cNvPicPr>
                   </pic:nvPicPr>
                   <pic:blipFill>
-                    <a:blip r:embed="rId34" cstate="print">
+                    <a:blip r:embed="rId36" cstate="print">
                       <a:extLst>
                         <a:ext uri="{28A0092B-C50C-407E-A947-70E740481C1C}">
                           <a14:useLocalDpi xmlns:a14="http://schemas.microsoft.com/office/drawing/2010/main" val="0"/>
@@ -3955,7 +4000,7 @@
                     </pic:cNvPicPr>
                   </pic:nvPicPr>
                   <pic:blipFill>
-                    <a:blip r:embed="rId35" cstate="print">
+                    <a:blip r:embed="rId37" cstate="print">
                       <a:extLst>
                         <a:ext uri="{28A0092B-C50C-407E-A947-70E740481C1C}">
                           <a14:useLocalDpi xmlns:a14="http://schemas.microsoft.com/office/drawing/2010/main" val="0"/>
@@ -4005,7 +4050,6 @@
           <w:szCs w:val="21"/>
           <w:highlight w:val="yellow"/>
         </w:rPr>
-        <w:lastRenderedPageBreak/>
         <w:t>偷跑开始</w:t>
       </w:r>
       <w:r>
@@ -4102,7 +4146,7 @@
                     </pic:cNvPicPr>
                   </pic:nvPicPr>
                   <pic:blipFill>
-                    <a:blip r:embed="rId36" cstate="print">
+                    <a:blip r:embed="rId38" cstate="print">
                       <a:extLst>
                         <a:ext uri="{28A0092B-C50C-407E-A947-70E740481C1C}">
                           <a14:useLocalDpi xmlns:a14="http://schemas.microsoft.com/office/drawing/2010/main" val="0"/>
@@ -4239,7 +4283,7 @@
                     </pic:cNvPicPr>
                   </pic:nvPicPr>
                   <pic:blipFill>
-                    <a:blip r:embed="rId37" cstate="print">
+                    <a:blip r:embed="rId39" cstate="print">
                       <a:extLst>
                         <a:ext uri="{28A0092B-C50C-407E-A947-70E740481C1C}">
                           <a14:useLocalDpi xmlns:a14="http://schemas.microsoft.com/office/drawing/2010/main" val="0"/>
@@ -4345,7 +4389,7 @@
                     </pic:cNvPicPr>
                   </pic:nvPicPr>
                   <pic:blipFill>
-                    <a:blip r:embed="rId38" cstate="print">
+                    <a:blip r:embed="rId40" cstate="print">
                       <a:extLst>
                         <a:ext uri="{28A0092B-C50C-407E-A947-70E740481C1C}">
                           <a14:useLocalDpi xmlns:a14="http://schemas.microsoft.com/office/drawing/2010/main" val="0"/>
@@ -4478,7 +4522,7 @@
                     </pic:cNvPicPr>
                   </pic:nvPicPr>
                   <pic:blipFill>
-                    <a:blip r:embed="rId39" cstate="print">
+                    <a:blip r:embed="rId41" cstate="print">
                       <a:extLst>
                         <a:ext uri="{28A0092B-C50C-407E-A947-70E740481C1C}">
                           <a14:useLocalDpi xmlns:a14="http://schemas.microsoft.com/office/drawing/2010/main" val="0"/>
@@ -4602,6 +4646,7 @@
           <w:noProof/>
           <w:szCs w:val="21"/>
         </w:rPr>
+        <w:lastRenderedPageBreak/>
         <w:drawing>
           <wp:inline distT="0" distB="0" distL="0" distR="0" wp14:anchorId="73628794" wp14:editId="25F8227E">
             <wp:extent cx="1383527" cy="1051274"/>
@@ -4620,7 +4665,7 @@
                     </pic:cNvPicPr>
                   </pic:nvPicPr>
                   <pic:blipFill>
-                    <a:blip r:embed="rId40" cstate="print">
+                    <a:blip r:embed="rId42" cstate="print">
                       <a:extLst>
                         <a:ext uri="{28A0092B-C50C-407E-A947-70E740481C1C}">
                           <a14:useLocalDpi xmlns:a14="http://schemas.microsoft.com/office/drawing/2010/main" val="0"/>
@@ -4670,6 +4715,700 @@
           <w:szCs w:val="21"/>
           <w:highlight w:val="yellow"/>
         </w:rPr>
+        <w:t>轻装上阵：0费2星，获得1点能量（升级2点）</w:t>
+      </w:r>
+    </w:p>
+    <w:p>
+      <w:pPr>
+        <w:ind w:left="720"/>
+        <w:rPr>
+          <w:rFonts w:hint="eastAsia"/>
+          <w:szCs w:val="21"/>
+        </w:rPr>
+      </w:pPr>
+      <w:r>
+        <w:rPr>
+          <w:rFonts w:hint="eastAsia"/>
+          <w:noProof/>
+          <w:szCs w:val="21"/>
+        </w:rPr>
+        <w:drawing>
+          <wp:inline distT="0" distB="0" distL="0" distR="0" wp14:anchorId="5A707A8C" wp14:editId="08D69C6C">
+            <wp:extent cx="1517515" cy="1153688"/>
+            <wp:effectExtent l="0" t="0" r="6985" b="8890"/>
+            <wp:docPr id="1945145772" name="图片 3"/>
+            <wp:cNvGraphicFramePr>
+              <a:graphicFrameLocks xmlns:a="http://schemas.openxmlformats.org/drawingml/2006/main" noChangeAspect="1"/>
+            </wp:cNvGraphicFramePr>
+            <a:graphic xmlns:a="http://schemas.openxmlformats.org/drawingml/2006/main">
+              <a:graphicData uri="http://schemas.openxmlformats.org/drawingml/2006/picture">
+                <pic:pic xmlns:pic="http://schemas.openxmlformats.org/drawingml/2006/picture">
+                  <pic:nvPicPr>
+                    <pic:cNvPr id="0" name="Picture 7"/>
+                    <pic:cNvPicPr>
+                      <a:picLocks noChangeAspect="1" noChangeArrowheads="1"/>
+                    </pic:cNvPicPr>
+                  </pic:nvPicPr>
+                  <pic:blipFill>
+                    <a:blip r:embed="rId43" cstate="print">
+                      <a:extLst>
+                        <a:ext uri="{28A0092B-C50C-407E-A947-70E740481C1C}">
+                          <a14:useLocalDpi xmlns:a14="http://schemas.microsoft.com/office/drawing/2010/main" val="0"/>
+                        </a:ext>
+                      </a:extLst>
+                    </a:blip>
+                    <a:srcRect/>
+                    <a:stretch>
+                      <a:fillRect/>
+                    </a:stretch>
+                  </pic:blipFill>
+                  <pic:spPr bwMode="auto">
+                    <a:xfrm>
+                      <a:off x="0" y="0"/>
+                      <a:ext cx="1529371" cy="1162701"/>
+                    </a:xfrm>
+                    <a:prstGeom prst="rect">
+                      <a:avLst/>
+                    </a:prstGeom>
+                    <a:noFill/>
+                    <a:ln>
+                      <a:noFill/>
+                    </a:ln>
+                  </pic:spPr>
+                </pic:pic>
+              </a:graphicData>
+            </a:graphic>
+          </wp:inline>
+        </w:drawing>
+      </w:r>
+    </w:p>
+    <w:p>
+      <w:pPr>
+        <w:numPr>
+          <w:ilvl w:val="0"/>
+          <w:numId w:val="18"/>
+        </w:numPr>
+        <w:rPr>
+          <w:rFonts w:hint="eastAsia"/>
+          <w:szCs w:val="21"/>
+        </w:rPr>
+      </w:pPr>
+      <w:r>
+        <w:rPr>
+          <w:szCs w:val="21"/>
+        </w:rPr>
+        <w:t>浪间牵念</w:t>
+      </w:r>
+      <w:r>
+        <w:rPr>
+          <w:rFonts w:hint="eastAsia"/>
+          <w:szCs w:val="21"/>
+        </w:rPr>
+        <w:t>：0费，消耗1层师生羁绊，抽2张牌</w:t>
+      </w:r>
+    </w:p>
+    <w:p>
+      <w:pPr>
+        <w:ind w:left="720"/>
+        <w:rPr>
+          <w:rFonts w:hint="eastAsia"/>
+          <w:szCs w:val="21"/>
+        </w:rPr>
+      </w:pPr>
+      <w:r>
+        <w:rPr>
+          <w:rFonts w:hint="eastAsia"/>
+          <w:noProof/>
+          <w:szCs w:val="21"/>
+        </w:rPr>
+        <w:drawing>
+          <wp:inline distT="0" distB="0" distL="0" distR="0" wp14:anchorId="657012E3" wp14:editId="52C7F1A4">
+            <wp:extent cx="1708534" cy="1296186"/>
+            <wp:effectExtent l="0" t="0" r="6350" b="0"/>
+            <wp:docPr id="1449564040" name="图片 25"/>
+            <wp:cNvGraphicFramePr>
+              <a:graphicFrameLocks xmlns:a="http://schemas.openxmlformats.org/drawingml/2006/main" noChangeAspect="1"/>
+            </wp:cNvGraphicFramePr>
+            <a:graphic xmlns:a="http://schemas.openxmlformats.org/drawingml/2006/main">
+              <a:graphicData uri="http://schemas.openxmlformats.org/drawingml/2006/picture">
+                <pic:pic xmlns:pic="http://schemas.openxmlformats.org/drawingml/2006/picture">
+                  <pic:nvPicPr>
+                    <pic:cNvPr id="0" name="Picture 29"/>
+                    <pic:cNvPicPr>
+                      <a:picLocks noChangeAspect="1" noChangeArrowheads="1"/>
+                    </pic:cNvPicPr>
+                  </pic:nvPicPr>
+                  <pic:blipFill>
+                    <a:blip r:embed="rId44" cstate="print">
+                      <a:extLst>
+                        <a:ext uri="{28A0092B-C50C-407E-A947-70E740481C1C}">
+                          <a14:useLocalDpi xmlns:a14="http://schemas.microsoft.com/office/drawing/2010/main" val="0"/>
+                        </a:ext>
+                      </a:extLst>
+                    </a:blip>
+                    <a:srcRect/>
+                    <a:stretch>
+                      <a:fillRect/>
+                    </a:stretch>
+                  </pic:blipFill>
+                  <pic:spPr bwMode="auto">
+                    <a:xfrm>
+                      <a:off x="0" y="0"/>
+                      <a:ext cx="1722573" cy="1306837"/>
+                    </a:xfrm>
+                    <a:prstGeom prst="rect">
+                      <a:avLst/>
+                    </a:prstGeom>
+                    <a:noFill/>
+                    <a:ln>
+                      <a:noFill/>
+                    </a:ln>
+                  </pic:spPr>
+                </pic:pic>
+              </a:graphicData>
+            </a:graphic>
+          </wp:inline>
+        </w:drawing>
+      </w:r>
+    </w:p>
+    <w:p>
+      <w:pPr>
+        <w:rPr>
+          <w:rFonts w:hint="eastAsia"/>
+          <w:szCs w:val="21"/>
+        </w:rPr>
+      </w:pPr>
+      <w:r>
+        <w:rPr>
+          <w:szCs w:val="21"/>
+        </w:rPr>
+        <w:t>稀有</w:t>
+      </w:r>
+    </w:p>
+    <w:p>
+      <w:pPr>
+        <w:numPr>
+          <w:ilvl w:val="0"/>
+          <w:numId w:val="19"/>
+        </w:numPr>
+        <w:rPr>
+          <w:rFonts w:hint="eastAsia"/>
+          <w:szCs w:val="21"/>
+          <w:highlight w:val="yellow"/>
+        </w:rPr>
+      </w:pPr>
+      <w:r>
+        <w:rPr>
+          <w:szCs w:val="21"/>
+          <w:highlight w:val="yellow"/>
+        </w:rPr>
+        <w:t xml:space="preserve">空投补给：1 费，获得 </w:t>
+      </w:r>
+      <w:r>
+        <w:rPr>
+          <w:rFonts w:hint="eastAsia"/>
+          <w:szCs w:val="21"/>
+          <w:highlight w:val="yellow"/>
+        </w:rPr>
+        <w:t>2</w:t>
+      </w:r>
+      <w:r>
+        <w:rPr>
+          <w:szCs w:val="21"/>
+          <w:highlight w:val="yellow"/>
+        </w:rPr>
+        <w:t xml:space="preserve"> 弹夹，2 </w:t>
+      </w:r>
+      <w:r>
+        <w:rPr>
+          <w:rFonts w:hint="eastAsia"/>
+          <w:szCs w:val="21"/>
+          <w:highlight w:val="yellow"/>
+        </w:rPr>
+        <w:t>能量</w:t>
+      </w:r>
+      <w:r>
+        <w:rPr>
+          <w:szCs w:val="21"/>
+          <w:highlight w:val="yellow"/>
+        </w:rPr>
+        <w:t>（升级 3）</w:t>
+      </w:r>
+      <w:r>
+        <w:rPr>
+          <w:szCs w:val="21"/>
+          <w:highlight w:val="yellow"/>
+        </w:rPr>
+        <w:t>，抽 2 张</w:t>
+      </w:r>
+      <w:r>
+        <w:rPr>
+          <w:rFonts w:hint="eastAsia"/>
+          <w:szCs w:val="21"/>
+          <w:highlight w:val="yellow"/>
+        </w:rPr>
+        <w:t>，</w:t>
+      </w:r>
+      <w:r>
+        <w:rPr>
+          <w:rFonts w:hint="eastAsia"/>
+          <w:szCs w:val="21"/>
+          <w:highlight w:val="yellow"/>
+        </w:rPr>
+        <w:t>生成一个军备箱，</w:t>
+      </w:r>
+      <w:r>
+        <w:rPr>
+          <w:rFonts w:hint="eastAsia"/>
+          <w:szCs w:val="21"/>
+          <w:highlight w:val="yellow"/>
+        </w:rPr>
+        <w:t>消耗</w:t>
+      </w:r>
+    </w:p>
+    <w:p>
+      <w:pPr>
+        <w:ind w:left="720"/>
+        <w:rPr>
+          <w:rFonts w:hint="eastAsia"/>
+          <w:szCs w:val="21"/>
+          <w:highlight w:val="yellow"/>
+        </w:rPr>
+      </w:pPr>
+      <w:r>
+        <w:rPr>
+          <w:noProof/>
+          <w:szCs w:val="21"/>
+        </w:rPr>
+        <w:drawing>
+          <wp:inline distT="0" distB="0" distL="0" distR="0" wp14:anchorId="3B270442" wp14:editId="554BBBD7">
+            <wp:extent cx="1617862" cy="1213164"/>
+            <wp:effectExtent l="0" t="0" r="1905" b="6350"/>
+            <wp:docPr id="1465613924" name="图片 1"/>
+            <wp:cNvGraphicFramePr>
+              <a:graphicFrameLocks xmlns:a="http://schemas.openxmlformats.org/drawingml/2006/main" noChangeAspect="1"/>
+            </wp:cNvGraphicFramePr>
+            <a:graphic xmlns:a="http://schemas.openxmlformats.org/drawingml/2006/main">
+              <a:graphicData uri="http://schemas.openxmlformats.org/drawingml/2006/picture">
+                <pic:pic xmlns:pic="http://schemas.openxmlformats.org/drawingml/2006/picture">
+                  <pic:nvPicPr>
+                    <pic:cNvPr id="0" name="Picture 52"/>
+                    <pic:cNvPicPr>
+                      <a:picLocks noChangeAspect="1" noChangeArrowheads="1"/>
+                    </pic:cNvPicPr>
+                  </pic:nvPicPr>
+                  <pic:blipFill>
+                    <a:blip r:embed="rId45" cstate="print">
+                      <a:extLst>
+                        <a:ext uri="{28A0092B-C50C-407E-A947-70E740481C1C}">
+                          <a14:useLocalDpi xmlns:a14="http://schemas.microsoft.com/office/drawing/2010/main" val="0"/>
+                        </a:ext>
+                      </a:extLst>
+                    </a:blip>
+                    <a:srcRect/>
+                    <a:stretch>
+                      <a:fillRect/>
+                    </a:stretch>
+                  </pic:blipFill>
+                  <pic:spPr bwMode="auto">
+                    <a:xfrm>
+                      <a:off x="0" y="0"/>
+                      <a:ext cx="1658135" cy="1243363"/>
+                    </a:xfrm>
+                    <a:prstGeom prst="rect">
+                      <a:avLst/>
+                    </a:prstGeom>
+                    <a:noFill/>
+                    <a:ln>
+                      <a:noFill/>
+                    </a:ln>
+                  </pic:spPr>
+                </pic:pic>
+              </a:graphicData>
+            </a:graphic>
+          </wp:inline>
+        </w:drawing>
+      </w:r>
+    </w:p>
+    <w:p>
+      <w:pPr>
+        <w:numPr>
+          <w:ilvl w:val="0"/>
+          <w:numId w:val="19"/>
+        </w:numPr>
+        <w:rPr>
+          <w:rFonts w:hint="eastAsia"/>
+          <w:szCs w:val="21"/>
+          <w:highlight w:val="yellow"/>
+        </w:rPr>
+      </w:pPr>
+      <w:r>
+        <w:rPr>
+          <w:szCs w:val="21"/>
+          <w:highlight w:val="yellow"/>
+        </w:rPr>
+        <w:t>请再多陪我一会吧：1 费，</w:t>
+      </w:r>
+      <w:r>
+        <w:rPr>
+          <w:rFonts w:hint="eastAsia"/>
+          <w:szCs w:val="21"/>
+          <w:highlight w:val="yellow"/>
+        </w:rPr>
+        <w:t>在这个回合，</w:t>
+      </w:r>
+      <w:r>
+        <w:rPr>
+          <w:szCs w:val="21"/>
+          <w:highlight w:val="yellow"/>
+        </w:rPr>
+        <w:t>下一张技能牌额外触发 1 次（升级</w:t>
+      </w:r>
+      <w:r>
+        <w:rPr>
+          <w:rFonts w:hint="eastAsia"/>
+          <w:szCs w:val="21"/>
+          <w:highlight w:val="yellow"/>
+        </w:rPr>
+        <w:t>下两张</w:t>
+      </w:r>
+      <w:r>
+        <w:rPr>
+          <w:szCs w:val="21"/>
+          <w:highlight w:val="yellow"/>
+        </w:rPr>
+        <w:t>）</w:t>
+      </w:r>
+    </w:p>
+    <w:p>
+      <w:pPr>
+        <w:ind w:left="720"/>
+        <w:rPr>
+          <w:rFonts w:hint="eastAsia"/>
+          <w:szCs w:val="21"/>
+        </w:rPr>
+      </w:pPr>
+      <w:r>
+        <w:rPr>
+          <w:noProof/>
+          <w:szCs w:val="21"/>
+        </w:rPr>
+        <w:drawing>
+          <wp:inline distT="0" distB="0" distL="0" distR="0" wp14:anchorId="510A290E" wp14:editId="0EFD3A6F">
+            <wp:extent cx="1591535" cy="1208637"/>
+            <wp:effectExtent l="0" t="0" r="8890" b="0"/>
+            <wp:docPr id="1961350570" name="图片 39"/>
+            <wp:cNvGraphicFramePr>
+              <a:graphicFrameLocks xmlns:a="http://schemas.openxmlformats.org/drawingml/2006/main" noChangeAspect="1"/>
+            </wp:cNvGraphicFramePr>
+            <a:graphic xmlns:a="http://schemas.openxmlformats.org/drawingml/2006/main">
+              <a:graphicData uri="http://schemas.openxmlformats.org/drawingml/2006/picture">
+                <pic:pic xmlns:pic="http://schemas.openxmlformats.org/drawingml/2006/picture">
+                  <pic:nvPicPr>
+                    <pic:cNvPr id="0" name="Picture 96"/>
+                    <pic:cNvPicPr>
+                      <a:picLocks noChangeAspect="1" noChangeArrowheads="1"/>
+                    </pic:cNvPicPr>
+                  </pic:nvPicPr>
+                  <pic:blipFill>
+                    <a:blip r:embed="rId46" cstate="print">
+                      <a:extLst>
+                        <a:ext uri="{28A0092B-C50C-407E-A947-70E740481C1C}">
+                          <a14:useLocalDpi xmlns:a14="http://schemas.microsoft.com/office/drawing/2010/main" val="0"/>
+                        </a:ext>
+                      </a:extLst>
+                    </a:blip>
+                    <a:srcRect/>
+                    <a:stretch>
+                      <a:fillRect/>
+                    </a:stretch>
+                  </pic:blipFill>
+                  <pic:spPr bwMode="auto">
+                    <a:xfrm>
+                      <a:off x="0" y="0"/>
+                      <a:ext cx="1619526" cy="1229894"/>
+                    </a:xfrm>
+                    <a:prstGeom prst="rect">
+                      <a:avLst/>
+                    </a:prstGeom>
+                    <a:noFill/>
+                    <a:ln>
+                      <a:noFill/>
+                    </a:ln>
+                  </pic:spPr>
+                </pic:pic>
+              </a:graphicData>
+            </a:graphic>
+          </wp:inline>
+        </w:drawing>
+      </w:r>
+    </w:p>
+    <w:p>
+      <w:pPr>
+        <w:numPr>
+          <w:ilvl w:val="0"/>
+          <w:numId w:val="19"/>
+        </w:numPr>
+        <w:rPr>
+          <w:rFonts w:hint="eastAsia"/>
+          <w:szCs w:val="21"/>
+          <w:highlight w:val="yellow"/>
+        </w:rPr>
+      </w:pPr>
+      <w:r>
+        <w:rPr>
+          <w:szCs w:val="21"/>
+          <w:highlight w:val="yellow"/>
+        </w:rPr>
+        <w:t>老师的嘱托：</w:t>
+      </w:r>
+      <w:r>
+        <w:rPr>
+          <w:szCs w:val="21"/>
+          <w:highlight w:val="yellow"/>
+        </w:rPr>
+        <w:t>1</w:t>
+      </w:r>
+      <w:r>
+        <w:rPr>
+          <w:szCs w:val="21"/>
+          <w:highlight w:val="yellow"/>
+        </w:rPr>
+        <w:t xml:space="preserve"> 费，</w:t>
+      </w:r>
+      <w:r>
+        <w:rPr>
+          <w:rFonts w:hint="eastAsia"/>
+          <w:szCs w:val="21"/>
+          <w:highlight w:val="yellow"/>
+        </w:rPr>
+        <w:t>获得</w:t>
+      </w:r>
+      <w:r>
+        <w:rPr>
+          <w:szCs w:val="21"/>
+          <w:highlight w:val="yellow"/>
+        </w:rPr>
+        <w:t>1</w:t>
+      </w:r>
+      <w:r>
+        <w:rPr>
+          <w:rFonts w:hint="eastAsia"/>
+          <w:szCs w:val="21"/>
+          <w:highlight w:val="yellow"/>
+        </w:rPr>
+        <w:t>层师生羁绊</w:t>
+      </w:r>
+      <w:r>
+        <w:rPr>
+          <w:rFonts w:hint="eastAsia"/>
+          <w:szCs w:val="21"/>
+          <w:highlight w:val="yellow"/>
+        </w:rPr>
+        <w:t>（升级2层），抽</w:t>
+      </w:r>
+      <w:r>
+        <w:rPr>
+          <w:szCs w:val="21"/>
+          <w:highlight w:val="yellow"/>
+        </w:rPr>
+        <w:t>2</w:t>
+      </w:r>
+      <w:r>
+        <w:rPr>
+          <w:rFonts w:hint="eastAsia"/>
+          <w:szCs w:val="21"/>
+          <w:highlight w:val="yellow"/>
+        </w:rPr>
+        <w:t>张牌，消耗</w:t>
+      </w:r>
+    </w:p>
+    <w:p>
+      <w:pPr>
+        <w:ind w:left="720"/>
+        <w:rPr>
+          <w:rFonts w:hint="eastAsia"/>
+          <w:szCs w:val="21"/>
+        </w:rPr>
+      </w:pPr>
+      <w:r>
+        <w:rPr>
+          <w:noProof/>
+          <w:szCs w:val="21"/>
+        </w:rPr>
+        <w:drawing>
+          <wp:inline distT="0" distB="0" distL="0" distR="0" wp14:anchorId="4DCFF8BA" wp14:editId="0D321204">
+            <wp:extent cx="1531049" cy="1163370"/>
+            <wp:effectExtent l="0" t="0" r="0" b="0"/>
+            <wp:docPr id="1109675590" name="图片 50"/>
+            <wp:cNvGraphicFramePr>
+              <a:graphicFrameLocks xmlns:a="http://schemas.openxmlformats.org/drawingml/2006/main" noChangeAspect="1"/>
+            </wp:cNvGraphicFramePr>
+            <a:graphic xmlns:a="http://schemas.openxmlformats.org/drawingml/2006/main">
+              <a:graphicData uri="http://schemas.openxmlformats.org/drawingml/2006/picture">
+                <pic:pic xmlns:pic="http://schemas.openxmlformats.org/drawingml/2006/picture">
+                  <pic:nvPicPr>
+                    <pic:cNvPr id="0" name="Picture 107"/>
+                    <pic:cNvPicPr>
+                      <a:picLocks noChangeAspect="1" noChangeArrowheads="1"/>
+                    </pic:cNvPicPr>
+                  </pic:nvPicPr>
+                  <pic:blipFill>
+                    <a:blip r:embed="rId47" cstate="print">
+                      <a:extLst>
+                        <a:ext uri="{28A0092B-C50C-407E-A947-70E740481C1C}">
+                          <a14:useLocalDpi xmlns:a14="http://schemas.microsoft.com/office/drawing/2010/main" val="0"/>
+                        </a:ext>
+                      </a:extLst>
+                    </a:blip>
+                    <a:srcRect/>
+                    <a:stretch>
+                      <a:fillRect/>
+                    </a:stretch>
+                  </pic:blipFill>
+                  <pic:spPr bwMode="auto">
+                    <a:xfrm>
+                      <a:off x="0" y="0"/>
+                      <a:ext cx="1549576" cy="1177448"/>
+                    </a:xfrm>
+                    <a:prstGeom prst="rect">
+                      <a:avLst/>
+                    </a:prstGeom>
+                    <a:noFill/>
+                    <a:ln>
+                      <a:noFill/>
+                    </a:ln>
+                  </pic:spPr>
+                </pic:pic>
+              </a:graphicData>
+            </a:graphic>
+          </wp:inline>
+        </w:drawing>
+      </w:r>
+    </w:p>
+    <w:p>
+      <w:pPr>
+        <w:numPr>
+          <w:ilvl w:val="0"/>
+          <w:numId w:val="19"/>
+        </w:numPr>
+        <w:rPr>
+          <w:szCs w:val="21"/>
+          <w:highlight w:val="yellow"/>
+        </w:rPr>
+      </w:pPr>
+      <w:r>
+        <w:rPr>
+          <w:rFonts w:hint="eastAsia"/>
+          <w:szCs w:val="21"/>
+          <w:highlight w:val="yellow"/>
+        </w:rPr>
+        <w:t>RABBIT小队，集结！：</w:t>
+      </w:r>
+      <w:r>
+        <w:rPr>
+          <w:rFonts w:hint="eastAsia"/>
+          <w:szCs w:val="21"/>
+          <w:highlight w:val="yellow"/>
+        </w:rPr>
+        <w:t>1</w:t>
+      </w:r>
+      <w:r>
+        <w:rPr>
+          <w:rFonts w:hint="eastAsia"/>
+          <w:szCs w:val="21"/>
+          <w:highlight w:val="yellow"/>
+        </w:rPr>
+        <w:t>费，将一张“小队支援”牌添加到手牌中免费打出（升级则添加升级后的）</w:t>
+      </w:r>
+      <w:r>
+        <w:rPr>
+          <w:rFonts w:hint="eastAsia"/>
+          <w:szCs w:val="21"/>
+          <w:highlight w:val="yellow"/>
+        </w:rPr>
+        <w:t>，消耗</w:t>
+      </w:r>
+      <w:r>
+        <w:rPr>
+          <w:szCs w:val="21"/>
+          <w:highlight w:val="yellow"/>
+        </w:rPr>
+        <w:br/>
+      </w:r>
+      <w:r>
+        <w:rPr>
+          <w:noProof/>
+          <w:szCs w:val="21"/>
+        </w:rPr>
+        <w:lastRenderedPageBreak/>
+        <w:drawing>
+          <wp:inline distT="0" distB="0" distL="0" distR="0" wp14:anchorId="38F4BF8F" wp14:editId="20659EBA">
+            <wp:extent cx="1488578" cy="1129389"/>
+            <wp:effectExtent l="0" t="0" r="0" b="0"/>
+            <wp:docPr id="1028599121" name="图片 3"/>
+            <wp:cNvGraphicFramePr>
+              <a:graphicFrameLocks xmlns:a="http://schemas.openxmlformats.org/drawingml/2006/main" noChangeAspect="1"/>
+            </wp:cNvGraphicFramePr>
+            <a:graphic xmlns:a="http://schemas.openxmlformats.org/drawingml/2006/main">
+              <a:graphicData uri="http://schemas.openxmlformats.org/drawingml/2006/picture">
+                <pic:pic xmlns:pic="http://schemas.openxmlformats.org/drawingml/2006/picture">
+                  <pic:nvPicPr>
+                    <pic:cNvPr id="0" name="Picture 54"/>
+                    <pic:cNvPicPr>
+                      <a:picLocks noChangeAspect="1" noChangeArrowheads="1"/>
+                    </pic:cNvPicPr>
+                  </pic:nvPicPr>
+                  <pic:blipFill>
+                    <a:blip r:embed="rId48" cstate="print">
+                      <a:extLst>
+                        <a:ext uri="{28A0092B-C50C-407E-A947-70E740481C1C}">
+                          <a14:useLocalDpi xmlns:a14="http://schemas.microsoft.com/office/drawing/2010/main" val="0"/>
+                        </a:ext>
+                      </a:extLst>
+                    </a:blip>
+                    <a:srcRect/>
+                    <a:stretch>
+                      <a:fillRect/>
+                    </a:stretch>
+                  </pic:blipFill>
+                  <pic:spPr bwMode="auto">
+                    <a:xfrm>
+                      <a:off x="0" y="0"/>
+                      <a:ext cx="1497048" cy="1135815"/>
+                    </a:xfrm>
+                    <a:prstGeom prst="rect">
+                      <a:avLst/>
+                    </a:prstGeom>
+                    <a:noFill/>
+                    <a:ln>
+                      <a:noFill/>
+                    </a:ln>
+                  </pic:spPr>
+                </pic:pic>
+              </a:graphicData>
+            </a:graphic>
+          </wp:inline>
+        </w:drawing>
+      </w:r>
+    </w:p>
+    <w:p>
+      <w:pPr>
+        <w:numPr>
+          <w:ilvl w:val="0"/>
+          <w:numId w:val="19"/>
+        </w:numPr>
+        <w:rPr>
+          <w:szCs w:val="21"/>
+          <w:highlight w:val="yellow"/>
+        </w:rPr>
+      </w:pPr>
+      <w:r>
+        <w:rPr>
+          <w:rFonts w:hint="eastAsia"/>
+          <w:szCs w:val="21"/>
+          <w:highlight w:val="yellow"/>
+        </w:rPr>
         <w:t>小队</w:t>
       </w:r>
       <w:r>
@@ -4692,23 +5431,7 @@
           <w:szCs w:val="21"/>
           <w:highlight w:val="yellow"/>
         </w:rPr>
-        <w:t xml:space="preserve"> + 1 </w:t>
-      </w:r>
-      <w:proofErr w:type="gramStart"/>
-      <w:r>
-        <w:rPr>
-          <w:szCs w:val="21"/>
-          <w:highlight w:val="yellow"/>
-        </w:rPr>
-        <w:t>层老师</w:t>
-      </w:r>
-      <w:proofErr w:type="gramEnd"/>
-      <w:r>
-        <w:rPr>
-          <w:szCs w:val="21"/>
-          <w:highlight w:val="yellow"/>
-        </w:rPr>
-        <w:t xml:space="preserve">羁绊（升级 </w:t>
+        <w:t xml:space="preserve"> + 1 层老师羁绊（升级 </w:t>
       </w:r>
       <w:r>
         <w:rPr>
@@ -4725,22 +5448,20 @@
         </w:rPr>
         <w:t>）</w:t>
       </w:r>
-    </w:p>
-    <w:p>
-      <w:pPr>
-        <w:ind w:left="720"/>
-        <w:rPr>
-          <w:rFonts w:hint="eastAsia"/>
-          <w:szCs w:val="21"/>
-        </w:rPr>
-      </w:pPr>
+      <w:r>
+        <w:rPr>
+          <w:szCs w:val="21"/>
+          <w:highlight w:val="yellow"/>
+        </w:rPr>
+        <w:br/>
+      </w:r>
       <w:r>
         <w:rPr>
           <w:noProof/>
           <w:szCs w:val="21"/>
         </w:rPr>
         <w:drawing>
-          <wp:inline distT="0" distB="0" distL="0" distR="0" wp14:anchorId="25030506" wp14:editId="7FE46FD2">
+          <wp:inline distT="0" distB="0" distL="0" distR="0" wp14:anchorId="18AF713A" wp14:editId="1D9775E5">
             <wp:extent cx="1515906" cy="1150123"/>
             <wp:effectExtent l="0" t="0" r="8255" b="0"/>
             <wp:docPr id="1275996653" name="图片 57"/>
@@ -4757,7 +5478,7 @@
                     </pic:cNvPicPr>
                   </pic:nvPicPr>
                   <pic:blipFill>
-                    <a:blip r:embed="rId41" cstate="print">
+                    <a:blip r:embed="rId49" cstate="print">
                       <a:extLst>
                         <a:ext uri="{28A0092B-C50C-407E-A947-70E740481C1C}">
                           <a14:useLocalDpi xmlns:a14="http://schemas.microsoft.com/office/drawing/2010/main" val="0"/>
@@ -4793,7 +5514,7 @@
       <w:pPr>
         <w:numPr>
           <w:ilvl w:val="0"/>
-          <w:numId w:val="18"/>
+          <w:numId w:val="19"/>
         </w:numPr>
         <w:rPr>
           <w:rFonts w:hint="eastAsia"/>
@@ -4801,14 +5522,6 @@
           <w:highlight w:val="yellow"/>
         </w:rPr>
       </w:pPr>
-      <w:r>
-        <w:rPr>
-          <w:rFonts w:hint="eastAsia"/>
-          <w:szCs w:val="21"/>
-          <w:highlight w:val="yellow"/>
-        </w:rPr>
-        <w:t>轻装上阵：0费2星，获得1点能量（升级2点）</w:t>
-      </w:r>
     </w:p>
     <w:p>
       <w:pPr>
@@ -4818,6 +5531,114 @@
           <w:szCs w:val="21"/>
         </w:rPr>
       </w:pPr>
+    </w:p>
+    <w:p>
+      <w:pPr>
+        <w:rPr>
+          <w:rFonts w:hint="eastAsia"/>
+          <w:b/>
+          <w:bCs/>
+          <w:sz w:val="32"/>
+          <w:szCs w:val="32"/>
+        </w:rPr>
+      </w:pPr>
+      <w:r>
+        <w:rPr>
+          <w:b/>
+          <w:bCs/>
+          <w:sz w:val="32"/>
+          <w:szCs w:val="32"/>
+        </w:rPr>
+        <w:pict w14:anchorId="3331B698">
+          <v:rect id="_x0000_i1027" style="width:0;height:1.5pt" o:hrstd="t" o:hrnoshade="t" o:hr="t" fillcolor="#ebebeb" stroked="f"/>
+        </w:pict>
+      </w:r>
+    </w:p>
+    <w:p>
+      <w:pPr>
+        <w:rPr>
+          <w:b/>
+          <w:bCs/>
+          <w:sz w:val="32"/>
+          <w:szCs w:val="32"/>
+        </w:rPr>
+      </w:pPr>
+    </w:p>
+    <w:p>
+      <w:pPr>
+        <w:rPr>
+          <w:rFonts w:hint="eastAsia"/>
+          <w:b/>
+          <w:bCs/>
+          <w:sz w:val="32"/>
+          <w:szCs w:val="32"/>
+        </w:rPr>
+      </w:pPr>
+      <w:r>
+        <w:rPr>
+          <w:b/>
+          <w:bCs/>
+          <w:sz w:val="32"/>
+          <w:szCs w:val="32"/>
+        </w:rPr>
+        <w:t>能力牌</w:t>
+      </w:r>
+    </w:p>
+    <w:p>
+      <w:pPr>
+        <w:rPr>
+          <w:rFonts w:hint="eastAsia"/>
+          <w:szCs w:val="21"/>
+        </w:rPr>
+      </w:pPr>
+      <w:r>
+        <w:rPr>
+          <w:szCs w:val="21"/>
+        </w:rPr>
+        <w:t>罕见</w:t>
+      </w:r>
+    </w:p>
+    <w:p>
+      <w:pPr>
+        <w:numPr>
+          <w:ilvl w:val="0"/>
+          <w:numId w:val="21"/>
+        </w:numPr>
+        <w:rPr>
+          <w:rFonts w:hint="eastAsia"/>
+          <w:szCs w:val="21"/>
+        </w:rPr>
+      </w:pPr>
+      <w:r>
+        <w:rPr>
+          <w:rFonts w:hint="eastAsia"/>
+          <w:szCs w:val="21"/>
+        </w:rPr>
+        <w:t>最可靠的队长：2费</w:t>
+      </w:r>
+      <w:r>
+        <w:rPr>
+          <w:rFonts w:hint="eastAsia"/>
+          <w:szCs w:val="21"/>
+        </w:rPr>
+        <w:t>（升级1费）</w:t>
+      </w:r>
+      <w:r>
+        <w:rPr>
+          <w:rFonts w:hint="eastAsia"/>
+          <w:szCs w:val="21"/>
+        </w:rPr>
+        <w:t>，每打出3张“配备”牌，获得1星</w:t>
+      </w:r>
+    </w:p>
+    <w:p>
+      <w:pPr>
+        <w:ind w:left="720"/>
+        <w:rPr>
+          <w:rFonts w:hint="eastAsia"/>
+          <w:szCs w:val="21"/>
+        </w:rPr>
+      </w:pPr>
       <w:r>
         <w:rPr>
           <w:rFonts w:hint="eastAsia"/>
@@ -4825,10 +5646,10 @@
           <w:szCs w:val="21"/>
         </w:rPr>
         <w:drawing>
-          <wp:inline distT="0" distB="0" distL="0" distR="0" wp14:anchorId="5A707A8C" wp14:editId="08D69C6C">
-            <wp:extent cx="1517515" cy="1153688"/>
-            <wp:effectExtent l="0" t="0" r="6985" b="8890"/>
-            <wp:docPr id="1945145772" name="图片 3"/>
+          <wp:inline distT="0" distB="0" distL="0" distR="0" wp14:anchorId="19B36B92" wp14:editId="154B8034">
+            <wp:extent cx="1351908" cy="1027569"/>
+            <wp:effectExtent l="0" t="0" r="1270" b="1270"/>
+            <wp:docPr id="434016994" name="图片 2"/>
             <wp:cNvGraphicFramePr>
               <a:graphicFrameLocks xmlns:a="http://schemas.openxmlformats.org/drawingml/2006/main" noChangeAspect="1"/>
             </wp:cNvGraphicFramePr>
@@ -4836,13 +5657,13 @@
               <a:graphicData uri="http://schemas.openxmlformats.org/drawingml/2006/picture">
                 <pic:pic xmlns:pic="http://schemas.openxmlformats.org/drawingml/2006/picture">
                   <pic:nvPicPr>
-                    <pic:cNvPr id="0" name="Picture 7"/>
+                    <pic:cNvPr id="0" name="Picture 6"/>
                     <pic:cNvPicPr>
                       <a:picLocks noChangeAspect="1" noChangeArrowheads="1"/>
                     </pic:cNvPicPr>
                   </pic:nvPicPr>
                   <pic:blipFill>
-                    <a:blip r:embed="rId42" cstate="print">
+                    <a:blip r:embed="rId50" cstate="print">
                       <a:extLst>
                         <a:ext uri="{28A0092B-C50C-407E-A947-70E740481C1C}">
                           <a14:useLocalDpi xmlns:a14="http://schemas.microsoft.com/office/drawing/2010/main" val="0"/>
@@ -4857,7 +5678,7 @@
                   <pic:spPr bwMode="auto">
                     <a:xfrm>
                       <a:off x="0" y="0"/>
-                      <a:ext cx="1529371" cy="1162701"/>
+                      <a:ext cx="1368694" cy="1040328"/>
                     </a:xfrm>
                     <a:prstGeom prst="rect">
                       <a:avLst/>
@@ -4878,123 +5699,55 @@
       <w:pPr>
         <w:numPr>
           <w:ilvl w:val="0"/>
-          <w:numId w:val="18"/>
+          <w:numId w:val="21"/>
         </w:numPr>
         <w:rPr>
-          <w:rFonts w:hint="eastAsia"/>
-          <w:szCs w:val="21"/>
-        </w:rPr>
-      </w:pPr>
+          <w:szCs w:val="21"/>
+          <w:highlight w:val="yellow"/>
+        </w:rPr>
+      </w:pPr>
+      <w:r>
+        <w:rPr>
+          <w:szCs w:val="21"/>
+          <w:highlight w:val="yellow"/>
+        </w:rPr>
+        <w:t>省着点用：2 费，</w:t>
+      </w:r>
+      <w:r>
+        <w:rPr>
+          <w:rFonts w:hint="eastAsia"/>
+          <w:szCs w:val="21"/>
+          <w:highlight w:val="yellow"/>
+        </w:rPr>
+        <w:t>每消耗一张牌，抽一张牌</w:t>
+      </w:r>
+      <w:r>
+        <w:rPr>
+          <w:szCs w:val="21"/>
+          <w:highlight w:val="yellow"/>
+        </w:rPr>
+        <w:t>（升级</w:t>
+      </w:r>
+      <w:r>
+        <w:rPr>
+          <w:rFonts w:hint="eastAsia"/>
+          <w:szCs w:val="21"/>
+          <w:highlight w:val="yellow"/>
+        </w:rPr>
+        <w:t>1费</w:t>
+      </w:r>
+      <w:r>
+        <w:rPr>
+          <w:szCs w:val="21"/>
+          <w:highlight w:val="yellow"/>
+        </w:rPr>
+        <w:t>）</w:t>
+      </w:r>
     </w:p>
     <w:p>
       <w:pPr>
         <w:ind w:left="720"/>
         <w:rPr>
-          <w:rFonts w:hint="eastAsia"/>
-          <w:szCs w:val="21"/>
-        </w:rPr>
-      </w:pPr>
-    </w:p>
-    <w:p>
-      <w:pPr>
-        <w:rPr>
-          <w:rFonts w:hint="eastAsia"/>
-          <w:szCs w:val="21"/>
-        </w:rPr>
-      </w:pPr>
-      <w:r>
-        <w:rPr>
-          <w:szCs w:val="21"/>
-        </w:rPr>
-        <w:t>稀有</w:t>
-      </w:r>
-    </w:p>
-    <w:p>
-      <w:pPr>
-        <w:numPr>
-          <w:ilvl w:val="0"/>
-          <w:numId w:val="19"/>
-        </w:numPr>
-        <w:rPr>
-          <w:rFonts w:hint="eastAsia"/>
-          <w:szCs w:val="21"/>
-          <w:highlight w:val="yellow"/>
-        </w:rPr>
-      </w:pPr>
-      <w:r>
-        <w:rPr>
-          <w:szCs w:val="21"/>
-          <w:highlight w:val="yellow"/>
-        </w:rPr>
-        <w:t xml:space="preserve">空投补给：1 费，获得 </w:t>
-      </w:r>
-      <w:r>
-        <w:rPr>
-          <w:rFonts w:hint="eastAsia"/>
-          <w:szCs w:val="21"/>
-          <w:highlight w:val="yellow"/>
-        </w:rPr>
-        <w:t>2</w:t>
-      </w:r>
-      <w:r>
-        <w:rPr>
-          <w:szCs w:val="21"/>
-          <w:highlight w:val="yellow"/>
-        </w:rPr>
-        <w:t xml:space="preserve"> 弹夹，2 </w:t>
-      </w:r>
-      <w:r>
-        <w:rPr>
-          <w:rFonts w:hint="eastAsia"/>
-          <w:szCs w:val="21"/>
-          <w:highlight w:val="yellow"/>
-        </w:rPr>
-        <w:t>能量</w:t>
-      </w:r>
-      <w:r>
-        <w:rPr>
-          <w:szCs w:val="21"/>
-          <w:highlight w:val="yellow"/>
-        </w:rPr>
-        <w:t>（升级 3）</w:t>
-      </w:r>
-      <w:r>
-        <w:rPr>
-          <w:szCs w:val="21"/>
-          <w:highlight w:val="yellow"/>
-        </w:rPr>
-        <w:t>，抽 2 张</w:t>
-      </w:r>
-      <w:r>
-        <w:rPr>
-          <w:rFonts w:hint="eastAsia"/>
-          <w:szCs w:val="21"/>
-          <w:highlight w:val="yellow"/>
-        </w:rPr>
-        <w:t>，</w:t>
-      </w:r>
-      <w:r>
-        <w:rPr>
-          <w:rFonts w:hint="eastAsia"/>
-          <w:szCs w:val="21"/>
-          <w:highlight w:val="yellow"/>
-        </w:rPr>
-        <w:t>生成一个军备箱，</w:t>
-      </w:r>
-      <w:r>
-        <w:rPr>
-          <w:rFonts w:hint="eastAsia"/>
-          <w:szCs w:val="21"/>
-          <w:highlight w:val="yellow"/>
-        </w:rPr>
-        <w:t>消耗</w:t>
-      </w:r>
-    </w:p>
-    <w:p>
-      <w:pPr>
-        <w:ind w:left="720"/>
-        <w:rPr>
-          <w:rFonts w:hint="eastAsia"/>
           <w:szCs w:val="21"/>
           <w:highlight w:val="yellow"/>
         </w:rPr>
@@ -5005,10 +5758,10 @@
           <w:szCs w:val="21"/>
         </w:rPr>
         <w:drawing>
-          <wp:inline distT="0" distB="0" distL="0" distR="0" wp14:anchorId="3B270442" wp14:editId="31709A18">
-            <wp:extent cx="1240641" cy="930303"/>
-            <wp:effectExtent l="0" t="0" r="0" b="3175"/>
-            <wp:docPr id="1465613924" name="图片 1"/>
+          <wp:inline distT="0" distB="0" distL="0" distR="0" wp14:anchorId="53110BF1" wp14:editId="5DB574B7">
+            <wp:extent cx="1330859" cy="1011254"/>
+            <wp:effectExtent l="0" t="0" r="3175" b="0"/>
+            <wp:docPr id="1198605349" name="图片 1"/>
             <wp:cNvGraphicFramePr>
               <a:graphicFrameLocks xmlns:a="http://schemas.openxmlformats.org/drawingml/2006/main" noChangeAspect="1"/>
             </wp:cNvGraphicFramePr>
@@ -5016,13 +5769,13 @@
               <a:graphicData uri="http://schemas.openxmlformats.org/drawingml/2006/picture">
                 <pic:pic xmlns:pic="http://schemas.openxmlformats.org/drawingml/2006/picture">
                   <pic:nvPicPr>
-                    <pic:cNvPr id="0" name="Picture 52"/>
+                    <pic:cNvPr id="0" name="Picture 5"/>
                     <pic:cNvPicPr>
                       <a:picLocks noChangeAspect="1" noChangeArrowheads="1"/>
                     </pic:cNvPicPr>
                   </pic:nvPicPr>
                   <pic:blipFill>
-                    <a:blip r:embed="rId43" cstate="print">
+                    <a:blip r:embed="rId51" cstate="print">
                       <a:extLst>
                         <a:ext uri="{28A0092B-C50C-407E-A947-70E740481C1C}">
                           <a14:useLocalDpi xmlns:a14="http://schemas.microsoft.com/office/drawing/2010/main" val="0"/>
@@ -5037,7 +5790,7 @@
                   <pic:spPr bwMode="auto">
                     <a:xfrm>
                       <a:off x="0" y="0"/>
-                      <a:ext cx="1262903" cy="946996"/>
+                      <a:ext cx="1345669" cy="1022507"/>
                     </a:xfrm>
                     <a:prstGeom prst="rect">
                       <a:avLst/>
@@ -5058,50 +5811,18 @@
       <w:pPr>
         <w:numPr>
           <w:ilvl w:val="0"/>
-          <w:numId w:val="19"/>
+          <w:numId w:val="21"/>
         </w:numPr>
         <w:rPr>
-          <w:rFonts w:hint="eastAsia"/>
-          <w:szCs w:val="21"/>
-          <w:highlight w:val="yellow"/>
-        </w:rPr>
-      </w:pPr>
-      <w:r>
-        <w:rPr>
-          <w:szCs w:val="21"/>
-          <w:highlight w:val="yellow"/>
-        </w:rPr>
-        <w:t>请再多陪我一会吧：1 费，</w:t>
-      </w:r>
-      <w:r>
-        <w:rPr>
-          <w:rFonts w:hint="eastAsia"/>
-          <w:szCs w:val="21"/>
-          <w:highlight w:val="yellow"/>
-        </w:rPr>
-        <w:t>在这个回合，</w:t>
-      </w:r>
-      <w:r>
-        <w:rPr>
-          <w:szCs w:val="21"/>
-          <w:highlight w:val="yellow"/>
-        </w:rPr>
-        <w:t>下一张技能牌额外触发 1 次（升级</w:t>
-      </w:r>
-      <w:r>
-        <w:rPr>
-          <w:rFonts w:hint="eastAsia"/>
-          <w:szCs w:val="21"/>
-          <w:highlight w:val="yellow"/>
-        </w:rPr>
-        <w:t>下两张</w:t>
-      </w:r>
-      <w:r>
-        <w:rPr>
-          <w:szCs w:val="21"/>
-          <w:highlight w:val="yellow"/>
-        </w:rPr>
-        <w:t>）</w:t>
+          <w:szCs w:val="21"/>
+        </w:rPr>
+      </w:pPr>
+      <w:r>
+        <w:rPr>
+          <w:rFonts w:hint="eastAsia"/>
+          <w:szCs w:val="21"/>
+        </w:rPr>
+        <w:t>弹药管够：1费，每当你花费5弹夹，获得1弹夹</w:t>
       </w:r>
     </w:p>
     <w:p>
@@ -5114,14 +5835,15 @@
       </w:pPr>
       <w:r>
         <w:rPr>
+          <w:rFonts w:hint="eastAsia"/>
           <w:noProof/>
           <w:szCs w:val="21"/>
         </w:rPr>
         <w:drawing>
-          <wp:inline distT="0" distB="0" distL="0" distR="0" wp14:anchorId="510A290E" wp14:editId="18A3E788">
-            <wp:extent cx="1285920" cy="976547"/>
-            <wp:effectExtent l="0" t="0" r="0" b="0"/>
-            <wp:docPr id="1961350570" name="图片 39"/>
+          <wp:inline distT="0" distB="0" distL="0" distR="0" wp14:anchorId="064F1642" wp14:editId="4F2EA319">
+            <wp:extent cx="1330325" cy="954285"/>
+            <wp:effectExtent l="0" t="0" r="3175" b="0"/>
+            <wp:docPr id="677129116" name="图片 5"/>
             <wp:cNvGraphicFramePr>
               <a:graphicFrameLocks xmlns:a="http://schemas.openxmlformats.org/drawingml/2006/main" noChangeAspect="1"/>
             </wp:cNvGraphicFramePr>
@@ -5129,13 +5851,13 @@
               <a:graphicData uri="http://schemas.openxmlformats.org/drawingml/2006/picture">
                 <pic:pic xmlns:pic="http://schemas.openxmlformats.org/drawingml/2006/picture">
                   <pic:nvPicPr>
-                    <pic:cNvPr id="0" name="Picture 96"/>
+                    <pic:cNvPr id="0" name="Picture 9"/>
                     <pic:cNvPicPr>
                       <a:picLocks noChangeAspect="1" noChangeArrowheads="1"/>
                     </pic:cNvPicPr>
                   </pic:nvPicPr>
                   <pic:blipFill>
-                    <a:blip r:embed="rId44" cstate="print">
+                    <a:blip r:embed="rId52">
                       <a:extLst>
                         <a:ext uri="{28A0092B-C50C-407E-A947-70E740481C1C}">
                           <a14:useLocalDpi xmlns:a14="http://schemas.microsoft.com/office/drawing/2010/main" val="0"/>
@@ -5150,7 +5872,7 @@
                   <pic:spPr bwMode="auto">
                     <a:xfrm>
                       <a:off x="0" y="0"/>
-                      <a:ext cx="1303575" cy="989955"/>
+                      <a:ext cx="1354535" cy="971651"/>
                     </a:xfrm>
                     <a:prstGeom prst="rect">
                       <a:avLst/>
@@ -5171,87 +5893,24 @@
       <w:pPr>
         <w:numPr>
           <w:ilvl w:val="0"/>
-          <w:numId w:val="19"/>
+          <w:numId w:val="21"/>
         </w:numPr>
         <w:rPr>
-          <w:rFonts w:hint="eastAsia"/>
-          <w:szCs w:val="21"/>
-          <w:highlight w:val="yellow"/>
-        </w:rPr>
-      </w:pPr>
-      <w:r>
-        <w:rPr>
-          <w:szCs w:val="21"/>
-          <w:highlight w:val="yellow"/>
-        </w:rPr>
-        <w:t>老师的嘱托：</w:t>
-      </w:r>
-      <w:r>
-        <w:rPr>
-          <w:szCs w:val="21"/>
-          <w:highlight w:val="yellow"/>
-        </w:rPr>
-        <w:t>1</w:t>
-      </w:r>
-      <w:r>
-        <w:rPr>
-          <w:szCs w:val="21"/>
-          <w:highlight w:val="yellow"/>
-        </w:rPr>
-        <w:t xml:space="preserve"> 费，</w:t>
-      </w:r>
-      <w:r>
-        <w:rPr>
-          <w:rFonts w:hint="eastAsia"/>
-          <w:szCs w:val="21"/>
-          <w:highlight w:val="yellow"/>
-        </w:rPr>
-        <w:t>获得</w:t>
-      </w:r>
-      <w:r>
-        <w:rPr>
-          <w:szCs w:val="21"/>
-          <w:highlight w:val="yellow"/>
-        </w:rPr>
-        <w:t>1</w:t>
-      </w:r>
-      <w:r>
-        <w:rPr>
-          <w:rFonts w:hint="eastAsia"/>
-          <w:szCs w:val="21"/>
-          <w:highlight w:val="yellow"/>
-        </w:rPr>
-        <w:t>层师生羁绊</w:t>
-      </w:r>
-      <w:r>
-        <w:rPr>
-          <w:rFonts w:hint="eastAsia"/>
-          <w:szCs w:val="21"/>
-          <w:highlight w:val="yellow"/>
-        </w:rPr>
-        <w:t>（升级2层），抽</w:t>
-      </w:r>
-      <w:r>
-        <w:rPr>
-          <w:szCs w:val="21"/>
-          <w:highlight w:val="yellow"/>
-        </w:rPr>
-        <w:t>2</w:t>
-      </w:r>
-      <w:r>
-        <w:rPr>
-          <w:rFonts w:hint="eastAsia"/>
-          <w:szCs w:val="21"/>
-          <w:highlight w:val="yellow"/>
-        </w:rPr>
-        <w:t>张牌，消耗</w:t>
+          <w:szCs w:val="21"/>
+        </w:rPr>
+      </w:pPr>
+      <w:r>
+        <w:rPr>
+          <w:rFonts w:hint="eastAsia"/>
+          <w:szCs w:val="21"/>
+        </w:rPr>
+        <w:t>最厉害的特种小队：3费（升级2费），每回合临时添加一张“小队支援”牌并免费打出</w:t>
       </w:r>
     </w:p>
     <w:p>
       <w:pPr>
         <w:ind w:left="720"/>
         <w:rPr>
-          <w:rFonts w:hint="eastAsia"/>
           <w:szCs w:val="21"/>
         </w:rPr>
       </w:pPr>
@@ -5261,10 +5920,10 @@
           <w:szCs w:val="21"/>
         </w:rPr>
         <w:drawing>
-          <wp:inline distT="0" distB="0" distL="0" distR="0" wp14:anchorId="4DCFF8BA" wp14:editId="60538ABF">
-            <wp:extent cx="1303894" cy="990765"/>
-            <wp:effectExtent l="0" t="0" r="0" b="0"/>
-            <wp:docPr id="1109675590" name="图片 50"/>
+          <wp:inline distT="0" distB="0" distL="0" distR="0" wp14:anchorId="106D3C3C" wp14:editId="2CA1FEB7">
+            <wp:extent cx="1299172" cy="987485"/>
+            <wp:effectExtent l="0" t="0" r="0" b="3175"/>
+            <wp:docPr id="901436336" name="图片 9"/>
             <wp:cNvGraphicFramePr>
               <a:graphicFrameLocks xmlns:a="http://schemas.openxmlformats.org/drawingml/2006/main" noChangeAspect="1"/>
             </wp:cNvGraphicFramePr>
@@ -5272,13 +5931,13 @@
               <a:graphicData uri="http://schemas.openxmlformats.org/drawingml/2006/picture">
                 <pic:pic xmlns:pic="http://schemas.openxmlformats.org/drawingml/2006/picture">
                   <pic:nvPicPr>
-                    <pic:cNvPr id="0" name="Picture 107"/>
+                    <pic:cNvPr id="0" name="Picture 13"/>
                     <pic:cNvPicPr>
                       <a:picLocks noChangeAspect="1" noChangeArrowheads="1"/>
                     </pic:cNvPicPr>
                   </pic:nvPicPr>
                   <pic:blipFill>
-                    <a:blip r:embed="rId45" cstate="print">
+                    <a:blip r:embed="rId53" cstate="print">
                       <a:extLst>
                         <a:ext uri="{28A0092B-C50C-407E-A947-70E740481C1C}">
                           <a14:useLocalDpi xmlns:a14="http://schemas.microsoft.com/office/drawing/2010/main" val="0"/>
@@ -5293,7 +5952,7 @@
                   <pic:spPr bwMode="auto">
                     <a:xfrm>
                       <a:off x="0" y="0"/>
-                      <a:ext cx="1315518" cy="999598"/>
+                      <a:ext cx="1314891" cy="999433"/>
                     </a:xfrm>
                     <a:prstGeom prst="rect">
                       <a:avLst/>
@@ -5314,65 +5973,41 @@
       <w:pPr>
         <w:numPr>
           <w:ilvl w:val="0"/>
-          <w:numId w:val="19"/>
+          <w:numId w:val="21"/>
         </w:numPr>
         <w:rPr>
           <w:rFonts w:hint="eastAsia"/>
           <w:szCs w:val="21"/>
-          <w:highlight w:val="yellow"/>
-        </w:rPr>
-      </w:pPr>
-      <w:r>
-        <w:rPr>
-          <w:rFonts w:hint="eastAsia"/>
-          <w:szCs w:val="21"/>
-          <w:highlight w:val="yellow"/>
-        </w:rPr>
-        <w:t>RABBIT小队，集结！：</w:t>
-      </w:r>
-      <w:r>
-        <w:rPr>
-          <w:rFonts w:hint="eastAsia"/>
-          <w:szCs w:val="21"/>
-          <w:highlight w:val="yellow"/>
-        </w:rPr>
-        <w:t>1</w:t>
-      </w:r>
-      <w:r>
-        <w:rPr>
-          <w:rFonts w:hint="eastAsia"/>
-          <w:szCs w:val="21"/>
-          <w:highlight w:val="yellow"/>
-        </w:rPr>
-        <w:t>费，将一张“小队支援”牌添加到手牌中免费打出（升级则添加升级后的）</w:t>
-      </w:r>
-      <w:r>
-        <w:rPr>
-          <w:rFonts w:hint="eastAsia"/>
-          <w:szCs w:val="21"/>
-          <w:highlight w:val="yellow"/>
-        </w:rPr>
-        <w:t>，消耗</w:t>
-      </w:r>
-    </w:p>
-    <w:p>
-      <w:pPr>
-        <w:ind w:left="720"/>
-        <w:rPr>
-          <w:rFonts w:hint="eastAsia"/>
-          <w:szCs w:val="21"/>
-        </w:rPr>
-      </w:pPr>
-      <w:r>
-        <w:rPr>
+        </w:rPr>
+      </w:pPr>
+      <w:r>
+        <w:rPr>
+          <w:rFonts w:hint="eastAsia"/>
+          <w:szCs w:val="21"/>
+        </w:rPr>
+        <w:t>温柔依赖症：1费（升级0费），每当获得“师生羁绊”时，获得1点能量</w:t>
+      </w:r>
+    </w:p>
+    <w:p>
+      <w:pPr>
+        <w:pStyle w:val="a9"/>
+        <w:rPr>
+          <w:rFonts w:hint="eastAsia"/>
+          <w:szCs w:val="21"/>
+        </w:rPr>
+      </w:pPr>
+      <w:r>
+        <w:rPr>
+          <w:rFonts w:hint="eastAsia"/>
           <w:noProof/>
           <w:szCs w:val="21"/>
         </w:rPr>
+        <w:lastRenderedPageBreak/>
         <w:drawing>
-          <wp:inline distT="0" distB="0" distL="0" distR="0" wp14:anchorId="46CE6D49" wp14:editId="784375A3">
-            <wp:extent cx="1488578" cy="1129389"/>
-            <wp:effectExtent l="0" t="0" r="0" b="0"/>
-            <wp:docPr id="1028599121" name="图片 3"/>
+          <wp:inline distT="0" distB="0" distL="0" distR="0" wp14:anchorId="6694EB1A" wp14:editId="16DE0EF2">
+            <wp:extent cx="1557196" cy="1183606"/>
+            <wp:effectExtent l="0" t="0" r="5080" b="0"/>
+            <wp:docPr id="933182016" name="图片 11"/>
             <wp:cNvGraphicFramePr>
               <a:graphicFrameLocks xmlns:a="http://schemas.openxmlformats.org/drawingml/2006/main" noChangeAspect="1"/>
             </wp:cNvGraphicFramePr>
@@ -5380,13 +6015,13 @@
               <a:graphicData uri="http://schemas.openxmlformats.org/drawingml/2006/picture">
                 <pic:pic xmlns:pic="http://schemas.openxmlformats.org/drawingml/2006/picture">
                   <pic:nvPicPr>
-                    <pic:cNvPr id="0" name="Picture 54"/>
+                    <pic:cNvPr id="0" name="Picture 15"/>
                     <pic:cNvPicPr>
                       <a:picLocks noChangeAspect="1" noChangeArrowheads="1"/>
                     </pic:cNvPicPr>
                   </pic:nvPicPr>
                   <pic:blipFill>
-                    <a:blip r:embed="rId46" cstate="print">
+                    <a:blip r:embed="rId54" cstate="print">
                       <a:extLst>
                         <a:ext uri="{28A0092B-C50C-407E-A947-70E740481C1C}">
                           <a14:useLocalDpi xmlns:a14="http://schemas.microsoft.com/office/drawing/2010/main" val="0"/>
@@ -5401,7 +6036,7 @@
                   <pic:spPr bwMode="auto">
                     <a:xfrm>
                       <a:off x="0" y="0"/>
-                      <a:ext cx="1497048" cy="1135815"/>
+                      <a:ext cx="1569575" cy="1193015"/>
                     </a:xfrm>
                     <a:prstGeom prst="rect">
                       <a:avLst/>
@@ -5420,166 +6055,41 @@
     </w:p>
     <w:p>
       <w:pPr>
-        <w:rPr>
-          <w:rFonts w:hint="eastAsia"/>
-          <w:b/>
-          <w:bCs/>
-          <w:sz w:val="32"/>
-          <w:szCs w:val="32"/>
-        </w:rPr>
-      </w:pPr>
-      <w:r>
-        <w:rPr>
-          <w:b/>
-          <w:bCs/>
-          <w:sz w:val="32"/>
-          <w:szCs w:val="32"/>
-        </w:rPr>
-        <w:pict w14:anchorId="3331B698">
-          <v:rect id="_x0000_i1027" style="width:0;height:1.5pt" o:hrstd="t" o:hrnoshade="t" o:hr="t" fillcolor="#ebebeb" stroked="f"/>
-        </w:pict>
-      </w:r>
-    </w:p>
-    <w:p>
-      <w:pPr>
-        <w:rPr>
-          <w:rFonts w:hint="eastAsia"/>
-          <w:b/>
-          <w:bCs/>
-          <w:sz w:val="32"/>
-          <w:szCs w:val="32"/>
-        </w:rPr>
-      </w:pPr>
-      <w:r>
-        <w:rPr>
-          <w:b/>
-          <w:bCs/>
-          <w:sz w:val="32"/>
-          <w:szCs w:val="32"/>
-        </w:rPr>
-        <w:t>能力牌</w:t>
-      </w:r>
-    </w:p>
-    <w:p>
-      <w:pPr>
-        <w:rPr>
-          <w:rFonts w:hint="eastAsia"/>
-          <w:szCs w:val="21"/>
-        </w:rPr>
-      </w:pPr>
-      <w:r>
-        <w:rPr>
-          <w:szCs w:val="21"/>
-        </w:rPr>
-        <w:t>普通</w:t>
-      </w:r>
-    </w:p>
-    <w:p>
-      <w:pPr>
-        <w:numPr>
-          <w:ilvl w:val="0"/>
-          <w:numId w:val="20"/>
-        </w:numPr>
-        <w:rPr>
-          <w:rFonts w:hint="eastAsia"/>
-          <w:szCs w:val="21"/>
-        </w:rPr>
-      </w:pPr>
-    </w:p>
-    <w:p>
-      <w:pPr>
-        <w:rPr>
-          <w:rFonts w:hint="eastAsia"/>
-          <w:szCs w:val="21"/>
-        </w:rPr>
-      </w:pPr>
-      <w:r>
-        <w:rPr>
-          <w:szCs w:val="21"/>
-        </w:rPr>
-        <w:t>罕见</w:t>
-      </w:r>
-    </w:p>
-    <w:p>
-      <w:pPr>
         <w:numPr>
           <w:ilvl w:val="0"/>
           <w:numId w:val="21"/>
         </w:numPr>
         <w:rPr>
-          <w:rFonts w:hint="eastAsia"/>
-          <w:szCs w:val="21"/>
-        </w:rPr>
-      </w:pPr>
-      <w:r>
-        <w:rPr>
-          <w:szCs w:val="21"/>
-        </w:rPr>
-        <w:t xml:space="preserve">特殊防弹护板：1 费，获得 4 </w:t>
-      </w:r>
-      <w:proofErr w:type="gramStart"/>
-      <w:r>
-        <w:rPr>
-          <w:szCs w:val="21"/>
-        </w:rPr>
-        <w:t>层覆甲</w:t>
-      </w:r>
-      <w:proofErr w:type="gramEnd"/>
-      <w:r>
-        <w:rPr>
-          <w:szCs w:val="21"/>
-        </w:rPr>
-        <w:t>（升级 6）</w:t>
-      </w:r>
-    </w:p>
-    <w:p>
-      <w:pPr>
-        <w:numPr>
-          <w:ilvl w:val="0"/>
-          <w:numId w:val="21"/>
-        </w:numPr>
-        <w:rPr>
-          <w:rFonts w:hint="eastAsia"/>
-          <w:szCs w:val="21"/>
-          <w:highlight w:val="yellow"/>
-        </w:rPr>
-      </w:pPr>
-      <w:r>
-        <w:rPr>
-          <w:szCs w:val="21"/>
-          <w:highlight w:val="yellow"/>
-        </w:rPr>
-        <w:t>省着点用：2 费，</w:t>
-      </w:r>
-      <w:r>
-        <w:rPr>
-          <w:rFonts w:hint="eastAsia"/>
-          <w:szCs w:val="21"/>
-          <w:highlight w:val="yellow"/>
-        </w:rPr>
-        <w:t>每消耗一张牌，抽一张牌</w:t>
-      </w:r>
-      <w:r>
-        <w:rPr>
-          <w:szCs w:val="21"/>
-          <w:highlight w:val="yellow"/>
-        </w:rPr>
-        <w:t>（升级</w:t>
-      </w:r>
-      <w:r>
-        <w:rPr>
-          <w:rFonts w:hint="eastAsia"/>
-          <w:szCs w:val="21"/>
-          <w:highlight w:val="yellow"/>
-        </w:rPr>
-        <w:t>1费</w:t>
-      </w:r>
-      <w:r>
-        <w:rPr>
-          <w:szCs w:val="21"/>
-          <w:highlight w:val="yellow"/>
-        </w:rPr>
-        <w:t>）</w:t>
+          <w:szCs w:val="21"/>
+        </w:rPr>
+      </w:pPr>
+      <w:r>
+        <w:rPr>
+          <w:rFonts w:hint="eastAsia"/>
+          <w:szCs w:val="21"/>
+        </w:rPr>
+        <w:t>眼里闪着光的兔子：</w:t>
+      </w:r>
+      <w:r>
+        <w:rPr>
+          <w:rFonts w:hint="eastAsia"/>
+          <w:szCs w:val="21"/>
+        </w:rPr>
+        <w:t>1费，</w:t>
+      </w:r>
+      <w:r>
+        <w:rPr>
+          <w:rFonts w:hint="eastAsia"/>
+          <w:szCs w:val="21"/>
+        </w:rPr>
+        <w:t>升级</w:t>
+      </w:r>
+      <w:r>
+        <w:rPr>
+          <w:rFonts w:hint="eastAsia"/>
+          <w:szCs w:val="21"/>
+        </w:rPr>
+        <w:t>每回合打出的第一张牌(升级则前两张)</w:t>
       </w:r>
     </w:p>
     <w:p>
@@ -5592,14 +6102,15 @@
       </w:pPr>
       <w:r>
         <w:rPr>
+          <w:rFonts w:hint="eastAsia"/>
           <w:noProof/>
           <w:szCs w:val="21"/>
         </w:rPr>
         <w:drawing>
-          <wp:inline distT="0" distB="0" distL="0" distR="0" wp14:anchorId="1F4066DC" wp14:editId="3CECC428">
-            <wp:extent cx="1593081" cy="1210504"/>
-            <wp:effectExtent l="0" t="0" r="7620" b="8890"/>
-            <wp:docPr id="1198605349" name="图片 1"/>
+          <wp:inline distT="0" distB="0" distL="0" distR="0" wp14:anchorId="21AC344E" wp14:editId="32F3DE5E">
+            <wp:extent cx="1570948" cy="1194059"/>
+            <wp:effectExtent l="0" t="0" r="0" b="6350"/>
+            <wp:docPr id="1065253033" name="图片 13"/>
             <wp:cNvGraphicFramePr>
               <a:graphicFrameLocks xmlns:a="http://schemas.openxmlformats.org/drawingml/2006/main" noChangeAspect="1"/>
             </wp:cNvGraphicFramePr>
@@ -5607,13 +6118,13 @@
               <a:graphicData uri="http://schemas.openxmlformats.org/drawingml/2006/picture">
                 <pic:pic xmlns:pic="http://schemas.openxmlformats.org/drawingml/2006/picture">
                   <pic:nvPicPr>
-                    <pic:cNvPr id="0" name="Picture 5"/>
+                    <pic:cNvPr id="0" name="Picture 17"/>
                     <pic:cNvPicPr>
                       <a:picLocks noChangeAspect="1" noChangeArrowheads="1"/>
                     </pic:cNvPicPr>
                   </pic:nvPicPr>
                   <pic:blipFill>
-                    <a:blip r:embed="rId47" cstate="print">
+                    <a:blip r:embed="rId55" cstate="print">
                       <a:extLst>
                         <a:ext uri="{28A0092B-C50C-407E-A947-70E740481C1C}">
                           <a14:useLocalDpi xmlns:a14="http://schemas.microsoft.com/office/drawing/2010/main" val="0"/>
@@ -5628,7 +6139,7 @@
                   <pic:spPr bwMode="auto">
                     <a:xfrm>
                       <a:off x="0" y="0"/>
-                      <a:ext cx="1604785" cy="1219397"/>
+                      <a:ext cx="1589952" cy="1208504"/>
                     </a:xfrm>
                     <a:prstGeom prst="rect">
                       <a:avLst/>
@@ -5647,6 +6158,323 @@
     </w:p>
     <w:p>
       <w:pPr>
+        <w:numPr>
+          <w:ilvl w:val="0"/>
+          <w:numId w:val="21"/>
+        </w:numPr>
+        <w:rPr>
+          <w:rFonts w:hint="eastAsia"/>
+          <w:szCs w:val="21"/>
+          <w:highlight w:val="yellow"/>
+        </w:rPr>
+      </w:pPr>
+      <w:bookmarkStart w:id="4" w:name="OLE_LINK9"/>
+      <w:r>
+        <w:rPr>
+          <w:szCs w:val="21"/>
+          <w:highlight w:val="yellow"/>
+        </w:rPr>
+        <w:t>严阵以待：</w:t>
+      </w:r>
+      <w:r>
+        <w:rPr>
+          <w:rFonts w:hint="eastAsia"/>
+          <w:szCs w:val="21"/>
+          <w:highlight w:val="yellow"/>
+        </w:rPr>
+        <w:t>2</w:t>
+      </w:r>
+      <w:r>
+        <w:rPr>
+          <w:szCs w:val="21"/>
+          <w:highlight w:val="yellow"/>
+        </w:rPr>
+        <w:t xml:space="preserve"> 费，每回合</w:t>
+      </w:r>
+      <w:r>
+        <w:rPr>
+          <w:rFonts w:hint="eastAsia"/>
+          <w:szCs w:val="21"/>
+          <w:highlight w:val="yellow"/>
+        </w:rPr>
+        <w:t>将一张</w:t>
+      </w:r>
+      <w:r>
+        <w:rPr>
+          <w:rFonts w:hint="eastAsia"/>
+          <w:szCs w:val="21"/>
+          <w:highlight w:val="yellow"/>
+        </w:rPr>
+        <w:t>“配备”</w:t>
+      </w:r>
+      <w:r>
+        <w:rPr>
+          <w:rFonts w:hint="eastAsia"/>
+          <w:szCs w:val="21"/>
+          <w:highlight w:val="yellow"/>
+        </w:rPr>
+        <w:t>添加到手牌中（升级则获得升级后），本回合内免费打出</w:t>
+      </w:r>
+      <w:r>
+        <w:rPr>
+          <w:szCs w:val="21"/>
+          <w:highlight w:val="yellow"/>
+        </w:rPr>
+        <w:br/>
+      </w:r>
+      <w:r>
+        <w:rPr>
+          <w:noProof/>
+          <w:szCs w:val="21"/>
+        </w:rPr>
+        <w:drawing>
+          <wp:inline distT="0" distB="0" distL="0" distR="0" wp14:anchorId="22323F83" wp14:editId="7CBB5596">
+            <wp:extent cx="1637299" cy="1244103"/>
+            <wp:effectExtent l="0" t="0" r="1270" b="0"/>
+            <wp:docPr id="1698626902" name="图片 36"/>
+            <wp:cNvGraphicFramePr>
+              <a:graphicFrameLocks xmlns:a="http://schemas.openxmlformats.org/drawingml/2006/main" noChangeAspect="1"/>
+            </wp:cNvGraphicFramePr>
+            <a:graphic xmlns:a="http://schemas.openxmlformats.org/drawingml/2006/main">
+              <a:graphicData uri="http://schemas.openxmlformats.org/drawingml/2006/picture">
+                <pic:pic xmlns:pic="http://schemas.openxmlformats.org/drawingml/2006/picture">
+                  <pic:nvPicPr>
+                    <pic:cNvPr id="0" name="Picture 93"/>
+                    <pic:cNvPicPr>
+                      <a:picLocks noChangeAspect="1" noChangeArrowheads="1"/>
+                    </pic:cNvPicPr>
+                  </pic:nvPicPr>
+                  <pic:blipFill>
+                    <a:blip r:embed="rId56" cstate="print">
+                      <a:extLst>
+                        <a:ext uri="{28A0092B-C50C-407E-A947-70E740481C1C}">
+                          <a14:useLocalDpi xmlns:a14="http://schemas.microsoft.com/office/drawing/2010/main" val="0"/>
+                        </a:ext>
+                      </a:extLst>
+                    </a:blip>
+                    <a:srcRect/>
+                    <a:stretch>
+                      <a:fillRect/>
+                    </a:stretch>
+                  </pic:blipFill>
+                  <pic:spPr bwMode="auto">
+                    <a:xfrm>
+                      <a:off x="0" y="0"/>
+                      <a:ext cx="1652883" cy="1255944"/>
+                    </a:xfrm>
+                    <a:prstGeom prst="rect">
+                      <a:avLst/>
+                    </a:prstGeom>
+                    <a:noFill/>
+                    <a:ln>
+                      <a:noFill/>
+                    </a:ln>
+                  </pic:spPr>
+                </pic:pic>
+              </a:graphicData>
+            </a:graphic>
+          </wp:inline>
+        </w:drawing>
+      </w:r>
+    </w:p>
+    <w:bookmarkEnd w:id="4"/>
+    <w:p>
+      <w:pPr>
+        <w:numPr>
+          <w:ilvl w:val="0"/>
+          <w:numId w:val="21"/>
+        </w:numPr>
+        <w:rPr>
+          <w:szCs w:val="21"/>
+        </w:rPr>
+      </w:pPr>
+      <w:r>
+        <w:rPr>
+          <w:szCs w:val="21"/>
+        </w:rPr>
+        <w:t>碎在雨</w:t>
+      </w:r>
+      <w:r>
+        <w:rPr>
+          <w:rFonts w:hint="eastAsia"/>
+          <w:szCs w:val="21"/>
+        </w:rPr>
+        <w:t>中</w:t>
+      </w:r>
+      <w:r>
+        <w:rPr>
+          <w:szCs w:val="21"/>
+        </w:rPr>
+        <w:t>的</w:t>
+      </w:r>
+      <w:r>
+        <w:rPr>
+          <w:rFonts w:hint="eastAsia"/>
+          <w:szCs w:val="21"/>
+        </w:rPr>
+        <w:t>信念</w:t>
+      </w:r>
+      <w:r>
+        <w:rPr>
+          <w:rFonts w:hint="eastAsia"/>
+          <w:szCs w:val="21"/>
+        </w:rPr>
+        <w:t>：0费，每回合的第一张牌免费打出</w:t>
+      </w:r>
+      <w:r>
+        <w:rPr>
+          <w:rFonts w:hint="eastAsia"/>
+          <w:szCs w:val="21"/>
+        </w:rPr>
+        <w:t>。打出这张牌时，将2张“动摇”分别加入到抽牌堆与弃牌堆中</w:t>
+      </w:r>
+      <w:r>
+        <w:rPr>
+          <w:szCs w:val="21"/>
+        </w:rPr>
+        <w:br/>
+      </w:r>
+      <w:r>
+        <w:rPr>
+          <w:rFonts w:hint="eastAsia"/>
+          <w:noProof/>
+          <w:szCs w:val="21"/>
+        </w:rPr>
+        <w:drawing>
+          <wp:inline distT="0" distB="0" distL="0" distR="0" wp14:anchorId="0B4395DE" wp14:editId="3AD90BCA">
+            <wp:extent cx="1690818" cy="1285170"/>
+            <wp:effectExtent l="0" t="0" r="5080" b="0"/>
+            <wp:docPr id="1287868082" name="图片 15"/>
+            <wp:cNvGraphicFramePr>
+              <a:graphicFrameLocks xmlns:a="http://schemas.openxmlformats.org/drawingml/2006/main" noChangeAspect="1"/>
+            </wp:cNvGraphicFramePr>
+            <a:graphic xmlns:a="http://schemas.openxmlformats.org/drawingml/2006/main">
+              <a:graphicData uri="http://schemas.openxmlformats.org/drawingml/2006/picture">
+                <pic:pic xmlns:pic="http://schemas.openxmlformats.org/drawingml/2006/picture">
+                  <pic:nvPicPr>
+                    <pic:cNvPr id="0" name="Picture 19"/>
+                    <pic:cNvPicPr>
+                      <a:picLocks noChangeAspect="1" noChangeArrowheads="1"/>
+                    </pic:cNvPicPr>
+                  </pic:nvPicPr>
+                  <pic:blipFill>
+                    <a:blip r:embed="rId57" cstate="print">
+                      <a:extLst>
+                        <a:ext uri="{28A0092B-C50C-407E-A947-70E740481C1C}">
+                          <a14:useLocalDpi xmlns:a14="http://schemas.microsoft.com/office/drawing/2010/main" val="0"/>
+                        </a:ext>
+                      </a:extLst>
+                    </a:blip>
+                    <a:srcRect/>
+                    <a:stretch>
+                      <a:fillRect/>
+                    </a:stretch>
+                  </pic:blipFill>
+                  <pic:spPr bwMode="auto">
+                    <a:xfrm>
+                      <a:off x="0" y="0"/>
+                      <a:ext cx="1703650" cy="1294923"/>
+                    </a:xfrm>
+                    <a:prstGeom prst="rect">
+                      <a:avLst/>
+                    </a:prstGeom>
+                    <a:noFill/>
+                    <a:ln>
+                      <a:noFill/>
+                    </a:ln>
+                  </pic:spPr>
+                </pic:pic>
+              </a:graphicData>
+            </a:graphic>
+          </wp:inline>
+        </w:drawing>
+      </w:r>
+    </w:p>
+    <w:p>
+      <w:pPr>
+        <w:numPr>
+          <w:ilvl w:val="0"/>
+          <w:numId w:val="21"/>
+        </w:numPr>
+        <w:rPr>
+          <w:rFonts w:hint="eastAsia"/>
+          <w:szCs w:val="21"/>
+        </w:rPr>
+      </w:pPr>
+      <w:r>
+        <w:rPr>
+          <w:rFonts w:hint="eastAsia"/>
+          <w:szCs w:val="21"/>
+        </w:rPr>
+        <w:t>We are Rabbits：0费，所有能力牌的费用-1（升级固有）</w:t>
+      </w:r>
+    </w:p>
+    <w:p>
+      <w:pPr>
+        <w:ind w:left="720"/>
+        <w:rPr>
+          <w:rFonts w:hint="eastAsia"/>
+          <w:szCs w:val="21"/>
+        </w:rPr>
+      </w:pPr>
+      <w:r>
+        <w:rPr>
+          <w:rFonts w:hint="eastAsia"/>
+          <w:noProof/>
+          <w:szCs w:val="21"/>
+        </w:rPr>
+        <w:drawing>
+          <wp:inline distT="0" distB="0" distL="0" distR="0" wp14:anchorId="244E7AED" wp14:editId="0795BBB9">
+            <wp:extent cx="1767208" cy="1343233"/>
+            <wp:effectExtent l="0" t="0" r="4445" b="9525"/>
+            <wp:docPr id="2128343149" name="图片 19"/>
+            <wp:cNvGraphicFramePr>
+              <a:graphicFrameLocks xmlns:a="http://schemas.openxmlformats.org/drawingml/2006/main" noChangeAspect="1"/>
+            </wp:cNvGraphicFramePr>
+            <a:graphic xmlns:a="http://schemas.openxmlformats.org/drawingml/2006/main">
+              <a:graphicData uri="http://schemas.openxmlformats.org/drawingml/2006/picture">
+                <pic:pic xmlns:pic="http://schemas.openxmlformats.org/drawingml/2006/picture">
+                  <pic:nvPicPr>
+                    <pic:cNvPr id="0" name="Picture 23"/>
+                    <pic:cNvPicPr>
+                      <a:picLocks noChangeAspect="1" noChangeArrowheads="1"/>
+                    </pic:cNvPicPr>
+                  </pic:nvPicPr>
+                  <pic:blipFill>
+                    <a:blip r:embed="rId58" cstate="print">
+                      <a:extLst>
+                        <a:ext uri="{28A0092B-C50C-407E-A947-70E740481C1C}">
+                          <a14:useLocalDpi xmlns:a14="http://schemas.microsoft.com/office/drawing/2010/main" val="0"/>
+                        </a:ext>
+                      </a:extLst>
+                    </a:blip>
+                    <a:srcRect/>
+                    <a:stretch>
+                      <a:fillRect/>
+                    </a:stretch>
+                  </pic:blipFill>
+                  <pic:spPr bwMode="auto">
+                    <a:xfrm>
+                      <a:off x="0" y="0"/>
+                      <a:ext cx="1778698" cy="1351966"/>
+                    </a:xfrm>
+                    <a:prstGeom prst="rect">
+                      <a:avLst/>
+                    </a:prstGeom>
+                    <a:noFill/>
+                    <a:ln>
+                      <a:noFill/>
+                    </a:ln>
+                  </pic:spPr>
+                </pic:pic>
+              </a:graphicData>
+            </a:graphic>
+          </wp:inline>
+        </w:drawing>
+      </w:r>
+    </w:p>
+    <w:p>
+      <w:pPr>
         <w:rPr>
           <w:rFonts w:hint="eastAsia"/>
           <w:szCs w:val="21"/>
@@ -5692,7 +6520,6 @@
           <w:noProof/>
           <w:szCs w:val="21"/>
         </w:rPr>
-        <w:lastRenderedPageBreak/>
         <w:drawing>
           <wp:inline distT="0" distB="0" distL="0" distR="0" wp14:anchorId="212A5E43" wp14:editId="3B9ED4C8">
             <wp:extent cx="1590261" cy="1206536"/>
@@ -5711,7 +6538,7 @@
                     </pic:cNvPicPr>
                   </pic:nvPicPr>
                   <pic:blipFill>
-                    <a:blip r:embed="rId48" cstate="print">
+                    <a:blip r:embed="rId59" cstate="print">
                       <a:extLst>
                         <a:ext uri="{28A0092B-C50C-407E-A947-70E740481C1C}">
                           <a14:useLocalDpi xmlns:a14="http://schemas.microsoft.com/office/drawing/2010/main" val="0"/>
@@ -5776,6 +6603,7 @@
           <w:noProof/>
           <w:szCs w:val="21"/>
         </w:rPr>
+        <w:lastRenderedPageBreak/>
         <w:drawing>
           <wp:inline distT="0" distB="0" distL="0" distR="0" wp14:anchorId="4C7D1843" wp14:editId="5865273B">
             <wp:extent cx="1820606" cy="1383389"/>
@@ -5794,7 +6622,7 @@
                     </pic:cNvPicPr>
                   </pic:nvPicPr>
                   <pic:blipFill>
-                    <a:blip r:embed="rId49" cstate="print">
+                    <a:blip r:embed="rId60" cstate="print">
                       <a:extLst>
                         <a:ext uri="{28A0092B-C50C-407E-A947-70E740481C1C}">
                           <a14:useLocalDpi xmlns:a14="http://schemas.microsoft.com/office/drawing/2010/main" val="0"/>
@@ -5843,23 +6671,7 @@
           <w:szCs w:val="21"/>
           <w:highlight w:val="yellow"/>
         </w:rPr>
-        <w:t xml:space="preserve">那片星空，名为奇迹：1 费，固有，每打出 1 </w:t>
-      </w:r>
-      <w:proofErr w:type="gramStart"/>
-      <w:r>
-        <w:rPr>
-          <w:szCs w:val="21"/>
-          <w:highlight w:val="yellow"/>
-        </w:rPr>
-        <w:t>张能力牌</w:t>
-      </w:r>
-      <w:proofErr w:type="gramEnd"/>
-      <w:r>
-        <w:rPr>
-          <w:szCs w:val="21"/>
-          <w:highlight w:val="yellow"/>
-        </w:rPr>
-        <w:t>，获得 1 层</w:t>
+        <w:t>那片星空，名为奇迹：1 费，固有，每打出 1 张能力牌，获得 1 层</w:t>
       </w:r>
       <w:r>
         <w:rPr>
@@ -5908,7 +6720,7 @@
                     </pic:cNvPicPr>
                   </pic:nvPicPr>
                   <pic:blipFill>
-                    <a:blip r:embed="rId50" cstate="print">
+                    <a:blip r:embed="rId61" cstate="print">
                       <a:extLst>
                         <a:ext uri="{28A0092B-C50C-407E-A947-70E740481C1C}">
                           <a14:useLocalDpi xmlns:a14="http://schemas.microsoft.com/office/drawing/2010/main" val="0"/>
@@ -5980,7 +6792,23 @@
           <w:szCs w:val="21"/>
           <w:highlight w:val="yellow"/>
         </w:rPr>
-        <w:t>每当抽上状态牌时，获得5格挡（升级7）</w:t>
+        <w:t>每当抽</w:t>
+      </w:r>
+      <w:r>
+        <w:rPr>
+          <w:rFonts w:hint="eastAsia"/>
+          <w:szCs w:val="21"/>
+          <w:highlight w:val="yellow"/>
+        </w:rPr>
+        <w:t>到</w:t>
+      </w:r>
+      <w:r>
+        <w:rPr>
+          <w:rFonts w:hint="eastAsia"/>
+          <w:szCs w:val="21"/>
+          <w:highlight w:val="yellow"/>
+        </w:rPr>
+        <w:t>状态牌时，获得5格挡（升级7）</w:t>
       </w:r>
     </w:p>
     <w:p>
@@ -6014,7 +6842,7 @@
                     </pic:cNvPicPr>
                   </pic:nvPicPr>
                   <pic:blipFill>
-                    <a:blip r:embed="rId51" cstate="print">
+                    <a:blip r:embed="rId62" cstate="print">
                       <a:extLst>
                         <a:ext uri="{28A0092B-C50C-407E-A947-70E740481C1C}">
                           <a14:useLocalDpi xmlns:a14="http://schemas.microsoft.com/office/drawing/2010/main" val="0"/>
@@ -6120,7 +6948,7 @@
                     </pic:cNvPicPr>
                   </pic:nvPicPr>
                   <pic:blipFill>
-                    <a:blip r:embed="rId52" cstate="print">
+                    <a:blip r:embed="rId63" cstate="print">
                       <a:extLst>
                         <a:ext uri="{28A0092B-C50C-407E-A947-70E740481C1C}">
                           <a14:useLocalDpi xmlns:a14="http://schemas.microsoft.com/office/drawing/2010/main" val="0"/>
@@ -6202,7 +7030,6 @@
       <w:pPr>
         <w:ind w:left="720"/>
         <w:rPr>
-          <w:rFonts w:hint="eastAsia"/>
           <w:szCs w:val="21"/>
         </w:rPr>
       </w:pPr>
@@ -6229,7 +7056,7 @@
                     </pic:cNvPicPr>
                   </pic:nvPicPr>
                   <pic:blipFill>
-                    <a:blip r:embed="rId53" cstate="print">
+                    <a:blip r:embed="rId64" cstate="print">
                       <a:extLst>
                         <a:ext uri="{28A0092B-C50C-407E-A947-70E740481C1C}">
                           <a14:useLocalDpi xmlns:a14="http://schemas.microsoft.com/office/drawing/2010/main" val="0"/>
@@ -6263,136 +7090,12 @@
     </w:p>
     <w:p>
       <w:pPr>
-        <w:numPr>
-          <w:ilvl w:val="0"/>
-          <w:numId w:val="22"/>
-        </w:numPr>
-        <w:rPr>
-          <w:rFonts w:hint="eastAsia"/>
-          <w:szCs w:val="21"/>
-          <w:highlight w:val="yellow"/>
-        </w:rPr>
-      </w:pPr>
-      <w:bookmarkStart w:id="4" w:name="OLE_LINK9"/>
-      <w:r>
-        <w:rPr>
-          <w:szCs w:val="21"/>
-          <w:highlight w:val="yellow"/>
-        </w:rPr>
-        <w:t>严阵以待：</w:t>
-      </w:r>
-      <w:r>
-        <w:rPr>
-          <w:rFonts w:hint="eastAsia"/>
-          <w:szCs w:val="21"/>
-          <w:highlight w:val="yellow"/>
-        </w:rPr>
-        <w:t>2</w:t>
-      </w:r>
-      <w:r>
-        <w:rPr>
-          <w:szCs w:val="21"/>
-          <w:highlight w:val="yellow"/>
-        </w:rPr>
-        <w:t xml:space="preserve"> 费，每回合</w:t>
-      </w:r>
-      <w:r>
-        <w:rPr>
-          <w:rFonts w:hint="eastAsia"/>
-          <w:szCs w:val="21"/>
-          <w:highlight w:val="yellow"/>
-        </w:rPr>
-        <w:t>将一张</w:t>
-      </w:r>
-      <w:r>
-        <w:rPr>
-          <w:rFonts w:hint="eastAsia"/>
-          <w:szCs w:val="21"/>
-          <w:highlight w:val="yellow"/>
-        </w:rPr>
-        <w:t>“配备”</w:t>
-      </w:r>
-      <w:r>
-        <w:rPr>
-          <w:rFonts w:hint="eastAsia"/>
-          <w:szCs w:val="21"/>
-          <w:highlight w:val="yellow"/>
-        </w:rPr>
-        <w:t>添加到手牌中</w:t>
-      </w:r>
-      <w:r>
-        <w:rPr>
-          <w:rFonts w:hint="eastAsia"/>
-          <w:szCs w:val="21"/>
-          <w:highlight w:val="yellow"/>
-        </w:rPr>
-        <w:t>（升级则获得升级后），本回合内免费打出</w:t>
-      </w:r>
-    </w:p>
-    <w:bookmarkEnd w:id="4"/>
-    <w:p>
-      <w:pPr>
         <w:ind w:left="720"/>
         <w:rPr>
           <w:rFonts w:hint="eastAsia"/>
           <w:szCs w:val="21"/>
         </w:rPr>
       </w:pPr>
-      <w:r>
-        <w:rPr>
-          <w:noProof/>
-          <w:szCs w:val="21"/>
-        </w:rPr>
-        <w:lastRenderedPageBreak/>
-        <w:drawing>
-          <wp:inline distT="0" distB="0" distL="0" distR="0" wp14:anchorId="28003E78" wp14:editId="11D2166F">
-            <wp:extent cx="1637299" cy="1244103"/>
-            <wp:effectExtent l="0" t="0" r="1270" b="0"/>
-            <wp:docPr id="1698626902" name="图片 36"/>
-            <wp:cNvGraphicFramePr>
-              <a:graphicFrameLocks xmlns:a="http://schemas.openxmlformats.org/drawingml/2006/main" noChangeAspect="1"/>
-            </wp:cNvGraphicFramePr>
-            <a:graphic xmlns:a="http://schemas.openxmlformats.org/drawingml/2006/main">
-              <a:graphicData uri="http://schemas.openxmlformats.org/drawingml/2006/picture">
-                <pic:pic xmlns:pic="http://schemas.openxmlformats.org/drawingml/2006/picture">
-                  <pic:nvPicPr>
-                    <pic:cNvPr id="0" name="Picture 93"/>
-                    <pic:cNvPicPr>
-                      <a:picLocks noChangeAspect="1" noChangeArrowheads="1"/>
-                    </pic:cNvPicPr>
-                  </pic:nvPicPr>
-                  <pic:blipFill>
-                    <a:blip r:embed="rId54" cstate="print">
-                      <a:extLst>
-                        <a:ext uri="{28A0092B-C50C-407E-A947-70E740481C1C}">
-                          <a14:useLocalDpi xmlns:a14="http://schemas.microsoft.com/office/drawing/2010/main" val="0"/>
-                        </a:ext>
-                      </a:extLst>
-                    </a:blip>
-                    <a:srcRect/>
-                    <a:stretch>
-                      <a:fillRect/>
-                    </a:stretch>
-                  </pic:blipFill>
-                  <pic:spPr bwMode="auto">
-                    <a:xfrm>
-                      <a:off x="0" y="0"/>
-                      <a:ext cx="1652883" cy="1255944"/>
-                    </a:xfrm>
-                    <a:prstGeom prst="rect">
-                      <a:avLst/>
-                    </a:prstGeom>
-                    <a:noFill/>
-                    <a:ln>
-                      <a:noFill/>
-                    </a:ln>
-                  </pic:spPr>
-                </pic:pic>
-              </a:graphicData>
-            </a:graphic>
-          </wp:inline>
-        </w:drawing>
-      </w:r>
     </w:p>
     <w:p>
       <w:pPr>
@@ -6502,7 +7205,7 @@
                     </pic:cNvPicPr>
                   </pic:nvPicPr>
                   <pic:blipFill>
-                    <a:blip r:embed="rId55" cstate="print">
+                    <a:blip r:embed="rId65" cstate="print">
                       <a:extLst>
                         <a:ext uri="{28A0092B-C50C-407E-A947-70E740481C1C}">
                           <a14:useLocalDpi xmlns:a14="http://schemas.microsoft.com/office/drawing/2010/main" val="0"/>
@@ -6552,6 +7255,7 @@
           <w:szCs w:val="21"/>
           <w:highlight w:val="yellow"/>
         </w:rPr>
+        <w:lastRenderedPageBreak/>
         <w:t>无人机同频：</w:t>
       </w:r>
       <w:r>
@@ -6603,7 +7307,7 @@
                     </pic:cNvPicPr>
                   </pic:nvPicPr>
                   <pic:blipFill>
-                    <a:blip r:embed="rId56" cstate="print">
+                    <a:blip r:embed="rId66" cstate="print">
                       <a:extLst>
                         <a:ext uri="{28A0092B-C50C-407E-A947-70E740481C1C}">
                           <a14:useLocalDpi xmlns:a14="http://schemas.microsoft.com/office/drawing/2010/main" val="0"/>
@@ -6646,6 +7350,34 @@
           <w:szCs w:val="21"/>
         </w:rPr>
       </w:pPr>
+      <w:r>
+        <w:rPr>
+          <w:rFonts w:hint="eastAsia"/>
+          <w:szCs w:val="21"/>
+        </w:rPr>
+        <w:t>因你而存在的正义</w:t>
+      </w:r>
+      <w:r>
+        <w:rPr>
+          <w:rFonts w:hint="eastAsia"/>
+          <w:szCs w:val="21"/>
+        </w:rPr>
+        <w:t>：0费，</w:t>
+      </w:r>
+      <w:r>
+        <w:rPr>
+          <w:rFonts w:hint="eastAsia"/>
+          <w:szCs w:val="21"/>
+        </w:rPr>
+        <w:t>若师生羁绊大于5点，则将抽到的状态牌转换为“SRT的正义”</w:t>
+      </w:r>
+      <w:r>
+        <w:rPr>
+          <w:rFonts w:hint="eastAsia"/>
+          <w:szCs w:val="21"/>
+        </w:rPr>
+        <w:t>（升级固有）</w:t>
+      </w:r>
     </w:p>
     <w:p>
       <w:pPr>
@@ -6655,6 +7387,61 @@
           <w:szCs w:val="21"/>
         </w:rPr>
       </w:pPr>
+      <w:r>
+        <w:rPr>
+          <w:rFonts w:hint="eastAsia"/>
+          <w:noProof/>
+          <w:szCs w:val="21"/>
+        </w:rPr>
+        <w:drawing>
+          <wp:inline distT="0" distB="0" distL="0" distR="0" wp14:anchorId="66F27F7A" wp14:editId="53F5DD7E">
+            <wp:extent cx="1573611" cy="1193826"/>
+            <wp:effectExtent l="0" t="0" r="7620" b="6350"/>
+            <wp:docPr id="1009470818" name="图片 16"/>
+            <wp:cNvGraphicFramePr>
+              <a:graphicFrameLocks xmlns:a="http://schemas.openxmlformats.org/drawingml/2006/main" noChangeAspect="1"/>
+            </wp:cNvGraphicFramePr>
+            <a:graphic xmlns:a="http://schemas.openxmlformats.org/drawingml/2006/main">
+              <a:graphicData uri="http://schemas.openxmlformats.org/drawingml/2006/picture">
+                <pic:pic xmlns:pic="http://schemas.openxmlformats.org/drawingml/2006/picture">
+                  <pic:nvPicPr>
+                    <pic:cNvPr id="0" name="Picture 20"/>
+                    <pic:cNvPicPr>
+                      <a:picLocks noChangeAspect="1" noChangeArrowheads="1"/>
+                    </pic:cNvPicPr>
+                  </pic:nvPicPr>
+                  <pic:blipFill>
+                    <a:blip r:embed="rId67" cstate="print">
+                      <a:extLst>
+                        <a:ext uri="{28A0092B-C50C-407E-A947-70E740481C1C}">
+                          <a14:useLocalDpi xmlns:a14="http://schemas.microsoft.com/office/drawing/2010/main" val="0"/>
+                        </a:ext>
+                      </a:extLst>
+                    </a:blip>
+                    <a:srcRect/>
+                    <a:stretch>
+                      <a:fillRect/>
+                    </a:stretch>
+                  </pic:blipFill>
+                  <pic:spPr bwMode="auto">
+                    <a:xfrm>
+                      <a:off x="0" y="0"/>
+                      <a:ext cx="1587241" cy="1204166"/>
+                    </a:xfrm>
+                    <a:prstGeom prst="rect">
+                      <a:avLst/>
+                    </a:prstGeom>
+                    <a:noFill/>
+                    <a:ln>
+                      <a:noFill/>
+                    </a:ln>
+                  </pic:spPr>
+                </pic:pic>
+              </a:graphicData>
+            </a:graphic>
+          </wp:inline>
+        </w:drawing>
+      </w:r>
     </w:p>
     <w:p>
       <w:pPr>
@@ -6667,6 +7454,12 @@
           <w:szCs w:val="21"/>
         </w:rPr>
       </w:pPr>
+      <w:r>
+        <w:rPr>
+          <w:szCs w:val="21"/>
+        </w:rPr>
+        <w:br/>
+      </w:r>
     </w:p>
     <w:p>
       <w:pPr>
@@ -6776,7 +7569,7 @@
                     </pic:cNvPicPr>
                   </pic:nvPicPr>
                   <pic:blipFill>
-                    <a:blip r:embed="rId57" cstate="print">
+                    <a:blip r:embed="rId68" cstate="print">
                       <a:extLst>
                         <a:ext uri="{28A0092B-C50C-407E-A947-70E740481C1C}">
                           <a14:useLocalDpi xmlns:a14="http://schemas.microsoft.com/office/drawing/2010/main" val="0"/>
@@ -6889,7 +7682,7 @@
                     </pic:cNvPicPr>
                   </pic:nvPicPr>
                   <pic:blipFill>
-                    <a:blip r:embed="rId58" cstate="print">
+                    <a:blip r:embed="rId69" cstate="print">
                       <a:extLst>
                         <a:ext uri="{28A0092B-C50C-407E-A947-70E740481C1C}">
                           <a14:useLocalDpi xmlns:a14="http://schemas.microsoft.com/office/drawing/2010/main" val="0"/>
@@ -6954,7 +7747,6 @@
           <w:noProof/>
           <w:szCs w:val="21"/>
         </w:rPr>
-        <w:lastRenderedPageBreak/>
         <w:drawing>
           <wp:inline distT="0" distB="0" distL="0" distR="0" wp14:anchorId="1711DAE9" wp14:editId="0EA792DC">
             <wp:extent cx="1765426" cy="1339433"/>
@@ -6973,7 +7765,7 @@
                     </pic:cNvPicPr>
                   </pic:nvPicPr>
                   <pic:blipFill>
-                    <a:blip r:embed="rId59" cstate="print">
+                    <a:blip r:embed="rId70" cstate="print">
                       <a:extLst>
                         <a:ext uri="{28A0092B-C50C-407E-A947-70E740481C1C}">
                           <a14:useLocalDpi xmlns:a14="http://schemas.microsoft.com/office/drawing/2010/main" val="0"/>
@@ -7055,6 +7847,7 @@
           <w:szCs w:val="21"/>
           <w:highlight w:val="yellow"/>
         </w:rPr>
+        <w:lastRenderedPageBreak/>
         <w:drawing>
           <wp:inline distT="0" distB="0" distL="0" distR="0" wp14:anchorId="31D2D47B" wp14:editId="6ECF984B">
             <wp:extent cx="1744614" cy="1323644"/>
@@ -7073,7 +7866,7 @@
                     </pic:cNvPicPr>
                   </pic:nvPicPr>
                   <pic:blipFill>
-                    <a:blip r:embed="rId60" cstate="print">
+                    <a:blip r:embed="rId71" cstate="print">
                       <a:extLst>
                         <a:ext uri="{28A0092B-C50C-407E-A947-70E740481C1C}">
                           <a14:useLocalDpi xmlns:a14="http://schemas.microsoft.com/office/drawing/2010/main" val="0"/>
@@ -7198,7 +7991,7 @@
                     </pic:cNvPicPr>
                   </pic:nvPicPr>
                   <pic:blipFill>
-                    <a:blip r:embed="rId61">
+                    <a:blip r:embed="rId72">
                       <a:extLst>
                         <a:ext uri="{28A0092B-C50C-407E-A947-70E740481C1C}">
                           <a14:useLocalDpi xmlns:a14="http://schemas.microsoft.com/office/drawing/2010/main" val="0"/>
@@ -7242,21 +8035,12 @@
           <w:highlight w:val="yellow"/>
         </w:rPr>
       </w:pPr>
-      <w:proofErr w:type="gramStart"/>
-      <w:r>
-        <w:rPr>
-          <w:szCs w:val="21"/>
-          <w:highlight w:val="yellow"/>
-        </w:rPr>
-        <w:t>阔剑地雷</w:t>
-      </w:r>
-      <w:proofErr w:type="gramEnd"/>
-      <w:r>
-        <w:rPr>
-          <w:szCs w:val="21"/>
-          <w:highlight w:val="yellow"/>
-        </w:rPr>
-        <w:t>：</w:t>
+      <w:r>
+        <w:rPr>
+          <w:szCs w:val="21"/>
+          <w:highlight w:val="yellow"/>
+        </w:rPr>
+        <w:t>阔剑地雷：</w:t>
       </w:r>
       <w:r>
         <w:rPr>
@@ -7335,7 +8119,7 @@
                     </pic:cNvPicPr>
                   </pic:nvPicPr>
                   <pic:blipFill>
-                    <a:blip r:embed="rId62" cstate="print">
+                    <a:blip r:embed="rId73" cstate="print">
                       <a:extLst>
                         <a:ext uri="{28A0092B-C50C-407E-A947-70E740481C1C}">
                           <a14:useLocalDpi xmlns:a14="http://schemas.microsoft.com/office/drawing/2010/main" val="0"/>
@@ -7458,7 +8242,7 @@
                     </pic:cNvPicPr>
                   </pic:nvPicPr>
                   <pic:blipFill>
-                    <a:blip r:embed="rId63" cstate="print">
+                    <a:blip r:embed="rId74" cstate="print">
                       <a:extLst>
                         <a:ext uri="{28A0092B-C50C-407E-A947-70E740481C1C}">
                           <a14:useLocalDpi xmlns:a14="http://schemas.microsoft.com/office/drawing/2010/main" val="0"/>
@@ -7556,7 +8340,7 @@
                     </pic:cNvPicPr>
                   </pic:nvPicPr>
                   <pic:blipFill>
-                    <a:blip r:embed="rId64">
+                    <a:blip r:embed="rId75">
                       <a:extLst>
                         <a:ext uri="{28A0092B-C50C-407E-A947-70E740481C1C}">
                           <a14:useLocalDpi xmlns:a14="http://schemas.microsoft.com/office/drawing/2010/main" val="0"/>
@@ -7600,53 +8384,44 @@
           <w:highlight w:val="yellow"/>
         </w:rPr>
       </w:pPr>
-      <w:proofErr w:type="gramStart"/>
-      <w:r>
-        <w:rPr>
+      <w:r>
+        <w:rPr>
+          <w:szCs w:val="21"/>
+          <w:highlight w:val="yellow"/>
+        </w:rPr>
+        <w:t>空尖弹：</w:t>
+      </w:r>
+      <w:r>
+        <w:rPr>
+          <w:rFonts w:hint="eastAsia"/>
+          <w:szCs w:val="21"/>
+          <w:highlight w:val="yellow"/>
+        </w:rPr>
+        <w:t>1</w:t>
+      </w:r>
+      <w:r>
+        <w:rPr>
+          <w:szCs w:val="21"/>
+          <w:highlight w:val="yellow"/>
+        </w:rPr>
+        <w:t xml:space="preserve"> 费，6 伤（升级 8），易伤目标伤害 ×2，消耗【军备箱产出】</w:t>
+      </w:r>
+    </w:p>
+    <w:p>
+      <w:pPr>
+        <w:ind w:left="720"/>
+        <w:rPr>
+          <w:rFonts w:hint="eastAsia"/>
+          <w:szCs w:val="21"/>
+        </w:rPr>
+      </w:pPr>
+      <w:r>
+        <w:rPr>
+          <w:noProof/>
           <w:szCs w:val="21"/>
           <w:highlight w:val="yellow"/>
         </w:rPr>
         <w:lastRenderedPageBreak/>
-        <w:t>空尖弹</w:t>
-      </w:r>
-      <w:proofErr w:type="gramEnd"/>
-      <w:r>
-        <w:rPr>
-          <w:szCs w:val="21"/>
-          <w:highlight w:val="yellow"/>
-        </w:rPr>
-        <w:t>：</w:t>
-      </w:r>
-      <w:r>
-        <w:rPr>
-          <w:rFonts w:hint="eastAsia"/>
-          <w:szCs w:val="21"/>
-          <w:highlight w:val="yellow"/>
-        </w:rPr>
-        <w:t>1</w:t>
-      </w:r>
-      <w:r>
-        <w:rPr>
-          <w:szCs w:val="21"/>
-          <w:highlight w:val="yellow"/>
-        </w:rPr>
-        <w:t xml:space="preserve"> 费，6 伤（升级 8），易伤目标伤害 ×2，消耗【军备箱产出】</w:t>
-      </w:r>
-    </w:p>
-    <w:p>
-      <w:pPr>
-        <w:ind w:left="720"/>
-        <w:rPr>
-          <w:rFonts w:hint="eastAsia"/>
-          <w:szCs w:val="21"/>
-        </w:rPr>
-      </w:pPr>
-      <w:r>
-        <w:rPr>
-          <w:noProof/>
-          <w:szCs w:val="21"/>
-          <w:highlight w:val="yellow"/>
-        </w:rPr>
         <w:drawing>
           <wp:inline distT="0" distB="0" distL="0" distR="0" wp14:anchorId="0DEE2BDF" wp14:editId="4D4DB888">
             <wp:extent cx="1699593" cy="1447027"/>
@@ -7665,7 +8440,7 @@
                     </pic:cNvPicPr>
                   </pic:nvPicPr>
                   <pic:blipFill>
-                    <a:blip r:embed="rId65">
+                    <a:blip r:embed="rId76">
                       <a:extLst>
                         <a:ext uri="{28A0092B-C50C-407E-A947-70E740481C1C}">
                           <a14:useLocalDpi xmlns:a14="http://schemas.microsoft.com/office/drawing/2010/main" val="0"/>
@@ -7765,7 +8540,7 @@
                     </pic:cNvPicPr>
                   </pic:nvPicPr>
                   <pic:blipFill>
-                    <a:blip r:embed="rId66" cstate="print">
+                    <a:blip r:embed="rId77" cstate="print">
                       <a:extLst>
                         <a:ext uri="{28A0092B-C50C-407E-A947-70E740481C1C}">
                           <a14:useLocalDpi xmlns:a14="http://schemas.microsoft.com/office/drawing/2010/main" val="0"/>
@@ -7865,7 +8640,7 @@
                     </pic:cNvPicPr>
                   </pic:nvPicPr>
                   <pic:blipFill>
-                    <a:blip r:embed="rId67" cstate="print">
+                    <a:blip r:embed="rId78" cstate="print">
                       <a:extLst>
                         <a:ext uri="{28A0092B-C50C-407E-A947-70E740481C1C}">
                           <a14:useLocalDpi xmlns:a14="http://schemas.microsoft.com/office/drawing/2010/main" val="0"/>
@@ -7978,7 +8753,7 @@
                     </pic:cNvPicPr>
                   </pic:nvPicPr>
                   <pic:blipFill>
-                    <a:blip r:embed="rId68">
+                    <a:blip r:embed="rId79">
                       <a:extLst>
                         <a:ext uri="{28A0092B-C50C-407E-A947-70E740481C1C}">
                           <a14:useLocalDpi xmlns:a14="http://schemas.microsoft.com/office/drawing/2010/main" val="0"/>
@@ -8070,7 +8845,7 @@
                     </pic:cNvPicPr>
                   </pic:nvPicPr>
                   <pic:blipFill>
-                    <a:blip r:embed="rId69">
+                    <a:blip r:embed="rId80">
                       <a:extLst>
                         <a:ext uri="{28A0092B-C50C-407E-A947-70E740481C1C}">
                           <a14:useLocalDpi xmlns:a14="http://schemas.microsoft.com/office/drawing/2010/main" val="0"/>
@@ -8129,6 +8904,61 @@
           <w:highlight w:val="yellow"/>
         </w:rPr>
       </w:pPr>
+      <w:r>
+        <w:rPr>
+          <w:rFonts w:hint="eastAsia"/>
+          <w:noProof/>
+          <w:highlight w:val="yellow"/>
+        </w:rPr>
+        <w:drawing>
+          <wp:inline distT="0" distB="0" distL="0" distR="0" wp14:anchorId="11BC0203" wp14:editId="7CBC0417">
+            <wp:extent cx="1493822" cy="1133293"/>
+            <wp:effectExtent l="0" t="0" r="0" b="0"/>
+            <wp:docPr id="1223903949" name="图片 17"/>
+            <wp:cNvGraphicFramePr>
+              <a:graphicFrameLocks xmlns:a="http://schemas.openxmlformats.org/drawingml/2006/main" noChangeAspect="1"/>
+            </wp:cNvGraphicFramePr>
+            <a:graphic xmlns:a="http://schemas.openxmlformats.org/drawingml/2006/main">
+              <a:graphicData uri="http://schemas.openxmlformats.org/drawingml/2006/picture">
+                <pic:pic xmlns:pic="http://schemas.openxmlformats.org/drawingml/2006/picture">
+                  <pic:nvPicPr>
+                    <pic:cNvPr id="0" name="Picture 21"/>
+                    <pic:cNvPicPr>
+                      <a:picLocks noChangeAspect="1" noChangeArrowheads="1"/>
+                    </pic:cNvPicPr>
+                  </pic:nvPicPr>
+                  <pic:blipFill>
+                    <a:blip r:embed="rId81" cstate="print">
+                      <a:extLst>
+                        <a:ext uri="{28A0092B-C50C-407E-A947-70E740481C1C}">
+                          <a14:useLocalDpi xmlns:a14="http://schemas.microsoft.com/office/drawing/2010/main" val="0"/>
+                        </a:ext>
+                      </a:extLst>
+                    </a:blip>
+                    <a:srcRect/>
+                    <a:stretch>
+                      <a:fillRect/>
+                    </a:stretch>
+                  </pic:blipFill>
+                  <pic:spPr bwMode="auto">
+                    <a:xfrm>
+                      <a:off x="0" y="0"/>
+                      <a:ext cx="1510757" cy="1146141"/>
+                    </a:xfrm>
+                    <a:prstGeom prst="rect">
+                      <a:avLst/>
+                    </a:prstGeom>
+                    <a:noFill/>
+                    <a:ln>
+                      <a:noFill/>
+                    </a:ln>
+                  </pic:spPr>
+                </pic:pic>
+              </a:graphicData>
+            </a:graphic>
+          </wp:inline>
+        </w:drawing>
+      </w:r>
     </w:p>
     <w:p>
       <w:pPr>
@@ -8144,7 +8974,13 @@
         <w:rPr>
           <w:rFonts w:hint="eastAsia"/>
         </w:rPr>
-        <w:t>1</w:t>
+        <w:t>动摇：</w:t>
+      </w:r>
+      <w:r>
+        <w:rPr>
+          <w:rFonts w:hint="eastAsia"/>
+        </w:rPr>
+        <w:t>1费，若回合结束时留在手牌中，则下回合失去2点能量。消耗</w:t>
       </w:r>
     </w:p>
     <w:p>
@@ -8154,6 +8990,61 @@
           <w:rFonts w:hint="eastAsia"/>
         </w:rPr>
       </w:pPr>
+      <w:r>
+        <w:rPr>
+          <w:rFonts w:hint="eastAsia"/>
+          <w:noProof/>
+        </w:rPr>
+        <w:lastRenderedPageBreak/>
+        <w:drawing>
+          <wp:inline distT="0" distB="0" distL="0" distR="0" wp14:anchorId="387D0C74" wp14:editId="05636430">
+            <wp:extent cx="1525509" cy="1159521"/>
+            <wp:effectExtent l="0" t="0" r="0" b="2540"/>
+            <wp:docPr id="1459086181" name="图片 18"/>
+            <wp:cNvGraphicFramePr>
+              <a:graphicFrameLocks xmlns:a="http://schemas.openxmlformats.org/drawingml/2006/main" noChangeAspect="1"/>
+            </wp:cNvGraphicFramePr>
+            <a:graphic xmlns:a="http://schemas.openxmlformats.org/drawingml/2006/main">
+              <a:graphicData uri="http://schemas.openxmlformats.org/drawingml/2006/picture">
+                <pic:pic xmlns:pic="http://schemas.openxmlformats.org/drawingml/2006/picture">
+                  <pic:nvPicPr>
+                    <pic:cNvPr id="0" name="Picture 22"/>
+                    <pic:cNvPicPr>
+                      <a:picLocks noChangeAspect="1" noChangeArrowheads="1"/>
+                    </pic:cNvPicPr>
+                  </pic:nvPicPr>
+                  <pic:blipFill>
+                    <a:blip r:embed="rId82" cstate="print">
+                      <a:extLst>
+                        <a:ext uri="{28A0092B-C50C-407E-A947-70E740481C1C}">
+                          <a14:useLocalDpi xmlns:a14="http://schemas.microsoft.com/office/drawing/2010/main" val="0"/>
+                        </a:ext>
+                      </a:extLst>
+                    </a:blip>
+                    <a:srcRect/>
+                    <a:stretch>
+                      <a:fillRect/>
+                    </a:stretch>
+                  </pic:blipFill>
+                  <pic:spPr bwMode="auto">
+                    <a:xfrm>
+                      <a:off x="0" y="0"/>
+                      <a:ext cx="1543675" cy="1173329"/>
+                    </a:xfrm>
+                    <a:prstGeom prst="rect">
+                      <a:avLst/>
+                    </a:prstGeom>
+                    <a:noFill/>
+                    <a:ln>
+                      <a:noFill/>
+                    </a:ln>
+                  </pic:spPr>
+                </pic:pic>
+              </a:graphicData>
+            </a:graphic>
+          </wp:inline>
+        </w:drawing>
+      </w:r>
     </w:p>
     <w:p>
       <w:pPr>
@@ -8165,6 +9056,18 @@
           <w:rFonts w:hint="eastAsia"/>
         </w:rPr>
       </w:pPr>
+      <w:r>
+        <w:rPr>
+          <w:rFonts w:hint="eastAsia"/>
+        </w:rPr>
+        <w:t>SRT的正义：0费，获得1点能量。抽1张牌</w:t>
+      </w:r>
+      <w:r>
+        <w:rPr>
+          <w:rFonts w:hint="eastAsia"/>
+        </w:rPr>
+        <w:t>。消耗</w:t>
+      </w:r>
     </w:p>
     <w:sectPr>
       <w:pgSz w:w="11906" w:h="16838"/>
@@ -11269,7 +12172,6 @@
   <w:style w:type="character" w:default="1" w:styleId="a0">
     <w:name w:val="Default Paragraph Font"/>
     <w:uiPriority w:val="1"/>
-    <w:semiHidden/>
     <w:unhideWhenUsed/>
   </w:style>
   <w:style w:type="table" w:default="1" w:styleId="a1">

--- a/Cards.docx
+++ b/Cards.docx
@@ -30,8 +30,19 @@
           <w:sz w:val="32"/>
           <w:szCs w:val="32"/>
         </w:rPr>
-        <w:t>月雪宫子</w:t>
-      </w:r>
+        <w:t>月</w:t>
+      </w:r>
+      <w:proofErr w:type="gramStart"/>
+      <w:r>
+        <w:rPr>
+          <w:b/>
+          <w:bCs/>
+          <w:sz w:val="32"/>
+          <w:szCs w:val="32"/>
+        </w:rPr>
+        <w:t>雪宫子</w:t>
+      </w:r>
+      <w:proofErr w:type="gramEnd"/>
       <w:r>
         <w:rPr>
           <w:rFonts w:ascii="微软雅黑" w:eastAsia="微软雅黑" w:hAnsi="微软雅黑" w:cs="微软雅黑" w:hint="eastAsia"/>
@@ -87,7 +98,21 @@
         <w:rPr>
           <w:szCs w:val="21"/>
         </w:rPr>
-        <w:t>弹夹：冲锋枪类卡牌专属耗材，无弹夹无法打出</w:t>
+        <w:t>弹夹：冲锋枪类</w:t>
+      </w:r>
+      <w:proofErr w:type="gramStart"/>
+      <w:r>
+        <w:rPr>
+          <w:szCs w:val="21"/>
+        </w:rPr>
+        <w:t>卡牌专属</w:t>
+      </w:r>
+      <w:proofErr w:type="gramEnd"/>
+      <w:r>
+        <w:rPr>
+          <w:szCs w:val="21"/>
+        </w:rPr>
+        <w:t>耗材，无弹夹无法打出</w:t>
       </w:r>
       <w:r>
         <w:rPr>
@@ -155,7 +180,35 @@
         <w:rPr>
           <w:szCs w:val="21"/>
         </w:rPr>
-        <w:t>小队支援：美游 / 咲 / 萌绘效果完全差异化</w:t>
+        <w:t>小队支援：</w:t>
+      </w:r>
+      <w:proofErr w:type="gramStart"/>
+      <w:r>
+        <w:rPr>
+          <w:szCs w:val="21"/>
+        </w:rPr>
+        <w:t>美游</w:t>
+      </w:r>
+      <w:proofErr w:type="gramEnd"/>
+      <w:r>
+        <w:rPr>
+          <w:szCs w:val="21"/>
+        </w:rPr>
+        <w:t xml:space="preserve"> / 咲 / </w:t>
+      </w:r>
+      <w:proofErr w:type="gramStart"/>
+      <w:r>
+        <w:rPr>
+          <w:szCs w:val="21"/>
+        </w:rPr>
+        <w:t>萌绘效果</w:t>
+      </w:r>
+      <w:proofErr w:type="gramEnd"/>
+      <w:r>
+        <w:rPr>
+          <w:szCs w:val="21"/>
+        </w:rPr>
+        <w:t>完全差异化</w:t>
       </w:r>
     </w:p>
     <w:p>
@@ -242,7 +295,23 @@
           <w:rFonts w:hint="eastAsia"/>
           <w:szCs w:val="21"/>
         </w:rPr>
-        <w:t>对生命值最低的敌方造成可成长伤害</w:t>
+        <w:t>对生命值最低的敌方造成</w:t>
+      </w:r>
+      <w:proofErr w:type="gramStart"/>
+      <w:r>
+        <w:rPr>
+          <w:rFonts w:hint="eastAsia"/>
+          <w:szCs w:val="21"/>
+        </w:rPr>
+        <w:t>可成长</w:t>
+      </w:r>
+      <w:proofErr w:type="gramEnd"/>
+      <w:r>
+        <w:rPr>
+          <w:rFonts w:hint="eastAsia"/>
+          <w:szCs w:val="21"/>
+        </w:rPr>
+        <w:t>伤害</w:t>
       </w:r>
     </w:p>
     <w:p>
@@ -347,7 +416,21 @@
         <w:rPr>
           <w:szCs w:val="21"/>
         </w:rPr>
-        <w:t>战斗开始时，获得1 层老师羁绊</w:t>
+        <w:t xml:space="preserve">战斗开始时，获得1 </w:t>
+      </w:r>
+      <w:proofErr w:type="gramStart"/>
+      <w:r>
+        <w:rPr>
+          <w:szCs w:val="21"/>
+        </w:rPr>
+        <w:t>层老师</w:t>
+      </w:r>
+      <w:proofErr w:type="gramEnd"/>
+      <w:r>
+        <w:rPr>
+          <w:szCs w:val="21"/>
+        </w:rPr>
+        <w:t>羁绊</w:t>
       </w:r>
     </w:p>
     <w:p>
@@ -364,7 +447,21 @@
         <w:rPr>
           <w:szCs w:val="21"/>
         </w:rPr>
-        <w:t>每场战斗初始携带1 个弹夹</w:t>
+        <w:t xml:space="preserve">每场战斗初始携带1 </w:t>
+      </w:r>
+      <w:proofErr w:type="gramStart"/>
+      <w:r>
+        <w:rPr>
+          <w:szCs w:val="21"/>
+        </w:rPr>
+        <w:t>个</w:t>
+      </w:r>
+      <w:proofErr w:type="gramEnd"/>
+      <w:r>
+        <w:rPr>
+          <w:szCs w:val="21"/>
+        </w:rPr>
+        <w:t>弹夹</w:t>
       </w:r>
     </w:p>
     <w:p>
@@ -688,12 +785,21 @@
           <w:highlight w:val="yellow"/>
         </w:rPr>
       </w:pPr>
-      <w:r>
-        <w:rPr>
-          <w:szCs w:val="21"/>
-          <w:highlight w:val="yellow"/>
-        </w:rPr>
-        <w:t>切枪永远比换弹快：1 费，单体 8 伤（升级 10），获得 1 弹夹</w:t>
+      <w:proofErr w:type="gramStart"/>
+      <w:r>
+        <w:rPr>
+          <w:szCs w:val="21"/>
+          <w:highlight w:val="yellow"/>
+        </w:rPr>
+        <w:t>切枪永远比换弹快</w:t>
+      </w:r>
+      <w:proofErr w:type="gramEnd"/>
+      <w:r>
+        <w:rPr>
+          <w:szCs w:val="21"/>
+          <w:highlight w:val="yellow"/>
+        </w:rPr>
+        <w:t>：1 费，单体 8 伤（升级 10），获得 1 弹夹</w:t>
       </w:r>
     </w:p>
     <w:p>
@@ -988,8 +1094,17 @@
           <w:rFonts w:hint="eastAsia"/>
           <w:szCs w:val="21"/>
         </w:rPr>
-        <w:t>、造成3*5点伤害，将一张“伤口”添加到弃牌堆</w:t>
-      </w:r>
+        <w:t>、造成3*5点伤害，将一张“伤口”添加</w:t>
+      </w:r>
+      <w:proofErr w:type="gramStart"/>
+      <w:r>
+        <w:rPr>
+          <w:rFonts w:hint="eastAsia"/>
+          <w:szCs w:val="21"/>
+        </w:rPr>
+        <w:t>到弃牌堆</w:t>
+      </w:r>
+      <w:proofErr w:type="gramEnd"/>
     </w:p>
     <w:p>
       <w:pPr>
@@ -2422,7 +2537,23 @@
           <w:szCs w:val="21"/>
           <w:highlight w:val="yellow"/>
         </w:rPr>
-        <w:t xml:space="preserve"> 费，群体 21 伤（升级 24），击杀敌人获得 </w:t>
+        <w:t xml:space="preserve"> 费，群体 21 伤（升级 24），</w:t>
+      </w:r>
+      <w:proofErr w:type="gramStart"/>
+      <w:r>
+        <w:rPr>
+          <w:szCs w:val="21"/>
+          <w:highlight w:val="yellow"/>
+        </w:rPr>
+        <w:t>击</w:t>
+      </w:r>
+      <w:proofErr w:type="gramEnd"/>
+      <w:r>
+        <w:rPr>
+          <w:szCs w:val="21"/>
+          <w:highlight w:val="yellow"/>
+        </w:rPr>
+        <w:t xml:space="preserve">杀敌人获得 </w:t>
       </w:r>
       <w:r>
         <w:rPr>
@@ -2521,6 +2652,7 @@
     <w:p>
       <w:pPr>
         <w:rPr>
+          <w:rFonts w:hint="eastAsia"/>
           <w:b/>
           <w:bCs/>
           <w:sz w:val="32"/>
@@ -3137,13 +3269,23 @@
           <w:highlight w:val="yellow"/>
         </w:rPr>
       </w:pPr>
-      <w:r>
-        <w:rPr>
-          <w:rFonts w:hint="eastAsia"/>
-          <w:szCs w:val="21"/>
-          <w:highlight w:val="yellow"/>
-        </w:rPr>
-        <w:t>换弹隐蔽：0费，获得3格挡，获得1星（升级2星</w:t>
+      <w:proofErr w:type="gramStart"/>
+      <w:r>
+        <w:rPr>
+          <w:rFonts w:hint="eastAsia"/>
+          <w:szCs w:val="21"/>
+          <w:highlight w:val="yellow"/>
+        </w:rPr>
+        <w:t>换弹隐蔽</w:t>
+      </w:r>
+      <w:proofErr w:type="gramEnd"/>
+      <w:r>
+        <w:rPr>
+          <w:rFonts w:hint="eastAsia"/>
+          <w:szCs w:val="21"/>
+          <w:highlight w:val="yellow"/>
+        </w:rPr>
+        <w:t>：0费，获得3格挡，获得1星（升级2星</w:t>
       </w:r>
       <w:r>
         <w:rPr>
@@ -3224,6 +3366,7 @@
           <w:numId w:val="17"/>
         </w:numPr>
         <w:rPr>
+          <w:rFonts w:hint="eastAsia"/>
           <w:szCs w:val="21"/>
           <w:highlight w:val="yellow"/>
         </w:rPr>
@@ -3315,8 +3458,17 @@
           <w:rFonts w:hint="eastAsia"/>
           <w:szCs w:val="21"/>
         </w:rPr>
-        <w:t>无法拒绝的条件：0费，抽2张牌，将一张“动摇”添加到弃牌堆</w:t>
-      </w:r>
+        <w:t>无法拒绝的条件：0费，抽2张牌，将一张“动摇”添加</w:t>
+      </w:r>
+      <w:proofErr w:type="gramStart"/>
+      <w:r>
+        <w:rPr>
+          <w:rFonts w:hint="eastAsia"/>
+          <w:szCs w:val="21"/>
+        </w:rPr>
+        <w:t>到弃牌堆</w:t>
+      </w:r>
+      <w:proofErr w:type="gramEnd"/>
     </w:p>
     <w:p>
       <w:pPr>
@@ -4793,12 +4945,14 @@
           <w:szCs w:val="21"/>
         </w:rPr>
       </w:pPr>
+      <w:proofErr w:type="gramStart"/>
       <w:r>
         <w:rPr>
           <w:szCs w:val="21"/>
         </w:rPr>
         <w:t>浪间牵念</w:t>
       </w:r>
+      <w:proofErr w:type="gramEnd"/>
       <w:r>
         <w:rPr>
           <w:rFonts w:hint="eastAsia"/>
@@ -5293,6 +5447,7 @@
           <w:numId w:val="19"/>
         </w:numPr>
         <w:rPr>
+          <w:rFonts w:hint="eastAsia"/>
           <w:szCs w:val="21"/>
           <w:highlight w:val="yellow"/>
         </w:rPr>
@@ -5399,6 +5554,7 @@
           <w:numId w:val="19"/>
         </w:numPr>
         <w:rPr>
+          <w:rFonts w:hint="eastAsia"/>
           <w:szCs w:val="21"/>
           <w:highlight w:val="yellow"/>
         </w:rPr>
@@ -5431,7 +5587,23 @@
           <w:szCs w:val="21"/>
           <w:highlight w:val="yellow"/>
         </w:rPr>
-        <w:t xml:space="preserve"> + 1 层老师羁绊（升级 </w:t>
+        <w:t xml:space="preserve"> + 1 </w:t>
+      </w:r>
+      <w:proofErr w:type="gramStart"/>
+      <w:r>
+        <w:rPr>
+          <w:szCs w:val="21"/>
+          <w:highlight w:val="yellow"/>
+        </w:rPr>
+        <w:t>层老师</w:t>
+      </w:r>
+      <w:proofErr w:type="gramEnd"/>
+      <w:r>
+        <w:rPr>
+          <w:szCs w:val="21"/>
+          <w:highlight w:val="yellow"/>
+        </w:rPr>
+        <w:t xml:space="preserve">羁绊（升级 </w:t>
       </w:r>
       <w:r>
         <w:rPr>
@@ -5519,7 +5691,6 @@
         <w:rPr>
           <w:rFonts w:hint="eastAsia"/>
           <w:szCs w:val="21"/>
-          <w:highlight w:val="yellow"/>
         </w:rPr>
       </w:pPr>
     </w:p>
@@ -5557,6 +5728,7 @@
     <w:p>
       <w:pPr>
         <w:rPr>
+          <w:rFonts w:hint="eastAsia"/>
           <w:b/>
           <w:bCs/>
           <w:sz w:val="32"/>
@@ -5607,12 +5779,14 @@
         <w:rPr>
           <w:rFonts w:hint="eastAsia"/>
           <w:szCs w:val="21"/>
-        </w:rPr>
-      </w:pPr>
-      <w:r>
-        <w:rPr>
-          <w:rFonts w:hint="eastAsia"/>
-          <w:szCs w:val="21"/>
+          <w:highlight w:val="yellow"/>
+        </w:rPr>
+      </w:pPr>
+      <w:r>
+        <w:rPr>
+          <w:rFonts w:hint="eastAsia"/>
+          <w:szCs w:val="21"/>
+          <w:highlight w:val="yellow"/>
         </w:rPr>
         <w:t>最可靠的队长：2费</w:t>
       </w:r>
@@ -5620,6 +5794,7 @@
         <w:rPr>
           <w:rFonts w:hint="eastAsia"/>
           <w:szCs w:val="21"/>
+          <w:highlight w:val="yellow"/>
         </w:rPr>
         <w:t>（升级1费）</w:t>
       </w:r>
@@ -5627,8 +5802,17 @@
         <w:rPr>
           <w:rFonts w:hint="eastAsia"/>
           <w:szCs w:val="21"/>
-        </w:rPr>
-        <w:t>，每打出3张“配备”牌，获得1星</w:t>
+          <w:highlight w:val="yellow"/>
+        </w:rPr>
+        <w:t>，每打出3张“配备”牌，获得1</w:t>
+      </w:r>
+      <w:r>
+        <w:rPr>
+          <w:rFonts w:hint="eastAsia"/>
+          <w:szCs w:val="21"/>
+          <w:highlight w:val="yellow"/>
+        </w:rPr>
+        <w:t>弹夹</w:t>
       </w:r>
     </w:p>
     <w:p>
@@ -5702,6 +5886,7 @@
           <w:numId w:val="21"/>
         </w:numPr>
         <w:rPr>
+          <w:rFonts w:hint="eastAsia"/>
           <w:szCs w:val="21"/>
           <w:highlight w:val="yellow"/>
         </w:rPr>
@@ -5748,6 +5933,7 @@
       <w:pPr>
         <w:ind w:left="720"/>
         <w:rPr>
+          <w:rFonts w:hint="eastAsia"/>
           <w:szCs w:val="21"/>
           <w:highlight w:val="yellow"/>
         </w:rPr>
@@ -5814,17 +6000,30 @@
           <w:numId w:val="21"/>
         </w:numPr>
         <w:rPr>
-          <w:szCs w:val="21"/>
-        </w:rPr>
-      </w:pPr>
-      <w:r>
-        <w:rPr>
-          <w:rFonts w:hint="eastAsia"/>
-          <w:szCs w:val="21"/>
+          <w:rFonts w:hint="eastAsia"/>
+          <w:szCs w:val="21"/>
+          <w:highlight w:val="yellow"/>
+        </w:rPr>
+      </w:pPr>
+      <w:bookmarkStart w:id="4" w:name="OLE_LINK16"/>
+      <w:r>
+        <w:rPr>
+          <w:rFonts w:hint="eastAsia"/>
+          <w:szCs w:val="21"/>
+          <w:highlight w:val="yellow"/>
         </w:rPr>
         <w:t>弹药管够：1费，每当你花费5弹夹，获得1弹夹</w:t>
       </w:r>
-    </w:p>
+      <w:r>
+        <w:rPr>
+          <w:rFonts w:hint="eastAsia"/>
+          <w:szCs w:val="21"/>
+          <w:highlight w:val="yellow"/>
+        </w:rPr>
+        <w:t>（升级固有）</w:t>
+      </w:r>
+    </w:p>
+    <w:bookmarkEnd w:id="4"/>
     <w:p>
       <w:pPr>
         <w:ind w:left="720"/>
@@ -5896,21 +6095,41 @@
           <w:numId w:val="21"/>
         </w:numPr>
         <w:rPr>
-          <w:szCs w:val="21"/>
-        </w:rPr>
-      </w:pPr>
-      <w:r>
-        <w:rPr>
-          <w:rFonts w:hint="eastAsia"/>
-          <w:szCs w:val="21"/>
-        </w:rPr>
-        <w:t>最厉害的特种小队：3费（升级2费），每回合临时添加一张“小队支援”牌并免费打出</w:t>
+          <w:rFonts w:hint="eastAsia"/>
+          <w:szCs w:val="21"/>
+          <w:highlight w:val="yellow"/>
+        </w:rPr>
+      </w:pPr>
+      <w:r>
+        <w:rPr>
+          <w:rFonts w:hint="eastAsia"/>
+          <w:szCs w:val="21"/>
+          <w:highlight w:val="yellow"/>
+        </w:rPr>
+        <w:t>最厉害的特种小队：3费（升级2费），每回合临时添加</w:t>
+      </w:r>
+      <w:r>
+        <w:rPr>
+          <w:rFonts w:hint="eastAsia"/>
+          <w:szCs w:val="21"/>
+          <w:highlight w:val="yellow"/>
+        </w:rPr>
+        <w:t>随机</w:t>
+      </w:r>
+      <w:r>
+        <w:rPr>
+          <w:rFonts w:hint="eastAsia"/>
+          <w:szCs w:val="21"/>
+          <w:highlight w:val="yellow"/>
+        </w:rPr>
+        <w:t>一张“小队支援”牌并免费打出</w:t>
       </w:r>
     </w:p>
     <w:p>
       <w:pPr>
         <w:ind w:left="720"/>
         <w:rPr>
+          <w:rFonts w:hint="eastAsia"/>
           <w:szCs w:val="21"/>
         </w:rPr>
       </w:pPr>
@@ -6060,6 +6279,7 @@
           <w:numId w:val="21"/>
         </w:numPr>
         <w:rPr>
+          <w:rFonts w:hint="eastAsia"/>
           <w:szCs w:val="21"/>
         </w:rPr>
       </w:pPr>
@@ -6075,21 +6295,7 @@
           <w:rFonts w:hint="eastAsia"/>
           <w:szCs w:val="21"/>
         </w:rPr>
-        <w:t>1费，</w:t>
-      </w:r>
-      <w:r>
-        <w:rPr>
-          <w:rFonts w:hint="eastAsia"/>
-          <w:szCs w:val="21"/>
-        </w:rPr>
-        <w:t>升级</w:t>
-      </w:r>
-      <w:r>
-        <w:rPr>
-          <w:rFonts w:hint="eastAsia"/>
-          <w:szCs w:val="21"/>
-        </w:rPr>
-        <w:t>每回合打出的第一张牌(升级则前两张)</w:t>
+        <w:t>1费，升级每回合打出的第一张牌(升级则前两张)</w:t>
       </w:r>
     </w:p>
     <w:p>
@@ -6168,7 +6374,7 @@
           <w:highlight w:val="yellow"/>
         </w:rPr>
       </w:pPr>
-      <w:bookmarkStart w:id="4" w:name="OLE_LINK9"/>
+      <w:bookmarkStart w:id="5" w:name="OLE_LINK9"/>
       <w:r>
         <w:rPr>
           <w:szCs w:val="21"/>
@@ -6277,7 +6483,7 @@
         </w:drawing>
       </w:r>
     </w:p>
-    <w:bookmarkEnd w:id="4"/>
+    <w:bookmarkEnd w:id="5"/>
     <w:p>
       <w:pPr>
         <w:numPr>
@@ -6285,12 +6491,14 @@
           <w:numId w:val="21"/>
         </w:numPr>
         <w:rPr>
-          <w:szCs w:val="21"/>
-        </w:rPr>
-      </w:pPr>
-      <w:r>
-        <w:rPr>
-          <w:szCs w:val="21"/>
+          <w:rFonts w:hint="eastAsia"/>
+          <w:szCs w:val="21"/>
+        </w:rPr>
+      </w:pPr>
+      <w:r>
+        <w:rPr>
+          <w:szCs w:val="21"/>
+          <w:highlight w:val="yellow"/>
         </w:rPr>
         <w:t>碎在雨</w:t>
       </w:r>
@@ -6298,12 +6506,14 @@
         <w:rPr>
           <w:rFonts w:hint="eastAsia"/>
           <w:szCs w:val="21"/>
+          <w:highlight w:val="yellow"/>
         </w:rPr>
         <w:t>中</w:t>
       </w:r>
       <w:r>
         <w:rPr>
           <w:szCs w:val="21"/>
+          <w:highlight w:val="yellow"/>
         </w:rPr>
         <w:t>的</w:t>
       </w:r>
@@ -6311,6 +6521,7 @@
         <w:rPr>
           <w:rFonts w:hint="eastAsia"/>
           <w:szCs w:val="21"/>
+          <w:highlight w:val="yellow"/>
         </w:rPr>
         <w:t>信念</w:t>
       </w:r>
@@ -6318,19 +6529,54 @@
         <w:rPr>
           <w:rFonts w:hint="eastAsia"/>
           <w:szCs w:val="21"/>
-        </w:rPr>
-        <w:t>：0费，每回合的第一张牌免费打出</w:t>
-      </w:r>
-      <w:r>
-        <w:rPr>
-          <w:rFonts w:hint="eastAsia"/>
-          <w:szCs w:val="21"/>
-        </w:rPr>
-        <w:t>。打出这张牌时，将2张“动摇”分别加入到抽牌堆与弃牌堆中</w:t>
-      </w:r>
-      <w:r>
-        <w:rPr>
-          <w:szCs w:val="21"/>
+          <w:highlight w:val="yellow"/>
+        </w:rPr>
+        <w:t>：0费，每回合的</w:t>
+      </w:r>
+      <w:r>
+        <w:rPr>
+          <w:rFonts w:hint="eastAsia"/>
+          <w:szCs w:val="21"/>
+          <w:highlight w:val="yellow"/>
+        </w:rPr>
+        <w:t>前1</w:t>
+      </w:r>
+      <w:r>
+        <w:rPr>
+          <w:rFonts w:hint="eastAsia"/>
+          <w:szCs w:val="21"/>
+          <w:highlight w:val="yellow"/>
+        </w:rPr>
+        <w:t>张牌免费打出</w:t>
+      </w:r>
+      <w:r>
+        <w:rPr>
+          <w:rFonts w:hint="eastAsia"/>
+          <w:szCs w:val="21"/>
+          <w:highlight w:val="yellow"/>
+        </w:rPr>
+        <w:t>（升级2张）</w:t>
+      </w:r>
+      <w:r>
+        <w:rPr>
+          <w:rFonts w:hint="eastAsia"/>
+          <w:szCs w:val="21"/>
+          <w:highlight w:val="yellow"/>
+        </w:rPr>
+        <w:t>。</w:t>
+      </w:r>
+      <w:r>
+        <w:rPr>
+          <w:rFonts w:hint="eastAsia"/>
+          <w:szCs w:val="21"/>
+          <w:highlight w:val="yellow"/>
+        </w:rPr>
+        <w:t>每三个回合，将一张“动摇”添加到抽牌堆</w:t>
+      </w:r>
+      <w:r>
+        <w:rPr>
+          <w:szCs w:val="21"/>
+          <w:highlight w:val="yellow"/>
         </w:rPr>
         <w:br/>
       </w:r>
@@ -6671,7 +6917,23 @@
           <w:szCs w:val="21"/>
           <w:highlight w:val="yellow"/>
         </w:rPr>
-        <w:t>那片星空，名为奇迹：1 费，固有，每打出 1 张能力牌，获得 1 层</w:t>
+        <w:t xml:space="preserve">那片星空，名为奇迹：1 费，固有，每打出 1 </w:t>
+      </w:r>
+      <w:proofErr w:type="gramStart"/>
+      <w:r>
+        <w:rPr>
+          <w:szCs w:val="21"/>
+          <w:highlight w:val="yellow"/>
+        </w:rPr>
+        <w:t>张能力牌</w:t>
+      </w:r>
+      <w:proofErr w:type="gramEnd"/>
+      <w:r>
+        <w:rPr>
+          <w:szCs w:val="21"/>
+          <w:highlight w:val="yellow"/>
+        </w:rPr>
+        <w:t>，获得 1 层</w:t>
       </w:r>
       <w:r>
         <w:rPr>
@@ -7030,6 +7292,7 @@
       <w:pPr>
         <w:ind w:left="720"/>
         <w:rPr>
+          <w:rFonts w:hint="eastAsia"/>
           <w:szCs w:val="21"/>
         </w:rPr>
       </w:pPr>
@@ -8035,12 +8298,21 @@
           <w:highlight w:val="yellow"/>
         </w:rPr>
       </w:pPr>
-      <w:r>
-        <w:rPr>
-          <w:szCs w:val="21"/>
-          <w:highlight w:val="yellow"/>
-        </w:rPr>
-        <w:t>阔剑地雷：</w:t>
+      <w:proofErr w:type="gramStart"/>
+      <w:r>
+        <w:rPr>
+          <w:szCs w:val="21"/>
+          <w:highlight w:val="yellow"/>
+        </w:rPr>
+        <w:t>阔剑地雷</w:t>
+      </w:r>
+      <w:proofErr w:type="gramEnd"/>
+      <w:r>
+        <w:rPr>
+          <w:szCs w:val="21"/>
+          <w:highlight w:val="yellow"/>
+        </w:rPr>
+        <w:t>：</w:t>
       </w:r>
       <w:r>
         <w:rPr>
@@ -8384,12 +8656,21 @@
           <w:highlight w:val="yellow"/>
         </w:rPr>
       </w:pPr>
-      <w:r>
-        <w:rPr>
-          <w:szCs w:val="21"/>
-          <w:highlight w:val="yellow"/>
-        </w:rPr>
-        <w:t>空尖弹：</w:t>
+      <w:proofErr w:type="gramStart"/>
+      <w:r>
+        <w:rPr>
+          <w:szCs w:val="21"/>
+          <w:highlight w:val="yellow"/>
+        </w:rPr>
+        <w:t>空尖弹</w:t>
+      </w:r>
+      <w:proofErr w:type="gramEnd"/>
+      <w:r>
+        <w:rPr>
+          <w:szCs w:val="21"/>
+          <w:highlight w:val="yellow"/>
+        </w:rPr>
+        <w:t>：</w:t>
       </w:r>
       <w:r>
         <w:rPr>
@@ -8968,20 +9249,25 @@
         </w:numPr>
         <w:rPr>
           <w:rFonts w:hint="eastAsia"/>
-        </w:rPr>
-      </w:pPr>
-      <w:r>
-        <w:rPr>
-          <w:rFonts w:hint="eastAsia"/>
+          <w:highlight w:val="yellow"/>
+        </w:rPr>
+      </w:pPr>
+      <w:bookmarkStart w:id="6" w:name="OLE_LINK14"/>
+      <w:r>
+        <w:rPr>
+          <w:rFonts w:hint="eastAsia"/>
+          <w:highlight w:val="yellow"/>
         </w:rPr>
         <w:t>动摇：</w:t>
       </w:r>
       <w:r>
         <w:rPr>
           <w:rFonts w:hint="eastAsia"/>
+          <w:highlight w:val="yellow"/>
         </w:rPr>
         <w:t>1费，若回合结束时留在手牌中，则下回合失去2点能量。消耗</w:t>
       </w:r>
+      <w:bookmarkEnd w:id="6"/>
     </w:p>
     <w:p>
       <w:pPr>
@@ -12172,6 +12458,7 @@
   <w:style w:type="character" w:default="1" w:styleId="a0">
     <w:name w:val="Default Paragraph Font"/>
     <w:uiPriority w:val="1"/>
+    <w:semiHidden/>
     <w:unhideWhenUsed/>
   </w:style>
   <w:style w:type="table" w:default="1" w:styleId="a1">

--- a/Cards.docx
+++ b/Cards.docx
@@ -1071,12 +1071,14 @@
         <w:rPr>
           <w:rFonts w:hint="eastAsia"/>
           <w:szCs w:val="21"/>
-        </w:rPr>
-      </w:pPr>
-      <w:r>
-        <w:rPr>
-          <w:rFonts w:hint="eastAsia"/>
-          <w:szCs w:val="21"/>
+          <w:highlight w:val="yellow"/>
+        </w:rPr>
+      </w:pPr>
+      <w:r>
+        <w:rPr>
+          <w:rFonts w:hint="eastAsia"/>
+          <w:szCs w:val="21"/>
+          <w:highlight w:val="yellow"/>
         </w:rPr>
         <w:t>狂野射击：0费1星，</w:t>
       </w:r>
@@ -1085,6 +1087,7 @@
         <w:rPr>
           <w:rFonts w:hint="eastAsia"/>
           <w:szCs w:val="21"/>
+          <w:highlight w:val="yellow"/>
         </w:rPr>
         <w:t>smg</w:t>
       </w:r>
@@ -1093,14 +1096,32 @@
         <w:rPr>
           <w:rFonts w:hint="eastAsia"/>
           <w:szCs w:val="21"/>
-        </w:rPr>
-        <w:t>、造成3*5点伤害，将一张“伤口”添加</w:t>
+          <w:highlight w:val="yellow"/>
+        </w:rPr>
+        <w:t>、造成3*</w:t>
+      </w:r>
+      <w:r>
+        <w:rPr>
+          <w:rFonts w:hint="eastAsia"/>
+          <w:szCs w:val="21"/>
+          <w:highlight w:val="yellow"/>
+        </w:rPr>
+        <w:t>4</w:t>
+      </w:r>
+      <w:r>
+        <w:rPr>
+          <w:rFonts w:hint="eastAsia"/>
+          <w:szCs w:val="21"/>
+          <w:highlight w:val="yellow"/>
+        </w:rPr>
+        <w:t>点伤害，将一张“伤口”添加</w:t>
       </w:r>
       <w:proofErr w:type="gramStart"/>
       <w:r>
         <w:rPr>
           <w:rFonts w:hint="eastAsia"/>
           <w:szCs w:val="21"/>
+          <w:highlight w:val="yellow"/>
         </w:rPr>
         <w:t>到弃牌堆</w:t>
       </w:r>
@@ -3444,19 +3465,1514 @@
     </w:p>
     <w:p>
       <w:pPr>
+        <w:rPr>
+          <w:rFonts w:hint="eastAsia"/>
+          <w:szCs w:val="21"/>
+        </w:rPr>
+      </w:pPr>
+      <w:r>
+        <w:rPr>
+          <w:szCs w:val="21"/>
+        </w:rPr>
+        <w:t>罕见</w:t>
+      </w:r>
+    </w:p>
+    <w:p>
+      <w:pPr>
         <w:numPr>
           <w:ilvl w:val="0"/>
-          <w:numId w:val="17"/>
+          <w:numId w:val="18"/>
         </w:numPr>
         <w:rPr>
           <w:rFonts w:hint="eastAsia"/>
           <w:szCs w:val="21"/>
-        </w:rPr>
-      </w:pPr>
-      <w:r>
-        <w:rPr>
-          <w:rFonts w:hint="eastAsia"/>
-          <w:szCs w:val="21"/>
+          <w:highlight w:val="yellow"/>
+        </w:rPr>
+      </w:pPr>
+      <w:bookmarkStart w:id="2" w:name="OLE_LINK2"/>
+      <w:r>
+        <w:rPr>
+          <w:szCs w:val="21"/>
+          <w:highlight w:val="yellow"/>
+        </w:rPr>
+        <w:t xml:space="preserve">军备箱：1 费，获得 2 </w:t>
+      </w:r>
+      <w:r>
+        <w:rPr>
+          <w:rFonts w:hint="eastAsia"/>
+          <w:szCs w:val="21"/>
+          <w:highlight w:val="yellow"/>
+        </w:rPr>
+        <w:t>张</w:t>
+      </w:r>
+      <w:r>
+        <w:rPr>
+          <w:rFonts w:hint="eastAsia"/>
+          <w:szCs w:val="21"/>
+          <w:highlight w:val="yellow"/>
+        </w:rPr>
+        <w:t>“配备”</w:t>
+      </w:r>
+      <w:r>
+        <w:rPr>
+          <w:rFonts w:hint="eastAsia"/>
+          <w:szCs w:val="21"/>
+          <w:highlight w:val="yellow"/>
+        </w:rPr>
+        <w:t>牌</w:t>
+      </w:r>
+      <w:r>
+        <w:rPr>
+          <w:szCs w:val="21"/>
+          <w:highlight w:val="yellow"/>
+        </w:rPr>
+        <w:t>（升级 3 张升级版）</w:t>
+      </w:r>
+    </w:p>
+    <w:bookmarkEnd w:id="2"/>
+    <w:p>
+      <w:pPr>
+        <w:ind w:left="720"/>
+        <w:rPr>
+          <w:rFonts w:hint="eastAsia"/>
+          <w:szCs w:val="21"/>
+        </w:rPr>
+      </w:pPr>
+      <w:r>
+        <w:rPr>
+          <w:noProof/>
+          <w:szCs w:val="21"/>
+        </w:rPr>
+        <w:drawing>
+          <wp:inline distT="0" distB="0" distL="0" distR="0" wp14:anchorId="7A00FA5B" wp14:editId="6F2C7D15">
+            <wp:extent cx="1119546" cy="851591"/>
+            <wp:effectExtent l="0" t="0" r="4445" b="5715"/>
+            <wp:docPr id="1368984249" name="图片 2"/>
+            <wp:cNvGraphicFramePr>
+              <a:graphicFrameLocks xmlns:a="http://schemas.openxmlformats.org/drawingml/2006/main" noChangeAspect="1"/>
+            </wp:cNvGraphicFramePr>
+            <a:graphic xmlns:a="http://schemas.openxmlformats.org/drawingml/2006/main">
+              <a:graphicData uri="http://schemas.openxmlformats.org/drawingml/2006/picture">
+                <pic:pic xmlns:pic="http://schemas.openxmlformats.org/drawingml/2006/picture">
+                  <pic:nvPicPr>
+                    <pic:cNvPr id="0" name="Picture 53"/>
+                    <pic:cNvPicPr>
+                      <a:picLocks noChangeAspect="1" noChangeArrowheads="1"/>
+                    </pic:cNvPicPr>
+                  </pic:nvPicPr>
+                  <pic:blipFill>
+                    <a:blip r:embed="rId32" cstate="print">
+                      <a:extLst>
+                        <a:ext uri="{28A0092B-C50C-407E-A947-70E740481C1C}">
+                          <a14:useLocalDpi xmlns:a14="http://schemas.microsoft.com/office/drawing/2010/main" val="0"/>
+                        </a:ext>
+                      </a:extLst>
+                    </a:blip>
+                    <a:srcRect/>
+                    <a:stretch>
+                      <a:fillRect/>
+                    </a:stretch>
+                  </pic:blipFill>
+                  <pic:spPr bwMode="auto">
+                    <a:xfrm rot="10800000" flipV="1">
+                      <a:off x="0" y="0"/>
+                      <a:ext cx="1132020" cy="861080"/>
+                    </a:xfrm>
+                    <a:prstGeom prst="rect">
+                      <a:avLst/>
+                    </a:prstGeom>
+                    <a:noFill/>
+                    <a:ln>
+                      <a:noFill/>
+                    </a:ln>
+                  </pic:spPr>
+                </pic:pic>
+              </a:graphicData>
+            </a:graphic>
+          </wp:inline>
+        </w:drawing>
+      </w:r>
+    </w:p>
+    <w:p>
+      <w:pPr>
+        <w:numPr>
+          <w:ilvl w:val="0"/>
+          <w:numId w:val="18"/>
+        </w:numPr>
+        <w:rPr>
+          <w:rFonts w:hint="eastAsia"/>
+          <w:szCs w:val="21"/>
+          <w:highlight w:val="yellow"/>
+        </w:rPr>
+      </w:pPr>
+      <w:r>
+        <w:rPr>
+          <w:szCs w:val="21"/>
+          <w:highlight w:val="yellow"/>
+        </w:rPr>
+        <w:t>绳降：1 费，</w:t>
+      </w:r>
+      <w:r>
+        <w:rPr>
+          <w:rFonts w:hint="eastAsia"/>
+          <w:szCs w:val="21"/>
+          <w:highlight w:val="yellow"/>
+        </w:rPr>
+        <w:t>8</w:t>
+      </w:r>
+      <w:r>
+        <w:rPr>
+          <w:szCs w:val="21"/>
+          <w:highlight w:val="yellow"/>
+        </w:rPr>
+        <w:t xml:space="preserve"> 格挡（升级 </w:t>
+      </w:r>
+      <w:r>
+        <w:rPr>
+          <w:rFonts w:hint="eastAsia"/>
+          <w:szCs w:val="21"/>
+          <w:highlight w:val="yellow"/>
+        </w:rPr>
+        <w:t>10</w:t>
+      </w:r>
+      <w:r>
+        <w:rPr>
+          <w:szCs w:val="21"/>
+          <w:highlight w:val="yellow"/>
+        </w:rPr>
+        <w:t xml:space="preserve">），抽 </w:t>
+      </w:r>
+      <w:r>
+        <w:rPr>
+          <w:rFonts w:hint="eastAsia"/>
+          <w:szCs w:val="21"/>
+          <w:highlight w:val="yellow"/>
+        </w:rPr>
+        <w:t>1</w:t>
+      </w:r>
+      <w:r>
+        <w:rPr>
+          <w:szCs w:val="21"/>
+          <w:highlight w:val="yellow"/>
+        </w:rPr>
+        <w:t xml:space="preserve"> 张</w:t>
+      </w:r>
+    </w:p>
+    <w:p>
+      <w:pPr>
+        <w:ind w:left="720"/>
+        <w:rPr>
+          <w:rFonts w:hint="eastAsia"/>
+          <w:szCs w:val="21"/>
+        </w:rPr>
+      </w:pPr>
+      <w:r>
+        <w:rPr>
+          <w:noProof/>
+          <w:szCs w:val="21"/>
+        </w:rPr>
+        <w:drawing>
+          <wp:inline distT="0" distB="0" distL="0" distR="0" wp14:anchorId="1912F001" wp14:editId="7C47400A">
+            <wp:extent cx="1121632" cy="852273"/>
+            <wp:effectExtent l="0" t="0" r="2540" b="5080"/>
+            <wp:docPr id="2141805319" name="图片 16"/>
+            <wp:cNvGraphicFramePr>
+              <a:graphicFrameLocks xmlns:a="http://schemas.openxmlformats.org/drawingml/2006/main" noChangeAspect="1"/>
+            </wp:cNvGraphicFramePr>
+            <a:graphic xmlns:a="http://schemas.openxmlformats.org/drawingml/2006/main">
+              <a:graphicData uri="http://schemas.openxmlformats.org/drawingml/2006/picture">
+                <pic:pic xmlns:pic="http://schemas.openxmlformats.org/drawingml/2006/picture">
+                  <pic:nvPicPr>
+                    <pic:cNvPr id="0" name="Picture 69"/>
+                    <pic:cNvPicPr>
+                      <a:picLocks noChangeAspect="1" noChangeArrowheads="1"/>
+                    </pic:cNvPicPr>
+                  </pic:nvPicPr>
+                  <pic:blipFill>
+                    <a:blip r:embed="rId33" cstate="print">
+                      <a:extLst>
+                        <a:ext uri="{28A0092B-C50C-407E-A947-70E740481C1C}">
+                          <a14:useLocalDpi xmlns:a14="http://schemas.microsoft.com/office/drawing/2010/main" val="0"/>
+                        </a:ext>
+                      </a:extLst>
+                    </a:blip>
+                    <a:srcRect/>
+                    <a:stretch>
+                      <a:fillRect/>
+                    </a:stretch>
+                  </pic:blipFill>
+                  <pic:spPr bwMode="auto">
+                    <a:xfrm>
+                      <a:off x="0" y="0"/>
+                      <a:ext cx="1152430" cy="875675"/>
+                    </a:xfrm>
+                    <a:prstGeom prst="rect">
+                      <a:avLst/>
+                    </a:prstGeom>
+                    <a:noFill/>
+                    <a:ln>
+                      <a:noFill/>
+                    </a:ln>
+                  </pic:spPr>
+                </pic:pic>
+              </a:graphicData>
+            </a:graphic>
+          </wp:inline>
+        </w:drawing>
+      </w:r>
+    </w:p>
+    <w:p>
+      <w:pPr>
+        <w:numPr>
+          <w:ilvl w:val="0"/>
+          <w:numId w:val="18"/>
+        </w:numPr>
+        <w:rPr>
+          <w:rFonts w:hint="eastAsia"/>
+          <w:szCs w:val="21"/>
+          <w:highlight w:val="yellow"/>
+        </w:rPr>
+      </w:pPr>
+      <w:r>
+        <w:rPr>
+          <w:szCs w:val="21"/>
+          <w:highlight w:val="yellow"/>
+        </w:rPr>
+        <w:t>目标选择：1 费，单体 2 层易伤（升级 3）</w:t>
+      </w:r>
+    </w:p>
+    <w:p>
+      <w:pPr>
+        <w:ind w:left="720"/>
+        <w:rPr>
+          <w:rFonts w:hint="eastAsia"/>
+          <w:szCs w:val="21"/>
+          <w:highlight w:val="yellow"/>
+        </w:rPr>
+      </w:pPr>
+      <w:r>
+        <w:rPr>
+          <w:noProof/>
+          <w:szCs w:val="21"/>
+          <w:highlight w:val="yellow"/>
+        </w:rPr>
+        <w:drawing>
+          <wp:inline distT="0" distB="0" distL="0" distR="0" wp14:anchorId="7A8ABF5A" wp14:editId="2393596C">
+            <wp:extent cx="1159640" cy="880648"/>
+            <wp:effectExtent l="0" t="0" r="2540" b="0"/>
+            <wp:docPr id="545808780" name="图片 22"/>
+            <wp:cNvGraphicFramePr>
+              <a:graphicFrameLocks xmlns:a="http://schemas.openxmlformats.org/drawingml/2006/main" noChangeAspect="1"/>
+            </wp:cNvGraphicFramePr>
+            <a:graphic xmlns:a="http://schemas.openxmlformats.org/drawingml/2006/main">
+              <a:graphicData uri="http://schemas.openxmlformats.org/drawingml/2006/picture">
+                <pic:pic xmlns:pic="http://schemas.openxmlformats.org/drawingml/2006/picture">
+                  <pic:nvPicPr>
+                    <pic:cNvPr id="0" name="Picture 75"/>
+                    <pic:cNvPicPr>
+                      <a:picLocks noChangeAspect="1" noChangeArrowheads="1"/>
+                    </pic:cNvPicPr>
+                  </pic:nvPicPr>
+                  <pic:blipFill>
+                    <a:blip r:embed="rId34" cstate="print">
+                      <a:extLst>
+                        <a:ext uri="{28A0092B-C50C-407E-A947-70E740481C1C}">
+                          <a14:useLocalDpi xmlns:a14="http://schemas.microsoft.com/office/drawing/2010/main" val="0"/>
+                        </a:ext>
+                      </a:extLst>
+                    </a:blip>
+                    <a:srcRect/>
+                    <a:stretch>
+                      <a:fillRect/>
+                    </a:stretch>
+                  </pic:blipFill>
+                  <pic:spPr bwMode="auto">
+                    <a:xfrm>
+                      <a:off x="0" y="0"/>
+                      <a:ext cx="1176349" cy="893337"/>
+                    </a:xfrm>
+                    <a:prstGeom prst="rect">
+                      <a:avLst/>
+                    </a:prstGeom>
+                    <a:noFill/>
+                    <a:ln>
+                      <a:noFill/>
+                    </a:ln>
+                  </pic:spPr>
+                </pic:pic>
+              </a:graphicData>
+            </a:graphic>
+          </wp:inline>
+        </w:drawing>
+      </w:r>
+    </w:p>
+    <w:p>
+      <w:pPr>
+        <w:numPr>
+          <w:ilvl w:val="0"/>
+          <w:numId w:val="18"/>
+        </w:numPr>
+        <w:rPr>
+          <w:rFonts w:hint="eastAsia"/>
+          <w:szCs w:val="21"/>
+          <w:highlight w:val="yellow"/>
+        </w:rPr>
+      </w:pPr>
+      <w:r>
+        <w:rPr>
+          <w:szCs w:val="21"/>
+          <w:highlight w:val="yellow"/>
+        </w:rPr>
+        <w:t>兼职：</w:t>
+      </w:r>
+      <w:r>
+        <w:rPr>
+          <w:rFonts w:hint="eastAsia"/>
+          <w:szCs w:val="21"/>
+          <w:highlight w:val="yellow"/>
+        </w:rPr>
+        <w:t>0</w:t>
+      </w:r>
+      <w:r>
+        <w:rPr>
+          <w:szCs w:val="21"/>
+          <w:highlight w:val="yellow"/>
+        </w:rPr>
+        <w:t xml:space="preserve"> 费，</w:t>
+      </w:r>
+      <w:r>
+        <w:rPr>
+          <w:rFonts w:hint="eastAsia"/>
+          <w:szCs w:val="21"/>
+          <w:highlight w:val="yellow"/>
+        </w:rPr>
+        <w:t>获得</w:t>
+      </w:r>
+      <w:r>
+        <w:rPr>
+          <w:rFonts w:hint="eastAsia"/>
+          <w:szCs w:val="21"/>
+          <w:highlight w:val="yellow"/>
+        </w:rPr>
+        <w:t>3</w:t>
+      </w:r>
+      <w:r>
+        <w:rPr>
+          <w:rFonts w:hint="eastAsia"/>
+          <w:szCs w:val="21"/>
+          <w:highlight w:val="yellow"/>
+        </w:rPr>
+        <w:t>能量</w:t>
+      </w:r>
+      <w:r>
+        <w:rPr>
+          <w:szCs w:val="21"/>
+          <w:highlight w:val="yellow"/>
+        </w:rPr>
+        <w:t xml:space="preserve">（升级 </w:t>
+      </w:r>
+      <w:r>
+        <w:rPr>
+          <w:rFonts w:hint="eastAsia"/>
+          <w:szCs w:val="21"/>
+          <w:highlight w:val="yellow"/>
+        </w:rPr>
+        <w:t>4</w:t>
+      </w:r>
+      <w:r>
+        <w:rPr>
+          <w:szCs w:val="21"/>
+          <w:highlight w:val="yellow"/>
+        </w:rPr>
+        <w:t>），</w:t>
+      </w:r>
+      <w:r>
+        <w:rPr>
+          <w:rFonts w:hint="eastAsia"/>
+          <w:szCs w:val="21"/>
+          <w:highlight w:val="yellow"/>
+        </w:rPr>
+        <w:t>添加一张“劳累”到手牌中</w:t>
+      </w:r>
+    </w:p>
+    <w:p>
+      <w:pPr>
+        <w:ind w:left="720"/>
+        <w:rPr>
+          <w:rFonts w:hint="eastAsia"/>
+          <w:szCs w:val="21"/>
+        </w:rPr>
+      </w:pPr>
+      <w:r>
+        <w:rPr>
+          <w:noProof/>
+          <w:szCs w:val="21"/>
+        </w:rPr>
+        <w:lastRenderedPageBreak/>
+        <w:drawing>
+          <wp:inline distT="0" distB="0" distL="0" distR="0" wp14:anchorId="05DBEE8D" wp14:editId="21668607">
+            <wp:extent cx="1108662" cy="842418"/>
+            <wp:effectExtent l="0" t="0" r="0" b="0"/>
+            <wp:docPr id="1520568191" name="图片 14"/>
+            <wp:cNvGraphicFramePr>
+              <a:graphicFrameLocks xmlns:a="http://schemas.openxmlformats.org/drawingml/2006/main" noChangeAspect="1"/>
+            </wp:cNvGraphicFramePr>
+            <a:graphic xmlns:a="http://schemas.openxmlformats.org/drawingml/2006/main">
+              <a:graphicData uri="http://schemas.openxmlformats.org/drawingml/2006/picture">
+                <pic:pic xmlns:pic="http://schemas.openxmlformats.org/drawingml/2006/picture">
+                  <pic:nvPicPr>
+                    <pic:cNvPr id="0" name="Picture 67"/>
+                    <pic:cNvPicPr>
+                      <a:picLocks noChangeAspect="1" noChangeArrowheads="1"/>
+                    </pic:cNvPicPr>
+                  </pic:nvPicPr>
+                  <pic:blipFill>
+                    <a:blip r:embed="rId35" cstate="print">
+                      <a:extLst>
+                        <a:ext uri="{28A0092B-C50C-407E-A947-70E740481C1C}">
+                          <a14:useLocalDpi xmlns:a14="http://schemas.microsoft.com/office/drawing/2010/main" val="0"/>
+                        </a:ext>
+                      </a:extLst>
+                    </a:blip>
+                    <a:srcRect/>
+                    <a:stretch>
+                      <a:fillRect/>
+                    </a:stretch>
+                  </pic:blipFill>
+                  <pic:spPr bwMode="auto">
+                    <a:xfrm>
+                      <a:off x="0" y="0"/>
+                      <a:ext cx="1124084" cy="854137"/>
+                    </a:xfrm>
+                    <a:prstGeom prst="rect">
+                      <a:avLst/>
+                    </a:prstGeom>
+                    <a:noFill/>
+                    <a:ln>
+                      <a:noFill/>
+                    </a:ln>
+                  </pic:spPr>
+                </pic:pic>
+              </a:graphicData>
+            </a:graphic>
+          </wp:inline>
+        </w:drawing>
+      </w:r>
+    </w:p>
+    <w:p>
+      <w:pPr>
+        <w:numPr>
+          <w:ilvl w:val="0"/>
+          <w:numId w:val="18"/>
+        </w:numPr>
+        <w:rPr>
+          <w:rFonts w:hint="eastAsia"/>
+          <w:szCs w:val="21"/>
+          <w:highlight w:val="yellow"/>
+        </w:rPr>
+      </w:pPr>
+      <w:r>
+        <w:rPr>
+          <w:szCs w:val="21"/>
+          <w:highlight w:val="yellow"/>
+        </w:rPr>
+        <w:t>小憩：</w:t>
+      </w:r>
+      <w:r>
+        <w:rPr>
+          <w:rFonts w:hint="eastAsia"/>
+          <w:szCs w:val="21"/>
+          <w:highlight w:val="yellow"/>
+        </w:rPr>
+        <w:t>2</w:t>
+      </w:r>
+      <w:r>
+        <w:rPr>
+          <w:szCs w:val="21"/>
+          <w:highlight w:val="yellow"/>
+        </w:rPr>
+        <w:t xml:space="preserve"> 费，</w:t>
+      </w:r>
+      <w:r>
+        <w:rPr>
+          <w:rFonts w:hint="eastAsia"/>
+          <w:szCs w:val="21"/>
+          <w:highlight w:val="yellow"/>
+        </w:rPr>
+        <w:t>获得13格挡，</w:t>
+      </w:r>
+      <w:r>
+        <w:rPr>
+          <w:rFonts w:hint="eastAsia"/>
+          <w:szCs w:val="21"/>
+          <w:highlight w:val="yellow"/>
+        </w:rPr>
+        <w:t>结束回合，下回合获得2力量</w:t>
+      </w:r>
+      <w:r>
+        <w:rPr>
+          <w:rFonts w:hint="eastAsia"/>
+          <w:szCs w:val="21"/>
+          <w:highlight w:val="yellow"/>
+        </w:rPr>
+        <w:t>和1点费用</w:t>
+      </w:r>
+      <w:r>
+        <w:rPr>
+          <w:rFonts w:hint="eastAsia"/>
+          <w:szCs w:val="21"/>
+          <w:highlight w:val="yellow"/>
+        </w:rPr>
+        <w:t>（升级</w:t>
+      </w:r>
+      <w:r>
+        <w:rPr>
+          <w:rFonts w:hint="eastAsia"/>
+          <w:szCs w:val="21"/>
+          <w:highlight w:val="yellow"/>
+        </w:rPr>
+        <w:t>1</w:t>
+      </w:r>
+      <w:r>
+        <w:rPr>
+          <w:rFonts w:hint="eastAsia"/>
+          <w:szCs w:val="21"/>
+          <w:highlight w:val="yellow"/>
+        </w:rPr>
+        <w:t>6格挡</w:t>
+      </w:r>
+      <w:r>
+        <w:rPr>
+          <w:rFonts w:hint="eastAsia"/>
+          <w:szCs w:val="21"/>
+          <w:highlight w:val="yellow"/>
+        </w:rPr>
+        <w:t>）</w:t>
+      </w:r>
+    </w:p>
+    <w:p>
+      <w:pPr>
+        <w:ind w:left="720"/>
+        <w:rPr>
+          <w:rFonts w:hint="eastAsia"/>
+          <w:szCs w:val="21"/>
+        </w:rPr>
+      </w:pPr>
+      <w:r>
+        <w:rPr>
+          <w:noProof/>
+          <w:szCs w:val="21"/>
+        </w:rPr>
+        <w:drawing>
+          <wp:inline distT="0" distB="0" distL="0" distR="0" wp14:anchorId="0B7BA068" wp14:editId="55F08511">
+            <wp:extent cx="1301908" cy="989256"/>
+            <wp:effectExtent l="0" t="0" r="0" b="1905"/>
+            <wp:docPr id="1663080081" name="图片 29"/>
+            <wp:cNvGraphicFramePr>
+              <a:graphicFrameLocks xmlns:a="http://schemas.openxmlformats.org/drawingml/2006/main" noChangeAspect="1"/>
+            </wp:cNvGraphicFramePr>
+            <a:graphic xmlns:a="http://schemas.openxmlformats.org/drawingml/2006/main">
+              <a:graphicData uri="http://schemas.openxmlformats.org/drawingml/2006/picture">
+                <pic:pic xmlns:pic="http://schemas.openxmlformats.org/drawingml/2006/picture">
+                  <pic:nvPicPr>
+                    <pic:cNvPr id="0" name="Picture 86"/>
+                    <pic:cNvPicPr>
+                      <a:picLocks noChangeAspect="1" noChangeArrowheads="1"/>
+                    </pic:cNvPicPr>
+                  </pic:nvPicPr>
+                  <pic:blipFill>
+                    <a:blip r:embed="rId36" cstate="print">
+                      <a:extLst>
+                        <a:ext uri="{28A0092B-C50C-407E-A947-70E740481C1C}">
+                          <a14:useLocalDpi xmlns:a14="http://schemas.microsoft.com/office/drawing/2010/main" val="0"/>
+                        </a:ext>
+                      </a:extLst>
+                    </a:blip>
+                    <a:srcRect/>
+                    <a:stretch>
+                      <a:fillRect/>
+                    </a:stretch>
+                  </pic:blipFill>
+                  <pic:spPr bwMode="auto">
+                    <a:xfrm>
+                      <a:off x="0" y="0"/>
+                      <a:ext cx="1317022" cy="1000741"/>
+                    </a:xfrm>
+                    <a:prstGeom prst="rect">
+                      <a:avLst/>
+                    </a:prstGeom>
+                    <a:noFill/>
+                    <a:ln>
+                      <a:noFill/>
+                    </a:ln>
+                  </pic:spPr>
+                </pic:pic>
+              </a:graphicData>
+            </a:graphic>
+          </wp:inline>
+        </w:drawing>
+      </w:r>
+    </w:p>
+    <w:p>
+      <w:pPr>
+        <w:numPr>
+          <w:ilvl w:val="0"/>
+          <w:numId w:val="18"/>
+        </w:numPr>
+        <w:rPr>
+          <w:rFonts w:hint="eastAsia"/>
+          <w:szCs w:val="21"/>
+          <w:highlight w:val="yellow"/>
+        </w:rPr>
+      </w:pPr>
+      <w:r>
+        <w:rPr>
+          <w:rFonts w:hint="eastAsia"/>
+          <w:szCs w:val="21"/>
+          <w:highlight w:val="yellow"/>
+        </w:rPr>
+        <w:t>偷跑开始</w:t>
+      </w:r>
+      <w:r>
+        <w:rPr>
+          <w:szCs w:val="21"/>
+          <w:highlight w:val="yellow"/>
+        </w:rPr>
+        <w:t xml:space="preserve">：1 费，抽 2 </w:t>
+      </w:r>
+      <w:r>
+        <w:rPr>
+          <w:rFonts w:hint="eastAsia"/>
+          <w:szCs w:val="21"/>
+          <w:highlight w:val="yellow"/>
+        </w:rPr>
+        <w:t>消耗</w:t>
+      </w:r>
+      <w:r>
+        <w:rPr>
+          <w:szCs w:val="21"/>
+          <w:highlight w:val="yellow"/>
+        </w:rPr>
+        <w:t xml:space="preserve"> 1</w:t>
+      </w:r>
+      <w:r>
+        <w:rPr>
+          <w:rFonts w:hint="eastAsia"/>
+          <w:szCs w:val="21"/>
+          <w:highlight w:val="yellow"/>
+        </w:rPr>
+        <w:t>（升级抽3</w:t>
+      </w:r>
+      <w:r>
+        <w:rPr>
+          <w:rFonts w:hint="eastAsia"/>
+          <w:szCs w:val="21"/>
+          <w:highlight w:val="yellow"/>
+        </w:rPr>
+        <w:t>消耗</w:t>
+      </w:r>
+      <w:r>
+        <w:rPr>
+          <w:rFonts w:hint="eastAsia"/>
+          <w:szCs w:val="21"/>
+          <w:highlight w:val="yellow"/>
+        </w:rPr>
+        <w:t>1</w:t>
+      </w:r>
+      <w:r>
+        <w:rPr>
+          <w:rFonts w:hint="eastAsia"/>
+          <w:szCs w:val="21"/>
+          <w:highlight w:val="yellow"/>
+        </w:rPr>
+        <w:t>），获得1层师生羁绊</w:t>
+      </w:r>
+      <w:r>
+        <w:rPr>
+          <w:rFonts w:hint="eastAsia"/>
+          <w:szCs w:val="21"/>
+          <w:highlight w:val="yellow"/>
+        </w:rPr>
+        <w:t>（升级2层）</w:t>
+      </w:r>
+    </w:p>
+    <w:p>
+      <w:pPr>
+        <w:ind w:left="720"/>
+        <w:rPr>
+          <w:rFonts w:hint="eastAsia"/>
+          <w:szCs w:val="21"/>
+        </w:rPr>
+      </w:pPr>
+      <w:r>
+        <w:rPr>
+          <w:noProof/>
+          <w:szCs w:val="21"/>
+        </w:rPr>
+        <w:drawing>
+          <wp:inline distT="0" distB="0" distL="0" distR="0" wp14:anchorId="7093FA70" wp14:editId="383149FF">
+            <wp:extent cx="1320283" cy="1003218"/>
+            <wp:effectExtent l="0" t="0" r="0" b="6985"/>
+            <wp:docPr id="1836996637" name="图片 30"/>
+            <wp:cNvGraphicFramePr>
+              <a:graphicFrameLocks xmlns:a="http://schemas.openxmlformats.org/drawingml/2006/main" noChangeAspect="1"/>
+            </wp:cNvGraphicFramePr>
+            <a:graphic xmlns:a="http://schemas.openxmlformats.org/drawingml/2006/main">
+              <a:graphicData uri="http://schemas.openxmlformats.org/drawingml/2006/picture">
+                <pic:pic xmlns:pic="http://schemas.openxmlformats.org/drawingml/2006/picture">
+                  <pic:nvPicPr>
+                    <pic:cNvPr id="0" name="Picture 87"/>
+                    <pic:cNvPicPr>
+                      <a:picLocks noChangeAspect="1" noChangeArrowheads="1"/>
+                    </pic:cNvPicPr>
+                  </pic:nvPicPr>
+                  <pic:blipFill>
+                    <a:blip r:embed="rId37" cstate="print">
+                      <a:extLst>
+                        <a:ext uri="{28A0092B-C50C-407E-A947-70E740481C1C}">
+                          <a14:useLocalDpi xmlns:a14="http://schemas.microsoft.com/office/drawing/2010/main" val="0"/>
+                        </a:ext>
+                      </a:extLst>
+                    </a:blip>
+                    <a:srcRect/>
+                    <a:stretch>
+                      <a:fillRect/>
+                    </a:stretch>
+                  </pic:blipFill>
+                  <pic:spPr bwMode="auto">
+                    <a:xfrm>
+                      <a:off x="0" y="0"/>
+                      <a:ext cx="1334207" cy="1013798"/>
+                    </a:xfrm>
+                    <a:prstGeom prst="rect">
+                      <a:avLst/>
+                    </a:prstGeom>
+                    <a:noFill/>
+                    <a:ln>
+                      <a:noFill/>
+                    </a:ln>
+                  </pic:spPr>
+                </pic:pic>
+              </a:graphicData>
+            </a:graphic>
+          </wp:inline>
+        </w:drawing>
+      </w:r>
+    </w:p>
+    <w:p>
+      <w:pPr>
+        <w:numPr>
+          <w:ilvl w:val="0"/>
+          <w:numId w:val="18"/>
+        </w:numPr>
+        <w:rPr>
+          <w:rFonts w:hint="eastAsia"/>
+          <w:szCs w:val="21"/>
+          <w:highlight w:val="yellow"/>
+        </w:rPr>
+      </w:pPr>
+      <w:r>
+        <w:rPr>
+          <w:szCs w:val="21"/>
+          <w:highlight w:val="yellow"/>
+        </w:rPr>
+        <w:t>主张所有权：</w:t>
+      </w:r>
+      <w:r>
+        <w:rPr>
+          <w:rFonts w:hint="eastAsia"/>
+          <w:szCs w:val="21"/>
+          <w:highlight w:val="yellow"/>
+        </w:rPr>
+        <w:t xml:space="preserve">1 </w:t>
+      </w:r>
+      <w:r>
+        <w:rPr>
+          <w:szCs w:val="21"/>
+          <w:highlight w:val="yellow"/>
+        </w:rPr>
+        <w:t>费，</w:t>
+      </w:r>
+      <w:r>
+        <w:rPr>
+          <w:rFonts w:hint="eastAsia"/>
+          <w:szCs w:val="21"/>
+          <w:highlight w:val="yellow"/>
+        </w:rPr>
+        <w:t>获得</w:t>
+      </w:r>
+      <w:r>
+        <w:rPr>
+          <w:rFonts w:hint="eastAsia"/>
+          <w:szCs w:val="21"/>
+          <w:highlight w:val="yellow"/>
+        </w:rPr>
+        <w:t>2</w:t>
+      </w:r>
+      <w:r>
+        <w:rPr>
+          <w:rFonts w:hint="eastAsia"/>
+          <w:szCs w:val="21"/>
+          <w:highlight w:val="yellow"/>
+        </w:rPr>
+        <w:t>层师生羁绊</w:t>
+      </w:r>
+      <w:r>
+        <w:rPr>
+          <w:szCs w:val="21"/>
+          <w:highlight w:val="yellow"/>
+        </w:rPr>
+        <w:t>，消耗</w:t>
+      </w:r>
+      <w:r>
+        <w:rPr>
+          <w:rFonts w:hint="eastAsia"/>
+          <w:szCs w:val="21"/>
+          <w:highlight w:val="yellow"/>
+        </w:rPr>
+        <w:t>（升级3层）</w:t>
+      </w:r>
+    </w:p>
+    <w:p>
+      <w:pPr>
+        <w:ind w:left="720"/>
+        <w:rPr>
+          <w:rFonts w:hint="eastAsia"/>
+          <w:szCs w:val="21"/>
+        </w:rPr>
+      </w:pPr>
+      <w:r>
+        <w:rPr>
+          <w:noProof/>
+          <w:szCs w:val="21"/>
+        </w:rPr>
+        <w:drawing>
+          <wp:inline distT="0" distB="0" distL="0" distR="0" wp14:anchorId="301B05EA" wp14:editId="4E0B539C">
+            <wp:extent cx="1202340" cy="913599"/>
+            <wp:effectExtent l="0" t="0" r="0" b="1270"/>
+            <wp:docPr id="782723122" name="图片 23"/>
+            <wp:cNvGraphicFramePr>
+              <a:graphicFrameLocks xmlns:a="http://schemas.openxmlformats.org/drawingml/2006/main" noChangeAspect="1"/>
+            </wp:cNvGraphicFramePr>
+            <a:graphic xmlns:a="http://schemas.openxmlformats.org/drawingml/2006/main">
+              <a:graphicData uri="http://schemas.openxmlformats.org/drawingml/2006/picture">
+                <pic:pic xmlns:pic="http://schemas.openxmlformats.org/drawingml/2006/picture">
+                  <pic:nvPicPr>
+                    <pic:cNvPr id="0" name="Picture 76"/>
+                    <pic:cNvPicPr>
+                      <a:picLocks noChangeAspect="1" noChangeArrowheads="1"/>
+                    </pic:cNvPicPr>
+                  </pic:nvPicPr>
+                  <pic:blipFill>
+                    <a:blip r:embed="rId38" cstate="print">
+                      <a:extLst>
+                        <a:ext uri="{28A0092B-C50C-407E-A947-70E740481C1C}">
+                          <a14:useLocalDpi xmlns:a14="http://schemas.microsoft.com/office/drawing/2010/main" val="0"/>
+                        </a:ext>
+                      </a:extLst>
+                    </a:blip>
+                    <a:srcRect/>
+                    <a:stretch>
+                      <a:fillRect/>
+                    </a:stretch>
+                  </pic:blipFill>
+                  <pic:spPr bwMode="auto">
+                    <a:xfrm>
+                      <a:off x="0" y="0"/>
+                      <a:ext cx="1216994" cy="924734"/>
+                    </a:xfrm>
+                    <a:prstGeom prst="rect">
+                      <a:avLst/>
+                    </a:prstGeom>
+                    <a:noFill/>
+                    <a:ln>
+                      <a:noFill/>
+                    </a:ln>
+                  </pic:spPr>
+                </pic:pic>
+              </a:graphicData>
+            </a:graphic>
+          </wp:inline>
+        </w:drawing>
+      </w:r>
+    </w:p>
+    <w:p>
+      <w:pPr>
+        <w:numPr>
+          <w:ilvl w:val="0"/>
+          <w:numId w:val="18"/>
+        </w:numPr>
+        <w:rPr>
+          <w:rFonts w:hint="eastAsia"/>
+          <w:szCs w:val="21"/>
+          <w:highlight w:val="yellow"/>
+        </w:rPr>
+      </w:pPr>
+      <w:r>
+        <w:rPr>
+          <w:szCs w:val="21"/>
+          <w:highlight w:val="yellow"/>
+        </w:rPr>
+        <w:t>无人机校准：1 费，立即</w:t>
+      </w:r>
+      <w:r>
+        <w:rPr>
+          <w:rFonts w:hint="eastAsia"/>
+          <w:szCs w:val="21"/>
+          <w:highlight w:val="yellow"/>
+        </w:rPr>
+        <w:t>对一名目标</w:t>
+      </w:r>
+      <w:r>
+        <w:rPr>
+          <w:szCs w:val="21"/>
+          <w:highlight w:val="yellow"/>
+        </w:rPr>
+        <w:t>触发闪光无人机被动</w:t>
+      </w:r>
+      <w:r>
+        <w:rPr>
+          <w:rFonts w:hint="eastAsia"/>
+          <w:szCs w:val="21"/>
+          <w:highlight w:val="yellow"/>
+        </w:rPr>
+        <w:t>3次</w:t>
+      </w:r>
+    </w:p>
+    <w:p>
+      <w:pPr>
+        <w:ind w:left="720"/>
+        <w:rPr>
+          <w:rFonts w:hint="eastAsia"/>
+          <w:szCs w:val="21"/>
+        </w:rPr>
+      </w:pPr>
+      <w:r>
+        <w:rPr>
+          <w:noProof/>
+          <w:szCs w:val="21"/>
+        </w:rPr>
+        <w:drawing>
+          <wp:inline distT="0" distB="0" distL="0" distR="0" wp14:anchorId="56B07AB2" wp14:editId="62F61533">
+            <wp:extent cx="1550703" cy="1179554"/>
+            <wp:effectExtent l="0" t="0" r="0" b="1905"/>
+            <wp:docPr id="1404260452" name="图片 37"/>
+            <wp:cNvGraphicFramePr>
+              <a:graphicFrameLocks xmlns:a="http://schemas.openxmlformats.org/drawingml/2006/main" noChangeAspect="1"/>
+            </wp:cNvGraphicFramePr>
+            <a:graphic xmlns:a="http://schemas.openxmlformats.org/drawingml/2006/main">
+              <a:graphicData uri="http://schemas.openxmlformats.org/drawingml/2006/picture">
+                <pic:pic xmlns:pic="http://schemas.openxmlformats.org/drawingml/2006/picture">
+                  <pic:nvPicPr>
+                    <pic:cNvPr id="0" name="Picture 94"/>
+                    <pic:cNvPicPr>
+                      <a:picLocks noChangeAspect="1" noChangeArrowheads="1"/>
+                    </pic:cNvPicPr>
+                  </pic:nvPicPr>
+                  <pic:blipFill>
+                    <a:blip r:embed="rId39" cstate="print">
+                      <a:extLst>
+                        <a:ext uri="{28A0092B-C50C-407E-A947-70E740481C1C}">
+                          <a14:useLocalDpi xmlns:a14="http://schemas.microsoft.com/office/drawing/2010/main" val="0"/>
+                        </a:ext>
+                      </a:extLst>
+                    </a:blip>
+                    <a:srcRect/>
+                    <a:stretch>
+                      <a:fillRect/>
+                    </a:stretch>
+                  </pic:blipFill>
+                  <pic:spPr bwMode="auto">
+                    <a:xfrm>
+                      <a:off x="0" y="0"/>
+                      <a:ext cx="1561684" cy="1187907"/>
+                    </a:xfrm>
+                    <a:prstGeom prst="rect">
+                      <a:avLst/>
+                    </a:prstGeom>
+                    <a:noFill/>
+                    <a:ln>
+                      <a:noFill/>
+                    </a:ln>
+                  </pic:spPr>
+                </pic:pic>
+              </a:graphicData>
+            </a:graphic>
+          </wp:inline>
+        </w:drawing>
+      </w:r>
+    </w:p>
+    <w:p>
+      <w:pPr>
+        <w:numPr>
+          <w:ilvl w:val="0"/>
+          <w:numId w:val="18"/>
+        </w:numPr>
+        <w:rPr>
+          <w:rFonts w:hint="eastAsia"/>
+          <w:szCs w:val="21"/>
+          <w:highlight w:val="yellow"/>
+        </w:rPr>
+      </w:pPr>
+      <w:r>
+        <w:rPr>
+          <w:rFonts w:hint="eastAsia"/>
+          <w:szCs w:val="21"/>
+          <w:highlight w:val="yellow"/>
+        </w:rPr>
+        <w:t>这份触摸，令人安心</w:t>
+      </w:r>
+      <w:r>
+        <w:rPr>
+          <w:rFonts w:hint="eastAsia"/>
+          <w:szCs w:val="21"/>
+          <w:highlight w:val="yellow"/>
+        </w:rPr>
+        <w:t>：</w:t>
+      </w:r>
+      <w:r>
+        <w:rPr>
+          <w:rFonts w:hint="eastAsia"/>
+          <w:szCs w:val="21"/>
+          <w:highlight w:val="yellow"/>
+        </w:rPr>
+        <w:t>2</w:t>
+      </w:r>
+      <w:r>
+        <w:rPr>
+          <w:rFonts w:hint="eastAsia"/>
+          <w:szCs w:val="21"/>
+          <w:highlight w:val="yellow"/>
+        </w:rPr>
+        <w:t>费，获得8点格挡</w:t>
+      </w:r>
+      <w:r>
+        <w:rPr>
+          <w:rFonts w:hint="eastAsia"/>
+          <w:szCs w:val="21"/>
+          <w:highlight w:val="yellow"/>
+        </w:rPr>
+        <w:t>（升级12点）</w:t>
+      </w:r>
+      <w:r>
+        <w:rPr>
+          <w:rFonts w:hint="eastAsia"/>
+          <w:szCs w:val="21"/>
+          <w:highlight w:val="yellow"/>
+        </w:rPr>
+        <w:t>，1层师生羁绊</w:t>
+      </w:r>
+      <w:r>
+        <w:rPr>
+          <w:rFonts w:hint="eastAsia"/>
+          <w:szCs w:val="21"/>
+          <w:highlight w:val="yellow"/>
+        </w:rPr>
+        <w:t>，下回合获得同等数值的格挡</w:t>
+      </w:r>
+    </w:p>
+    <w:p>
+      <w:pPr>
+        <w:ind w:left="720"/>
+        <w:rPr>
+          <w:rFonts w:hint="eastAsia"/>
+          <w:szCs w:val="21"/>
+        </w:rPr>
+      </w:pPr>
+      <w:r>
+        <w:rPr>
+          <w:rFonts w:hint="eastAsia"/>
+          <w:noProof/>
+          <w:szCs w:val="21"/>
+        </w:rPr>
+        <w:drawing>
+          <wp:inline distT="0" distB="0" distL="0" distR="0" wp14:anchorId="2C393D91" wp14:editId="1BBCDFDC">
+            <wp:extent cx="1521030" cy="1155756"/>
+            <wp:effectExtent l="0" t="0" r="3175" b="6350"/>
+            <wp:docPr id="1929494782" name="图片 31"/>
+            <wp:cNvGraphicFramePr>
+              <a:graphicFrameLocks xmlns:a="http://schemas.openxmlformats.org/drawingml/2006/main" noChangeAspect="1"/>
+            </wp:cNvGraphicFramePr>
+            <a:graphic xmlns:a="http://schemas.openxmlformats.org/drawingml/2006/main">
+              <a:graphicData uri="http://schemas.openxmlformats.org/drawingml/2006/picture">
+                <pic:pic xmlns:pic="http://schemas.openxmlformats.org/drawingml/2006/picture">
+                  <pic:nvPicPr>
+                    <pic:cNvPr id="0" name="Picture 88"/>
+                    <pic:cNvPicPr>
+                      <a:picLocks noChangeAspect="1" noChangeArrowheads="1"/>
+                    </pic:cNvPicPr>
+                  </pic:nvPicPr>
+                  <pic:blipFill>
+                    <a:blip r:embed="rId40" cstate="print">
+                      <a:extLst>
+                        <a:ext uri="{28A0092B-C50C-407E-A947-70E740481C1C}">
+                          <a14:useLocalDpi xmlns:a14="http://schemas.microsoft.com/office/drawing/2010/main" val="0"/>
+                        </a:ext>
+                      </a:extLst>
+                    </a:blip>
+                    <a:srcRect/>
+                    <a:stretch>
+                      <a:fillRect/>
+                    </a:stretch>
+                  </pic:blipFill>
+                  <pic:spPr bwMode="auto">
+                    <a:xfrm>
+                      <a:off x="0" y="0"/>
+                      <a:ext cx="1533621" cy="1165323"/>
+                    </a:xfrm>
+                    <a:prstGeom prst="rect">
+                      <a:avLst/>
+                    </a:prstGeom>
+                    <a:noFill/>
+                    <a:ln>
+                      <a:noFill/>
+                    </a:ln>
+                  </pic:spPr>
+                </pic:pic>
+              </a:graphicData>
+            </a:graphic>
+          </wp:inline>
+        </w:drawing>
+      </w:r>
+    </w:p>
+    <w:p>
+      <w:pPr>
+        <w:numPr>
+          <w:ilvl w:val="0"/>
+          <w:numId w:val="18"/>
+        </w:numPr>
+        <w:rPr>
+          <w:rFonts w:hint="eastAsia"/>
+          <w:szCs w:val="21"/>
+          <w:highlight w:val="yellow"/>
+        </w:rPr>
+      </w:pPr>
+      <w:bookmarkStart w:id="3" w:name="OLE_LINK6"/>
+      <w:r>
+        <w:rPr>
+          <w:rFonts w:hint="eastAsia"/>
+          <w:szCs w:val="21"/>
+          <w:highlight w:val="yellow"/>
+        </w:rPr>
+        <w:t>光明正大的偷看：</w:t>
+      </w:r>
+      <w:r>
+        <w:rPr>
+          <w:rFonts w:hint="eastAsia"/>
+          <w:szCs w:val="21"/>
+          <w:highlight w:val="yellow"/>
+        </w:rPr>
+        <w:t>0</w:t>
+      </w:r>
+      <w:r>
+        <w:rPr>
+          <w:rFonts w:hint="eastAsia"/>
+          <w:szCs w:val="21"/>
+          <w:highlight w:val="yellow"/>
+        </w:rPr>
+        <w:t>费，</w:t>
+      </w:r>
+      <w:r>
+        <w:rPr>
+          <w:rFonts w:hint="eastAsia"/>
+          <w:szCs w:val="21"/>
+          <w:highlight w:val="yellow"/>
+        </w:rPr>
+        <w:t>消耗1</w:t>
+      </w:r>
+      <w:r>
+        <w:rPr>
+          <w:rFonts w:hint="eastAsia"/>
+          <w:szCs w:val="21"/>
+          <w:highlight w:val="yellow"/>
+        </w:rPr>
+        <w:t>层师生羁绊，</w:t>
+      </w:r>
+      <w:r>
+        <w:rPr>
+          <w:rFonts w:hint="eastAsia"/>
+          <w:szCs w:val="21"/>
+          <w:highlight w:val="yellow"/>
+        </w:rPr>
+        <w:t>获得</w:t>
+      </w:r>
+      <w:r>
+        <w:rPr>
+          <w:rFonts w:hint="eastAsia"/>
+          <w:szCs w:val="21"/>
+          <w:highlight w:val="yellow"/>
+        </w:rPr>
+        <w:t>2</w:t>
+      </w:r>
+      <w:r>
+        <w:rPr>
+          <w:rFonts w:hint="eastAsia"/>
+          <w:szCs w:val="21"/>
+          <w:highlight w:val="yellow"/>
+        </w:rPr>
+        <w:t>点能量</w:t>
+      </w:r>
+      <w:bookmarkEnd w:id="3"/>
+    </w:p>
+    <w:p>
+      <w:pPr>
+        <w:ind w:left="720"/>
+        <w:rPr>
+          <w:rFonts w:hint="eastAsia"/>
+          <w:szCs w:val="21"/>
+        </w:rPr>
+      </w:pPr>
+      <w:r>
+        <w:rPr>
+          <w:noProof/>
+          <w:szCs w:val="21"/>
+        </w:rPr>
+        <w:drawing>
+          <wp:inline distT="0" distB="0" distL="0" distR="0" wp14:anchorId="73628794" wp14:editId="25F8227E">
+            <wp:extent cx="1383527" cy="1051274"/>
+            <wp:effectExtent l="0" t="0" r="7620" b="0"/>
+            <wp:docPr id="659657506" name="图片 25"/>
+            <wp:cNvGraphicFramePr>
+              <a:graphicFrameLocks xmlns:a="http://schemas.openxmlformats.org/drawingml/2006/main" noChangeAspect="1"/>
+            </wp:cNvGraphicFramePr>
+            <a:graphic xmlns:a="http://schemas.openxmlformats.org/drawingml/2006/main">
+              <a:graphicData uri="http://schemas.openxmlformats.org/drawingml/2006/picture">
+                <pic:pic xmlns:pic="http://schemas.openxmlformats.org/drawingml/2006/picture">
+                  <pic:nvPicPr>
+                    <pic:cNvPr id="0" name="Picture 82"/>
+                    <pic:cNvPicPr>
+                      <a:picLocks noChangeAspect="1" noChangeArrowheads="1"/>
+                    </pic:cNvPicPr>
+                  </pic:nvPicPr>
+                  <pic:blipFill>
+                    <a:blip r:embed="rId41" cstate="print">
+                      <a:extLst>
+                        <a:ext uri="{28A0092B-C50C-407E-A947-70E740481C1C}">
+                          <a14:useLocalDpi xmlns:a14="http://schemas.microsoft.com/office/drawing/2010/main" val="0"/>
+                        </a:ext>
+                      </a:extLst>
+                    </a:blip>
+                    <a:srcRect/>
+                    <a:stretch>
+                      <a:fillRect/>
+                    </a:stretch>
+                  </pic:blipFill>
+                  <pic:spPr bwMode="auto">
+                    <a:xfrm>
+                      <a:off x="0" y="0"/>
+                      <a:ext cx="1411130" cy="1072248"/>
+                    </a:xfrm>
+                    <a:prstGeom prst="rect">
+                      <a:avLst/>
+                    </a:prstGeom>
+                    <a:noFill/>
+                    <a:ln>
+                      <a:noFill/>
+                    </a:ln>
+                  </pic:spPr>
+                </pic:pic>
+              </a:graphicData>
+            </a:graphic>
+          </wp:inline>
+        </w:drawing>
+      </w:r>
+    </w:p>
+    <w:p>
+      <w:pPr>
+        <w:numPr>
+          <w:ilvl w:val="0"/>
+          <w:numId w:val="18"/>
+        </w:numPr>
+        <w:rPr>
+          <w:rFonts w:hint="eastAsia"/>
+          <w:szCs w:val="21"/>
+          <w:highlight w:val="yellow"/>
+        </w:rPr>
+      </w:pPr>
+      <w:r>
+        <w:rPr>
+          <w:rFonts w:hint="eastAsia"/>
+          <w:szCs w:val="21"/>
+          <w:highlight w:val="yellow"/>
+        </w:rPr>
+        <w:t>轻装上阵：0费2星，获得1点能量（升级2点）</w:t>
+      </w:r>
+    </w:p>
+    <w:p>
+      <w:pPr>
+        <w:ind w:left="720"/>
+        <w:rPr>
+          <w:rFonts w:hint="eastAsia"/>
+          <w:szCs w:val="21"/>
+        </w:rPr>
+      </w:pPr>
+      <w:r>
+        <w:rPr>
+          <w:rFonts w:hint="eastAsia"/>
+          <w:noProof/>
+          <w:szCs w:val="21"/>
+        </w:rPr>
+        <w:lastRenderedPageBreak/>
+        <w:drawing>
+          <wp:inline distT="0" distB="0" distL="0" distR="0" wp14:anchorId="5A707A8C" wp14:editId="08D69C6C">
+            <wp:extent cx="1517515" cy="1153688"/>
+            <wp:effectExtent l="0" t="0" r="6985" b="8890"/>
+            <wp:docPr id="1945145772" name="图片 3"/>
+            <wp:cNvGraphicFramePr>
+              <a:graphicFrameLocks xmlns:a="http://schemas.openxmlformats.org/drawingml/2006/main" noChangeAspect="1"/>
+            </wp:cNvGraphicFramePr>
+            <a:graphic xmlns:a="http://schemas.openxmlformats.org/drawingml/2006/main">
+              <a:graphicData uri="http://schemas.openxmlformats.org/drawingml/2006/picture">
+                <pic:pic xmlns:pic="http://schemas.openxmlformats.org/drawingml/2006/picture">
+                  <pic:nvPicPr>
+                    <pic:cNvPr id="0" name="Picture 7"/>
+                    <pic:cNvPicPr>
+                      <a:picLocks noChangeAspect="1" noChangeArrowheads="1"/>
+                    </pic:cNvPicPr>
+                  </pic:nvPicPr>
+                  <pic:blipFill>
+                    <a:blip r:embed="rId42" cstate="print">
+                      <a:extLst>
+                        <a:ext uri="{28A0092B-C50C-407E-A947-70E740481C1C}">
+                          <a14:useLocalDpi xmlns:a14="http://schemas.microsoft.com/office/drawing/2010/main" val="0"/>
+                        </a:ext>
+                      </a:extLst>
+                    </a:blip>
+                    <a:srcRect/>
+                    <a:stretch>
+                      <a:fillRect/>
+                    </a:stretch>
+                  </pic:blipFill>
+                  <pic:spPr bwMode="auto">
+                    <a:xfrm>
+                      <a:off x="0" y="0"/>
+                      <a:ext cx="1529371" cy="1162701"/>
+                    </a:xfrm>
+                    <a:prstGeom prst="rect">
+                      <a:avLst/>
+                    </a:prstGeom>
+                    <a:noFill/>
+                    <a:ln>
+                      <a:noFill/>
+                    </a:ln>
+                  </pic:spPr>
+                </pic:pic>
+              </a:graphicData>
+            </a:graphic>
+          </wp:inline>
+        </w:drawing>
+      </w:r>
+    </w:p>
+    <w:p>
+      <w:pPr>
+        <w:numPr>
+          <w:ilvl w:val="0"/>
+          <w:numId w:val="18"/>
+        </w:numPr>
+        <w:rPr>
+          <w:szCs w:val="21"/>
+          <w:highlight w:val="yellow"/>
+        </w:rPr>
+      </w:pPr>
+      <w:proofErr w:type="gramStart"/>
+      <w:r>
+        <w:rPr>
+          <w:szCs w:val="21"/>
+          <w:highlight w:val="yellow"/>
+        </w:rPr>
+        <w:t>浪间牵念</w:t>
+      </w:r>
+      <w:proofErr w:type="gramEnd"/>
+      <w:r>
+        <w:rPr>
+          <w:rFonts w:hint="eastAsia"/>
+          <w:szCs w:val="21"/>
+          <w:highlight w:val="yellow"/>
+        </w:rPr>
+        <w:t>：0费，消耗1层师生羁绊，抽2张牌</w:t>
+      </w:r>
+      <w:r>
+        <w:rPr>
+          <w:szCs w:val="21"/>
+        </w:rPr>
+        <w:br/>
+      </w:r>
+      <w:r>
+        <w:rPr>
+          <w:rFonts w:hint="eastAsia"/>
+          <w:noProof/>
+          <w:szCs w:val="21"/>
+          <w:highlight w:val="yellow"/>
+        </w:rPr>
+        <w:drawing>
+          <wp:inline distT="0" distB="0" distL="0" distR="0" wp14:anchorId="0B565A50" wp14:editId="0AD3774C">
+            <wp:extent cx="1708534" cy="1296186"/>
+            <wp:effectExtent l="0" t="0" r="6350" b="0"/>
+            <wp:docPr id="1449564040" name="图片 25"/>
+            <wp:cNvGraphicFramePr>
+              <a:graphicFrameLocks xmlns:a="http://schemas.openxmlformats.org/drawingml/2006/main" noChangeAspect="1"/>
+            </wp:cNvGraphicFramePr>
+            <a:graphic xmlns:a="http://schemas.openxmlformats.org/drawingml/2006/main">
+              <a:graphicData uri="http://schemas.openxmlformats.org/drawingml/2006/picture">
+                <pic:pic xmlns:pic="http://schemas.openxmlformats.org/drawingml/2006/picture">
+                  <pic:nvPicPr>
+                    <pic:cNvPr id="0" name="Picture 29"/>
+                    <pic:cNvPicPr>
+                      <a:picLocks noChangeAspect="1" noChangeArrowheads="1"/>
+                    </pic:cNvPicPr>
+                  </pic:nvPicPr>
+                  <pic:blipFill>
+                    <a:blip r:embed="rId43" cstate="print">
+                      <a:extLst>
+                        <a:ext uri="{28A0092B-C50C-407E-A947-70E740481C1C}">
+                          <a14:useLocalDpi xmlns:a14="http://schemas.microsoft.com/office/drawing/2010/main" val="0"/>
+                        </a:ext>
+                      </a:extLst>
+                    </a:blip>
+                    <a:srcRect/>
+                    <a:stretch>
+                      <a:fillRect/>
+                    </a:stretch>
+                  </pic:blipFill>
+                  <pic:spPr bwMode="auto">
+                    <a:xfrm>
+                      <a:off x="0" y="0"/>
+                      <a:ext cx="1722573" cy="1306837"/>
+                    </a:xfrm>
+                    <a:prstGeom prst="rect">
+                      <a:avLst/>
+                    </a:prstGeom>
+                    <a:noFill/>
+                    <a:ln>
+                      <a:noFill/>
+                    </a:ln>
+                  </pic:spPr>
+                </pic:pic>
+              </a:graphicData>
+            </a:graphic>
+          </wp:inline>
+        </w:drawing>
+      </w:r>
+    </w:p>
+    <w:p>
+      <w:pPr>
+        <w:pStyle w:val="a9"/>
+        <w:numPr>
+          <w:ilvl w:val="0"/>
+          <w:numId w:val="18"/>
+        </w:numPr>
+        <w:rPr>
+          <w:rFonts w:hint="eastAsia"/>
+          <w:szCs w:val="21"/>
+          <w:highlight w:val="yellow"/>
+        </w:rPr>
+      </w:pPr>
+      <w:bookmarkStart w:id="4" w:name="OLE_LINK4"/>
+      <w:r>
+        <w:rPr>
+          <w:rFonts w:hint="eastAsia"/>
+          <w:szCs w:val="21"/>
+          <w:highlight w:val="yellow"/>
         </w:rPr>
         <w:t>无法拒绝的条件：0费，抽2张牌，将一张“动摇”添加</w:t>
       </w:r>
@@ -3465,27 +4981,28 @@
         <w:rPr>
           <w:rFonts w:hint="eastAsia"/>
           <w:szCs w:val="21"/>
+          <w:highlight w:val="yellow"/>
         </w:rPr>
         <w:t>到弃牌堆</w:t>
       </w:r>
+      <w:bookmarkEnd w:id="4"/>
       <w:proofErr w:type="gramEnd"/>
-    </w:p>
-    <w:p>
-      <w:pPr>
-        <w:ind w:left="720"/>
-        <w:rPr>
-          <w:rFonts w:hint="eastAsia"/>
-          <w:szCs w:val="21"/>
-        </w:rPr>
-      </w:pPr>
+      <w:r>
+        <w:rPr>
+          <w:szCs w:val="21"/>
+          <w:highlight w:val="yellow"/>
+        </w:rPr>
+        <w:br/>
+      </w:r>
       <w:r>
         <w:rPr>
           <w:rFonts w:hint="eastAsia"/>
           <w:noProof/>
           <w:szCs w:val="21"/>
+          <w:highlight w:val="yellow"/>
         </w:rPr>
         <w:drawing>
-          <wp:inline distT="0" distB="0" distL="0" distR="0" wp14:anchorId="06D0C2DA" wp14:editId="4EDB9E21">
+          <wp:inline distT="0" distB="0" distL="0" distR="0" wp14:anchorId="54A294F0" wp14:editId="7C38A2E3">
             <wp:extent cx="1167057" cy="887066"/>
             <wp:effectExtent l="0" t="0" r="0" b="8890"/>
             <wp:docPr id="436097891" name="图片 23"/>
@@ -3502,7 +5019,7 @@
                     </pic:cNvPicPr>
                   </pic:nvPicPr>
                   <pic:blipFill>
-                    <a:blip r:embed="rId32" cstate="print">
+                    <a:blip r:embed="rId44" cstate="print">
                       <a:extLst>
                         <a:ext uri="{28A0092B-C50C-407E-A947-70E740481C1C}">
                           <a14:useLocalDpi xmlns:a14="http://schemas.microsoft.com/office/drawing/2010/main" val="0"/>
@@ -3536,20 +5053,6 @@
     </w:p>
     <w:p>
       <w:pPr>
-        <w:rPr>
-          <w:rFonts w:hint="eastAsia"/>
-          <w:szCs w:val="21"/>
-        </w:rPr>
-      </w:pPr>
-      <w:r>
-        <w:rPr>
-          <w:szCs w:val="21"/>
-        </w:rPr>
-        <w:t>罕见</w:t>
-      </w:r>
-    </w:p>
-    <w:p>
-      <w:pPr>
         <w:numPr>
           <w:ilvl w:val="0"/>
           <w:numId w:val="18"/>
@@ -3557,1473 +5060,8 @@
         <w:rPr>
           <w:rFonts w:hint="eastAsia"/>
           <w:szCs w:val="21"/>
-          <w:highlight w:val="yellow"/>
-        </w:rPr>
-      </w:pPr>
-      <w:bookmarkStart w:id="2" w:name="OLE_LINK2"/>
-      <w:r>
-        <w:rPr>
-          <w:szCs w:val="21"/>
-          <w:highlight w:val="yellow"/>
-        </w:rPr>
-        <w:t xml:space="preserve">军备箱：1 费，获得 2 </w:t>
-      </w:r>
-      <w:r>
-        <w:rPr>
-          <w:rFonts w:hint="eastAsia"/>
-          <w:szCs w:val="21"/>
-          <w:highlight w:val="yellow"/>
-        </w:rPr>
-        <w:t>张</w:t>
-      </w:r>
-      <w:r>
-        <w:rPr>
-          <w:rFonts w:hint="eastAsia"/>
-          <w:szCs w:val="21"/>
-          <w:highlight w:val="yellow"/>
-        </w:rPr>
-        <w:t>“配备”</w:t>
-      </w:r>
-      <w:r>
-        <w:rPr>
-          <w:rFonts w:hint="eastAsia"/>
-          <w:szCs w:val="21"/>
-          <w:highlight w:val="yellow"/>
-        </w:rPr>
-        <w:t>牌</w:t>
-      </w:r>
-      <w:r>
-        <w:rPr>
-          <w:szCs w:val="21"/>
-          <w:highlight w:val="yellow"/>
-        </w:rPr>
-        <w:t>（升级 3 张升级版）</w:t>
-      </w:r>
-    </w:p>
-    <w:bookmarkEnd w:id="2"/>
-    <w:p>
-      <w:pPr>
-        <w:ind w:left="720"/>
-        <w:rPr>
-          <w:rFonts w:hint="eastAsia"/>
-          <w:szCs w:val="21"/>
-        </w:rPr>
-      </w:pPr>
-      <w:r>
-        <w:rPr>
-          <w:noProof/>
-          <w:szCs w:val="21"/>
-        </w:rPr>
-        <w:drawing>
-          <wp:inline distT="0" distB="0" distL="0" distR="0" wp14:anchorId="7A00FA5B" wp14:editId="6F2C7D15">
-            <wp:extent cx="1119546" cy="851591"/>
-            <wp:effectExtent l="0" t="0" r="4445" b="5715"/>
-            <wp:docPr id="1368984249" name="图片 2"/>
-            <wp:cNvGraphicFramePr>
-              <a:graphicFrameLocks xmlns:a="http://schemas.openxmlformats.org/drawingml/2006/main" noChangeAspect="1"/>
-            </wp:cNvGraphicFramePr>
-            <a:graphic xmlns:a="http://schemas.openxmlformats.org/drawingml/2006/main">
-              <a:graphicData uri="http://schemas.openxmlformats.org/drawingml/2006/picture">
-                <pic:pic xmlns:pic="http://schemas.openxmlformats.org/drawingml/2006/picture">
-                  <pic:nvPicPr>
-                    <pic:cNvPr id="0" name="Picture 53"/>
-                    <pic:cNvPicPr>
-                      <a:picLocks noChangeAspect="1" noChangeArrowheads="1"/>
-                    </pic:cNvPicPr>
-                  </pic:nvPicPr>
-                  <pic:blipFill>
-                    <a:blip r:embed="rId33" cstate="print">
-                      <a:extLst>
-                        <a:ext uri="{28A0092B-C50C-407E-A947-70E740481C1C}">
-                          <a14:useLocalDpi xmlns:a14="http://schemas.microsoft.com/office/drawing/2010/main" val="0"/>
-                        </a:ext>
-                      </a:extLst>
-                    </a:blip>
-                    <a:srcRect/>
-                    <a:stretch>
-                      <a:fillRect/>
-                    </a:stretch>
-                  </pic:blipFill>
-                  <pic:spPr bwMode="auto">
-                    <a:xfrm rot="10800000" flipV="1">
-                      <a:off x="0" y="0"/>
-                      <a:ext cx="1132020" cy="861080"/>
-                    </a:xfrm>
-                    <a:prstGeom prst="rect">
-                      <a:avLst/>
-                    </a:prstGeom>
-                    <a:noFill/>
-                    <a:ln>
-                      <a:noFill/>
-                    </a:ln>
-                  </pic:spPr>
-                </pic:pic>
-              </a:graphicData>
-            </a:graphic>
-          </wp:inline>
-        </w:drawing>
-      </w:r>
-    </w:p>
-    <w:p>
-      <w:pPr>
-        <w:numPr>
-          <w:ilvl w:val="0"/>
-          <w:numId w:val="18"/>
-        </w:numPr>
-        <w:rPr>
-          <w:rFonts w:hint="eastAsia"/>
-          <w:szCs w:val="21"/>
-          <w:highlight w:val="yellow"/>
-        </w:rPr>
-      </w:pPr>
-      <w:r>
-        <w:rPr>
-          <w:szCs w:val="21"/>
-          <w:highlight w:val="yellow"/>
-        </w:rPr>
-        <w:t>绳降：1 费，</w:t>
-      </w:r>
-      <w:r>
-        <w:rPr>
-          <w:rFonts w:hint="eastAsia"/>
-          <w:szCs w:val="21"/>
-          <w:highlight w:val="yellow"/>
-        </w:rPr>
-        <w:t>8</w:t>
-      </w:r>
-      <w:r>
-        <w:rPr>
-          <w:szCs w:val="21"/>
-          <w:highlight w:val="yellow"/>
-        </w:rPr>
-        <w:t xml:space="preserve"> 格挡（升级 </w:t>
-      </w:r>
-      <w:r>
-        <w:rPr>
-          <w:rFonts w:hint="eastAsia"/>
-          <w:szCs w:val="21"/>
-          <w:highlight w:val="yellow"/>
-        </w:rPr>
-        <w:t>10</w:t>
-      </w:r>
-      <w:r>
-        <w:rPr>
-          <w:szCs w:val="21"/>
-          <w:highlight w:val="yellow"/>
-        </w:rPr>
-        <w:t xml:space="preserve">），抽 </w:t>
-      </w:r>
-      <w:r>
-        <w:rPr>
-          <w:rFonts w:hint="eastAsia"/>
-          <w:szCs w:val="21"/>
-          <w:highlight w:val="yellow"/>
-        </w:rPr>
-        <w:t>1</w:t>
-      </w:r>
-      <w:r>
-        <w:rPr>
-          <w:szCs w:val="21"/>
-          <w:highlight w:val="yellow"/>
-        </w:rPr>
-        <w:t xml:space="preserve"> 张</w:t>
-      </w:r>
-    </w:p>
-    <w:p>
-      <w:pPr>
-        <w:ind w:left="720"/>
-        <w:rPr>
-          <w:rFonts w:hint="eastAsia"/>
-          <w:szCs w:val="21"/>
-        </w:rPr>
-      </w:pPr>
-      <w:r>
-        <w:rPr>
-          <w:noProof/>
-          <w:szCs w:val="21"/>
-        </w:rPr>
-        <w:drawing>
-          <wp:inline distT="0" distB="0" distL="0" distR="0" wp14:anchorId="1912F001" wp14:editId="7C47400A">
-            <wp:extent cx="1121632" cy="852273"/>
-            <wp:effectExtent l="0" t="0" r="2540" b="5080"/>
-            <wp:docPr id="2141805319" name="图片 16"/>
-            <wp:cNvGraphicFramePr>
-              <a:graphicFrameLocks xmlns:a="http://schemas.openxmlformats.org/drawingml/2006/main" noChangeAspect="1"/>
-            </wp:cNvGraphicFramePr>
-            <a:graphic xmlns:a="http://schemas.openxmlformats.org/drawingml/2006/main">
-              <a:graphicData uri="http://schemas.openxmlformats.org/drawingml/2006/picture">
-                <pic:pic xmlns:pic="http://schemas.openxmlformats.org/drawingml/2006/picture">
-                  <pic:nvPicPr>
-                    <pic:cNvPr id="0" name="Picture 69"/>
-                    <pic:cNvPicPr>
-                      <a:picLocks noChangeAspect="1" noChangeArrowheads="1"/>
-                    </pic:cNvPicPr>
-                  </pic:nvPicPr>
-                  <pic:blipFill>
-                    <a:blip r:embed="rId34" cstate="print">
-                      <a:extLst>
-                        <a:ext uri="{28A0092B-C50C-407E-A947-70E740481C1C}">
-                          <a14:useLocalDpi xmlns:a14="http://schemas.microsoft.com/office/drawing/2010/main" val="0"/>
-                        </a:ext>
-                      </a:extLst>
-                    </a:blip>
-                    <a:srcRect/>
-                    <a:stretch>
-                      <a:fillRect/>
-                    </a:stretch>
-                  </pic:blipFill>
-                  <pic:spPr bwMode="auto">
-                    <a:xfrm>
-                      <a:off x="0" y="0"/>
-                      <a:ext cx="1152430" cy="875675"/>
-                    </a:xfrm>
-                    <a:prstGeom prst="rect">
-                      <a:avLst/>
-                    </a:prstGeom>
-                    <a:noFill/>
-                    <a:ln>
-                      <a:noFill/>
-                    </a:ln>
-                  </pic:spPr>
-                </pic:pic>
-              </a:graphicData>
-            </a:graphic>
-          </wp:inline>
-        </w:drawing>
-      </w:r>
-    </w:p>
-    <w:p>
-      <w:pPr>
-        <w:numPr>
-          <w:ilvl w:val="0"/>
-          <w:numId w:val="18"/>
-        </w:numPr>
-        <w:rPr>
-          <w:rFonts w:hint="eastAsia"/>
-          <w:szCs w:val="21"/>
-          <w:highlight w:val="yellow"/>
-        </w:rPr>
-      </w:pPr>
-      <w:r>
-        <w:rPr>
-          <w:szCs w:val="21"/>
-          <w:highlight w:val="yellow"/>
-        </w:rPr>
-        <w:t>目标选择：1 费，单体 2 层易伤（升级 3）</w:t>
-      </w:r>
-    </w:p>
-    <w:p>
-      <w:pPr>
-        <w:ind w:left="720"/>
-        <w:rPr>
-          <w:rFonts w:hint="eastAsia"/>
-          <w:szCs w:val="21"/>
-          <w:highlight w:val="yellow"/>
-        </w:rPr>
-      </w:pPr>
-      <w:r>
-        <w:rPr>
-          <w:noProof/>
-          <w:szCs w:val="21"/>
-          <w:highlight w:val="yellow"/>
-        </w:rPr>
-        <w:lastRenderedPageBreak/>
-        <w:drawing>
-          <wp:inline distT="0" distB="0" distL="0" distR="0" wp14:anchorId="7A8ABF5A" wp14:editId="2393596C">
-            <wp:extent cx="1159640" cy="880648"/>
-            <wp:effectExtent l="0" t="0" r="2540" b="0"/>
-            <wp:docPr id="545808780" name="图片 22"/>
-            <wp:cNvGraphicFramePr>
-              <a:graphicFrameLocks xmlns:a="http://schemas.openxmlformats.org/drawingml/2006/main" noChangeAspect="1"/>
-            </wp:cNvGraphicFramePr>
-            <a:graphic xmlns:a="http://schemas.openxmlformats.org/drawingml/2006/main">
-              <a:graphicData uri="http://schemas.openxmlformats.org/drawingml/2006/picture">
-                <pic:pic xmlns:pic="http://schemas.openxmlformats.org/drawingml/2006/picture">
-                  <pic:nvPicPr>
-                    <pic:cNvPr id="0" name="Picture 75"/>
-                    <pic:cNvPicPr>
-                      <a:picLocks noChangeAspect="1" noChangeArrowheads="1"/>
-                    </pic:cNvPicPr>
-                  </pic:nvPicPr>
-                  <pic:blipFill>
-                    <a:blip r:embed="rId35" cstate="print">
-                      <a:extLst>
-                        <a:ext uri="{28A0092B-C50C-407E-A947-70E740481C1C}">
-                          <a14:useLocalDpi xmlns:a14="http://schemas.microsoft.com/office/drawing/2010/main" val="0"/>
-                        </a:ext>
-                      </a:extLst>
-                    </a:blip>
-                    <a:srcRect/>
-                    <a:stretch>
-                      <a:fillRect/>
-                    </a:stretch>
-                  </pic:blipFill>
-                  <pic:spPr bwMode="auto">
-                    <a:xfrm>
-                      <a:off x="0" y="0"/>
-                      <a:ext cx="1176349" cy="893337"/>
-                    </a:xfrm>
-                    <a:prstGeom prst="rect">
-                      <a:avLst/>
-                    </a:prstGeom>
-                    <a:noFill/>
-                    <a:ln>
-                      <a:noFill/>
-                    </a:ln>
-                  </pic:spPr>
-                </pic:pic>
-              </a:graphicData>
-            </a:graphic>
-          </wp:inline>
-        </w:drawing>
-      </w:r>
-    </w:p>
-    <w:p>
-      <w:pPr>
-        <w:numPr>
-          <w:ilvl w:val="0"/>
-          <w:numId w:val="18"/>
-        </w:numPr>
-        <w:rPr>
-          <w:rFonts w:hint="eastAsia"/>
-          <w:szCs w:val="21"/>
-          <w:highlight w:val="yellow"/>
-        </w:rPr>
-      </w:pPr>
-      <w:r>
-        <w:rPr>
-          <w:szCs w:val="21"/>
-          <w:highlight w:val="yellow"/>
-        </w:rPr>
-        <w:t>兼职：</w:t>
-      </w:r>
-      <w:r>
-        <w:rPr>
-          <w:rFonts w:hint="eastAsia"/>
-          <w:szCs w:val="21"/>
-          <w:highlight w:val="yellow"/>
-        </w:rPr>
-        <w:t>0</w:t>
-      </w:r>
-      <w:r>
-        <w:rPr>
-          <w:szCs w:val="21"/>
-          <w:highlight w:val="yellow"/>
-        </w:rPr>
-        <w:t xml:space="preserve"> 费，</w:t>
-      </w:r>
-      <w:r>
-        <w:rPr>
-          <w:rFonts w:hint="eastAsia"/>
-          <w:szCs w:val="21"/>
-          <w:highlight w:val="yellow"/>
-        </w:rPr>
-        <w:t>获得</w:t>
-      </w:r>
-      <w:r>
-        <w:rPr>
-          <w:rFonts w:hint="eastAsia"/>
-          <w:szCs w:val="21"/>
-          <w:highlight w:val="yellow"/>
-        </w:rPr>
-        <w:t>3</w:t>
-      </w:r>
-      <w:r>
-        <w:rPr>
-          <w:rFonts w:hint="eastAsia"/>
-          <w:szCs w:val="21"/>
-          <w:highlight w:val="yellow"/>
-        </w:rPr>
-        <w:t>能量</w:t>
-      </w:r>
-      <w:r>
-        <w:rPr>
-          <w:szCs w:val="21"/>
-          <w:highlight w:val="yellow"/>
-        </w:rPr>
-        <w:t xml:space="preserve">（升级 </w:t>
-      </w:r>
-      <w:r>
-        <w:rPr>
-          <w:rFonts w:hint="eastAsia"/>
-          <w:szCs w:val="21"/>
-          <w:highlight w:val="yellow"/>
-        </w:rPr>
-        <w:t>4</w:t>
-      </w:r>
-      <w:r>
-        <w:rPr>
-          <w:szCs w:val="21"/>
-          <w:highlight w:val="yellow"/>
-        </w:rPr>
-        <w:t>），</w:t>
-      </w:r>
-      <w:r>
-        <w:rPr>
-          <w:rFonts w:hint="eastAsia"/>
-          <w:szCs w:val="21"/>
-          <w:highlight w:val="yellow"/>
-        </w:rPr>
-        <w:t>添加一张“劳累”到手牌中</w:t>
-      </w:r>
-    </w:p>
-    <w:p>
-      <w:pPr>
-        <w:ind w:left="720"/>
-        <w:rPr>
-          <w:rFonts w:hint="eastAsia"/>
-          <w:szCs w:val="21"/>
-        </w:rPr>
-      </w:pPr>
-      <w:r>
-        <w:rPr>
-          <w:noProof/>
-          <w:szCs w:val="21"/>
-        </w:rPr>
-        <w:drawing>
-          <wp:inline distT="0" distB="0" distL="0" distR="0" wp14:anchorId="05DBEE8D" wp14:editId="21668607">
-            <wp:extent cx="1108662" cy="842418"/>
-            <wp:effectExtent l="0" t="0" r="0" b="0"/>
-            <wp:docPr id="1520568191" name="图片 14"/>
-            <wp:cNvGraphicFramePr>
-              <a:graphicFrameLocks xmlns:a="http://schemas.openxmlformats.org/drawingml/2006/main" noChangeAspect="1"/>
-            </wp:cNvGraphicFramePr>
-            <a:graphic xmlns:a="http://schemas.openxmlformats.org/drawingml/2006/main">
-              <a:graphicData uri="http://schemas.openxmlformats.org/drawingml/2006/picture">
-                <pic:pic xmlns:pic="http://schemas.openxmlformats.org/drawingml/2006/picture">
-                  <pic:nvPicPr>
-                    <pic:cNvPr id="0" name="Picture 67"/>
-                    <pic:cNvPicPr>
-                      <a:picLocks noChangeAspect="1" noChangeArrowheads="1"/>
-                    </pic:cNvPicPr>
-                  </pic:nvPicPr>
-                  <pic:blipFill>
-                    <a:blip r:embed="rId36" cstate="print">
-                      <a:extLst>
-                        <a:ext uri="{28A0092B-C50C-407E-A947-70E740481C1C}">
-                          <a14:useLocalDpi xmlns:a14="http://schemas.microsoft.com/office/drawing/2010/main" val="0"/>
-                        </a:ext>
-                      </a:extLst>
-                    </a:blip>
-                    <a:srcRect/>
-                    <a:stretch>
-                      <a:fillRect/>
-                    </a:stretch>
-                  </pic:blipFill>
-                  <pic:spPr bwMode="auto">
-                    <a:xfrm>
-                      <a:off x="0" y="0"/>
-                      <a:ext cx="1124084" cy="854137"/>
-                    </a:xfrm>
-                    <a:prstGeom prst="rect">
-                      <a:avLst/>
-                    </a:prstGeom>
-                    <a:noFill/>
-                    <a:ln>
-                      <a:noFill/>
-                    </a:ln>
-                  </pic:spPr>
-                </pic:pic>
-              </a:graphicData>
-            </a:graphic>
-          </wp:inline>
-        </w:drawing>
-      </w:r>
-    </w:p>
-    <w:p>
-      <w:pPr>
-        <w:numPr>
-          <w:ilvl w:val="0"/>
-          <w:numId w:val="18"/>
-        </w:numPr>
-        <w:rPr>
-          <w:rFonts w:hint="eastAsia"/>
-          <w:szCs w:val="21"/>
-          <w:highlight w:val="yellow"/>
-        </w:rPr>
-      </w:pPr>
-      <w:r>
-        <w:rPr>
-          <w:szCs w:val="21"/>
-          <w:highlight w:val="yellow"/>
-        </w:rPr>
-        <w:t>小憩：</w:t>
-      </w:r>
-      <w:r>
-        <w:rPr>
-          <w:rFonts w:hint="eastAsia"/>
-          <w:szCs w:val="21"/>
-          <w:highlight w:val="yellow"/>
-        </w:rPr>
-        <w:t>2</w:t>
-      </w:r>
-      <w:r>
-        <w:rPr>
-          <w:szCs w:val="21"/>
-          <w:highlight w:val="yellow"/>
-        </w:rPr>
-        <w:t xml:space="preserve"> 费，</w:t>
-      </w:r>
-      <w:r>
-        <w:rPr>
-          <w:rFonts w:hint="eastAsia"/>
-          <w:szCs w:val="21"/>
-          <w:highlight w:val="yellow"/>
-        </w:rPr>
-        <w:t>获得13格挡，</w:t>
-      </w:r>
-      <w:r>
-        <w:rPr>
-          <w:rFonts w:hint="eastAsia"/>
-          <w:szCs w:val="21"/>
-          <w:highlight w:val="yellow"/>
-        </w:rPr>
-        <w:t>结束回合，下回合获得2力量</w:t>
-      </w:r>
-      <w:r>
-        <w:rPr>
-          <w:rFonts w:hint="eastAsia"/>
-          <w:szCs w:val="21"/>
-          <w:highlight w:val="yellow"/>
-        </w:rPr>
-        <w:t>和1点费用</w:t>
-      </w:r>
-      <w:r>
-        <w:rPr>
-          <w:rFonts w:hint="eastAsia"/>
-          <w:szCs w:val="21"/>
-          <w:highlight w:val="yellow"/>
-        </w:rPr>
-        <w:t>（升级</w:t>
-      </w:r>
-      <w:r>
-        <w:rPr>
-          <w:rFonts w:hint="eastAsia"/>
-          <w:szCs w:val="21"/>
-          <w:highlight w:val="yellow"/>
-        </w:rPr>
-        <w:t>1</w:t>
-      </w:r>
-      <w:r>
-        <w:rPr>
-          <w:rFonts w:hint="eastAsia"/>
-          <w:szCs w:val="21"/>
-          <w:highlight w:val="yellow"/>
-        </w:rPr>
-        <w:t>6格挡</w:t>
-      </w:r>
-      <w:r>
-        <w:rPr>
-          <w:rFonts w:hint="eastAsia"/>
-          <w:szCs w:val="21"/>
-          <w:highlight w:val="yellow"/>
-        </w:rPr>
-        <w:t>）</w:t>
-      </w:r>
-    </w:p>
-    <w:p>
-      <w:pPr>
-        <w:ind w:left="720"/>
-        <w:rPr>
-          <w:rFonts w:hint="eastAsia"/>
-          <w:szCs w:val="21"/>
-        </w:rPr>
-      </w:pPr>
-      <w:r>
-        <w:rPr>
-          <w:noProof/>
-          <w:szCs w:val="21"/>
-        </w:rPr>
-        <w:drawing>
-          <wp:inline distT="0" distB="0" distL="0" distR="0" wp14:anchorId="0B7BA068" wp14:editId="55F08511">
-            <wp:extent cx="1301908" cy="989256"/>
-            <wp:effectExtent l="0" t="0" r="0" b="1905"/>
-            <wp:docPr id="1663080081" name="图片 29"/>
-            <wp:cNvGraphicFramePr>
-              <a:graphicFrameLocks xmlns:a="http://schemas.openxmlformats.org/drawingml/2006/main" noChangeAspect="1"/>
-            </wp:cNvGraphicFramePr>
-            <a:graphic xmlns:a="http://schemas.openxmlformats.org/drawingml/2006/main">
-              <a:graphicData uri="http://schemas.openxmlformats.org/drawingml/2006/picture">
-                <pic:pic xmlns:pic="http://schemas.openxmlformats.org/drawingml/2006/picture">
-                  <pic:nvPicPr>
-                    <pic:cNvPr id="0" name="Picture 86"/>
-                    <pic:cNvPicPr>
-                      <a:picLocks noChangeAspect="1" noChangeArrowheads="1"/>
-                    </pic:cNvPicPr>
-                  </pic:nvPicPr>
-                  <pic:blipFill>
-                    <a:blip r:embed="rId37" cstate="print">
-                      <a:extLst>
-                        <a:ext uri="{28A0092B-C50C-407E-A947-70E740481C1C}">
-                          <a14:useLocalDpi xmlns:a14="http://schemas.microsoft.com/office/drawing/2010/main" val="0"/>
-                        </a:ext>
-                      </a:extLst>
-                    </a:blip>
-                    <a:srcRect/>
-                    <a:stretch>
-                      <a:fillRect/>
-                    </a:stretch>
-                  </pic:blipFill>
-                  <pic:spPr bwMode="auto">
-                    <a:xfrm>
-                      <a:off x="0" y="0"/>
-                      <a:ext cx="1317022" cy="1000741"/>
-                    </a:xfrm>
-                    <a:prstGeom prst="rect">
-                      <a:avLst/>
-                    </a:prstGeom>
-                    <a:noFill/>
-                    <a:ln>
-                      <a:noFill/>
-                    </a:ln>
-                  </pic:spPr>
-                </pic:pic>
-              </a:graphicData>
-            </a:graphic>
-          </wp:inline>
-        </w:drawing>
-      </w:r>
-    </w:p>
-    <w:p>
-      <w:pPr>
-        <w:numPr>
-          <w:ilvl w:val="0"/>
-          <w:numId w:val="18"/>
-        </w:numPr>
-        <w:rPr>
-          <w:rFonts w:hint="eastAsia"/>
-          <w:szCs w:val="21"/>
-          <w:highlight w:val="yellow"/>
-        </w:rPr>
-      </w:pPr>
-      <w:r>
-        <w:rPr>
-          <w:rFonts w:hint="eastAsia"/>
-          <w:szCs w:val="21"/>
-          <w:highlight w:val="yellow"/>
-        </w:rPr>
-        <w:t>偷跑开始</w:t>
-      </w:r>
-      <w:r>
-        <w:rPr>
-          <w:szCs w:val="21"/>
-          <w:highlight w:val="yellow"/>
-        </w:rPr>
-        <w:t xml:space="preserve">：1 费，抽 2 </w:t>
-      </w:r>
-      <w:r>
-        <w:rPr>
-          <w:rFonts w:hint="eastAsia"/>
-          <w:szCs w:val="21"/>
-          <w:highlight w:val="yellow"/>
-        </w:rPr>
-        <w:t>消耗</w:t>
-      </w:r>
-      <w:r>
-        <w:rPr>
-          <w:szCs w:val="21"/>
-          <w:highlight w:val="yellow"/>
-        </w:rPr>
-        <w:t xml:space="preserve"> 1</w:t>
-      </w:r>
-      <w:r>
-        <w:rPr>
-          <w:rFonts w:hint="eastAsia"/>
-          <w:szCs w:val="21"/>
-          <w:highlight w:val="yellow"/>
-        </w:rPr>
-        <w:t>（升级抽3</w:t>
-      </w:r>
-      <w:r>
-        <w:rPr>
-          <w:rFonts w:hint="eastAsia"/>
-          <w:szCs w:val="21"/>
-          <w:highlight w:val="yellow"/>
-        </w:rPr>
-        <w:t>消耗</w:t>
-      </w:r>
-      <w:r>
-        <w:rPr>
-          <w:rFonts w:hint="eastAsia"/>
-          <w:szCs w:val="21"/>
-          <w:highlight w:val="yellow"/>
-        </w:rPr>
-        <w:t>1</w:t>
-      </w:r>
-      <w:r>
-        <w:rPr>
-          <w:rFonts w:hint="eastAsia"/>
-          <w:szCs w:val="21"/>
-          <w:highlight w:val="yellow"/>
-        </w:rPr>
-        <w:t>），获得1层师生羁绊</w:t>
-      </w:r>
-      <w:r>
-        <w:rPr>
-          <w:rFonts w:hint="eastAsia"/>
-          <w:szCs w:val="21"/>
-          <w:highlight w:val="yellow"/>
-        </w:rPr>
-        <w:t>（升级2层）</w:t>
-      </w:r>
-    </w:p>
-    <w:p>
-      <w:pPr>
-        <w:ind w:left="720"/>
-        <w:rPr>
-          <w:rFonts w:hint="eastAsia"/>
-          <w:szCs w:val="21"/>
-        </w:rPr>
-      </w:pPr>
-      <w:r>
-        <w:rPr>
-          <w:noProof/>
-          <w:szCs w:val="21"/>
-        </w:rPr>
-        <w:drawing>
-          <wp:inline distT="0" distB="0" distL="0" distR="0" wp14:anchorId="7093FA70" wp14:editId="383149FF">
-            <wp:extent cx="1320283" cy="1003218"/>
-            <wp:effectExtent l="0" t="0" r="0" b="6985"/>
-            <wp:docPr id="1836996637" name="图片 30"/>
-            <wp:cNvGraphicFramePr>
-              <a:graphicFrameLocks xmlns:a="http://schemas.openxmlformats.org/drawingml/2006/main" noChangeAspect="1"/>
-            </wp:cNvGraphicFramePr>
-            <a:graphic xmlns:a="http://schemas.openxmlformats.org/drawingml/2006/main">
-              <a:graphicData uri="http://schemas.openxmlformats.org/drawingml/2006/picture">
-                <pic:pic xmlns:pic="http://schemas.openxmlformats.org/drawingml/2006/picture">
-                  <pic:nvPicPr>
-                    <pic:cNvPr id="0" name="Picture 87"/>
-                    <pic:cNvPicPr>
-                      <a:picLocks noChangeAspect="1" noChangeArrowheads="1"/>
-                    </pic:cNvPicPr>
-                  </pic:nvPicPr>
-                  <pic:blipFill>
-                    <a:blip r:embed="rId38" cstate="print">
-                      <a:extLst>
-                        <a:ext uri="{28A0092B-C50C-407E-A947-70E740481C1C}">
-                          <a14:useLocalDpi xmlns:a14="http://schemas.microsoft.com/office/drawing/2010/main" val="0"/>
-                        </a:ext>
-                      </a:extLst>
-                    </a:blip>
-                    <a:srcRect/>
-                    <a:stretch>
-                      <a:fillRect/>
-                    </a:stretch>
-                  </pic:blipFill>
-                  <pic:spPr bwMode="auto">
-                    <a:xfrm>
-                      <a:off x="0" y="0"/>
-                      <a:ext cx="1334207" cy="1013798"/>
-                    </a:xfrm>
-                    <a:prstGeom prst="rect">
-                      <a:avLst/>
-                    </a:prstGeom>
-                    <a:noFill/>
-                    <a:ln>
-                      <a:noFill/>
-                    </a:ln>
-                  </pic:spPr>
-                </pic:pic>
-              </a:graphicData>
-            </a:graphic>
-          </wp:inline>
-        </w:drawing>
-      </w:r>
-    </w:p>
-    <w:p>
-      <w:pPr>
-        <w:numPr>
-          <w:ilvl w:val="0"/>
-          <w:numId w:val="18"/>
-        </w:numPr>
-        <w:rPr>
-          <w:rFonts w:hint="eastAsia"/>
-          <w:szCs w:val="21"/>
-          <w:highlight w:val="yellow"/>
-        </w:rPr>
-      </w:pPr>
-      <w:r>
-        <w:rPr>
-          <w:szCs w:val="21"/>
-          <w:highlight w:val="yellow"/>
-        </w:rPr>
-        <w:t>主张所有权：</w:t>
-      </w:r>
-      <w:r>
-        <w:rPr>
-          <w:rFonts w:hint="eastAsia"/>
-          <w:szCs w:val="21"/>
-          <w:highlight w:val="yellow"/>
-        </w:rPr>
-        <w:t xml:space="preserve">1 </w:t>
-      </w:r>
-      <w:r>
-        <w:rPr>
-          <w:szCs w:val="21"/>
-          <w:highlight w:val="yellow"/>
-        </w:rPr>
-        <w:t>费，</w:t>
-      </w:r>
-      <w:r>
-        <w:rPr>
-          <w:rFonts w:hint="eastAsia"/>
-          <w:szCs w:val="21"/>
-          <w:highlight w:val="yellow"/>
-        </w:rPr>
-        <w:t>获得</w:t>
-      </w:r>
-      <w:r>
-        <w:rPr>
-          <w:rFonts w:hint="eastAsia"/>
-          <w:szCs w:val="21"/>
-          <w:highlight w:val="yellow"/>
-        </w:rPr>
-        <w:t>2</w:t>
-      </w:r>
-      <w:r>
-        <w:rPr>
-          <w:rFonts w:hint="eastAsia"/>
-          <w:szCs w:val="21"/>
-          <w:highlight w:val="yellow"/>
-        </w:rPr>
-        <w:t>层师生羁绊</w:t>
-      </w:r>
-      <w:r>
-        <w:rPr>
-          <w:szCs w:val="21"/>
-          <w:highlight w:val="yellow"/>
-        </w:rPr>
-        <w:t>，消耗</w:t>
-      </w:r>
-      <w:r>
-        <w:rPr>
-          <w:rFonts w:hint="eastAsia"/>
-          <w:szCs w:val="21"/>
-          <w:highlight w:val="yellow"/>
-        </w:rPr>
-        <w:t>（升级3层）</w:t>
-      </w:r>
-    </w:p>
-    <w:p>
-      <w:pPr>
-        <w:ind w:left="720"/>
-        <w:rPr>
-          <w:rFonts w:hint="eastAsia"/>
-          <w:szCs w:val="21"/>
-        </w:rPr>
-      </w:pPr>
-      <w:r>
-        <w:rPr>
-          <w:noProof/>
-          <w:szCs w:val="21"/>
-        </w:rPr>
-        <w:drawing>
-          <wp:inline distT="0" distB="0" distL="0" distR="0" wp14:anchorId="301B05EA" wp14:editId="4E0B539C">
-            <wp:extent cx="1202340" cy="913599"/>
-            <wp:effectExtent l="0" t="0" r="0" b="1270"/>
-            <wp:docPr id="782723122" name="图片 23"/>
-            <wp:cNvGraphicFramePr>
-              <a:graphicFrameLocks xmlns:a="http://schemas.openxmlformats.org/drawingml/2006/main" noChangeAspect="1"/>
-            </wp:cNvGraphicFramePr>
-            <a:graphic xmlns:a="http://schemas.openxmlformats.org/drawingml/2006/main">
-              <a:graphicData uri="http://schemas.openxmlformats.org/drawingml/2006/picture">
-                <pic:pic xmlns:pic="http://schemas.openxmlformats.org/drawingml/2006/picture">
-                  <pic:nvPicPr>
-                    <pic:cNvPr id="0" name="Picture 76"/>
-                    <pic:cNvPicPr>
-                      <a:picLocks noChangeAspect="1" noChangeArrowheads="1"/>
-                    </pic:cNvPicPr>
-                  </pic:nvPicPr>
-                  <pic:blipFill>
-                    <a:blip r:embed="rId39" cstate="print">
-                      <a:extLst>
-                        <a:ext uri="{28A0092B-C50C-407E-A947-70E740481C1C}">
-                          <a14:useLocalDpi xmlns:a14="http://schemas.microsoft.com/office/drawing/2010/main" val="0"/>
-                        </a:ext>
-                      </a:extLst>
-                    </a:blip>
-                    <a:srcRect/>
-                    <a:stretch>
-                      <a:fillRect/>
-                    </a:stretch>
-                  </pic:blipFill>
-                  <pic:spPr bwMode="auto">
-                    <a:xfrm>
-                      <a:off x="0" y="0"/>
-                      <a:ext cx="1216994" cy="924734"/>
-                    </a:xfrm>
-                    <a:prstGeom prst="rect">
-                      <a:avLst/>
-                    </a:prstGeom>
-                    <a:noFill/>
-                    <a:ln>
-                      <a:noFill/>
-                    </a:ln>
-                  </pic:spPr>
-                </pic:pic>
-              </a:graphicData>
-            </a:graphic>
-          </wp:inline>
-        </w:drawing>
-      </w:r>
-    </w:p>
-    <w:p>
-      <w:pPr>
-        <w:numPr>
-          <w:ilvl w:val="0"/>
-          <w:numId w:val="18"/>
-        </w:numPr>
-        <w:rPr>
-          <w:rFonts w:hint="eastAsia"/>
-          <w:szCs w:val="21"/>
-          <w:highlight w:val="yellow"/>
-        </w:rPr>
-      </w:pPr>
-      <w:r>
-        <w:rPr>
-          <w:szCs w:val="21"/>
-          <w:highlight w:val="yellow"/>
-        </w:rPr>
-        <w:t>无人机校准：1 费，立即</w:t>
-      </w:r>
-      <w:r>
-        <w:rPr>
-          <w:rFonts w:hint="eastAsia"/>
-          <w:szCs w:val="21"/>
-          <w:highlight w:val="yellow"/>
-        </w:rPr>
-        <w:t>对一名目标</w:t>
-      </w:r>
-      <w:r>
-        <w:rPr>
-          <w:szCs w:val="21"/>
-          <w:highlight w:val="yellow"/>
-        </w:rPr>
-        <w:t>触发闪光无人机被动</w:t>
-      </w:r>
-      <w:r>
-        <w:rPr>
-          <w:rFonts w:hint="eastAsia"/>
-          <w:szCs w:val="21"/>
-          <w:highlight w:val="yellow"/>
-        </w:rPr>
-        <w:t>3次</w:t>
-      </w:r>
-    </w:p>
-    <w:p>
-      <w:pPr>
-        <w:ind w:left="720"/>
-        <w:rPr>
-          <w:rFonts w:hint="eastAsia"/>
-          <w:szCs w:val="21"/>
-        </w:rPr>
-      </w:pPr>
-      <w:r>
-        <w:rPr>
-          <w:noProof/>
-          <w:szCs w:val="21"/>
-        </w:rPr>
-        <w:drawing>
-          <wp:inline distT="0" distB="0" distL="0" distR="0" wp14:anchorId="56B07AB2" wp14:editId="62F61533">
-            <wp:extent cx="1550703" cy="1179554"/>
-            <wp:effectExtent l="0" t="0" r="0" b="1905"/>
-            <wp:docPr id="1404260452" name="图片 37"/>
-            <wp:cNvGraphicFramePr>
-              <a:graphicFrameLocks xmlns:a="http://schemas.openxmlformats.org/drawingml/2006/main" noChangeAspect="1"/>
-            </wp:cNvGraphicFramePr>
-            <a:graphic xmlns:a="http://schemas.openxmlformats.org/drawingml/2006/main">
-              <a:graphicData uri="http://schemas.openxmlformats.org/drawingml/2006/picture">
-                <pic:pic xmlns:pic="http://schemas.openxmlformats.org/drawingml/2006/picture">
-                  <pic:nvPicPr>
-                    <pic:cNvPr id="0" name="Picture 94"/>
-                    <pic:cNvPicPr>
-                      <a:picLocks noChangeAspect="1" noChangeArrowheads="1"/>
-                    </pic:cNvPicPr>
-                  </pic:nvPicPr>
-                  <pic:blipFill>
-                    <a:blip r:embed="rId40" cstate="print">
-                      <a:extLst>
-                        <a:ext uri="{28A0092B-C50C-407E-A947-70E740481C1C}">
-                          <a14:useLocalDpi xmlns:a14="http://schemas.microsoft.com/office/drawing/2010/main" val="0"/>
-                        </a:ext>
-                      </a:extLst>
-                    </a:blip>
-                    <a:srcRect/>
-                    <a:stretch>
-                      <a:fillRect/>
-                    </a:stretch>
-                  </pic:blipFill>
-                  <pic:spPr bwMode="auto">
-                    <a:xfrm>
-                      <a:off x="0" y="0"/>
-                      <a:ext cx="1561684" cy="1187907"/>
-                    </a:xfrm>
-                    <a:prstGeom prst="rect">
-                      <a:avLst/>
-                    </a:prstGeom>
-                    <a:noFill/>
-                    <a:ln>
-                      <a:noFill/>
-                    </a:ln>
-                  </pic:spPr>
-                </pic:pic>
-              </a:graphicData>
-            </a:graphic>
-          </wp:inline>
-        </w:drawing>
-      </w:r>
-    </w:p>
-    <w:p>
-      <w:pPr>
-        <w:numPr>
-          <w:ilvl w:val="0"/>
-          <w:numId w:val="18"/>
-        </w:numPr>
-        <w:rPr>
-          <w:rFonts w:hint="eastAsia"/>
-          <w:szCs w:val="21"/>
-          <w:highlight w:val="yellow"/>
-        </w:rPr>
-      </w:pPr>
-      <w:r>
-        <w:rPr>
-          <w:rFonts w:hint="eastAsia"/>
-          <w:szCs w:val="21"/>
-          <w:highlight w:val="yellow"/>
-        </w:rPr>
-        <w:t>这份触摸，令人安心</w:t>
-      </w:r>
-      <w:r>
-        <w:rPr>
-          <w:rFonts w:hint="eastAsia"/>
-          <w:szCs w:val="21"/>
-          <w:highlight w:val="yellow"/>
-        </w:rPr>
-        <w:t>：</w:t>
-      </w:r>
-      <w:r>
-        <w:rPr>
-          <w:rFonts w:hint="eastAsia"/>
-          <w:szCs w:val="21"/>
-          <w:highlight w:val="yellow"/>
-        </w:rPr>
-        <w:t>2</w:t>
-      </w:r>
-      <w:r>
-        <w:rPr>
-          <w:rFonts w:hint="eastAsia"/>
-          <w:szCs w:val="21"/>
-          <w:highlight w:val="yellow"/>
-        </w:rPr>
-        <w:t>费，获得8点格挡</w:t>
-      </w:r>
-      <w:r>
-        <w:rPr>
-          <w:rFonts w:hint="eastAsia"/>
-          <w:szCs w:val="21"/>
-          <w:highlight w:val="yellow"/>
-        </w:rPr>
-        <w:t>（升级12点）</w:t>
-      </w:r>
-      <w:r>
-        <w:rPr>
-          <w:rFonts w:hint="eastAsia"/>
-          <w:szCs w:val="21"/>
-          <w:highlight w:val="yellow"/>
-        </w:rPr>
-        <w:t>，1层师生羁绊</w:t>
-      </w:r>
-      <w:r>
-        <w:rPr>
-          <w:rFonts w:hint="eastAsia"/>
-          <w:szCs w:val="21"/>
-          <w:highlight w:val="yellow"/>
-        </w:rPr>
-        <w:t>，下回合获得同等数值的格挡</w:t>
-      </w:r>
-    </w:p>
-    <w:p>
-      <w:pPr>
-        <w:ind w:left="720"/>
-        <w:rPr>
-          <w:rFonts w:hint="eastAsia"/>
-          <w:szCs w:val="21"/>
-        </w:rPr>
-      </w:pPr>
-      <w:r>
-        <w:rPr>
-          <w:rFonts w:hint="eastAsia"/>
-          <w:noProof/>
-          <w:szCs w:val="21"/>
-        </w:rPr>
-        <w:drawing>
-          <wp:inline distT="0" distB="0" distL="0" distR="0" wp14:anchorId="2C393D91" wp14:editId="1BBCDFDC">
-            <wp:extent cx="1521030" cy="1155756"/>
-            <wp:effectExtent l="0" t="0" r="3175" b="6350"/>
-            <wp:docPr id="1929494782" name="图片 31"/>
-            <wp:cNvGraphicFramePr>
-              <a:graphicFrameLocks xmlns:a="http://schemas.openxmlformats.org/drawingml/2006/main" noChangeAspect="1"/>
-            </wp:cNvGraphicFramePr>
-            <a:graphic xmlns:a="http://schemas.openxmlformats.org/drawingml/2006/main">
-              <a:graphicData uri="http://schemas.openxmlformats.org/drawingml/2006/picture">
-                <pic:pic xmlns:pic="http://schemas.openxmlformats.org/drawingml/2006/picture">
-                  <pic:nvPicPr>
-                    <pic:cNvPr id="0" name="Picture 88"/>
-                    <pic:cNvPicPr>
-                      <a:picLocks noChangeAspect="1" noChangeArrowheads="1"/>
-                    </pic:cNvPicPr>
-                  </pic:nvPicPr>
-                  <pic:blipFill>
-                    <a:blip r:embed="rId41" cstate="print">
-                      <a:extLst>
-                        <a:ext uri="{28A0092B-C50C-407E-A947-70E740481C1C}">
-                          <a14:useLocalDpi xmlns:a14="http://schemas.microsoft.com/office/drawing/2010/main" val="0"/>
-                        </a:ext>
-                      </a:extLst>
-                    </a:blip>
-                    <a:srcRect/>
-                    <a:stretch>
-                      <a:fillRect/>
-                    </a:stretch>
-                  </pic:blipFill>
-                  <pic:spPr bwMode="auto">
-                    <a:xfrm>
-                      <a:off x="0" y="0"/>
-                      <a:ext cx="1533621" cy="1165323"/>
-                    </a:xfrm>
-                    <a:prstGeom prst="rect">
-                      <a:avLst/>
-                    </a:prstGeom>
-                    <a:noFill/>
-                    <a:ln>
-                      <a:noFill/>
-                    </a:ln>
-                  </pic:spPr>
-                </pic:pic>
-              </a:graphicData>
-            </a:graphic>
-          </wp:inline>
-        </w:drawing>
-      </w:r>
-    </w:p>
-    <w:p>
-      <w:pPr>
-        <w:numPr>
-          <w:ilvl w:val="0"/>
-          <w:numId w:val="18"/>
-        </w:numPr>
-        <w:rPr>
-          <w:rFonts w:hint="eastAsia"/>
-          <w:szCs w:val="21"/>
-          <w:highlight w:val="yellow"/>
-        </w:rPr>
-      </w:pPr>
-      <w:bookmarkStart w:id="3" w:name="OLE_LINK6"/>
-      <w:r>
-        <w:rPr>
-          <w:rFonts w:hint="eastAsia"/>
-          <w:szCs w:val="21"/>
-          <w:highlight w:val="yellow"/>
-        </w:rPr>
-        <w:t>光明正大的偷看：</w:t>
-      </w:r>
-      <w:r>
-        <w:rPr>
-          <w:rFonts w:hint="eastAsia"/>
-          <w:szCs w:val="21"/>
-          <w:highlight w:val="yellow"/>
-        </w:rPr>
-        <w:t>0</w:t>
-      </w:r>
-      <w:r>
-        <w:rPr>
-          <w:rFonts w:hint="eastAsia"/>
-          <w:szCs w:val="21"/>
-          <w:highlight w:val="yellow"/>
-        </w:rPr>
-        <w:t>费，</w:t>
-      </w:r>
-      <w:r>
-        <w:rPr>
-          <w:rFonts w:hint="eastAsia"/>
-          <w:szCs w:val="21"/>
-          <w:highlight w:val="yellow"/>
-        </w:rPr>
-        <w:t>消耗1</w:t>
-      </w:r>
-      <w:r>
-        <w:rPr>
-          <w:rFonts w:hint="eastAsia"/>
-          <w:szCs w:val="21"/>
-          <w:highlight w:val="yellow"/>
-        </w:rPr>
-        <w:t>层师生羁绊，</w:t>
-      </w:r>
-      <w:r>
-        <w:rPr>
-          <w:rFonts w:hint="eastAsia"/>
-          <w:szCs w:val="21"/>
-          <w:highlight w:val="yellow"/>
-        </w:rPr>
-        <w:t>获得</w:t>
-      </w:r>
-      <w:r>
-        <w:rPr>
-          <w:rFonts w:hint="eastAsia"/>
-          <w:szCs w:val="21"/>
-          <w:highlight w:val="yellow"/>
-        </w:rPr>
-        <w:t>2</w:t>
-      </w:r>
-      <w:r>
-        <w:rPr>
-          <w:rFonts w:hint="eastAsia"/>
-          <w:szCs w:val="21"/>
-          <w:highlight w:val="yellow"/>
-        </w:rPr>
-        <w:t>点能量</w:t>
-      </w:r>
-      <w:bookmarkEnd w:id="3"/>
-    </w:p>
-    <w:p>
-      <w:pPr>
-        <w:ind w:left="720"/>
-        <w:rPr>
-          <w:rFonts w:hint="eastAsia"/>
-          <w:szCs w:val="21"/>
-        </w:rPr>
-      </w:pPr>
-      <w:r>
-        <w:rPr>
-          <w:noProof/>
-          <w:szCs w:val="21"/>
-        </w:rPr>
-        <w:lastRenderedPageBreak/>
-        <w:drawing>
-          <wp:inline distT="0" distB="0" distL="0" distR="0" wp14:anchorId="73628794" wp14:editId="25F8227E">
-            <wp:extent cx="1383527" cy="1051274"/>
-            <wp:effectExtent l="0" t="0" r="7620" b="0"/>
-            <wp:docPr id="659657506" name="图片 25"/>
-            <wp:cNvGraphicFramePr>
-              <a:graphicFrameLocks xmlns:a="http://schemas.openxmlformats.org/drawingml/2006/main" noChangeAspect="1"/>
-            </wp:cNvGraphicFramePr>
-            <a:graphic xmlns:a="http://schemas.openxmlformats.org/drawingml/2006/main">
-              <a:graphicData uri="http://schemas.openxmlformats.org/drawingml/2006/picture">
-                <pic:pic xmlns:pic="http://schemas.openxmlformats.org/drawingml/2006/picture">
-                  <pic:nvPicPr>
-                    <pic:cNvPr id="0" name="Picture 82"/>
-                    <pic:cNvPicPr>
-                      <a:picLocks noChangeAspect="1" noChangeArrowheads="1"/>
-                    </pic:cNvPicPr>
-                  </pic:nvPicPr>
-                  <pic:blipFill>
-                    <a:blip r:embed="rId42" cstate="print">
-                      <a:extLst>
-                        <a:ext uri="{28A0092B-C50C-407E-A947-70E740481C1C}">
-                          <a14:useLocalDpi xmlns:a14="http://schemas.microsoft.com/office/drawing/2010/main" val="0"/>
-                        </a:ext>
-                      </a:extLst>
-                    </a:blip>
-                    <a:srcRect/>
-                    <a:stretch>
-                      <a:fillRect/>
-                    </a:stretch>
-                  </pic:blipFill>
-                  <pic:spPr bwMode="auto">
-                    <a:xfrm>
-                      <a:off x="0" y="0"/>
-                      <a:ext cx="1411130" cy="1072248"/>
-                    </a:xfrm>
-                    <a:prstGeom prst="rect">
-                      <a:avLst/>
-                    </a:prstGeom>
-                    <a:noFill/>
-                    <a:ln>
-                      <a:noFill/>
-                    </a:ln>
-                  </pic:spPr>
-                </pic:pic>
-              </a:graphicData>
-            </a:graphic>
-          </wp:inline>
-        </w:drawing>
-      </w:r>
-    </w:p>
-    <w:p>
-      <w:pPr>
-        <w:numPr>
-          <w:ilvl w:val="0"/>
-          <w:numId w:val="18"/>
-        </w:numPr>
-        <w:rPr>
-          <w:rFonts w:hint="eastAsia"/>
-          <w:szCs w:val="21"/>
-          <w:highlight w:val="yellow"/>
-        </w:rPr>
-      </w:pPr>
-      <w:r>
-        <w:rPr>
-          <w:rFonts w:hint="eastAsia"/>
-          <w:szCs w:val="21"/>
-          <w:highlight w:val="yellow"/>
-        </w:rPr>
-        <w:t>轻装上阵：0费2星，获得1点能量（升级2点）</w:t>
-      </w:r>
-    </w:p>
-    <w:p>
-      <w:pPr>
-        <w:ind w:left="720"/>
-        <w:rPr>
-          <w:rFonts w:hint="eastAsia"/>
-          <w:szCs w:val="21"/>
-        </w:rPr>
-      </w:pPr>
-      <w:r>
-        <w:rPr>
-          <w:rFonts w:hint="eastAsia"/>
-          <w:noProof/>
-          <w:szCs w:val="21"/>
-        </w:rPr>
-        <w:drawing>
-          <wp:inline distT="0" distB="0" distL="0" distR="0" wp14:anchorId="5A707A8C" wp14:editId="08D69C6C">
-            <wp:extent cx="1517515" cy="1153688"/>
-            <wp:effectExtent l="0" t="0" r="6985" b="8890"/>
-            <wp:docPr id="1945145772" name="图片 3"/>
-            <wp:cNvGraphicFramePr>
-              <a:graphicFrameLocks xmlns:a="http://schemas.openxmlformats.org/drawingml/2006/main" noChangeAspect="1"/>
-            </wp:cNvGraphicFramePr>
-            <a:graphic xmlns:a="http://schemas.openxmlformats.org/drawingml/2006/main">
-              <a:graphicData uri="http://schemas.openxmlformats.org/drawingml/2006/picture">
-                <pic:pic xmlns:pic="http://schemas.openxmlformats.org/drawingml/2006/picture">
-                  <pic:nvPicPr>
-                    <pic:cNvPr id="0" name="Picture 7"/>
-                    <pic:cNvPicPr>
-                      <a:picLocks noChangeAspect="1" noChangeArrowheads="1"/>
-                    </pic:cNvPicPr>
-                  </pic:nvPicPr>
-                  <pic:blipFill>
-                    <a:blip r:embed="rId43" cstate="print">
-                      <a:extLst>
-                        <a:ext uri="{28A0092B-C50C-407E-A947-70E740481C1C}">
-                          <a14:useLocalDpi xmlns:a14="http://schemas.microsoft.com/office/drawing/2010/main" val="0"/>
-                        </a:ext>
-                      </a:extLst>
-                    </a:blip>
-                    <a:srcRect/>
-                    <a:stretch>
-                      <a:fillRect/>
-                    </a:stretch>
-                  </pic:blipFill>
-                  <pic:spPr bwMode="auto">
-                    <a:xfrm>
-                      <a:off x="0" y="0"/>
-                      <a:ext cx="1529371" cy="1162701"/>
-                    </a:xfrm>
-                    <a:prstGeom prst="rect">
-                      <a:avLst/>
-                    </a:prstGeom>
-                    <a:noFill/>
-                    <a:ln>
-                      <a:noFill/>
-                    </a:ln>
-                  </pic:spPr>
-                </pic:pic>
-              </a:graphicData>
-            </a:graphic>
-          </wp:inline>
-        </w:drawing>
-      </w:r>
-    </w:p>
-    <w:p>
-      <w:pPr>
-        <w:numPr>
-          <w:ilvl w:val="0"/>
-          <w:numId w:val="18"/>
-        </w:numPr>
-        <w:rPr>
-          <w:rFonts w:hint="eastAsia"/>
-          <w:szCs w:val="21"/>
-        </w:rPr>
-      </w:pPr>
-      <w:proofErr w:type="gramStart"/>
-      <w:r>
-        <w:rPr>
-          <w:szCs w:val="21"/>
-        </w:rPr>
-        <w:t>浪间牵念</w:t>
-      </w:r>
-      <w:proofErr w:type="gramEnd"/>
-      <w:r>
-        <w:rPr>
-          <w:rFonts w:hint="eastAsia"/>
-          <w:szCs w:val="21"/>
-        </w:rPr>
-        <w:t>：0费，消耗1层师生羁绊，抽2张牌</w:t>
-      </w:r>
-    </w:p>
-    <w:p>
-      <w:pPr>
-        <w:ind w:left="720"/>
-        <w:rPr>
-          <w:rFonts w:hint="eastAsia"/>
-          <w:szCs w:val="21"/>
-        </w:rPr>
-      </w:pPr>
-      <w:r>
-        <w:rPr>
-          <w:rFonts w:hint="eastAsia"/>
-          <w:noProof/>
-          <w:szCs w:val="21"/>
-        </w:rPr>
-        <w:drawing>
-          <wp:inline distT="0" distB="0" distL="0" distR="0" wp14:anchorId="657012E3" wp14:editId="52C7F1A4">
-            <wp:extent cx="1708534" cy="1296186"/>
-            <wp:effectExtent l="0" t="0" r="6350" b="0"/>
-            <wp:docPr id="1449564040" name="图片 25"/>
-            <wp:cNvGraphicFramePr>
-              <a:graphicFrameLocks xmlns:a="http://schemas.openxmlformats.org/drawingml/2006/main" noChangeAspect="1"/>
-            </wp:cNvGraphicFramePr>
-            <a:graphic xmlns:a="http://schemas.openxmlformats.org/drawingml/2006/main">
-              <a:graphicData uri="http://schemas.openxmlformats.org/drawingml/2006/picture">
-                <pic:pic xmlns:pic="http://schemas.openxmlformats.org/drawingml/2006/picture">
-                  <pic:nvPicPr>
-                    <pic:cNvPr id="0" name="Picture 29"/>
-                    <pic:cNvPicPr>
-                      <a:picLocks noChangeAspect="1" noChangeArrowheads="1"/>
-                    </pic:cNvPicPr>
-                  </pic:nvPicPr>
-                  <pic:blipFill>
-                    <a:blip r:embed="rId44" cstate="print">
-                      <a:extLst>
-                        <a:ext uri="{28A0092B-C50C-407E-A947-70E740481C1C}">
-                          <a14:useLocalDpi xmlns:a14="http://schemas.microsoft.com/office/drawing/2010/main" val="0"/>
-                        </a:ext>
-                      </a:extLst>
-                    </a:blip>
-                    <a:srcRect/>
-                    <a:stretch>
-                      <a:fillRect/>
-                    </a:stretch>
-                  </pic:blipFill>
-                  <pic:spPr bwMode="auto">
-                    <a:xfrm>
-                      <a:off x="0" y="0"/>
-                      <a:ext cx="1722573" cy="1306837"/>
-                    </a:xfrm>
-                    <a:prstGeom prst="rect">
-                      <a:avLst/>
-                    </a:prstGeom>
-                    <a:noFill/>
-                    <a:ln>
-                      <a:noFill/>
-                    </a:ln>
-                  </pic:spPr>
-                </pic:pic>
-              </a:graphicData>
-            </a:graphic>
-          </wp:inline>
-        </w:drawing>
-      </w:r>
+        </w:rPr>
+      </w:pPr>
     </w:p>
     <w:p>
       <w:pPr>
@@ -6005,7 +6043,7 @@
           <w:highlight w:val="yellow"/>
         </w:rPr>
       </w:pPr>
-      <w:bookmarkStart w:id="4" w:name="OLE_LINK16"/>
+      <w:bookmarkStart w:id="5" w:name="OLE_LINK16"/>
       <w:r>
         <w:rPr>
           <w:rFonts w:hint="eastAsia"/>
@@ -6023,7 +6061,7 @@
         <w:t>（升级固有）</w:t>
       </w:r>
     </w:p>
-    <w:bookmarkEnd w:id="4"/>
+    <w:bookmarkEnd w:id="5"/>
     <w:p>
       <w:pPr>
         <w:ind w:left="720"/>
@@ -6197,12 +6235,14 @@
         <w:rPr>
           <w:rFonts w:hint="eastAsia"/>
           <w:szCs w:val="21"/>
-        </w:rPr>
-      </w:pPr>
-      <w:r>
-        <w:rPr>
-          <w:rFonts w:hint="eastAsia"/>
-          <w:szCs w:val="21"/>
+          <w:highlight w:val="yellow"/>
+        </w:rPr>
+      </w:pPr>
+      <w:r>
+        <w:rPr>
+          <w:rFonts w:hint="eastAsia"/>
+          <w:szCs w:val="21"/>
+          <w:highlight w:val="yellow"/>
         </w:rPr>
         <w:t>温柔依赖症：1费（升级0费），每当获得“师生羁绊”时，获得1点能量</w:t>
       </w:r>
@@ -6281,12 +6321,14 @@
         <w:rPr>
           <w:rFonts w:hint="eastAsia"/>
           <w:szCs w:val="21"/>
-        </w:rPr>
-      </w:pPr>
-      <w:r>
-        <w:rPr>
-          <w:rFonts w:hint="eastAsia"/>
-          <w:szCs w:val="21"/>
+          <w:highlight w:val="yellow"/>
+        </w:rPr>
+      </w:pPr>
+      <w:r>
+        <w:rPr>
+          <w:rFonts w:hint="eastAsia"/>
+          <w:szCs w:val="21"/>
+          <w:highlight w:val="yellow"/>
         </w:rPr>
         <w:t>眼里闪着光的兔子：</w:t>
       </w:r>
@@ -6294,6 +6336,7 @@
         <w:rPr>
           <w:rFonts w:hint="eastAsia"/>
           <w:szCs w:val="21"/>
+          <w:highlight w:val="yellow"/>
         </w:rPr>
         <w:t>1费，升级每回合打出的第一张牌(升级则前两张)</w:t>
       </w:r>
@@ -6374,7 +6417,7 @@
           <w:highlight w:val="yellow"/>
         </w:rPr>
       </w:pPr>
-      <w:bookmarkStart w:id="5" w:name="OLE_LINK9"/>
+      <w:bookmarkStart w:id="6" w:name="OLE_LINK9"/>
       <w:r>
         <w:rPr>
           <w:szCs w:val="21"/>
@@ -6483,7 +6526,7 @@
         </w:drawing>
       </w:r>
     </w:p>
-    <w:bookmarkEnd w:id="5"/>
+    <w:bookmarkEnd w:id="6"/>
     <w:p>
       <w:pPr>
         <w:numPr>
@@ -6645,12 +6688,14 @@
         <w:rPr>
           <w:rFonts w:hint="eastAsia"/>
           <w:szCs w:val="21"/>
-        </w:rPr>
-      </w:pPr>
-      <w:r>
-        <w:rPr>
-          <w:rFonts w:hint="eastAsia"/>
-          <w:szCs w:val="21"/>
+          <w:highlight w:val="yellow"/>
+        </w:rPr>
+      </w:pPr>
+      <w:r>
+        <w:rPr>
+          <w:rFonts w:hint="eastAsia"/>
+          <w:szCs w:val="21"/>
+          <w:highlight w:val="yellow"/>
         </w:rPr>
         <w:t>We are Rabbits：0费，所有能力牌的费用-1（升级固有）</w:t>
       </w:r>
@@ -7611,12 +7656,15 @@
         <w:rPr>
           <w:rFonts w:hint="eastAsia"/>
           <w:szCs w:val="21"/>
-        </w:rPr>
-      </w:pPr>
-      <w:r>
-        <w:rPr>
-          <w:rFonts w:hint="eastAsia"/>
-          <w:szCs w:val="21"/>
+          <w:highlight w:val="yellow"/>
+        </w:rPr>
+      </w:pPr>
+      <w:bookmarkStart w:id="7" w:name="OLE_LINK3"/>
+      <w:r>
+        <w:rPr>
+          <w:rFonts w:hint="eastAsia"/>
+          <w:szCs w:val="21"/>
+          <w:highlight w:val="yellow"/>
         </w:rPr>
         <w:t>因你而存在的正义</w:t>
       </w:r>
@@ -7624,6 +7672,7 @@
         <w:rPr>
           <w:rFonts w:hint="eastAsia"/>
           <w:szCs w:val="21"/>
+          <w:highlight w:val="yellow"/>
         </w:rPr>
         <w:t>：0费，</w:t>
       </w:r>
@@ -7631,17 +7680,36 @@
         <w:rPr>
           <w:rFonts w:hint="eastAsia"/>
           <w:szCs w:val="21"/>
-        </w:rPr>
-        <w:t>若师生羁绊大于5点，则将抽到的状态牌转换为“SRT的正义”</w:t>
-      </w:r>
-      <w:r>
-        <w:rPr>
-          <w:rFonts w:hint="eastAsia"/>
-          <w:szCs w:val="21"/>
+          <w:highlight w:val="yellow"/>
+        </w:rPr>
+        <w:t>若</w:t>
+      </w:r>
+      <w:r>
+        <w:rPr>
+          <w:rFonts w:hint="eastAsia"/>
+          <w:szCs w:val="21"/>
+          <w:highlight w:val="yellow"/>
+        </w:rPr>
+        <w:t>回合开始时</w:t>
+      </w:r>
+      <w:r>
+        <w:rPr>
+          <w:rFonts w:hint="eastAsia"/>
+          <w:szCs w:val="21"/>
+          <w:highlight w:val="yellow"/>
+        </w:rPr>
+        <w:t>师生羁绊大于5点，则将抽到的状态牌转换为“SRT的正义”</w:t>
+      </w:r>
+      <w:r>
+        <w:rPr>
+          <w:rFonts w:hint="eastAsia"/>
+          <w:szCs w:val="21"/>
+          <w:highlight w:val="yellow"/>
         </w:rPr>
         <w:t>（升级固有）</w:t>
       </w:r>
     </w:p>
+    <w:bookmarkEnd w:id="7"/>
     <w:p>
       <w:pPr>
         <w:pStyle w:val="a9"/>
@@ -9074,11 +9142,13 @@
         </w:numPr>
         <w:rPr>
           <w:rFonts w:hint="eastAsia"/>
-        </w:rPr>
-      </w:pPr>
-      <w:r>
-        <w:rPr>
-          <w:szCs w:val="21"/>
+          <w:highlight w:val="yellow"/>
+        </w:rPr>
+      </w:pPr>
+      <w:r>
+        <w:rPr>
+          <w:szCs w:val="21"/>
+          <w:highlight w:val="yellow"/>
         </w:rPr>
         <w:t>双孔制退器：</w:t>
       </w:r>
@@ -9086,14 +9156,46 @@
         <w:rPr>
           <w:rFonts w:hint="eastAsia"/>
           <w:szCs w:val="21"/>
+          <w:highlight w:val="yellow"/>
         </w:rPr>
         <w:t>2</w:t>
       </w:r>
       <w:r>
         <w:rPr>
           <w:szCs w:val="21"/>
-        </w:rPr>
-        <w:t xml:space="preserve"> 费，下一张攻击牌免费，消耗【军备箱产出】</w:t>
+          <w:highlight w:val="yellow"/>
+        </w:rPr>
+        <w:t xml:space="preserve"> 费，</w:t>
+      </w:r>
+      <w:r>
+        <w:rPr>
+          <w:rFonts w:hint="eastAsia"/>
+          <w:szCs w:val="21"/>
+          <w:highlight w:val="yellow"/>
+        </w:rPr>
+        <w:t>配备，</w:t>
+      </w:r>
+      <w:r>
+        <w:rPr>
+          <w:szCs w:val="21"/>
+          <w:highlight w:val="yellow"/>
+        </w:rPr>
+        <w:t>下一张攻击牌免费</w:t>
+      </w:r>
+      <w:r>
+        <w:rPr>
+          <w:rFonts w:hint="eastAsia"/>
+          <w:szCs w:val="21"/>
+          <w:highlight w:val="yellow"/>
+        </w:rPr>
+        <w:t>（升级下两张）</w:t>
+      </w:r>
+      <w:r>
+        <w:rPr>
+          <w:szCs w:val="21"/>
+          <w:highlight w:val="yellow"/>
+        </w:rPr>
+        <w:t>，消耗【军备箱产出】</w:t>
       </w:r>
     </w:p>
     <w:p>
@@ -9252,7 +9354,7 @@
           <w:highlight w:val="yellow"/>
         </w:rPr>
       </w:pPr>
-      <w:bookmarkStart w:id="6" w:name="OLE_LINK14"/>
+      <w:bookmarkStart w:id="8" w:name="OLE_LINK14"/>
       <w:r>
         <w:rPr>
           <w:rFonts w:hint="eastAsia"/>
@@ -9267,7 +9369,7 @@
         </w:rPr>
         <w:t>1费，若回合结束时留在手牌中，则下回合失去2点能量。消耗</w:t>
       </w:r>
-      <w:bookmarkEnd w:id="6"/>
+      <w:bookmarkEnd w:id="8"/>
     </w:p>
     <w:p>
       <w:pPr>
@@ -9339,20 +9441,83 @@
           <w:numId w:val="23"/>
         </w:numPr>
         <w:rPr>
-          <w:rFonts w:hint="eastAsia"/>
-        </w:rPr>
-      </w:pPr>
-      <w:r>
-        <w:rPr>
-          <w:rFonts w:hint="eastAsia"/>
+          <w:highlight w:val="yellow"/>
+        </w:rPr>
+      </w:pPr>
+      <w:r>
+        <w:rPr>
+          <w:rFonts w:hint="eastAsia"/>
+          <w:highlight w:val="yellow"/>
         </w:rPr>
         <w:t>SRT的正义：0费，获得1点能量。抽1张牌</w:t>
       </w:r>
       <w:r>
         <w:rPr>
           <w:rFonts w:hint="eastAsia"/>
+          <w:highlight w:val="yellow"/>
         </w:rPr>
         <w:t>。消耗</w:t>
+      </w:r>
+    </w:p>
+    <w:p>
+      <w:pPr>
+        <w:ind w:left="720"/>
+        <w:rPr>
+          <w:rFonts w:hint="eastAsia"/>
+        </w:rPr>
+      </w:pPr>
+      <w:r>
+        <w:rPr>
+          <w:noProof/>
+        </w:rPr>
+        <w:drawing>
+          <wp:inline distT="0" distB="0" distL="0" distR="0" wp14:anchorId="294BB209" wp14:editId="4232FD00">
+            <wp:extent cx="1525270" cy="1159340"/>
+            <wp:effectExtent l="0" t="0" r="0" b="3175"/>
+            <wp:docPr id="392586944" name="图片 1"/>
+            <wp:cNvGraphicFramePr>
+              <a:graphicFrameLocks xmlns:a="http://schemas.openxmlformats.org/drawingml/2006/main" noChangeAspect="1"/>
+            </wp:cNvGraphicFramePr>
+            <a:graphic xmlns:a="http://schemas.openxmlformats.org/drawingml/2006/main">
+              <a:graphicData uri="http://schemas.openxmlformats.org/drawingml/2006/picture">
+                <pic:pic xmlns:pic="http://schemas.openxmlformats.org/drawingml/2006/picture">
+                  <pic:nvPicPr>
+                    <pic:cNvPr id="0" name="Picture 5"/>
+                    <pic:cNvPicPr>
+                      <a:picLocks noChangeAspect="1" noChangeArrowheads="1"/>
+                    </pic:cNvPicPr>
+                  </pic:nvPicPr>
+                  <pic:blipFill>
+                    <a:blip r:embed="rId83" cstate="print">
+                      <a:extLst>
+                        <a:ext uri="{28A0092B-C50C-407E-A947-70E740481C1C}">
+                          <a14:useLocalDpi xmlns:a14="http://schemas.microsoft.com/office/drawing/2010/main" val="0"/>
+                        </a:ext>
+                      </a:extLst>
+                    </a:blip>
+                    <a:srcRect/>
+                    <a:stretch>
+                      <a:fillRect/>
+                    </a:stretch>
+                  </pic:blipFill>
+                  <pic:spPr bwMode="auto">
+                    <a:xfrm>
+                      <a:off x="0" y="0"/>
+                      <a:ext cx="1540830" cy="1171167"/>
+                    </a:xfrm>
+                    <a:prstGeom prst="rect">
+                      <a:avLst/>
+                    </a:prstGeom>
+                    <a:noFill/>
+                    <a:ln>
+                      <a:noFill/>
+                    </a:ln>
+                  </pic:spPr>
+                </pic:pic>
+              </a:graphicData>
+            </a:graphic>
+          </wp:inline>
+        </w:drawing>
       </w:r>
     </w:p>
     <w:sectPr>
